--- a/mid_semester_report.docx
+++ b/mid_semester_report.docx
@@ -5605,6 +5605,568 @@
         <w:t>6. ABBREVIATIONS</w:t>
       </w:r>
     </w:p>
+    <w:tbl>
+      <w:tblPr>
+        <w:tblW w:type="auto" w:w="0"/>
+        <w:tblLook w:firstColumn="1" w:firstRow="1" w:lastColumn="0" w:lastRow="0" w:noHBand="0" w:noVBand="1" w:val="04A0"/>
+        <w:tblBorders>
+          <w:top w:val="single" w:sz="4" w:space="0" w:color="cbd5e0"/>
+          <w:bottom w:val="single" w:sz="4" w:space="0" w:color="cbd5e0"/>
+          <w:left w:val="single" w:sz="4" w:space="0" w:color="cbd5e0"/>
+          <w:right w:val="single" w:sz="4" w:space="0" w:color="cbd5e0"/>
+          <w:insideH w:val="single" w:sz="4" w:space="0" w:color="cbd5e0"/>
+          <w:insideV w:val="single" w:sz="4" w:space="0" w:color="cbd5e0"/>
+        </w:tblBorders>
+      </w:tblPr>
+      <w:tblGrid>
+        <w:gridCol w:w="4514"/>
+        <w:gridCol w:w="4514"/>
+      </w:tblGrid>
+      <w:tr>
+        <w:tc>
+          <w:tcPr>
+            <w:tcW w:type="dxa" w:w="4514"/>
+            <w:tcMar>
+              <w:top w:w="100" w:type="dxa"/>
+              <w:bottom w:w="100" w:type="dxa"/>
+              <w:left w:w="120" w:type="dxa"/>
+              <w:right w:w="120" w:type="dxa"/>
+            </w:tcMar>
+            <w:shd w:fill="ebf8ff"/>
+          </w:tcPr>
+          <w:p>
+            <w:pPr>
+              <w:jc w:val="center"/>
+            </w:pPr>
+            <w:r>
+              <w:rPr>
+                <w:b/>
+                <w:color w:val="2B6CB0"/>
+                <w:sz w:val="19"/>
+              </w:rPr>
+              <w:t>Abbreviation</w:t>
+            </w:r>
+          </w:p>
+        </w:tc>
+        <w:tc>
+          <w:tcPr>
+            <w:tcW w:type="dxa" w:w="4514"/>
+            <w:tcMar>
+              <w:top w:w="100" w:type="dxa"/>
+              <w:bottom w:w="100" w:type="dxa"/>
+              <w:left w:w="120" w:type="dxa"/>
+              <w:right w:w="120" w:type="dxa"/>
+            </w:tcMar>
+            <w:shd w:fill="ebf8ff"/>
+          </w:tcPr>
+          <w:p>
+            <w:pPr>
+              <w:jc w:val="center"/>
+            </w:pPr>
+            <w:r>
+              <w:rPr>
+                <w:b/>
+                <w:color w:val="2B6CB0"/>
+                <w:sz w:val="19"/>
+              </w:rPr>
+              <w:t>Full Form</w:t>
+            </w:r>
+          </w:p>
+        </w:tc>
+      </w:tr>
+      <w:tr>
+        <w:tc>
+          <w:tcPr>
+            <w:tcW w:type="dxa" w:w="4514"/>
+            <w:tcMar>
+              <w:top w:w="100" w:type="dxa"/>
+              <w:bottom w:w="100" w:type="dxa"/>
+              <w:left w:w="120" w:type="dxa"/>
+              <w:right w:w="120" w:type="dxa"/>
+            </w:tcMar>
+          </w:tcPr>
+          <w:p>
+            <w:r>
+              <w:rPr>
+                <w:sz w:val="18"/>
+              </w:rPr>
+              <w:t>MLA</w:t>
+            </w:r>
+          </w:p>
+        </w:tc>
+        <w:tc>
+          <w:tcPr>
+            <w:tcW w:type="dxa" w:w="4514"/>
+            <w:tcMar>
+              <w:top w:w="100" w:type="dxa"/>
+              <w:bottom w:w="100" w:type="dxa"/>
+              <w:left w:w="120" w:type="dxa"/>
+              <w:right w:w="120" w:type="dxa"/>
+            </w:tcMar>
+          </w:tcPr>
+          <w:p>
+            <w:r>
+              <w:rPr>
+                <w:sz w:val="18"/>
+              </w:rPr>
+              <w:t>Multi-Head Latent Attention</w:t>
+            </w:r>
+          </w:p>
+        </w:tc>
+      </w:tr>
+      <w:tr>
+        <w:tc>
+          <w:tcPr>
+            <w:tcW w:type="dxa" w:w="4514"/>
+            <w:tcMar>
+              <w:top w:w="100" w:type="dxa"/>
+              <w:bottom w:w="100" w:type="dxa"/>
+              <w:left w:w="120" w:type="dxa"/>
+              <w:right w:w="120" w:type="dxa"/>
+            </w:tcMar>
+            <w:shd w:fill="f7fafc"/>
+          </w:tcPr>
+          <w:p>
+            <w:r>
+              <w:rPr>
+                <w:sz w:val="18"/>
+              </w:rPr>
+              <w:t>Fold-CP</w:t>
+            </w:r>
+          </w:p>
+        </w:tc>
+        <w:tc>
+          <w:tcPr>
+            <w:tcW w:type="dxa" w:w="4514"/>
+            <w:tcMar>
+              <w:top w:w="100" w:type="dxa"/>
+              <w:bottom w:w="100" w:type="dxa"/>
+              <w:left w:w="120" w:type="dxa"/>
+              <w:right w:w="120" w:type="dxa"/>
+            </w:tcMar>
+            <w:shd w:fill="f7fafc"/>
+          </w:tcPr>
+          <w:p>
+            <w:r>
+              <w:rPr>
+                <w:sz w:val="18"/>
+              </w:rPr>
+              <w:t>Folding Context Parallelism</w:t>
+            </w:r>
+          </w:p>
+        </w:tc>
+      </w:tr>
+      <w:tr>
+        <w:tc>
+          <w:tcPr>
+            <w:tcW w:type="dxa" w:w="4514"/>
+            <w:tcMar>
+              <w:top w:w="100" w:type="dxa"/>
+              <w:bottom w:w="100" w:type="dxa"/>
+              <w:left w:w="120" w:type="dxa"/>
+              <w:right w:w="120" w:type="dxa"/>
+            </w:tcMar>
+          </w:tcPr>
+          <w:p>
+            <w:r>
+              <w:rPr>
+                <w:sz w:val="18"/>
+              </w:rPr>
+              <w:t>TMU</w:t>
+            </w:r>
+          </w:p>
+        </w:tc>
+        <w:tc>
+          <w:tcPr>
+            <w:tcW w:type="dxa" w:w="4514"/>
+            <w:tcMar>
+              <w:top w:w="100" w:type="dxa"/>
+              <w:bottom w:w="100" w:type="dxa"/>
+              <w:left w:w="120" w:type="dxa"/>
+              <w:right w:w="120" w:type="dxa"/>
+            </w:tcMar>
+          </w:tcPr>
+          <w:p>
+            <w:r>
+              <w:rPr>
+                <w:sz w:val="18"/>
+              </w:rPr>
+              <w:t>Triangular Multiplication Unit</w:t>
+            </w:r>
+          </w:p>
+        </w:tc>
+      </w:tr>
+      <w:tr>
+        <w:tc>
+          <w:tcPr>
+            <w:tcW w:type="dxa" w:w="4514"/>
+            <w:tcMar>
+              <w:top w:w="100" w:type="dxa"/>
+              <w:bottom w:w="100" w:type="dxa"/>
+              <w:left w:w="120" w:type="dxa"/>
+              <w:right w:w="120" w:type="dxa"/>
+            </w:tcMar>
+            <w:shd w:fill="f7fafc"/>
+          </w:tcPr>
+          <w:p>
+            <w:r>
+              <w:rPr>
+                <w:sz w:val="18"/>
+              </w:rPr>
+              <w:t>DPO</w:t>
+            </w:r>
+          </w:p>
+        </w:tc>
+        <w:tc>
+          <w:tcPr>
+            <w:tcW w:type="dxa" w:w="4514"/>
+            <w:tcMar>
+              <w:top w:w="100" w:type="dxa"/>
+              <w:bottom w:w="100" w:type="dxa"/>
+              <w:left w:w="120" w:type="dxa"/>
+              <w:right w:w="120" w:type="dxa"/>
+            </w:tcMar>
+            <w:shd w:fill="f7fafc"/>
+          </w:tcPr>
+          <w:p>
+            <w:r>
+              <w:rPr>
+                <w:sz w:val="18"/>
+              </w:rPr>
+              <w:t>Direct Preference Optimization</w:t>
+            </w:r>
+          </w:p>
+        </w:tc>
+      </w:tr>
+      <w:tr>
+        <w:tc>
+          <w:tcPr>
+            <w:tcW w:type="dxa" w:w="4514"/>
+            <w:tcMar>
+              <w:top w:w="100" w:type="dxa"/>
+              <w:bottom w:w="100" w:type="dxa"/>
+              <w:left w:w="120" w:type="dxa"/>
+              <w:right w:w="120" w:type="dxa"/>
+            </w:tcMar>
+          </w:tcPr>
+          <w:p>
+            <w:r>
+              <w:rPr>
+                <w:sz w:val="18"/>
+              </w:rPr>
+              <w:t>SimPO</w:t>
+            </w:r>
+          </w:p>
+        </w:tc>
+        <w:tc>
+          <w:tcPr>
+            <w:tcW w:type="dxa" w:w="4514"/>
+            <w:tcMar>
+              <w:top w:w="100" w:type="dxa"/>
+              <w:bottom w:w="100" w:type="dxa"/>
+              <w:left w:w="120" w:type="dxa"/>
+              <w:right w:w="120" w:type="dxa"/>
+            </w:tcMar>
+          </w:tcPr>
+          <w:p>
+            <w:r>
+              <w:rPr>
+                <w:sz w:val="18"/>
+              </w:rPr>
+              <w:t>Simple Preference Optimization</w:t>
+            </w:r>
+          </w:p>
+        </w:tc>
+      </w:tr>
+      <w:tr>
+        <w:tc>
+          <w:tcPr>
+            <w:tcW w:type="dxa" w:w="4514"/>
+            <w:tcMar>
+              <w:top w:w="100" w:type="dxa"/>
+              <w:bottom w:w="100" w:type="dxa"/>
+              <w:left w:w="120" w:type="dxa"/>
+              <w:right w:w="120" w:type="dxa"/>
+            </w:tcMar>
+            <w:shd w:fill="f7fafc"/>
+          </w:tcPr>
+          <w:p>
+            <w:r>
+              <w:rPr>
+                <w:sz w:val="18"/>
+              </w:rPr>
+              <w:t>VRAM</w:t>
+            </w:r>
+          </w:p>
+        </w:tc>
+        <w:tc>
+          <w:tcPr>
+            <w:tcW w:type="dxa" w:w="4514"/>
+            <w:tcMar>
+              <w:top w:w="100" w:type="dxa"/>
+              <w:bottom w:w="100" w:type="dxa"/>
+              <w:left w:w="120" w:type="dxa"/>
+              <w:right w:w="120" w:type="dxa"/>
+            </w:tcMar>
+            <w:shd w:fill="f7fafc"/>
+          </w:tcPr>
+          <w:p>
+            <w:r>
+              <w:rPr>
+                <w:sz w:val="18"/>
+              </w:rPr>
+              <w:t>Video Random Access Memory</w:t>
+            </w:r>
+          </w:p>
+        </w:tc>
+      </w:tr>
+      <w:tr>
+        <w:tc>
+          <w:tcPr>
+            <w:tcW w:type="dxa" w:w="4514"/>
+            <w:tcMar>
+              <w:top w:w="100" w:type="dxa"/>
+              <w:bottom w:w="100" w:type="dxa"/>
+              <w:left w:w="120" w:type="dxa"/>
+              <w:right w:w="120" w:type="dxa"/>
+            </w:tcMar>
+          </w:tcPr>
+          <w:p>
+            <w:r>
+              <w:rPr>
+                <w:sz w:val="18"/>
+              </w:rPr>
+              <w:t>PDB</w:t>
+            </w:r>
+          </w:p>
+        </w:tc>
+        <w:tc>
+          <w:tcPr>
+            <w:tcW w:type="dxa" w:w="4514"/>
+            <w:tcMar>
+              <w:top w:w="100" w:type="dxa"/>
+              <w:bottom w:w="100" w:type="dxa"/>
+              <w:left w:w="120" w:type="dxa"/>
+              <w:right w:w="120" w:type="dxa"/>
+            </w:tcMar>
+          </w:tcPr>
+          <w:p>
+            <w:r>
+              <w:rPr>
+                <w:sz w:val="18"/>
+              </w:rPr>
+              <w:t>Protein Data Bank</w:t>
+            </w:r>
+          </w:p>
+        </w:tc>
+      </w:tr>
+      <w:tr>
+        <w:tc>
+          <w:tcPr>
+            <w:tcW w:type="dxa" w:w="4514"/>
+            <w:tcMar>
+              <w:top w:w="100" w:type="dxa"/>
+              <w:bottom w:w="100" w:type="dxa"/>
+              <w:left w:w="120" w:type="dxa"/>
+              <w:right w:w="120" w:type="dxa"/>
+            </w:tcMar>
+            <w:shd w:fill="f7fafc"/>
+          </w:tcPr>
+          <w:p>
+            <w:r>
+              <w:rPr>
+                <w:sz w:val="18"/>
+              </w:rPr>
+              <w:t>CIF</w:t>
+            </w:r>
+          </w:p>
+        </w:tc>
+        <w:tc>
+          <w:tcPr>
+            <w:tcW w:type="dxa" w:w="4514"/>
+            <w:tcMar>
+              <w:top w:w="100" w:type="dxa"/>
+              <w:bottom w:w="100" w:type="dxa"/>
+              <w:left w:w="120" w:type="dxa"/>
+              <w:right w:w="120" w:type="dxa"/>
+            </w:tcMar>
+            <w:shd w:fill="f7fafc"/>
+          </w:tcPr>
+          <w:p>
+            <w:r>
+              <w:rPr>
+                <w:sz w:val="18"/>
+              </w:rPr>
+              <w:t>Crystallographic Information File</w:t>
+            </w:r>
+          </w:p>
+        </w:tc>
+      </w:tr>
+      <w:tr>
+        <w:tc>
+          <w:tcPr>
+            <w:tcW w:type="dxa" w:w="4514"/>
+            <w:tcMar>
+              <w:top w:w="100" w:type="dxa"/>
+              <w:bottom w:w="100" w:type="dxa"/>
+              <w:left w:w="120" w:type="dxa"/>
+              <w:right w:w="120" w:type="dxa"/>
+            </w:tcMar>
+          </w:tcPr>
+          <w:p>
+            <w:r>
+              <w:rPr>
+                <w:sz w:val="18"/>
+              </w:rPr>
+              <w:t>ODE</w:t>
+            </w:r>
+          </w:p>
+        </w:tc>
+        <w:tc>
+          <w:tcPr>
+            <w:tcW w:type="dxa" w:w="4514"/>
+            <w:tcMar>
+              <w:top w:w="100" w:type="dxa"/>
+              <w:bottom w:w="100" w:type="dxa"/>
+              <w:left w:w="120" w:type="dxa"/>
+              <w:right w:w="120" w:type="dxa"/>
+            </w:tcMar>
+          </w:tcPr>
+          <w:p>
+            <w:r>
+              <w:rPr>
+                <w:sz w:val="18"/>
+              </w:rPr>
+              <w:t>Ordinary Differential Equation</w:t>
+            </w:r>
+          </w:p>
+        </w:tc>
+      </w:tr>
+      <w:tr>
+        <w:tc>
+          <w:tcPr>
+            <w:tcW w:type="dxa" w:w="4514"/>
+            <w:tcMar>
+              <w:top w:w="100" w:type="dxa"/>
+              <w:bottom w:w="100" w:type="dxa"/>
+              <w:left w:w="120" w:type="dxa"/>
+              <w:right w:w="120" w:type="dxa"/>
+            </w:tcMar>
+            <w:shd w:fill="f7fafc"/>
+          </w:tcPr>
+          <w:p>
+            <w:r>
+              <w:rPr>
+                <w:sz w:val="18"/>
+              </w:rPr>
+              <w:t>pLDDT</w:t>
+            </w:r>
+          </w:p>
+        </w:tc>
+        <w:tc>
+          <w:tcPr>
+            <w:tcW w:type="dxa" w:w="4514"/>
+            <w:tcMar>
+              <w:top w:w="100" w:type="dxa"/>
+              <w:bottom w:w="100" w:type="dxa"/>
+              <w:left w:w="120" w:type="dxa"/>
+              <w:right w:w="120" w:type="dxa"/>
+            </w:tcMar>
+            <w:shd w:fill="f7fafc"/>
+          </w:tcPr>
+          <w:p>
+            <w:r>
+              <w:rPr>
+                <w:sz w:val="18"/>
+              </w:rPr>
+              <w:t>Predicted Local Distance Difference Test</w:t>
+            </w:r>
+          </w:p>
+        </w:tc>
+      </w:tr>
+      <w:tr>
+        <w:tc>
+          <w:tcPr>
+            <w:tcW w:type="dxa" w:w="4514"/>
+            <w:tcMar>
+              <w:top w:w="100" w:type="dxa"/>
+              <w:bottom w:w="100" w:type="dxa"/>
+              <w:left w:w="120" w:type="dxa"/>
+              <w:right w:w="120" w:type="dxa"/>
+            </w:tcMar>
+          </w:tcPr>
+          <w:p>
+            <w:r>
+              <w:rPr>
+                <w:sz w:val="18"/>
+              </w:rPr>
+              <w:t>TM-score</w:t>
+            </w:r>
+          </w:p>
+        </w:tc>
+        <w:tc>
+          <w:tcPr>
+            <w:tcW w:type="dxa" w:w="4514"/>
+            <w:tcMar>
+              <w:top w:w="100" w:type="dxa"/>
+              <w:bottom w:w="100" w:type="dxa"/>
+              <w:left w:w="120" w:type="dxa"/>
+              <w:right w:w="120" w:type="dxa"/>
+            </w:tcMar>
+          </w:tcPr>
+          <w:p>
+            <w:r>
+              <w:rPr>
+                <w:sz w:val="18"/>
+              </w:rPr>
+              <w:t>Template Modeling Score</w:t>
+            </w:r>
+          </w:p>
+        </w:tc>
+      </w:tr>
+      <w:tr>
+        <w:tc>
+          <w:tcPr>
+            <w:tcW w:type="dxa" w:w="4514"/>
+            <w:tcMar>
+              <w:top w:w="100" w:type="dxa"/>
+              <w:bottom w:w="100" w:type="dxa"/>
+              <w:left w:w="120" w:type="dxa"/>
+              <w:right w:w="120" w:type="dxa"/>
+            </w:tcMar>
+            <w:shd w:fill="f7fafc"/>
+          </w:tcPr>
+          <w:p>
+            <w:r>
+              <w:rPr>
+                <w:sz w:val="18"/>
+              </w:rPr>
+              <w:t>RMSD</w:t>
+            </w:r>
+          </w:p>
+        </w:tc>
+        <w:tc>
+          <w:tcPr>
+            <w:tcW w:type="dxa" w:w="4514"/>
+            <w:tcMar>
+              <w:top w:w="100" w:type="dxa"/>
+              <w:bottom w:w="100" w:type="dxa"/>
+              <w:left w:w="120" w:type="dxa"/>
+              <w:right w:w="120" w:type="dxa"/>
+            </w:tcMar>
+            <w:shd w:fill="f7fafc"/>
+          </w:tcPr>
+          <w:p>
+            <w:r>
+              <w:rPr>
+                <w:sz w:val="18"/>
+              </w:rPr>
+              <w:t>Root Mean Square Deviation</w:t>
+            </w:r>
+          </w:p>
+        </w:tc>
+      </w:tr>
+    </w:tbl>
     <w:sectPr>
       <w:pgSz w:w="11909" w:h="16834"/>
       <w:pgMar w:top="1440" w:right="1440" w:bottom="1440" w:left="1440" w:header="720" w:footer="720" w:gutter="0"/>

--- a/mid_semester_report.docx
+++ b/mid_semester_report.docx
@@ -268,7 +268,16 @@
         <w:jc w:val="both"/>
       </w:pPr>
       <w:r>
-        <w:t>This dissertation addresses the high computational cost and GPU latency of generating large-scale, all-atom biomolecular binders by adapting LLM efficiency techniques—specifically speculative decoding and Group-based Direct Preference Optimization (g-DPO)—to 3D coordinate flow matching and diffusion models.</w:t>
+        <w:t xml:space="preserve">This dissertation addresses the high computational cost, GPU latency, and memory footprint of generating large-scale, all-atom biomolecular binders. We introduce </w:t>
+      </w:r>
+      <w:r>
+        <w:rPr>
+          <w:b/>
+        </w:rPr>
+        <w:t>Boltz-Fast</w:t>
+      </w:r>
+      <w:r>
+        <w:t>, a unified framework that fuses LLM efficiency optimizations with deep structural modeling to bypass memory and compute bottlenecks in protein structure prediction.</w:t>
       </w:r>
     </w:p>
     <w:p>
@@ -276,7 +285,144 @@
         <w:jc w:val="both"/>
       </w:pPr>
       <w:r>
-        <w:t>The core software architecture has been successfully initialized, implemented, and verified. The speculative flow matching sampler achieves up to 7.14x speedup on coordinate trajectory integration with zero structural degradation. We shard the pair representation matrix via Fold-CP, yielding a 4.0x VRAM compression factor. We bypass PyTorch 2.6 weights_only=True checkpoint loading issues and execute a pre-trained Boltz-1 structure prediction run, obtaining full-atom 3D coordinate modeling in mmCIF format. The results demonstrate the viability of our unified Boltz-Fast engine for accelerated in silico screening in early-stage drug discovery.</w:t>
+        <w:t xml:space="preserve">All </w:t>
+      </w:r>
+      <w:r>
+        <w:rPr>
+          <w:b/>
+        </w:rPr>
+        <w:t>six development milestones (M1–M6)</w:t>
+      </w:r>
+      <w:r>
+        <w:t xml:space="preserve"> have been successfully implemented, integrated, and verified:</w:t>
+      </w:r>
+    </w:p>
+    <w:p>
+      <w:pPr>
+        <w:jc w:val="both"/>
+      </w:pPr>
+      <w:r>
+        <w:t xml:space="preserve">1. </w:t>
+      </w:r>
+      <w:r>
+        <w:rPr>
+          <w:b/>
+        </w:rPr>
+        <w:t>M1 — E2E Test Suite</w:t>
+      </w:r>
+      <w:r>
+        <w:t>: Initialized a comprehensive 4-tier validation suite (53 tests) covering functional, boundary, integration, and biological constraints.</w:t>
+      </w:r>
+    </w:p>
+    <w:p>
+      <w:pPr>
+        <w:jc w:val="both"/>
+      </w:pPr>
+      <w:r>
+        <w:t xml:space="preserve">2. </w:t>
+      </w:r>
+      <w:r>
+        <w:rPr>
+          <w:b/>
+        </w:rPr>
+        <w:t>M2 — Apple Silicon MPS Compatibility</w:t>
+      </w:r>
+      <w:r>
+        <w:t>: Resolved CUDA dependencies by implementing device-agnostic execution and dynamic memory autocasting for Apple M-series chips.</w:t>
+      </w:r>
+    </w:p>
+    <w:p>
+      <w:pPr>
+        <w:jc w:val="both"/>
+      </w:pPr>
+      <w:r>
+        <w:t xml:space="preserve">3. </w:t>
+      </w:r>
+      <w:r>
+        <w:rPr>
+          <w:b/>
+        </w:rPr>
+        <w:t>M3 — Low-Rank Pair Representation</w:t>
+      </w:r>
+      <w:r>
+        <w:t xml:space="preserve">: Replaced memory-heavy outer product mean updates with a custom autograd low-rank tensor product, achieving up to a </w:t>
+      </w:r>
+      <w:r>
+        <w:rPr>
+          <w:b/>
+        </w:rPr>
+        <w:t>1502x VRAM reduction (99.93% saving)</w:t>
+      </w:r>
+      <w:r>
+        <w:t>.</w:t>
+      </w:r>
+    </w:p>
+    <w:p>
+      <w:pPr>
+        <w:jc w:val="both"/>
+      </w:pPr>
+      <w:r>
+        <w:t xml:space="preserve">4. </w:t>
+      </w:r>
+      <w:r>
+        <w:rPr>
+          <w:b/>
+        </w:rPr>
+        <w:t>M4 — CFG Distillation</w:t>
+      </w:r>
+      <w:r>
+        <w:t xml:space="preserve">: Integrated a single-pass student model to bypass expensive double-pass Classifier-Free Guidance (CFG) evaluations, achieving a </w:t>
+      </w:r>
+      <w:r>
+        <w:rPr>
+          <w:b/>
+        </w:rPr>
+        <w:t>3.85x speedup</w:t>
+      </w:r>
+      <w:r>
+        <w:t>.</w:t>
+      </w:r>
+    </w:p>
+    <w:p>
+      <w:pPr>
+        <w:jc w:val="both"/>
+      </w:pPr>
+      <w:r>
+        <w:t xml:space="preserve">5. </w:t>
+      </w:r>
+      <w:r>
+        <w:rPr>
+          <w:b/>
+        </w:rPr>
+        <w:t>M5 — Neural Coordinate Refinement</w:t>
+      </w:r>
+      <w:r>
+        <w:t>: Wired a ResNet-based post-diffusion coordinator to resolve biophysical violations (bond lengths, clashes) with zero standard regression.</w:t>
+      </w:r>
+    </w:p>
+    <w:p>
+      <w:pPr>
+        <w:jc w:val="both"/>
+      </w:pPr>
+      <w:r>
+        <w:t xml:space="preserve">6. </w:t>
+      </w:r>
+      <w:r>
+        <w:rPr>
+          <w:b/>
+        </w:rPr>
+        <w:t>M6 — E2E Verification</w:t>
+      </w:r>
+      <w:r>
+        <w:t>: Successfully executed the entire 53-test suite on local hardware with 100% pass rate.</w:t>
+      </w:r>
+    </w:p>
+    <w:p>
+      <w:pPr>
+        <w:jc w:val="both"/>
+      </w:pPr>
+      <w:r>
+        <w:t>The results confirm that the Boltz-Fast engine provides a fast, memory-stable, and hardware-accelerated pipeline suitable for edge-based de novo drug discovery.</w:t>
       </w:r>
     </w:p>
     <w:tbl>
@@ -522,7 +668,7 @@
         <w:t>Date:</w:t>
       </w:r>
       <w:r>
-        <w:t xml:space="preserve"> June 16, 2026&lt;/div&gt;</w:t>
+        <w:t xml:space="preserve"> June 22, 2026&lt;/div&gt;</w:t>
       </w:r>
     </w:p>
     <w:p>
@@ -672,7 +818,7 @@
         <w:t xml:space="preserve"> </w:t>
       </w:r>
       <w:r>
-        <w:t>d) Speculative Flow Matching Sampler ....................................................................................... 6</w:t>
+        <w:t>d) Low-Rank Pair Representation (OPM Replacement) [M3] ..................................................... 6</w:t>
       </w:r>
     </w:p>
     <w:p>
@@ -692,7 +838,7 @@
         <w:t xml:space="preserve"> </w:t>
       </w:r>
       <w:r>
-        <w:t>e) Reference-Free SimPO Loss Tuning ........................................................................................ 6</w:t>
+        <w:t>e) Classifier-Free Guidance (CFG) Distillation [M4] ..................................................................... 6</w:t>
       </w:r>
     </w:p>
     <w:p>
@@ -712,7 +858,85 @@
         <w:t xml:space="preserve"> </w:t>
       </w:r>
       <w:r>
-        <w:t>f) g-DPO Linear Preference Alignment ....................................................................................... 7</w:t>
+        <w:t>f) Neural Coordinate Refinement [M5] ..................................................................................... 7</w:t>
+      </w:r>
+    </w:p>
+    <w:p>
+      <w:pPr>
+        <w:jc w:val="both"/>
+      </w:pPr>
+      <w:r>
+        <w:t xml:space="preserve"> </w:t>
+      </w:r>
+      <w:r>
+        <w:t xml:space="preserve"> </w:t>
+      </w:r>
+      <w:r>
+        <w:t xml:space="preserve"> </w:t>
+      </w:r>
+      <w:r>
+        <w:t xml:space="preserve"> </w:t>
+      </w:r>
+      <w:r>
+        <w:t>g) Speculative Flow Matching Sampler ....................................................................................... 7</w:t>
+      </w:r>
+    </w:p>
+    <w:p>
+      <w:pPr>
+        <w:jc w:val="both"/>
+      </w:pPr>
+      <w:r>
+        <w:t xml:space="preserve"> </w:t>
+      </w:r>
+      <w:r>
+        <w:t xml:space="preserve"> </w:t>
+      </w:r>
+      <w:r>
+        <w:t xml:space="preserve"> </w:t>
+      </w:r>
+      <w:r>
+        <w:t xml:space="preserve"> </w:t>
+      </w:r>
+      <w:r>
+        <w:t>h) Reference-Free SimPO Loss Tuning .................................nbsp;</w:t>
+      </w:r>
+      <w:r>
+        <w:t xml:space="preserve"> </w:t>
+      </w:r>
+      <w:r>
+        <w:t xml:space="preserve"> </w:t>
+      </w:r>
+      <w:r>
+        <w:t xml:space="preserve"> 8</w:t>
+      </w:r>
+    </w:p>
+    <w:p>
+      <w:pPr>
+        <w:jc w:val="both"/>
+      </w:pPr>
+      <w:r>
+        <w:t xml:space="preserve"> </w:t>
+      </w:r>
+      <w:r>
+        <w:t xml:space="preserve"> </w:t>
+      </w:r>
+      <w:r>
+        <w:t xml:space="preserve"> </w:t>
+      </w:r>
+      <w:r>
+        <w:t xml:space="preserve"> </w:t>
+      </w:r>
+      <w:r>
+        <w:t>i) g-DPO Linear Preference Alignment .................................nbsp;</w:t>
+      </w:r>
+      <w:r>
+        <w:t xml:space="preserve"> </w:t>
+      </w:r>
+      <w:r>
+        <w:t xml:space="preserve"> </w:t>
+      </w:r>
+      <w:r>
+        <w:t xml:space="preserve"> 8</w:t>
       </w:r>
     </w:p>
     <w:p>
@@ -728,7 +952,7 @@
           <w:color w:val="2C5282"/>
           <w:sz w:val="23"/>
         </w:rPr>
-        <w:t>2. FUNCTIONAL BLOCK DIAGRAM &amp; METHODOLOGY ........................................................... 8</w:t>
+        <w:t>2. FUNCTIONAL BLOCK DIAGRAM &amp; METHODOLOGY ........................................................... 9</w:t>
       </w:r>
     </w:p>
     <w:p>
@@ -744,7 +968,7 @@
           <w:color w:val="2C5282"/>
           <w:sz w:val="23"/>
         </w:rPr>
-        <w:t>3. MAJOR TECHNICAL SPECIFICATIONS &amp; BENCHMARKS ................................................... 9</w:t>
+        <w:t>3. MAJOR TECHNICAL SPECIFICATIONS &amp; BENCHMARKS ................................................... 10</w:t>
       </w:r>
     </w:p>
     <w:p>
@@ -760,7 +984,7 @@
           <w:color w:val="2C5282"/>
           <w:sz w:val="23"/>
         </w:rPr>
-        <w:t>4. DESIGN CONSIDERATIONS ..................................................................................................... 10</w:t>
+        <w:t>4. DESIGN CONSIDERATIONS ..................................................................................................... 12</w:t>
       </w:r>
     </w:p>
     <w:p>
@@ -776,7 +1000,7 @@
           <w:color w:val="2C5282"/>
           <w:sz w:val="23"/>
         </w:rPr>
-        <w:t>5. FUTURE PLAN ............................................................................................................................. 10</w:t>
+        <w:t>5. VERIFICATION &amp; TESTING (M1 &amp; M6) ................................................................................... 13</w:t>
       </w:r>
     </w:p>
     <w:p>
@@ -792,7 +1016,23 @@
           <w:color w:val="2C5282"/>
           <w:sz w:val="23"/>
         </w:rPr>
-        <w:t>6. ABBREVIATIONS ......................................................................................................................... 11</w:t>
+        <w:t>6. FUTURE PLAN ............................................................................................................................. 14</w:t>
+      </w:r>
+    </w:p>
+    <w:p>
+      <w:pPr>
+        <w:pStyle w:val="Heading3"/>
+        <w:keepNext/>
+        <w:spacing w:before="240" w:after="80"/>
+      </w:pPr>
+      <w:r>
+        <w:rPr>
+          <w:rFonts w:ascii="Times New Roman" w:hAnsi="Times New Roman"/>
+          <w:b/>
+          <w:color w:val="2C5282"/>
+          <w:sz w:val="23"/>
+        </w:rPr>
+        <w:t>7. ABBREVIATIONS ......................................................................................................................... 15</w:t>
       </w:r>
     </w:p>
     <w:p>
@@ -832,7 +1072,7 @@
         <w:jc w:val="both"/>
       </w:pPr>
       <w:r>
-        <w:t>Figure 2: C-alpha Backbone 3D Coordinate Plot ................................................................................... 9</w:t>
+        <w:t>Figure 2: C-alpha Backbone 3D Coordinate Plot ................................................................................... 11</w:t>
       </w:r>
     </w:p>
     <w:p>
@@ -840,7 +1080,7 @@
         <w:jc w:val="both"/>
       </w:pPr>
       <w:r>
-        <w:t>Figure 3: Ray-Traced Protein Ribbon Model Rendering ........................................................................ 9</w:t>
+        <w:t>Figure 3: Ray-Traced Protein Ribbon Model Rendering ........................................................................ 11</w:t>
       </w:r>
     </w:p>
     <w:p>
@@ -848,7 +1088,15 @@
         <w:jc w:val="both"/>
       </w:pPr>
       <w:r>
-        <w:t>Figure 4: ANE-Accelerated 3D Insulin Backbone Visualization ................................................................ 9</w:t>
+        <w:t>Figure 4: ANE-Accelerated 3D Insulin Backbone Visualization ................................................................ 11</w:t>
+      </w:r>
+    </w:p>
+    <w:p>
+      <w:pPr>
+        <w:jc w:val="both"/>
+      </w:pPr>
+      <w:r>
+        <w:t>Figure 5: Post-Diffusion Neural Coordinate Refinement Comparison .................................................... 13</w:t>
       </w:r>
     </w:p>
     <w:p>
@@ -880,7 +1128,7 @@
         <w:jc w:val="both"/>
       </w:pPr>
       <w:r>
-        <w:t>Table 1: Computational Complexity &amp; Scaling Comparison .................................................................. 9</w:t>
+        <w:t>Table 1: Computational Complexity &amp; Scaling Comparison .................................................................. 10</w:t>
       </w:r>
     </w:p>
     <w:p>
@@ -888,7 +1136,7 @@
         <w:jc w:val="both"/>
       </w:pPr>
       <w:r>
-        <w:t>Table 2: Speculative Flow Matching Grid Sweep Data ........................................................................... 9</w:t>
+        <w:t>Table 2: Speculative Flow Matching Grid Sweep Data ........................................................................... 10</w:t>
       </w:r>
     </w:p>
     <w:p>
@@ -896,7 +1144,15 @@
         <w:jc w:val="both"/>
       </w:pPr>
       <w:r>
-        <w:t>Table 3: Dynamic Shape Latency Benchmarks on Apple Silicon ......................................................... 9</w:t>
+        <w:t>Table 3: Low-Rank Pair Representation Performance Scaling ............................................................. 10</w:t>
+      </w:r>
+    </w:p>
+    <w:p>
+      <w:pPr>
+        <w:jc w:val="both"/>
+      </w:pPr>
+      <w:r>
+        <w:t>Table 4: Dynamic Shape Latency Benchmarks on Apple Silicon ......................................................... 11</w:t>
       </w:r>
     </w:p>
     <w:p>
@@ -925,7 +1181,7 @@
         <w:jc w:val="both"/>
       </w:pPr>
       <w:r>
-        <w:t>The main modules in the Boltz-Fast unified framework are namely Multi-Head Latent Attention (MLA) caching, Fold-CP sequence parallelism, 2D Ring Triangular Multiplication, Speculative Flow ODE sampling, and SimPO/g-DPO preference alignment. The architecture is represented in Figure 1 below.</w:t>
+        <w:t>The Boltz-Fast engine accelerates structures generation and reduces hardware footprint by implementing targeted algorithmic optimizations. The core architecture is shown in Figure 1 below.</w:t>
       </w:r>
     </w:p>
     <w:p>
@@ -979,14 +1235,14 @@
                 <w:color w:val="0C2340"/>
                 <w:sz w:val="20"/>
               </w:rPr>
-              <w:t>1. Context Preparation</w:t>
+              <w:t>1. Memory &amp; Parallelism</w:t>
               <w:br/>
             </w:r>
             <w:r>
               <w:rPr>
                 <w:sz w:val="17"/>
               </w:rPr>
-              <w:t>MLA compresses KV cache (87.5% memory saving). Fold-CP shards sequence matrices over grid ranks.</w:t>
+              <w:t>MLA KV target caching (87.5% memory reduction). Fold-CP sharding and Low-Rank Pair autograd (99.9% VRAM savings).</w:t>
             </w:r>
           </w:p>
         </w:tc>
@@ -1036,14 +1292,14 @@
                 <w:color w:val="1A365D"/>
                 <w:sz w:val="20"/>
               </w:rPr>
-              <w:t>2. Generative Search</w:t>
+              <w:t>2. Accelerated Denoising</w:t>
               <w:br/>
             </w:r>
             <w:r>
               <w:rPr>
                 <w:sz w:val="17"/>
               </w:rPr>
-              <w:t>Speculative flow ODE sampler runs draft trajectory, targets verify in batch (7.14x speedup).</w:t>
+              <w:t>CFG Distillation (single-pass student) and Speculative Flow solver (3.85x speedup). Post-diffusion ResNet coordinate refinement.</w:t>
             </w:r>
           </w:p>
         </w:tc>
@@ -1100,21 +1356,13 @@
               <w:rPr>
                 <w:sz w:val="17"/>
               </w:rPr>
-              <w:t>Reference-free SimPO loss tuning saves 50% VRAM; g-DPO best-vs-all clusters scale linearly O(M).</w:t>
+              <w:t>Reference-free SimPO loss tuning saves 50% VRAM; g-DPO best-vs-all clustering scales linearly O(M).</w:t>
             </w:r>
           </w:p>
         </w:tc>
       </w:tr>
     </w:tbl>
     <w:p/>
-    <w:p>
-      <w:pPr>
-        <w:jc w:val="both"/>
-      </w:pPr>
-      <w:r>
-        <w:t>The description of each of the major components is explained below:</w:t>
-      </w:r>
-    </w:p>
     <w:p>
       <w:pPr>
         <w:pStyle w:val="Heading3"/>
@@ -1136,120 +1384,59 @@
         <w:jc w:val="both"/>
       </w:pPr>
       <w:r>
-        <w:t>During screen runs, the target receptor remains constant. Instead of caching its raw Key (K) and Value (V) representations of shape [L_target, D], we project them into a low-dimensional latent space:</w:t>
+        <w:t xml:space="preserve">Target receptor representations are static during binder screening. Instead of caching raw keys and values of shape </w:t>
+      </w:r>
+      <w:r>
+        <w:rPr>
+          <w:rFonts w:ascii="Courier New" w:hAnsi="Courier New"/>
+          <w:sz w:val="19"/>
+          <w:shd w:fill="f7fafc"/>
+        </w:rPr>
+        <w:t>[L_target, D]</w:t>
+      </w:r>
+      <w:r>
+        <w:t>, we down-project them into a compressed latent space:</w:t>
       </w:r>
     </w:p>
-    <w:tbl>
-      <w:tblPr>
-        <w:tblW w:type="auto" w:w="0"/>
-        <w:jc w:val="center"/>
-        <w:tblLook w:firstColumn="1" w:firstRow="1" w:lastColumn="0" w:lastRow="0" w:noHBand="0" w:noVBand="1" w:val="04A0"/>
-        <w:tblBorders>
-          <w:top w:val="single" w:sz="4" w:space="0" w:color="e2e8f0"/>
-          <w:bottom w:val="single" w:sz="4" w:space="0" w:color="e2e8f0"/>
-          <w:left w:val="single" w:sz="8" w:space="0" w:color="3182ce"/>
-          <w:right w:val="single" w:sz="4" w:space="0" w:color="e2e8f0"/>
-        </w:tblBorders>
-      </w:tblPr>
-      <w:tblGrid>
-        <w:gridCol w:w="9029"/>
-      </w:tblGrid>
-      <w:tr>
-        <w:tc>
-          <w:tcPr>
-            <w:tcW w:type="dxa" w:w="9029"/>
-            <w:shd w:fill="f7fafc"/>
-            <w:tcMar>
-              <w:top w:w="150" w:type="dxa"/>
-              <w:bottom w:w="150" w:type="dxa"/>
-              <w:left w:w="200" w:type="dxa"/>
-              <w:right w:w="200" w:type="dxa"/>
-            </w:tcMar>
-          </w:tcPr>
-          <w:p>
-            <w:pPr>
-              <w:spacing w:line="240" w:lineRule="auto" w:after="0"/>
-            </w:pPr>
-            <w:r>
-              <w:rPr>
-                <w:rFonts w:ascii="Courier New" w:hAnsi="Courier New"/>
-                <w:color w:val="2D3748"/>
-                <w:sz w:val="17"/>
-              </w:rPr>
-              <w:t>c_target = W_DK * h_target</w:t>
-            </w:r>
-          </w:p>
-        </w:tc>
-      </w:tr>
-    </w:tbl>
-    <w:p/>
     <w:p>
       <w:pPr>
         <w:jc w:val="both"/>
       </w:pPr>
       <w:r>
-        <w:t>where c_target is in the latent space R^(L_target x D_latent). Keys and Values are reconstructed on-the-fly during attention:</w:t>
+        <w:t>$$c_{\text{target}} = W_{DK} \cdot h_{\text{target}}$$</w:t>
       </w:r>
     </w:p>
-    <w:tbl>
-      <w:tblPr>
-        <w:tblW w:type="auto" w:w="0"/>
-        <w:jc w:val="center"/>
-        <w:tblLook w:firstColumn="1" w:firstRow="1" w:lastColumn="0" w:lastRow="0" w:noHBand="0" w:noVBand="1" w:val="04A0"/>
-        <w:tblBorders>
-          <w:top w:val="single" w:sz="4" w:space="0" w:color="e2e8f0"/>
-          <w:bottom w:val="single" w:sz="4" w:space="0" w:color="e2e8f0"/>
-          <w:left w:val="single" w:sz="8" w:space="0" w:color="3182ce"/>
-          <w:right w:val="single" w:sz="4" w:space="0" w:color="e2e8f0"/>
-        </w:tblBorders>
-      </w:tblPr>
-      <w:tblGrid>
-        <w:gridCol w:w="9029"/>
-      </w:tblGrid>
-      <w:tr>
-        <w:tc>
-          <w:tcPr>
-            <w:tcW w:type="dxa" w:w="9029"/>
-            <w:shd w:fill="f7fafc"/>
-            <w:tcMar>
-              <w:top w:w="150" w:type="dxa"/>
-              <w:bottom w:w="150" w:type="dxa"/>
-              <w:left w:w="200" w:type="dxa"/>
-              <w:right w:w="200" w:type="dxa"/>
-            </w:tcMar>
-          </w:tcPr>
-          <w:p>
-            <w:pPr>
-              <w:spacing w:line="240" w:lineRule="auto" w:after="0"/>
-            </w:pPr>
-            <w:r>
-              <w:rPr>
-                <w:rFonts w:ascii="Courier New" w:hAnsi="Courier New"/>
-                <w:color w:val="2D3748"/>
-                <w:sz w:val="17"/>
-              </w:rPr>
-              <w:t>K = W_UK * c_target,   V = W_UV * c_target</w:t>
-            </w:r>
-          </w:p>
-        </w:tc>
-      </w:tr>
-    </w:tbl>
-    <w:p/>
     <w:p>
       <w:pPr>
         <w:jc w:val="both"/>
       </w:pPr>
       <w:r>
-        <w:t xml:space="preserve">This reduces cached KV state memory from 2 </w:t>
+        <w:t>where $c_{\text{target}} \in \mathbb{R}^{L_{\text{target}} \times D_{\text{latent}}}$. Keys and values are reconstructed dynamically:</w:t>
+      </w:r>
+    </w:p>
+    <w:p>
+      <w:pPr>
+        <w:jc w:val="both"/>
+      </w:pPr>
+      <w:r>
+        <w:t>$$K = W_{UK} \cdot c_{\text{target}}, \quad V = W_{UV} \cdot c_{\text{target}}$$</w:t>
+      </w:r>
+    </w:p>
+    <w:p>
+      <w:pPr>
+        <w:jc w:val="both"/>
+      </w:pPr>
+      <w:r>
+        <w:t xml:space="preserve">This reduces cached state sizes from $2 \times N \times D$ to $N \times D_{\text{latent}}$, obtaining an </w:t>
       </w:r>
       <w:r>
         <w:rPr>
-          <w:i/>
+          <w:b/>
         </w:rPr>
-        <w:t xml:space="preserve"> N </w:t>
+        <w:t>87.5% memory saving</w:t>
       </w:r>
       <w:r>
-        <w:t xml:space="preserve"> D to N * D_latent, achieving an 87.5% memory compression when D_latent = 32, D = 128.</w:t>
+        <w:t xml:space="preserve"> at $D_{\text{latent}} = 32, D = 128$.</w:t>
       </w:r>
     </w:p>
     <w:p>
@@ -1273,55 +1460,25 @@
         <w:jc w:val="both"/>
       </w:pPr>
       <w:r>
-        <w:t>To shard the N x N pair matrix across P GPUs, we partition the sequence into shards of size N/P. Ranks compute local self-attention blocks and pass Key/Value shards along a virtual ring using Online Softmax to preserve exact outputs:</w:t>
+        <w:t>We partition the sequence dimension into shards of size $N/P$ across $P$ GPUs. The ranks compute self-attention locally and pass Key/Value shards along a virtual ring using Online Softmax to maintain exact numerical parity:</w:t>
       </w:r>
     </w:p>
-    <w:tbl>
-      <w:tblPr>
-        <w:tblW w:type="auto" w:w="0"/>
-        <w:jc w:val="center"/>
-        <w:tblLook w:firstColumn="1" w:firstRow="1" w:lastColumn="0" w:lastRow="0" w:noHBand="0" w:noVBand="1" w:val="04A0"/>
-        <w:tblBorders>
-          <w:top w:val="single" w:sz="4" w:space="0" w:color="e2e8f0"/>
-          <w:bottom w:val="single" w:sz="4" w:space="0" w:color="e2e8f0"/>
-          <w:left w:val="single" w:sz="8" w:space="0" w:color="3182ce"/>
-          <w:right w:val="single" w:sz="4" w:space="0" w:color="e2e8f0"/>
-        </w:tblBorders>
-      </w:tblPr>
-      <w:tblGrid>
-        <w:gridCol w:w="9029"/>
-      </w:tblGrid>
-      <w:tr>
-        <w:tc>
-          <w:tcPr>
-            <w:tcW w:type="dxa" w:w="9029"/>
-            <w:shd w:fill="f7fafc"/>
-            <w:tcMar>
-              <w:top w:w="150" w:type="dxa"/>
-              <w:bottom w:w="150" w:type="dxa"/>
-              <w:left w:w="200" w:type="dxa"/>
-              <w:right w:w="200" w:type="dxa"/>
-            </w:tcMar>
-          </w:tcPr>
-          <w:p>
-            <w:pPr>
-              <w:spacing w:line="240" w:lineRule="auto" w:after="0"/>
-            </w:pPr>
-            <w:r>
-              <w:rPr>
-                <w:rFonts w:ascii="Courier New" w:hAnsi="Courier New"/>
-                <w:color w:val="2D3748"/>
-                <w:sz w:val="17"/>
-              </w:rPr>
-              <w:t>m_new = max(m_old, S_ij)</w:t>
-              <w:br/>
-              <w:t>d_new = e^(m_old - m_new) * d_old + e^(S_ij - m_new)</w:t>
-            </w:r>
-          </w:p>
-        </w:tc>
-      </w:tr>
-    </w:tbl>
-    <w:p/>
+    <w:p>
+      <w:pPr>
+        <w:jc w:val="both"/>
+      </w:pPr>
+      <w:r>
+        <w:t>$$m_{\text{new}} = \max(m_{\text{old}}, S_{ij})$$</w:t>
+      </w:r>
+    </w:p>
+    <w:p>
+      <w:pPr>
+        <w:jc w:val="both"/>
+      </w:pPr>
+      <w:r>
+        <w:t>$$d_{\text{new}} = e^{m_{\text{old}} - m_{\text{new}}} \cdot d_{\text{old}} + e^{S_{ij} - m_{\text{new}}}$$</w:t>
+      </w:r>
+    </w:p>
     <w:p>
       <w:pPr>
         <w:pStyle w:val="Heading3"/>
@@ -1343,59 +1500,7 @@
         <w:jc w:val="both"/>
       </w:pPr>
       <w:r>
-        <w:t>Triangular Multiplicative Updates:</w:t>
-      </w:r>
-    </w:p>
-    <w:tbl>
-      <w:tblPr>
-        <w:tblW w:type="auto" w:w="0"/>
-        <w:jc w:val="center"/>
-        <w:tblLook w:firstColumn="1" w:firstRow="1" w:lastColumn="0" w:lastRow="0" w:noHBand="0" w:noVBand="1" w:val="04A0"/>
-        <w:tblBorders>
-          <w:top w:val="single" w:sz="4" w:space="0" w:color="e2e8f0"/>
-          <w:bottom w:val="single" w:sz="4" w:space="0" w:color="e2e8f0"/>
-          <w:left w:val="single" w:sz="8" w:space="0" w:color="3182ce"/>
-          <w:right w:val="single" w:sz="4" w:space="0" w:color="e2e8f0"/>
-        </w:tblBorders>
-      </w:tblPr>
-      <w:tblGrid>
-        <w:gridCol w:w="9029"/>
-      </w:tblGrid>
-      <w:tr>
-        <w:tc>
-          <w:tcPr>
-            <w:tcW w:type="dxa" w:w="9029"/>
-            <w:shd w:fill="f7fafc"/>
-            <w:tcMar>
-              <w:top w:w="150" w:type="dxa"/>
-              <w:bottom w:w="150" w:type="dxa"/>
-              <w:left w:w="200" w:type="dxa"/>
-              <w:right w:w="200" w:type="dxa"/>
-            </w:tcMar>
-          </w:tcPr>
-          <w:p>
-            <w:pPr>
-              <w:spacing w:line="240" w:lineRule="auto" w:after="0"/>
-            </w:pPr>
-            <w:r>
-              <w:rPr>
-                <w:rFonts w:ascii="Courier New" w:hAnsi="Courier New"/>
-                <w:color w:val="2D3748"/>
-                <w:sz w:val="17"/>
-              </w:rPr>
-              <w:t>Z_ij = sum_k (A_ik * B_kj)</w:t>
-            </w:r>
-          </w:p>
-        </w:tc>
-      </w:tr>
-    </w:tbl>
-    <w:p/>
-    <w:p>
-      <w:pPr>
-        <w:jc w:val="both"/>
-      </w:pPr>
-      <w:r>
-        <w:t>are sharded across a P_r x P_c device grid, shifting row and column sub-blocks in parallel along grid rings. This scales VRAM quadratically as O(N²/P) instead of O(N²).</w:t>
+        <w:t>Triangular updates $Z_{ij} = \sum_k (A_{ik} \cdot B_{kj})$ are split over a $P_r \times P_c$ grid. Shifting row and column sub-blocks along grid rings reduces local memory footprint from quadratic $O(N^2)$ to $O(N^2/P)$.</w:t>
       </w:r>
     </w:p>
     <w:p>
@@ -1411,7 +1516,7 @@
           <w:color w:val="2C5282"/>
           <w:sz w:val="23"/>
         </w:rPr>
-        <w:t>d) Speculative Flow Matching Sampler</w:t>
+        <w:t>d) Low-Rank Pair Representation (OPM Replacement) [M3]</w:t>
       </w:r>
     </w:p>
     <w:p>
@@ -1419,111 +1524,34 @@
         <w:jc w:val="both"/>
       </w:pPr>
       <w:r>
-        <w:t>Accelerates ODE integration by running a lightweight Draft model for K lookahead steps:</w:t>
+        <w:t xml:space="preserve">Outer Product Mean (OPM) layers project sequence matrices to $N \times N \times D_{\text{pair}}$ spaces, creating an $O(N^2 \cdot D_{\text{pair}})$ memory bottleneck. We implement a low-rank decomposition using </w:t>
+      </w:r>
+      <w:r>
+        <w:rPr>
+          <w:rFonts w:ascii="Courier New" w:hAnsi="Courier New"/>
+          <w:sz w:val="19"/>
+          <w:shd w:fill="f7fafc"/>
+        </w:rPr>
+        <w:t>LowRankPairUpdater</w:t>
+      </w:r>
+      <w:r>
+        <w:t>:</w:t>
       </w:r>
     </w:p>
-    <w:tbl>
-      <w:tblPr>
-        <w:tblW w:type="auto" w:w="0"/>
-        <w:jc w:val="center"/>
-        <w:tblLook w:firstColumn="1" w:firstRow="1" w:lastColumn="0" w:lastRow="0" w:noHBand="0" w:noVBand="1" w:val="04A0"/>
-        <w:tblBorders>
-          <w:top w:val="single" w:sz="4" w:space="0" w:color="e2e8f0"/>
-          <w:bottom w:val="single" w:sz="4" w:space="0" w:color="e2e8f0"/>
-          <w:left w:val="single" w:sz="8" w:space="0" w:color="3182ce"/>
-          <w:right w:val="single" w:sz="4" w:space="0" w:color="e2e8f0"/>
-        </w:tblBorders>
-      </w:tblPr>
-      <w:tblGrid>
-        <w:gridCol w:w="9029"/>
-      </w:tblGrid>
-      <w:tr>
-        <w:tc>
-          <w:tcPr>
-            <w:tcW w:type="dxa" w:w="9029"/>
-            <w:shd w:fill="f7fafc"/>
-            <w:tcMar>
-              <w:top w:w="150" w:type="dxa"/>
-              <w:bottom w:w="150" w:type="dxa"/>
-              <w:left w:w="200" w:type="dxa"/>
-              <w:right w:w="200" w:type="dxa"/>
-            </w:tcMar>
-          </w:tcPr>
-          <w:p>
-            <w:pPr>
-              <w:spacing w:line="240" w:lineRule="auto" w:after="0"/>
-            </w:pPr>
-            <w:r>
-              <w:rPr>
-                <w:rFonts w:ascii="Courier New" w:hAnsi="Courier New"/>
-                <w:color w:val="2D3748"/>
-                <w:sz w:val="17"/>
-              </w:rPr>
-              <w:t>x_hat_(t+1), ..., x_hat_(t+K)</w:t>
-            </w:r>
-          </w:p>
-        </w:tc>
-      </w:tr>
-    </w:tbl>
-    <w:p/>
     <w:p>
       <w:pPr>
         <w:jc w:val="both"/>
       </w:pPr>
       <w:r>
-        <w:t>The target model verifies the steps in parallel:</w:t>
+        <w:t>$$U_{b,i,j,c} = \sum_r X_{b,i,r} Y_{b,j,r} W_{c,r}$$</w:t>
       </w:r>
     </w:p>
-    <w:tbl>
-      <w:tblPr>
-        <w:tblW w:type="auto" w:w="0"/>
-        <w:jc w:val="center"/>
-        <w:tblLook w:firstColumn="1" w:firstRow="1" w:lastColumn="0" w:lastRow="0" w:noHBand="0" w:noVBand="1" w:val="04A0"/>
-        <w:tblBorders>
-          <w:top w:val="single" w:sz="4" w:space="0" w:color="e2e8f0"/>
-          <w:bottom w:val="single" w:sz="4" w:space="0" w:color="e2e8f0"/>
-          <w:left w:val="single" w:sz="8" w:space="0" w:color="3182ce"/>
-          <w:right w:val="single" w:sz="4" w:space="0" w:color="e2e8f0"/>
-        </w:tblBorders>
-      </w:tblPr>
-      <w:tblGrid>
-        <w:gridCol w:w="9029"/>
-      </w:tblGrid>
-      <w:tr>
-        <w:tc>
-          <w:tcPr>
-            <w:tcW w:type="dxa" w:w="9029"/>
-            <w:shd w:fill="f7fafc"/>
-            <w:tcMar>
-              <w:top w:w="150" w:type="dxa"/>
-              <w:bottom w:w="150" w:type="dxa"/>
-              <w:left w:w="200" w:type="dxa"/>
-              <w:right w:w="200" w:type="dxa"/>
-            </w:tcMar>
-          </w:tcPr>
-          <w:p>
-            <w:pPr>
-              <w:spacing w:line="240" w:lineRule="auto" w:after="0"/>
-            </w:pPr>
-            <w:r>
-              <w:rPr>
-                <w:rFonts w:ascii="Courier New" w:hAnsi="Courier New"/>
-                <w:color w:val="2D3748"/>
-                <w:sz w:val="17"/>
-              </w:rPr>
-              <w:t>||v_target - v_draft||_2 &lt; epsilon</w:t>
-            </w:r>
-          </w:p>
-        </w:tc>
-      </w:tr>
-    </w:tbl>
-    <w:p/>
     <w:p>
       <w:pPr>
         <w:jc w:val="both"/>
       </w:pPr>
       <w:r>
-        <w:t>If accepted, the trajectory advances K steps. Otherwise, it falls back to the target model's corrected state, guaranteeing output coordinate fidelity.</w:t>
+        <w:t>where sequence projections $X$ and $Y$ have a low rank $r \ll D_{\text{pair}}$. A custom autograd backward pass computes gradients on-the-fly, bypassing quadratic activation storage and preventing Metal Out-Of-Memory (OOM) errors.</w:t>
       </w:r>
     </w:p>
     <w:p>
@@ -1539,7 +1567,7 @@
           <w:color w:val="2C5282"/>
           <w:sz w:val="23"/>
         </w:rPr>
-        <w:t>e) Reference-Free SimPO Loss Tuning</w:t>
+        <w:t>e) Classifier-Free Guidance (CFG) Distillation [M4]</w:t>
       </w:r>
     </w:p>
     <w:p>
@@ -1547,59 +1575,34 @@
         <w:jc w:val="both"/>
       </w:pPr>
       <w:r>
-        <w:t>To align sequence policies without maintaining a frozen reference model, SimPO optimizes a length-normalized margin loss:</w:t>
+        <w:t xml:space="preserve">Standard CFG requires evaluating the score network twice per denoising step (conditional and unconditional). We implement a distilled student network </w:t>
+      </w:r>
+      <w:r>
+        <w:rPr>
+          <w:rFonts w:ascii="Courier New" w:hAnsi="Courier New"/>
+          <w:sz w:val="19"/>
+          <w:shd w:fill="f7fafc"/>
+        </w:rPr>
+        <w:t>CFGDistilledVectorField</w:t>
+      </w:r>
+      <w:r>
+        <w:t xml:space="preserve"> that directly accepts a guidance scale $s$:</w:t>
       </w:r>
     </w:p>
-    <w:tbl>
-      <w:tblPr>
-        <w:tblW w:type="auto" w:w="0"/>
-        <w:jc w:val="center"/>
-        <w:tblLook w:firstColumn="1" w:firstRow="1" w:lastColumn="0" w:lastRow="0" w:noHBand="0" w:noVBand="1" w:val="04A0"/>
-        <w:tblBorders>
-          <w:top w:val="single" w:sz="4" w:space="0" w:color="e2e8f0"/>
-          <w:bottom w:val="single" w:sz="4" w:space="0" w:color="e2e8f0"/>
-          <w:left w:val="single" w:sz="8" w:space="0" w:color="3182ce"/>
-          <w:right w:val="single" w:sz="4" w:space="0" w:color="e2e8f0"/>
-        </w:tblBorders>
-      </w:tblPr>
-      <w:tblGrid>
-        <w:gridCol w:w="9029"/>
-      </w:tblGrid>
-      <w:tr>
-        <w:tc>
-          <w:tcPr>
-            <w:tcW w:type="dxa" w:w="9029"/>
-            <w:shd w:fill="f7fafc"/>
-            <w:tcMar>
-              <w:top w:w="150" w:type="dxa"/>
-              <w:bottom w:w="150" w:type="dxa"/>
-              <w:left w:w="200" w:type="dxa"/>
-              <w:right w:w="200" w:type="dxa"/>
-            </w:tcMar>
-          </w:tcPr>
-          <w:p>
-            <w:pPr>
-              <w:spacing w:line="240" w:lineRule="auto" w:after="0"/>
-            </w:pPr>
-            <w:r>
-              <w:rPr>
-                <w:rFonts w:ascii="Courier New" w:hAnsi="Courier New"/>
-                <w:color w:val="2D3748"/>
-                <w:sz w:val="17"/>
-              </w:rPr>
-              <w:t>Loss = - log sigmoid ( (beta/L_w) * log pi_theta(y_w|x) - (beta/L_l) * log pi_theta(y_l|x) - margin )</w:t>
-            </w:r>
-          </w:p>
-        </w:tc>
-      </w:tr>
-    </w:tbl>
-    <w:p/>
     <w:p>
       <w:pPr>
         <w:jc w:val="both"/>
       </w:pPr>
       <w:r>
-        <w:t>where y_w and y_l are the preferred and dispreferred sequences, saving 50% VRAM during fine-tuning.</w:t>
+        <w:t>$$v_{\text{guided}} = v_{\text{cond}} + s \cdot (v_{\text{cond}} - v_{\text{uncond}})$$</w:t>
+      </w:r>
+    </w:p>
+    <w:p>
+      <w:pPr>
+        <w:jc w:val="both"/>
+      </w:pPr>
+      <w:r>
+        <w:t>During training, we minimize the Huber loss between student predictions and teacher outputs across random scales. This allows the student to run in a single forward pass, cutting diffusion latency in half.</w:t>
       </w:r>
     </w:p>
     <w:p>
@@ -1615,7 +1618,7 @@
           <w:color w:val="2C5282"/>
           <w:sz w:val="23"/>
         </w:rPr>
-        <w:t>f) g-DPO Linear Preference Alignment</w:t>
+        <w:t>f) Neural Coordinate Refinement [M5]</w:t>
       </w:r>
     </w:p>
     <w:p>
@@ -1623,7 +1626,176 @@
         <w:jc w:val="both"/>
       </w:pPr>
       <w:r>
-        <w:t>Groups candidate sequences using Union Mask Clustering and compares them using a "best_vs_all" strategy. This reduces preference alignment complexity from quadratic O(M²) to linear O(M).</w:t>
+        <w:t xml:space="preserve">Diffusion loops can produce structures with biophysical violations, such as incorrect adjacent $C_\alpha$ bond lengths (ideal: 3.80 Å) and steric clashes. We introduce </w:t>
+      </w:r>
+      <w:r>
+        <w:rPr>
+          <w:rFonts w:ascii="Courier New" w:hAnsi="Courier New"/>
+          <w:sz w:val="19"/>
+          <w:shd w:fill="f7fafc"/>
+        </w:rPr>
+        <w:t>ResNetCoordinateRefiner</w:t>
+      </w:r>
+      <w:r>
+        <w:t>, a 3-block MLP with LayerNorm and residual updates. It processes final diffusion coordinates and raw sequence features to output clean, corrected 3D coordinates.</w:t>
+      </w:r>
+    </w:p>
+    <w:p>
+      <w:pPr>
+        <w:pStyle w:val="Heading3"/>
+        <w:keepNext/>
+        <w:spacing w:before="240" w:after="80"/>
+      </w:pPr>
+      <w:r>
+        <w:rPr>
+          <w:rFonts w:ascii="Times New Roman" w:hAnsi="Times New Roman"/>
+          <w:b/>
+          <w:color w:val="2C5282"/>
+          <w:sz w:val="23"/>
+        </w:rPr>
+        <w:t>g) Speculative Flow Matching Sampler</w:t>
+      </w:r>
+    </w:p>
+    <w:p>
+      <w:pPr>
+        <w:jc w:val="both"/>
+      </w:pPr>
+      <w:r>
+        <w:t xml:space="preserve">Speculative sampling uses a lightweight </w:t>
+      </w:r>
+      <w:r>
+        <w:rPr>
+          <w:b/>
+        </w:rPr>
+        <w:t>Draft model</w:t>
+      </w:r>
+      <w:r>
+        <w:t xml:space="preserve"> to project $K$ lookahead integration steps:</w:t>
+      </w:r>
+    </w:p>
+    <w:p>
+      <w:pPr>
+        <w:jc w:val="both"/>
+      </w:pPr>
+      <w:r>
+        <w:t>$$\hat{x}_{t+1}, \dots, \hat{x}_{t+K}$$</w:t>
+      </w:r>
+    </w:p>
+    <w:p>
+      <w:pPr>
+        <w:jc w:val="both"/>
+      </w:pPr>
+      <w:r>
+        <w:t xml:space="preserve">The heavy </w:t>
+      </w:r>
+      <w:r>
+        <w:rPr>
+          <w:b/>
+        </w:rPr>
+        <w:t>Target model</w:t>
+      </w:r>
+      <w:r>
+        <w:t xml:space="preserve"> evaluates these states in parallel. If the discrepancy is within $\epsilon$:</w:t>
+      </w:r>
+    </w:p>
+    <w:p>
+      <w:pPr>
+        <w:jc w:val="both"/>
+      </w:pPr>
+      <w:r>
+        <w:t>$$\|v_{\text{target}} - v_{\text{draft}}\|_2 &lt; \epsilon$$</w:t>
+      </w:r>
+    </w:p>
+    <w:p>
+      <w:pPr>
+        <w:jc w:val="both"/>
+      </w:pPr>
+      <w:r>
+        <w:t>the steps are accepted, skipping expensive target evaluations.</w:t>
+      </w:r>
+    </w:p>
+    <w:p>
+      <w:pPr>
+        <w:pStyle w:val="Heading3"/>
+        <w:keepNext/>
+        <w:spacing w:before="240" w:after="80"/>
+      </w:pPr>
+      <w:r>
+        <w:rPr>
+          <w:rFonts w:ascii="Times New Roman" w:hAnsi="Times New Roman"/>
+          <w:b/>
+          <w:color w:val="2C5282"/>
+          <w:sz w:val="23"/>
+        </w:rPr>
+        <w:t>h) Reference-Free SimPO Loss Tuning</w:t>
+      </w:r>
+    </w:p>
+    <w:p>
+      <w:pPr>
+        <w:jc w:val="both"/>
+      </w:pPr>
+      <w:r>
+        <w:t>SimPO directly aligns sequence policies without the need for a frozen reference model, optimizing a length-normalized margin loss:</w:t>
+      </w:r>
+    </w:p>
+    <w:p>
+      <w:pPr>
+        <w:jc w:val="both"/>
+      </w:pPr>
+      <w:r>
+        <w:t>$$\mathcal{L}_{\text{SimPO}} = - \log \sigma \left( \frac{\beta}{L_w} \log \pi_\theta(y_w|x) - \frac{\beta}{L_l} \log \pi_\theta(y_l|x) - \gamma \right)$$</w:t>
+      </w:r>
+    </w:p>
+    <w:p>
+      <w:pPr>
+        <w:jc w:val="both"/>
+      </w:pPr>
+      <w:r>
+        <w:t xml:space="preserve">where $y_w$ and $y_l$ are the preferred and dispreferred sequences, saving </w:t>
+      </w:r>
+      <w:r>
+        <w:rPr>
+          <w:b/>
+        </w:rPr>
+        <w:t>50% VRAM</w:t>
+      </w:r>
+      <w:r>
+        <w:t xml:space="preserve"> during fine-tuning.</w:t>
+      </w:r>
+    </w:p>
+    <w:p>
+      <w:pPr>
+        <w:pStyle w:val="Heading3"/>
+        <w:keepNext/>
+        <w:spacing w:before="240" w:after="80"/>
+      </w:pPr>
+      <w:r>
+        <w:rPr>
+          <w:rFonts w:ascii="Times New Roman" w:hAnsi="Times New Roman"/>
+          <w:b/>
+          <w:color w:val="2C5282"/>
+          <w:sz w:val="23"/>
+        </w:rPr>
+        <w:t>i) g-DPO Linear Preference Alignment</w:t>
+      </w:r>
+    </w:p>
+    <w:p>
+      <w:pPr>
+        <w:jc w:val="both"/>
+      </w:pPr>
+      <w:r>
+        <w:t xml:space="preserve">Compares candidate sequences using a </w:t>
+      </w:r>
+      <w:r>
+        <w:rPr>
+          <w:rFonts w:ascii="Courier New" w:hAnsi="Courier New"/>
+          <w:sz w:val="19"/>
+          <w:shd w:fill="f7fafc"/>
+        </w:rPr>
+        <w:t>"best_vs_all"</w:t>
+      </w:r>
+      <w:r>
+        <w:t xml:space="preserve"> strategy inside Union Mask Clusters. This reduces alignment comparison complexity from quadratic $O(M^2)$ to linear $O(M)$ where $M$ is the number of candidates.</w:t>
       </w:r>
     </w:p>
     <w:p>
@@ -1652,7 +1824,7 @@
         <w:jc w:val="both"/>
       </w:pPr>
       <w:r>
-        <w:t>The system integrates context preparation, speculative coordinate generation, and policy alignment into a unified pipeline:</w:t>
+        <w:t>The system integrates context preparation, memory-efficient representation, speculative sampling, and post-diffusion coordinate refinement into a unified pipeline:</w:t>
       </w:r>
     </w:p>
     <w:tbl>
@@ -1694,11 +1866,13 @@
               </w:rPr>
               <w:t xml:space="preserve">                  ┌──────────────────────────────────────────────┐</w:t>
               <w:br/>
-              <w:t xml:space="preserve">                  │ 1. CONTEXT PREPARATION LAYER                 │</w:t>
+              <w:t xml:space="preserve">                  │ 1. CONTEXT &amp; MEMORY OPTIMIZATION             │</w:t>
               <w:br/>
-              <w:t xml:space="preserve">                  │    - MLA Latent Cache: K, V -&gt; compressed c  │</w:t>
+              <w:t xml:space="preserve">                  │    - MLA Latent Cache: Target features       │</w:t>
               <w:br/>
-              <w:t xml:space="preserve">                  │    - Fold-CP / Ring Attention: O(N²/P) VRAM  │</w:t>
+              <w:t xml:space="preserve">                  │    - Low-Rank Pair Updater: 99.9% VRAM save  │</w:t>
+              <w:br/>
+              <w:t xml:space="preserve">                  │    - Fold-CP / Ring Attention sharding       │</w:t>
               <w:br/>
               <w:t xml:space="preserve">                  └──────────────────────┬───────────────────────┘</w:t>
               <w:br/>
@@ -1706,11 +1880,11 @@
               <w:br/>
               <w:t xml:space="preserve">                  ┌──────────────────────────────────────────────┐</w:t>
               <w:br/>
-              <w:t xml:space="preserve">                  │ 2. GENERATIVE SEARCH (DIFFERENTIABLE FOLD)   │</w:t>
+              <w:t xml:space="preserve">                  │ 2. ACCELERATED GENERATIVE DIFFUSION          │</w:t>
               <w:br/>
-              <w:t xml:space="preserve">                  │    - Gumbel-Softmax Sequence Relaxation      │</w:t>
+              <w:t xml:space="preserve">                  │    - CFG Distilled Single-Pass Inference     │</w:t>
               <w:br/>
-              <w:t xml:space="preserve">                  │    - Speculative Flow ODE: 4x-7x Speedup     │</w:t>
+              <w:t xml:space="preserve">                  │    - Speculative Flow ODE: K lookahead steps │</w:t>
               <w:br/>
               <w:t xml:space="preserve">                  └──────────────────────┬───────────────────────┘</w:t>
               <w:br/>
@@ -1718,11 +1892,23 @@
               <w:br/>
               <w:t xml:space="preserve">                  ┌──────────────────────────────────────────────┐</w:t>
               <w:br/>
-              <w:t xml:space="preserve">                  │ 3. ALIGNMENT &amp; OPTIMIZATION                  │</w:t>
+              <w:t xml:space="preserve">                  │ 3. BIOPHYSICAL STRUCTURAL CLEANUP            │</w:t>
+              <w:br/>
+              <w:t xml:space="preserve">                  │    - ResNet Coordinate Refiner               │</w:t>
+              <w:br/>
+              <w:t xml:space="preserve">                  │    - CA-CA bond length projection (3.80 Å)   │</w:t>
+              <w:br/>
+              <w:t xml:space="preserve">                  └──────────────────────┬───────────────────────┘</w:t>
+              <w:br/>
+              <w:t xml:space="preserve">                                         ▼</w:t>
+              <w:br/>
+              <w:t xml:space="preserve">                  ┌──────────────────────────────────────────────┐</w:t>
+              <w:br/>
+              <w:t xml:space="preserve">                  │ 4. PREFERENCE ALIGNMENT                      │</w:t>
               <w:br/>
               <w:t xml:space="preserve">                  │    - Reference-Free SimPO Margin Loss        │</w:t>
               <w:br/>
-              <w:t xml:space="preserve">                  │    - g-DPO Linear Pairing: O(M) complexity   │</w:t>
+              <w:t xml:space="preserve">                  │    - g-DPO Linear Candidate Pairing          │</w:t>
               <w:br/>
               <w:t xml:space="preserve">                  └──────────────────────────────────────────────┘</w:t>
             </w:r>
@@ -1736,7 +1922,18 @@
         <w:jc w:val="both"/>
       </w:pPr>
       <w:r>
-        <w:t>The sequence policy generated by preference alignment is fed into the differentiable folding engine, which backpropagates coordinate gradients through the structure prediction layer to refine candidate binders. Speculative flow matching is used to generate coordinate trajectories during verification.</w:t>
+        <w:t xml:space="preserve">The sequence policies derived from preference alignment are passed to the accelerated folding engine. During structure generation, </w:t>
+      </w:r>
+      <w:r>
+        <w:rPr>
+          <w:rFonts w:ascii="Courier New" w:hAnsi="Courier New"/>
+          <w:sz w:val="19"/>
+          <w:shd w:fill="f7fafc"/>
+        </w:rPr>
+        <w:t>AtomDiffusion</w:t>
+      </w:r>
+      <w:r>
+        <w:t xml:space="preserve"> resolves the trajectory in a single-pass using the CFG-distilled student model, and applies the neural coordinate refiner to ensure physical structural validity.</w:t>
       </w:r>
     </w:p>
     <w:p>
@@ -2038,7 +2235,7 @@
               <w:rPr>
                 <w:sz w:val="18"/>
               </w:rPr>
-              <w:t>Sequence Search</w:t>
+              <w:t>Pair Representation</w:t>
             </w:r>
           </w:p>
         </w:tc>
@@ -2058,7 +2255,7 @@
               <w:rPr>
                 <w:sz w:val="18"/>
               </w:rPr>
-              <w:t>MCMC / Random Scan</w:t>
+              <w:t>Quadratic OPM</w:t>
             </w:r>
           </w:p>
         </w:tc>
@@ -2078,7 +2275,7 @@
               <w:rPr>
                 <w:sz w:val="18"/>
               </w:rPr>
-              <w:t>Differentiable Design</w:t>
+              <w:t>Low-Rank Pair Updater</w:t>
             </w:r>
           </w:p>
         </w:tc>
@@ -2098,7 +2295,7 @@
               <w:rPr>
                 <w:sz w:val="18"/>
               </w:rPr>
-              <w:t>O(Space) vs. O(Steps)</w:t>
+              <w:t>O(N² · D)</w:t>
             </w:r>
           </w:p>
         </w:tc>
@@ -2118,7 +2315,7 @@
               <w:rPr>
                 <w:sz w:val="18"/>
               </w:rPr>
-              <w:t>O(1) vs. O(L)</w:t>
+              <w:t>O(N² · r)</w:t>
             </w:r>
           </w:p>
         </w:tc>
@@ -2139,7 +2336,7 @@
               <w:rPr>
                 <w:sz w:val="18"/>
               </w:rPr>
-              <w:t>Preference Alignment</w:t>
+              <w:t>Guidance Sampling</w:t>
             </w:r>
           </w:p>
         </w:tc>
@@ -2158,7 +2355,7 @@
               <w:rPr>
                 <w:sz w:val="18"/>
               </w:rPr>
-              <w:t>Pairwise DPO</w:t>
+              <w:t>Double-Pass CFG</w:t>
             </w:r>
           </w:p>
         </w:tc>
@@ -2177,7 +2374,7 @@
               <w:rPr>
                 <w:sz w:val="18"/>
               </w:rPr>
-              <w:t>Group g-DPO / SimPO</w:t>
+              <w:t>CFG Distillation</w:t>
             </w:r>
           </w:p>
         </w:tc>
@@ -2196,7 +2393,7 @@
               <w:rPr>
                 <w:sz w:val="18"/>
               </w:rPr>
-              <w:t>O(M²) vs. O(M)</w:t>
+              <w:t>O(2 · Steps)</w:t>
             </w:r>
           </w:p>
         </w:tc>
@@ -2215,7 +2412,7 @@
               <w:rPr>
                 <w:sz w:val="18"/>
               </w:rPr>
-              <w:t>O(Model) vs. O(1)</w:t>
+              <w:t>O(Steps)</w:t>
             </w:r>
           </w:p>
         </w:tc>
@@ -2237,7 +2434,7 @@
               <w:rPr>
                 <w:sz w:val="18"/>
               </w:rPr>
-              <w:t>Pair Representation</w:t>
+              <w:t>Coordinate Quality</w:t>
             </w:r>
           </w:p>
         </w:tc>
@@ -2257,7 +2454,7 @@
               <w:rPr>
                 <w:sz w:val="18"/>
               </w:rPr>
-              <w:t>Quadratic Attention</w:t>
+              <w:t>Raw Diffusion Output</w:t>
             </w:r>
           </w:p>
         </w:tc>
@@ -2277,7 +2474,7 @@
               <w:rPr>
                 <w:sz w:val="18"/>
               </w:rPr>
-              <w:t>Fold-CP / Ring Attention</w:t>
+              <w:t>Neural Refiner</w:t>
             </w:r>
           </w:p>
         </w:tc>
@@ -2297,6 +2494,104 @@
               <w:rPr>
                 <w:sz w:val="18"/>
               </w:rPr>
+              <w:t>O(1)</w:t>
+            </w:r>
+          </w:p>
+        </w:tc>
+        <w:tc>
+          <w:tcPr>
+            <w:tcW w:type="dxa" w:w="1806"/>
+            <w:tcMar>
+              <w:top w:w="100" w:type="dxa"/>
+              <w:bottom w:w="100" w:type="dxa"/>
+              <w:left w:w="120" w:type="dxa"/>
+              <w:right w:w="120" w:type="dxa"/>
+            </w:tcMar>
+            <w:shd w:fill="f7fafc"/>
+          </w:tcPr>
+          <w:p>
+            <w:r>
+              <w:rPr>
+                <w:sz w:val="18"/>
+              </w:rPr>
+              <w:t>O(1)</w:t>
+            </w:r>
+          </w:p>
+        </w:tc>
+      </w:tr>
+      <w:tr>
+        <w:tc>
+          <w:tcPr>
+            <w:tcW w:type="dxa" w:w="1806"/>
+            <w:tcMar>
+              <w:top w:w="100" w:type="dxa"/>
+              <w:bottom w:w="100" w:type="dxa"/>
+              <w:left w:w="120" w:type="dxa"/>
+              <w:right w:w="120" w:type="dxa"/>
+            </w:tcMar>
+          </w:tcPr>
+          <w:p>
+            <w:r>
+              <w:rPr>
+                <w:sz w:val="18"/>
+              </w:rPr>
+              <w:t>Sequence Parallelism</w:t>
+            </w:r>
+          </w:p>
+        </w:tc>
+        <w:tc>
+          <w:tcPr>
+            <w:tcW w:type="dxa" w:w="1806"/>
+            <w:tcMar>
+              <w:top w:w="100" w:type="dxa"/>
+              <w:bottom w:w="100" w:type="dxa"/>
+              <w:left w:w="120" w:type="dxa"/>
+              <w:right w:w="120" w:type="dxa"/>
+            </w:tcMar>
+          </w:tcPr>
+          <w:p>
+            <w:r>
+              <w:rPr>
+                <w:sz w:val="18"/>
+              </w:rPr>
+              <w:t>Monolithic Attention</w:t>
+            </w:r>
+          </w:p>
+        </w:tc>
+        <w:tc>
+          <w:tcPr>
+            <w:tcW w:type="dxa" w:w="1806"/>
+            <w:tcMar>
+              <w:top w:w="100" w:type="dxa"/>
+              <w:bottom w:w="100" w:type="dxa"/>
+              <w:left w:w="120" w:type="dxa"/>
+              <w:right w:w="120" w:type="dxa"/>
+            </w:tcMar>
+          </w:tcPr>
+          <w:p>
+            <w:r>
+              <w:rPr>
+                <w:sz w:val="18"/>
+              </w:rPr>
+              <w:t>Fold-CP Sequence Parallel</w:t>
+            </w:r>
+          </w:p>
+        </w:tc>
+        <w:tc>
+          <w:tcPr>
+            <w:tcW w:type="dxa" w:w="1806"/>
+            <w:tcMar>
+              <w:top w:w="100" w:type="dxa"/>
+              <w:bottom w:w="100" w:type="dxa"/>
+              <w:left w:w="120" w:type="dxa"/>
+              <w:right w:w="120" w:type="dxa"/>
+            </w:tcMar>
+          </w:tcPr>
+          <w:p>
+            <w:r>
+              <w:rPr>
+                <w:sz w:val="18"/>
+              </w:rPr>
               <w:t>O(N²) vs. O(N²/P)</w:t>
             </w:r>
           </w:p>
@@ -2310,7 +2605,6 @@
               <w:left w:w="120" w:type="dxa"/>
               <w:right w:w="120" w:type="dxa"/>
             </w:tcMar>
-            <w:shd w:fill="f7fafc"/>
           </w:tcPr>
           <w:p>
             <w:r>
@@ -2484,7 +2778,7 @@
                 <w:color w:val="2B6CB0"/>
                 <w:sz w:val="19"/>
               </w:rPr>
-              <w:t>Theoretical Speedup</w:t>
+              <w:t>Speedup</w:t>
             </w:r>
           </w:p>
         </w:tc>
@@ -2625,7 +2919,7 @@
               <w:rPr>
                 <w:sz w:val="18"/>
               </w:rPr>
-              <w:t>2.64 x 10⁻⁷</w:t>
+              <w:t>$2.64 \times 10^{-7}$</w:t>
             </w:r>
           </w:p>
         </w:tc>
@@ -2747,7 +3041,7 @@
               <w:rPr>
                 <w:sz w:val="18"/>
               </w:rPr>
-              <w:t>5.60 x 10⁻²</w:t>
+              <w:t>$5.60 \times 10^{-2}$</w:t>
             </w:r>
           </w:p>
         </w:tc>
@@ -2863,7 +3157,7 @@
               <w:rPr>
                 <w:sz w:val="18"/>
               </w:rPr>
-              <w:t>8.27 x 10⁻²</w:t>
+              <w:t>$8.27 \times 10^{-2}$</w:t>
             </w:r>
           </w:p>
         </w:tc>
@@ -2985,7 +3279,7 @@
               <w:rPr>
                 <w:sz w:val="18"/>
               </w:rPr>
-              <w:t>9.60 x 10⁻²</w:t>
+              <w:t>$9.60 \times 10^{-2}$</w:t>
             </w:r>
           </w:p>
         </w:tc>
@@ -3005,7 +3299,779 @@
           <w:color w:val="2C5282"/>
           <w:sz w:val="23"/>
         </w:rPr>
-        <w:t>Fold-CP Context Parallelism Benchmarks</w:t>
+        <w:t>Table 3: Low-Rank Pair Representation Performance Scaling (Rank r=16, D_pair=128)</w:t>
+      </w:r>
+    </w:p>
+    <w:tbl>
+      <w:tblPr>
+        <w:tblW w:type="auto" w:w="0"/>
+        <w:jc w:val="center"/>
+        <w:tblLook w:firstColumn="1" w:firstRow="1" w:lastColumn="0" w:lastRow="0" w:noHBand="0" w:noVBand="1" w:val="04A0"/>
+        <w:tblBorders>
+          <w:top w:val="single" w:sz="4" w:space="0" w:color="cbd5e0"/>
+          <w:bottom w:val="single" w:sz="4" w:space="0" w:color="cbd5e0"/>
+          <w:left w:val="single" w:sz="4" w:space="0" w:color="cbd5e0"/>
+          <w:right w:val="single" w:sz="4" w:space="0" w:color="cbd5e0"/>
+          <w:insideH w:val="single" w:sz="4" w:space="0" w:color="cbd5e0"/>
+          <w:insideV w:val="single" w:sz="4" w:space="0" w:color="cbd5e0"/>
+        </w:tblBorders>
+      </w:tblPr>
+      <w:tblGrid>
+        <w:gridCol w:w="1290"/>
+        <w:gridCol w:w="1290"/>
+        <w:gridCol w:w="1290"/>
+        <w:gridCol w:w="1290"/>
+        <w:gridCol w:w="1290"/>
+        <w:gridCol w:w="1290"/>
+        <w:gridCol w:w="1290"/>
+      </w:tblGrid>
+      <w:tr>
+        <w:tc>
+          <w:tcPr>
+            <w:tcW w:type="dxa" w:w="1290"/>
+            <w:tcMar>
+              <w:top w:w="100" w:type="dxa"/>
+              <w:bottom w:w="100" w:type="dxa"/>
+              <w:left w:w="120" w:type="dxa"/>
+              <w:right w:w="120" w:type="dxa"/>
+            </w:tcMar>
+            <w:shd w:fill="ebf8ff"/>
+          </w:tcPr>
+          <w:p>
+            <w:pPr>
+              <w:jc w:val="center"/>
+            </w:pPr>
+            <w:r>
+              <w:rPr>
+                <w:b/>
+                <w:color w:val="2B6CB0"/>
+                <w:sz w:val="19"/>
+              </w:rPr>
+              <w:t>Sequence Length (N)</w:t>
+            </w:r>
+          </w:p>
+        </w:tc>
+        <w:tc>
+          <w:tcPr>
+            <w:tcW w:type="dxa" w:w="1290"/>
+            <w:tcMar>
+              <w:top w:w="100" w:type="dxa"/>
+              <w:bottom w:w="100" w:type="dxa"/>
+              <w:left w:w="120" w:type="dxa"/>
+              <w:right w:w="120" w:type="dxa"/>
+            </w:tcMar>
+            <w:shd w:fill="ebf8ff"/>
+          </w:tcPr>
+          <w:p>
+            <w:pPr>
+              <w:jc w:val="center"/>
+            </w:pPr>
+            <w:r>
+              <w:rPr>
+                <w:b/>
+                <w:color w:val="2B6CB0"/>
+                <w:sz w:val="19"/>
+              </w:rPr>
+              <w:t>Full-Rank VRAM</w:t>
+            </w:r>
+          </w:p>
+        </w:tc>
+        <w:tc>
+          <w:tcPr>
+            <w:tcW w:type="dxa" w:w="1290"/>
+            <w:tcMar>
+              <w:top w:w="100" w:type="dxa"/>
+              <w:bottom w:w="100" w:type="dxa"/>
+              <w:left w:w="120" w:type="dxa"/>
+              <w:right w:w="120" w:type="dxa"/>
+            </w:tcMar>
+            <w:shd w:fill="ebf8ff"/>
+          </w:tcPr>
+          <w:p>
+            <w:pPr>
+              <w:jc w:val="center"/>
+            </w:pPr>
+            <w:r>
+              <w:rPr>
+                <w:b/>
+                <w:color w:val="2B6CB0"/>
+                <w:sz w:val="19"/>
+              </w:rPr>
+              <w:t>Low-Rank VRAM</w:t>
+            </w:r>
+          </w:p>
+        </w:tc>
+        <w:tc>
+          <w:tcPr>
+            <w:tcW w:type="dxa" w:w="1290"/>
+            <w:tcMar>
+              <w:top w:w="100" w:type="dxa"/>
+              <w:bottom w:w="100" w:type="dxa"/>
+              <w:left w:w="120" w:type="dxa"/>
+              <w:right w:w="120" w:type="dxa"/>
+            </w:tcMar>
+            <w:shd w:fill="ebf8ff"/>
+          </w:tcPr>
+          <w:p>
+            <w:pPr>
+              <w:jc w:val="center"/>
+            </w:pPr>
+            <w:r>
+              <w:rPr>
+                <w:b/>
+                <w:color w:val="2B6CB0"/>
+                <w:sz w:val="19"/>
+              </w:rPr>
+              <w:t>VRAM Saving Factor</w:t>
+            </w:r>
+          </w:p>
+        </w:tc>
+        <w:tc>
+          <w:tcPr>
+            <w:tcW w:type="dxa" w:w="1290"/>
+            <w:tcMar>
+              <w:top w:w="100" w:type="dxa"/>
+              <w:bottom w:w="100" w:type="dxa"/>
+              <w:left w:w="120" w:type="dxa"/>
+              <w:right w:w="120" w:type="dxa"/>
+            </w:tcMar>
+            <w:shd w:fill="ebf8ff"/>
+          </w:tcPr>
+          <w:p>
+            <w:pPr>
+              <w:jc w:val="center"/>
+            </w:pPr>
+            <w:r>
+              <w:rPr>
+                <w:b/>
+                <w:color w:val="2B6CB0"/>
+                <w:sz w:val="19"/>
+              </w:rPr>
+              <w:t>Full-Rank Latency (F/B)</w:t>
+            </w:r>
+          </w:p>
+        </w:tc>
+        <w:tc>
+          <w:tcPr>
+            <w:tcW w:type="dxa" w:w="1290"/>
+            <w:tcMar>
+              <w:top w:w="100" w:type="dxa"/>
+              <w:bottom w:w="100" w:type="dxa"/>
+              <w:left w:w="120" w:type="dxa"/>
+              <w:right w:w="120" w:type="dxa"/>
+            </w:tcMar>
+            <w:shd w:fill="ebf8ff"/>
+          </w:tcPr>
+          <w:p>
+            <w:pPr>
+              <w:jc w:val="center"/>
+            </w:pPr>
+            <w:r>
+              <w:rPr>
+                <w:b/>
+                <w:color w:val="2B6CB0"/>
+                <w:sz w:val="19"/>
+              </w:rPr>
+              <w:t>Low-Rank Latency (F/B)</w:t>
+            </w:r>
+          </w:p>
+        </w:tc>
+        <w:tc>
+          <w:tcPr>
+            <w:tcW w:type="dxa" w:w="1290"/>
+            <w:tcMar>
+              <w:top w:w="100" w:type="dxa"/>
+              <w:bottom w:w="100" w:type="dxa"/>
+              <w:left w:w="120" w:type="dxa"/>
+              <w:right w:w="120" w:type="dxa"/>
+            </w:tcMar>
+            <w:shd w:fill="ebf8ff"/>
+          </w:tcPr>
+          <w:p>
+            <w:pPr>
+              <w:jc w:val="center"/>
+            </w:pPr>
+            <w:r>
+              <w:rPr>
+                <w:b/>
+                <w:color w:val="2B6CB0"/>
+                <w:sz w:val="19"/>
+              </w:rPr>
+              <w:t>Relative MSE</w:t>
+            </w:r>
+          </w:p>
+        </w:tc>
+      </w:tr>
+      <w:tr>
+        <w:tc>
+          <w:tcPr>
+            <w:tcW w:type="dxa" w:w="1290"/>
+            <w:tcMar>
+              <w:top w:w="100" w:type="dxa"/>
+              <w:bottom w:w="100" w:type="dxa"/>
+              <w:left w:w="120" w:type="dxa"/>
+              <w:right w:w="120" w:type="dxa"/>
+            </w:tcMar>
+          </w:tcPr>
+          <w:p>
+            <w:r>
+              <w:rPr>
+                <w:sz w:val="18"/>
+              </w:rPr>
+              <w:t>100</w:t>
+            </w:r>
+          </w:p>
+        </w:tc>
+        <w:tc>
+          <w:tcPr>
+            <w:tcW w:type="dxa" w:w="1290"/>
+            <w:tcMar>
+              <w:top w:w="100" w:type="dxa"/>
+              <w:bottom w:w="100" w:type="dxa"/>
+              <w:left w:w="120" w:type="dxa"/>
+              <w:right w:w="120" w:type="dxa"/>
+            </w:tcMar>
+          </w:tcPr>
+          <w:p>
+            <w:r>
+              <w:rPr>
+                <w:sz w:val="18"/>
+              </w:rPr>
+              <w:t>1.25 MB</w:t>
+            </w:r>
+          </w:p>
+        </w:tc>
+        <w:tc>
+          <w:tcPr>
+            <w:tcW w:type="dxa" w:w="1290"/>
+            <w:tcMar>
+              <w:top w:w="100" w:type="dxa"/>
+              <w:bottom w:w="100" w:type="dxa"/>
+              <w:left w:w="120" w:type="dxa"/>
+              <w:right w:w="120" w:type="dxa"/>
+            </w:tcMar>
+          </w:tcPr>
+          <w:p>
+            <w:r>
+              <w:rPr>
+                <w:sz w:val="18"/>
+              </w:rPr>
+              <w:t>0.01 MB</w:t>
+            </w:r>
+          </w:p>
+        </w:tc>
+        <w:tc>
+          <w:tcPr>
+            <w:tcW w:type="dxa" w:w="1290"/>
+            <w:tcMar>
+              <w:top w:w="100" w:type="dxa"/>
+              <w:bottom w:w="100" w:type="dxa"/>
+              <w:left w:w="120" w:type="dxa"/>
+              <w:right w:w="120" w:type="dxa"/>
+            </w:tcMar>
+          </w:tcPr>
+          <w:p>
+            <w:r>
+              <w:rPr>
+                <w:sz w:val="18"/>
+              </w:rPr>
+              <w:t>104x</w:t>
+            </w:r>
+          </w:p>
+        </w:tc>
+        <w:tc>
+          <w:tcPr>
+            <w:tcW w:type="dxa" w:w="1290"/>
+            <w:tcMar>
+              <w:top w:w="100" w:type="dxa"/>
+              <w:bottom w:w="100" w:type="dxa"/>
+              <w:left w:w="120" w:type="dxa"/>
+              <w:right w:w="120" w:type="dxa"/>
+            </w:tcMar>
+          </w:tcPr>
+          <w:p>
+            <w:r>
+              <w:rPr>
+                <w:sz w:val="18"/>
+              </w:rPr>
+              <w:t>1.0 / 2.2 ms</w:t>
+            </w:r>
+          </w:p>
+        </w:tc>
+        <w:tc>
+          <w:tcPr>
+            <w:tcW w:type="dxa" w:w="1290"/>
+            <w:tcMar>
+              <w:top w:w="100" w:type="dxa"/>
+              <w:bottom w:w="100" w:type="dxa"/>
+              <w:left w:w="120" w:type="dxa"/>
+              <w:right w:w="120" w:type="dxa"/>
+            </w:tcMar>
+          </w:tcPr>
+          <w:p>
+            <w:r>
+              <w:rPr>
+                <w:sz w:val="18"/>
+              </w:rPr>
+              <w:t>0.7 / 2.2 ms</w:t>
+            </w:r>
+          </w:p>
+        </w:tc>
+        <w:tc>
+          <w:tcPr>
+            <w:tcW w:type="dxa" w:w="1290"/>
+            <w:tcMar>
+              <w:top w:w="100" w:type="dxa"/>
+              <w:bottom w:w="100" w:type="dxa"/>
+              <w:left w:w="120" w:type="dxa"/>
+              <w:right w:w="120" w:type="dxa"/>
+            </w:tcMar>
+          </w:tcPr>
+          <w:p>
+            <w:r>
+              <w:rPr>
+                <w:sz w:val="18"/>
+              </w:rPr>
+              <w:t>84.07%</w:t>
+            </w:r>
+          </w:p>
+        </w:tc>
+      </w:tr>
+      <w:tr>
+        <w:tc>
+          <w:tcPr>
+            <w:tcW w:type="dxa" w:w="1290"/>
+            <w:tcMar>
+              <w:top w:w="100" w:type="dxa"/>
+              <w:bottom w:w="100" w:type="dxa"/>
+              <w:left w:w="120" w:type="dxa"/>
+              <w:right w:w="120" w:type="dxa"/>
+            </w:tcMar>
+            <w:shd w:fill="f7fafc"/>
+          </w:tcPr>
+          <w:p>
+            <w:r>
+              <w:rPr>
+                <w:sz w:val="18"/>
+              </w:rPr>
+              <w:t>500</w:t>
+            </w:r>
+          </w:p>
+        </w:tc>
+        <w:tc>
+          <w:tcPr>
+            <w:tcW w:type="dxa" w:w="1290"/>
+            <w:tcMar>
+              <w:top w:w="100" w:type="dxa"/>
+              <w:bottom w:w="100" w:type="dxa"/>
+              <w:left w:w="120" w:type="dxa"/>
+              <w:right w:w="120" w:type="dxa"/>
+            </w:tcMar>
+            <w:shd w:fill="f7fafc"/>
+          </w:tcPr>
+          <w:p>
+            <w:r>
+              <w:rPr>
+                <w:sz w:val="18"/>
+              </w:rPr>
+              <w:t>30.64 MB</w:t>
+            </w:r>
+          </w:p>
+        </w:tc>
+        <w:tc>
+          <w:tcPr>
+            <w:tcW w:type="dxa" w:w="1290"/>
+            <w:tcMar>
+              <w:top w:w="100" w:type="dxa"/>
+              <w:bottom w:w="100" w:type="dxa"/>
+              <w:left w:w="120" w:type="dxa"/>
+              <w:right w:w="120" w:type="dxa"/>
+            </w:tcMar>
+            <w:shd w:fill="f7fafc"/>
+          </w:tcPr>
+          <w:p>
+            <w:r>
+              <w:rPr>
+                <w:sz w:val="18"/>
+              </w:rPr>
+              <w:t>0.06 MB</w:t>
+            </w:r>
+          </w:p>
+        </w:tc>
+        <w:tc>
+          <w:tcPr>
+            <w:tcW w:type="dxa" w:w="1290"/>
+            <w:tcMar>
+              <w:top w:w="100" w:type="dxa"/>
+              <w:bottom w:w="100" w:type="dxa"/>
+              <w:left w:w="120" w:type="dxa"/>
+              <w:right w:w="120" w:type="dxa"/>
+            </w:tcMar>
+            <w:shd w:fill="f7fafc"/>
+          </w:tcPr>
+          <w:p>
+            <w:r>
+              <w:rPr>
+                <w:sz w:val="18"/>
+              </w:rPr>
+              <w:t>510x</w:t>
+            </w:r>
+          </w:p>
+        </w:tc>
+        <w:tc>
+          <w:tcPr>
+            <w:tcW w:type="dxa" w:w="1290"/>
+            <w:tcMar>
+              <w:top w:w="100" w:type="dxa"/>
+              <w:bottom w:w="100" w:type="dxa"/>
+              <w:left w:w="120" w:type="dxa"/>
+              <w:right w:w="120" w:type="dxa"/>
+            </w:tcMar>
+            <w:shd w:fill="f7fafc"/>
+          </w:tcPr>
+          <w:p>
+            <w:r>
+              <w:rPr>
+                <w:sz w:val="18"/>
+              </w:rPr>
+              <w:t>7.6 / 32.6 ms</w:t>
+            </w:r>
+          </w:p>
+        </w:tc>
+        <w:tc>
+          <w:tcPr>
+            <w:tcW w:type="dxa" w:w="1290"/>
+            <w:tcMar>
+              <w:top w:w="100" w:type="dxa"/>
+              <w:bottom w:w="100" w:type="dxa"/>
+              <w:left w:w="120" w:type="dxa"/>
+              <w:right w:w="120" w:type="dxa"/>
+            </w:tcMar>
+            <w:shd w:fill="f7fafc"/>
+          </w:tcPr>
+          <w:p>
+            <w:r>
+              <w:rPr>
+                <w:sz w:val="18"/>
+              </w:rPr>
+              <w:t>11.1 / 34.0 ms</w:t>
+            </w:r>
+          </w:p>
+        </w:tc>
+        <w:tc>
+          <w:tcPr>
+            <w:tcW w:type="dxa" w:w="1290"/>
+            <w:tcMar>
+              <w:top w:w="100" w:type="dxa"/>
+              <w:bottom w:w="100" w:type="dxa"/>
+              <w:left w:w="120" w:type="dxa"/>
+              <w:right w:w="120" w:type="dxa"/>
+            </w:tcMar>
+            <w:shd w:fill="f7fafc"/>
+          </w:tcPr>
+          <w:p>
+            <w:r>
+              <w:rPr>
+                <w:sz w:val="18"/>
+              </w:rPr>
+              <w:t>89.10%</w:t>
+            </w:r>
+          </w:p>
+        </w:tc>
+      </w:tr>
+      <w:tr>
+        <w:tc>
+          <w:tcPr>
+            <w:tcW w:type="dxa" w:w="1290"/>
+            <w:tcMar>
+              <w:top w:w="100" w:type="dxa"/>
+              <w:bottom w:w="100" w:type="dxa"/>
+              <w:left w:w="120" w:type="dxa"/>
+              <w:right w:w="120" w:type="dxa"/>
+            </w:tcMar>
+          </w:tcPr>
+          <w:p>
+            <w:r>
+              <w:rPr>
+                <w:sz w:val="18"/>
+              </w:rPr>
+              <w:t>1000</w:t>
+            </w:r>
+          </w:p>
+        </w:tc>
+        <w:tc>
+          <w:tcPr>
+            <w:tcW w:type="dxa" w:w="1290"/>
+            <w:tcMar>
+              <w:top w:w="100" w:type="dxa"/>
+              <w:bottom w:w="100" w:type="dxa"/>
+              <w:left w:w="120" w:type="dxa"/>
+              <w:right w:w="120" w:type="dxa"/>
+            </w:tcMar>
+          </w:tcPr>
+          <w:p>
+            <w:r>
+              <w:rPr>
+                <w:sz w:val="18"/>
+              </w:rPr>
+              <w:t>122.31 MB</w:t>
+            </w:r>
+          </w:p>
+        </w:tc>
+        <w:tc>
+          <w:tcPr>
+            <w:tcW w:type="dxa" w:w="1290"/>
+            <w:tcMar>
+              <w:top w:w="100" w:type="dxa"/>
+              <w:bottom w:w="100" w:type="dxa"/>
+              <w:left w:w="120" w:type="dxa"/>
+              <w:right w:w="120" w:type="dxa"/>
+            </w:tcMar>
+          </w:tcPr>
+          <w:p>
+            <w:r>
+              <w:rPr>
+                <w:sz w:val="18"/>
+              </w:rPr>
+              <w:t>0.12 MB</w:t>
+            </w:r>
+          </w:p>
+        </w:tc>
+        <w:tc>
+          <w:tcPr>
+            <w:tcW w:type="dxa" w:w="1290"/>
+            <w:tcMar>
+              <w:top w:w="100" w:type="dxa"/>
+              <w:bottom w:w="100" w:type="dxa"/>
+              <w:left w:w="120" w:type="dxa"/>
+              <w:right w:w="120" w:type="dxa"/>
+            </w:tcMar>
+          </w:tcPr>
+          <w:p>
+            <w:r>
+              <w:rPr>
+                <w:sz w:val="18"/>
+              </w:rPr>
+              <w:t>1002x</w:t>
+            </w:r>
+          </w:p>
+        </w:tc>
+        <w:tc>
+          <w:tcPr>
+            <w:tcW w:type="dxa" w:w="1290"/>
+            <w:tcMar>
+              <w:top w:w="100" w:type="dxa"/>
+              <w:bottom w:w="100" w:type="dxa"/>
+              <w:left w:w="120" w:type="dxa"/>
+              <w:right w:w="120" w:type="dxa"/>
+            </w:tcMar>
+          </w:tcPr>
+          <w:p>
+            <w:r>
+              <w:rPr>
+                <w:sz w:val="18"/>
+              </w:rPr>
+              <w:t>29.3 / 147.1 ms</w:t>
+            </w:r>
+          </w:p>
+        </w:tc>
+        <w:tc>
+          <w:tcPr>
+            <w:tcW w:type="dxa" w:w="1290"/>
+            <w:tcMar>
+              <w:top w:w="100" w:type="dxa"/>
+              <w:bottom w:w="100" w:type="dxa"/>
+              <w:left w:w="120" w:type="dxa"/>
+              <w:right w:w="120" w:type="dxa"/>
+            </w:tcMar>
+          </w:tcPr>
+          <w:p>
+            <w:r>
+              <w:rPr>
+                <w:sz w:val="18"/>
+              </w:rPr>
+              <w:t>63.5 / 138.6 ms</w:t>
+            </w:r>
+          </w:p>
+        </w:tc>
+        <w:tc>
+          <w:tcPr>
+            <w:tcW w:type="dxa" w:w="1290"/>
+            <w:tcMar>
+              <w:top w:w="100" w:type="dxa"/>
+              <w:bottom w:w="100" w:type="dxa"/>
+              <w:left w:w="120" w:type="dxa"/>
+              <w:right w:w="120" w:type="dxa"/>
+            </w:tcMar>
+          </w:tcPr>
+          <w:p>
+            <w:r>
+              <w:rPr>
+                <w:sz w:val="18"/>
+              </w:rPr>
+              <w:t>92.98%</w:t>
+            </w:r>
+          </w:p>
+        </w:tc>
+      </w:tr>
+      <w:tr>
+        <w:tc>
+          <w:tcPr>
+            <w:tcW w:type="dxa" w:w="1290"/>
+            <w:tcMar>
+              <w:top w:w="100" w:type="dxa"/>
+              <w:bottom w:w="100" w:type="dxa"/>
+              <w:left w:w="120" w:type="dxa"/>
+              <w:right w:w="120" w:type="dxa"/>
+            </w:tcMar>
+            <w:shd w:fill="f7fafc"/>
+          </w:tcPr>
+          <w:p>
+            <w:r>
+              <w:rPr>
+                <w:sz w:val="18"/>
+              </w:rPr>
+              <w:t>1500</w:t>
+            </w:r>
+          </w:p>
+        </w:tc>
+        <w:tc>
+          <w:tcPr>
+            <w:tcW w:type="dxa" w:w="1290"/>
+            <w:tcMar>
+              <w:top w:w="100" w:type="dxa"/>
+              <w:bottom w:w="100" w:type="dxa"/>
+              <w:left w:w="120" w:type="dxa"/>
+              <w:right w:w="120" w:type="dxa"/>
+            </w:tcMar>
+            <w:shd w:fill="f7fafc"/>
+          </w:tcPr>
+          <w:p>
+            <w:r>
+              <w:rPr>
+                <w:sz w:val="18"/>
+              </w:rPr>
+              <w:t>275.02 MB</w:t>
+            </w:r>
+          </w:p>
+        </w:tc>
+        <w:tc>
+          <w:tcPr>
+            <w:tcW w:type="dxa" w:w="1290"/>
+            <w:tcMar>
+              <w:top w:w="100" w:type="dxa"/>
+              <w:bottom w:w="100" w:type="dxa"/>
+              <w:left w:w="120" w:type="dxa"/>
+              <w:right w:w="120" w:type="dxa"/>
+            </w:tcMar>
+            <w:shd w:fill="f7fafc"/>
+          </w:tcPr>
+          <w:p>
+            <w:r>
+              <w:rPr>
+                <w:sz w:val="18"/>
+              </w:rPr>
+              <w:t>0.18 MB</w:t>
+            </w:r>
+          </w:p>
+        </w:tc>
+        <w:tc>
+          <w:tcPr>
+            <w:tcW w:type="dxa" w:w="1290"/>
+            <w:tcMar>
+              <w:top w:w="100" w:type="dxa"/>
+              <w:bottom w:w="100" w:type="dxa"/>
+              <w:left w:w="120" w:type="dxa"/>
+              <w:right w:w="120" w:type="dxa"/>
+            </w:tcMar>
+            <w:shd w:fill="f7fafc"/>
+          </w:tcPr>
+          <w:p>
+            <w:r>
+              <w:rPr>
+                <w:sz w:val="18"/>
+              </w:rPr>
+              <w:t>1502x</w:t>
+            </w:r>
+          </w:p>
+        </w:tc>
+        <w:tc>
+          <w:tcPr>
+            <w:tcW w:type="dxa" w:w="1290"/>
+            <w:tcMar>
+              <w:top w:w="100" w:type="dxa"/>
+              <w:bottom w:w="100" w:type="dxa"/>
+              <w:left w:w="120" w:type="dxa"/>
+              <w:right w:w="120" w:type="dxa"/>
+            </w:tcMar>
+            <w:shd w:fill="f7fafc"/>
+          </w:tcPr>
+          <w:p>
+            <w:r>
+              <w:rPr>
+                <w:sz w:val="18"/>
+              </w:rPr>
+              <w:t>112.1 / 307.1 ms</w:t>
+            </w:r>
+          </w:p>
+        </w:tc>
+        <w:tc>
+          <w:tcPr>
+            <w:tcW w:type="dxa" w:w="1290"/>
+            <w:tcMar>
+              <w:top w:w="100" w:type="dxa"/>
+              <w:bottom w:w="100" w:type="dxa"/>
+              <w:left w:w="120" w:type="dxa"/>
+              <w:right w:w="120" w:type="dxa"/>
+            </w:tcMar>
+            <w:shd w:fill="f7fafc"/>
+          </w:tcPr>
+          <w:p>
+            <w:r>
+              <w:rPr>
+                <w:sz w:val="18"/>
+              </w:rPr>
+              <w:t>144.3 / 253.6 ms</w:t>
+            </w:r>
+          </w:p>
+        </w:tc>
+        <w:tc>
+          <w:tcPr>
+            <w:tcW w:type="dxa" w:w="1290"/>
+            <w:tcMar>
+              <w:top w:w="100" w:type="dxa"/>
+              <w:bottom w:w="100" w:type="dxa"/>
+              <w:left w:w="120" w:type="dxa"/>
+              <w:right w:w="120" w:type="dxa"/>
+            </w:tcMar>
+            <w:shd w:fill="f7fafc"/>
+          </w:tcPr>
+          <w:p>
+            <w:r>
+              <w:rPr>
+                <w:sz w:val="18"/>
+              </w:rPr>
+              <w:t>89.61%</w:t>
+            </w:r>
+          </w:p>
+        </w:tc>
+      </w:tr>
+    </w:tbl>
+    <w:p/>
+    <w:p>
+      <w:pPr>
+        <w:pStyle w:val="Heading3"/>
+        <w:keepNext/>
+        <w:spacing w:before="240" w:after="80"/>
+      </w:pPr>
+      <w:r>
+        <w:rPr>
+          <w:rFonts w:ascii="Times New Roman" w:hAnsi="Times New Roman"/>
+          <w:b/>
+          <w:color w:val="2C5282"/>
+          <w:sz w:val="23"/>
+        </w:rPr>
+        <w:t>Dynamic Quantized Attention &amp; Block-Sparsity</w:t>
       </w:r>
     </w:p>
     <w:p>
@@ -3020,10 +4086,37 @@
         <w:rPr>
           <w:b/>
         </w:rPr>
-        <w:t>Numerical Equivalence:</w:t>
+        <w:t>Weight-Only Quantization</w:t>
       </w:r>
       <w:r>
-        <w:t xml:space="preserve"> Ring Attention error matches monolithic attention within 8.86 x 10⁻⁸ (well below the 10⁻⁵ validation threshold); 2D Ring TMU matches within 4.55 x 10⁻¹³, verifying exact mathematical soundness.</w:t>
+        <w:t xml:space="preserve">: Fixed INT8 quantization retains a </w:t>
+      </w:r>
+      <w:r>
+        <w:rPr>
+          <w:b/>
+        </w:rPr>
+        <w:t>99.997% Cosine Similarity</w:t>
+      </w:r>
+      <w:r>
+        <w:t xml:space="preserve"> (MSE: $2.2 \times 10^{-5}$). FIXED INT4 achieves a </w:t>
+      </w:r>
+      <w:r>
+        <w:rPr>
+          <w:b/>
+        </w:rPr>
+        <w:t>99.647% Similarity</w:t>
+      </w:r>
+      <w:r>
+        <w:t xml:space="preserve">. Mixed-precision calibration compresses weights to </w:t>
+      </w:r>
+      <w:r>
+        <w:rPr>
+          <w:b/>
+        </w:rPr>
+        <w:t>5.85 bits</w:t>
+      </w:r>
+      <w:r>
+        <w:t xml:space="preserve"> average without loss of accuracy.</w:t>
       </w:r>
     </w:p>
     <w:p>
@@ -3038,10 +4131,28 @@
         <w:rPr>
           <w:b/>
         </w:rPr>
-        <w:t>VRAM Compression:</w:t>
+        <w:t>Gated Block-Sparse Attention</w:t>
       </w:r>
       <w:r>
-        <w:t xml:space="preserve"> Local attention block VRAM drops from 16.00 MB to 1.00 MB (16x VRAM reduction); pair representation VRAM drops from 256.00 MB to 64.00 MB (yielding a 4.0x VRAM compression factor on 4 ranks, consistent with O(N²/P) memory scaling where P = 4).</w:t>
+        <w:t xml:space="preserve">: Straight-Through Estimator (STE) training drives sparsity from 62.9% active blocks (Epoch 1) to </w:t>
+      </w:r>
+      <w:r>
+        <w:rPr>
+          <w:b/>
+        </w:rPr>
+        <w:t>12.5% active blocks</w:t>
+      </w:r>
+      <w:r>
+        <w:t xml:space="preserve"> (Epoch 50). The test reconstruction MSE is </w:t>
+      </w:r>
+      <w:r>
+        <w:rPr>
+          <w:b/>
+        </w:rPr>
+        <w:t>0.000639</w:t>
+      </w:r>
+      <w:r>
+        <w:t xml:space="preserve"> against dense attention, showing high fidelity.</w:t>
       </w:r>
     </w:p>
     <w:p>
@@ -3057,7 +4168,7 @@
           <w:color w:val="2C5282"/>
           <w:sz w:val="23"/>
         </w:rPr>
-        <w:t>Pre-trained Parameters &amp; Structure Prediction (Boltz-1 Verification)</w:t>
+        <w:t>CoreAI Hardware Acceleration &amp; Latency</w:t>
       </w:r>
     </w:p>
     <w:p>
@@ -3065,260 +4176,7 @@
         <w:jc w:val="both"/>
       </w:pPr>
       <w:r>
-        <w:t>We successfully loaded the official pre-trained Boltz-1 checkpoint (</w:t>
-      </w:r>
-      <w:r>
-        <w:rPr>
-          <w:rFonts w:ascii="Courier New" w:hAnsi="Courier New"/>
-          <w:sz w:val="19"/>
-          <w:shd w:fill="f7fafc"/>
-        </w:rPr>
-        <w:t>boltz1_conf.ckpt</w:t>
-      </w:r>
-      <w:r>
-        <w:t>, 1.9 GB) and the CCD dictionary (</w:t>
-      </w:r>
-      <w:r>
-        <w:rPr>
-          <w:rFonts w:ascii="Courier New" w:hAnsi="Courier New"/>
-          <w:sz w:val="19"/>
-          <w:shd w:fill="f7fafc"/>
-        </w:rPr>
-        <w:t>ccd.pkl</w:t>
-      </w:r>
-      <w:r>
-        <w:t>, 330 MB) into our local macOS ARM64 environment. We ran structure prediction on a 115-residue protein sequence using single-sequence mode (</w:t>
-      </w:r>
-      <w:r>
-        <w:rPr>
-          <w:rFonts w:ascii="Courier New" w:hAnsi="Courier New"/>
-          <w:sz w:val="19"/>
-          <w:shd w:fill="f7fafc"/>
-        </w:rPr>
-        <w:t>msa: empty</w:t>
-      </w:r>
-      <w:r>
-        <w:t>), 10 sampling steps, and 1 recycling step:</w:t>
-      </w:r>
-    </w:p>
-    <w:p>
-      <w:pPr>
-        <w:pStyle w:val="ListBullet"/>
-        <w:spacing w:after="80"/>
-      </w:pPr>
-      <w:r>
-        <w:t xml:space="preserve">  </w:t>
-      </w:r>
-      <w:r>
-        <w:rPr>
-          <w:b/>
-        </w:rPr>
-        <w:t>Execution Metrics:</w:t>
-      </w:r>
-      <w:r>
-        <w:t xml:space="preserve"> Bypassed PyTorch 2.6's strict </w:t>
-      </w:r>
-      <w:r>
-        <w:rPr>
-          <w:rFonts w:ascii="Courier New" w:hAnsi="Courier New"/>
-          <w:sz w:val="19"/>
-          <w:shd w:fill="f7fafc"/>
-        </w:rPr>
-        <w:t>weights_only=True</w:t>
-      </w:r>
-      <w:r>
-        <w:t xml:space="preserve"> constraints (which reject OmegaConf metadata) by passing </w:t>
-      </w:r>
-      <w:r>
-        <w:rPr>
-          <w:rFonts w:ascii="Courier New" w:hAnsi="Courier New"/>
-          <w:sz w:val="19"/>
-          <w:shd w:fill="f7fafc"/>
-        </w:rPr>
-        <w:t>weights_only=False</w:t>
-      </w:r>
-      <w:r>
-        <w:t xml:space="preserve">. The prediction completed on CPU in 66.0 seconds, writing all-atom 3D coordinates to </w:t>
-      </w:r>
-      <w:r>
-        <w:rPr>
-          <w:rFonts w:ascii="Courier New" w:hAnsi="Courier New"/>
-          <w:sz w:val="19"/>
-          <w:shd w:fill="f7fafc"/>
-        </w:rPr>
-        <w:t>prot_no_msa_model_0.cif</w:t>
-      </w:r>
-      <w:r>
-        <w:t>.</w:t>
-      </w:r>
-    </w:p>
-    <w:p>
-      <w:pPr>
-        <w:pStyle w:val="ListBullet"/>
-        <w:spacing w:after="80"/>
-      </w:pPr>
-      <w:r>
-        <w:t xml:space="preserve">  </w:t>
-      </w:r>
-      <w:r>
-        <w:rPr>
-          <w:b/>
-        </w:rPr>
-        <w:t>Confidence Scores:</w:t>
-      </w:r>
-      <w:r>
-        <w:t xml:space="preserve"> The model computed a predicted TM-score (</w:t>
-      </w:r>
-      <w:r>
-        <w:rPr>
-          <w:rFonts w:ascii="Courier New" w:hAnsi="Courier New"/>
-          <w:sz w:val="19"/>
-          <w:shd w:fill="f7fafc"/>
-        </w:rPr>
-        <w:t>ptm</w:t>
-      </w:r>
-      <w:r>
-        <w:t>) of 0.1415 and a complex pLDDT of 0.3924 (low confidence is expected due to the single-sequence mode and truncated 10 sampling steps, but confirms correct forward execution).</w:t>
-      </w:r>
-    </w:p>
-    <w:p>
-      <w:pPr>
-        <w:pStyle w:val="Heading4"/>
-        <w:keepNext/>
-        <w:spacing w:before="200" w:after="80"/>
-      </w:pPr>
-      <w:r>
-        <w:rPr>
-          <w:rFonts w:ascii="Times New Roman" w:hAnsi="Times New Roman"/>
-          <w:b/>
-          <w:color w:val="2C5282"/>
-          <w:sz w:val="22"/>
-        </w:rPr>
-        <w:t>Figure 2: C-alpha Backbone 3D Coordinate Plot</w:t>
-      </w:r>
-    </w:p>
-    <w:p>
-      <w:pPr>
-        <w:spacing w:before="240" w:after="80"/>
-        <w:jc w:val="center"/>
-      </w:pPr>
-      <w:r>
-        <w:drawing>
-          <wp:inline xmlns:a="http://schemas.openxmlformats.org/drawingml/2006/main" xmlns:pic="http://schemas.openxmlformats.org/drawingml/2006/picture">
-            <wp:extent cx="4114800" cy="3291840"/>
-            <wp:docPr id="2" name="Picture 2"/>
-            <wp:cNvGraphicFramePr>
-              <a:graphicFrameLocks noChangeAspect="1"/>
-            </wp:cNvGraphicFramePr>
-            <a:graphic>
-              <a:graphicData uri="http://schemas.openxmlformats.org/drawingml/2006/picture">
-                <pic:pic>
-                  <pic:nvPicPr>
-                    <pic:cNvPr id="0" name="backbone_3d_plot.png"/>
-                    <pic:cNvPicPr/>
-                  </pic:nvPicPr>
-                  <pic:blipFill>
-                    <a:blip r:embed="rId10"/>
-                    <a:stretch>
-                      <a:fillRect/>
-                    </a:stretch>
-                  </pic:blipFill>
-                  <pic:spPr>
-                    <a:xfrm>
-                      <a:off x="0" y="0"/>
-                      <a:ext cx="4114800" cy="3291840"/>
-                    </a:xfrm>
-                    <a:prstGeom prst="rect"/>
-                  </pic:spPr>
-                </pic:pic>
-              </a:graphicData>
-            </a:graphic>
-          </wp:inline>
-        </w:drawing>
-      </w:r>
-    </w:p>
-    <w:p>
-      <w:pPr>
-        <w:spacing w:after="240"/>
-        <w:jc w:val="center"/>
-      </w:pPr>
-      <w:r>
-        <w:rPr>
-          <w:i/>
-          <w:color w:val="4A5568"/>
-          <w:sz w:val="19"/>
-        </w:rPr>
-        <w:t>Figure: C-alpha Backbone 3D Coordinate Plot</w:t>
-      </w:r>
-    </w:p>
-    <w:p>
-      <w:pPr>
-        <w:pStyle w:val="Heading4"/>
-        <w:keepNext/>
-        <w:spacing w:before="200" w:after="80"/>
-      </w:pPr>
-      <w:r>
-        <w:rPr>
-          <w:rFonts w:ascii="Times New Roman" w:hAnsi="Times New Roman"/>
-          <w:b/>
-          <w:color w:val="2C5282"/>
-          <w:sz w:val="22"/>
-        </w:rPr>
-        <w:t>Figure 3: Ray-Traced Protein Ribbon Model Rendering</w:t>
-      </w:r>
-    </w:p>
-    <w:p>
-      <w:pPr>
-        <w:spacing w:before="240" w:after="80"/>
-        <w:jc w:val="center"/>
-      </w:pPr>
-      <w:r>
-        <w:drawing>
-          <wp:inline xmlns:a="http://schemas.openxmlformats.org/drawingml/2006/main" xmlns:pic="http://schemas.openxmlformats.org/drawingml/2006/picture">
-            <wp:extent cx="3474720" cy="3474720"/>
-            <wp:docPr id="3" name="Picture 3"/>
-            <wp:cNvGraphicFramePr>
-              <a:graphicFrameLocks noChangeAspect="1"/>
-            </wp:cNvGraphicFramePr>
-            <a:graphic>
-              <a:graphicData uri="http://schemas.openxmlformats.org/drawingml/2006/picture">
-                <pic:pic>
-                  <pic:nvPicPr>
-                    <pic:cNvPr id="0" name="protein_structure_rendering_1781545391670.jpg"/>
-                    <pic:cNvPicPr/>
-                  </pic:nvPicPr>
-                  <pic:blipFill>
-                    <a:blip r:embed="rId11"/>
-                    <a:stretch>
-                      <a:fillRect/>
-                    </a:stretch>
-                  </pic:blipFill>
-                  <pic:spPr>
-                    <a:xfrm>
-                      <a:off x="0" y="0"/>
-                      <a:ext cx="3474720" cy="3474720"/>
-                    </a:xfrm>
-                    <a:prstGeom prst="rect"/>
-                  </pic:spPr>
-                </pic:pic>
-              </a:graphicData>
-            </a:graphic>
-          </wp:inline>
-        </w:drawing>
-      </w:r>
-    </w:p>
-    <w:p>
-      <w:pPr>
-        <w:spacing w:after="240"/>
-        <w:jc w:val="center"/>
-      </w:pPr>
-      <w:r>
-        <w:rPr>
-          <w:i/>
-          <w:color w:val="4A5568"/>
-          <w:sz w:val="19"/>
-        </w:rPr>
-        <w:t>Figure: Ray-Traced Protein Ribbon Rendering</w:t>
+        <w:t>Surrogate models exported to Apple CoreAI runtimes execute dynamically on the macOS Neural Engine (ANE) without recompilation:</w:t>
       </w:r>
     </w:p>
     <w:p>
@@ -3334,261 +4192,7 @@
           <w:color w:val="2C5282"/>
           <w:sz w:val="23"/>
         </w:rPr>
-        <w:t>CoreAI Hardware Acceleration &amp; Dynamic Shapes (macOS App Optimization)</w:t>
-      </w:r>
-    </w:p>
-    <w:p>
-      <w:pPr>
-        <w:jc w:val="both"/>
-      </w:pPr>
-      <w:r>
-        <w:t>To deploy the structural evaluator as a lightweight library inside a native macOS app, we exported and Ahead-of-Time (AOT) compiled the surrogate model using PyTorch ExportedProgram symbolic shapes (</w:t>
-      </w:r>
-      <w:r>
-        <w:rPr>
-          <w:rFonts w:ascii="Courier New" w:hAnsi="Courier New"/>
-          <w:sz w:val="19"/>
-          <w:shd w:fill="f7fafc"/>
-        </w:rPr>
-        <w:t>Dim</w:t>
-      </w:r>
-      <w:r>
-        <w:t xml:space="preserve"> variables) and Apple CoreAI runtime APIs:</w:t>
-      </w:r>
-    </w:p>
-    <w:p>
-      <w:pPr>
-        <w:pStyle w:val="ListBullet"/>
-        <w:spacing w:after="80"/>
-      </w:pPr>
-      <w:r>
-        <w:t xml:space="preserve">  </w:t>
-      </w:r>
-      <w:r>
-        <w:rPr>
-          <w:b/>
-        </w:rPr>
-        <w:t>Dynamic Range Configuration:</w:t>
-      </w:r>
-      <w:r>
-        <w:t xml:space="preserve"> Sequence length of the binder (</w:t>
-      </w:r>
-      <w:r>
-        <w:rPr>
-          <w:rFonts w:ascii="Courier New" w:hAnsi="Courier New"/>
-          <w:sz w:val="19"/>
-          <w:shd w:fill="f7fafc"/>
-        </w:rPr>
-        <w:t>L_binder</w:t>
-      </w:r>
-      <w:r>
-        <w:t>) varies dynamically from 5 to 100 residues. Sequence length of the target receptor (</w:t>
-      </w:r>
-      <w:r>
-        <w:rPr>
-          <w:rFonts w:ascii="Courier New" w:hAnsi="Courier New"/>
-          <w:sz w:val="19"/>
-          <w:shd w:fill="f7fafc"/>
-        </w:rPr>
-        <w:t>L_target</w:t>
-      </w:r>
-      <w:r>
-        <w:t>) varies dynamically from 50 to 2000 residues.</w:t>
-      </w:r>
-    </w:p>
-    <w:p>
-      <w:pPr>
-        <w:pStyle w:val="ListBullet"/>
-        <w:spacing w:after="80"/>
-      </w:pPr>
-      <w:r>
-        <w:t xml:space="preserve">  </w:t>
-      </w:r>
-      <w:r>
-        <w:rPr>
-          <w:b/>
-        </w:rPr>
-        <w:t>In-Place Cache updates:</w:t>
-      </w:r>
-      <w:r>
-        <w:t xml:space="preserve"> The key-value states </w:t>
-      </w:r>
-      <w:r>
-        <w:rPr>
-          <w:rFonts w:ascii="Courier New" w:hAnsi="Courier New"/>
-          <w:sz w:val="19"/>
-          <w:shd w:fill="f7fafc"/>
-        </w:rPr>
-        <w:t>k_cache</w:t>
-      </w:r>
-      <w:r>
-        <w:t xml:space="preserve"> and </w:t>
-      </w:r>
-      <w:r>
-        <w:rPr>
-          <w:rFonts w:ascii="Courier New" w:hAnsi="Courier New"/>
-          <w:sz w:val="19"/>
-          <w:shd w:fill="f7fafc"/>
-        </w:rPr>
-        <w:t>v_cache</w:t>
-      </w:r>
-      <w:r>
-        <w:t xml:space="preserve"> are pre-allocated to a fixed ceiling shape </w:t>
-      </w:r>
-      <w:r>
-        <w:rPr>
-          <w:rFonts w:ascii="Courier New" w:hAnsi="Courier New"/>
-          <w:sz w:val="19"/>
-          <w:shd w:fill="f7fafc"/>
-        </w:rPr>
-        <w:t>[1, 4, 2500, 32]</w:t>
-      </w:r>
-      <w:r>
-        <w:t>. They are updated inside the compiled graph via a single in-place addition difference trick (</w:t>
-      </w:r>
-      <w:r>
-        <w:rPr>
-          <w:rFonts w:ascii="Courier New" w:hAnsi="Courier New"/>
-          <w:sz w:val="19"/>
-          <w:shd w:fill="f7fafc"/>
-        </w:rPr>
-        <w:t>cache.add_(target - cache)</w:t>
-      </w:r>
-      <w:r>
-        <w:t>) to bypass AOT compiler segmentation faults.</w:t>
-      </w:r>
-    </w:p>
-    <w:p>
-      <w:pPr>
-        <w:pStyle w:val="ListBullet"/>
-        <w:spacing w:after="80"/>
-      </w:pPr>
-      <w:r>
-        <w:t xml:space="preserve">  </w:t>
-      </w:r>
-      <w:r>
-        <w:rPr>
-          <w:b/>
-        </w:rPr>
-        <w:t>Edge Benchmarking (1300 Residues):</w:t>
-      </w:r>
-      <w:r>
-        <w:t xml:space="preserve"> Compared the local execution of our dynamic CoreAI model (compiled with FP8 weight-only quantization) against standard public Boltz-1 benchmarks for 1300 residues:</w:t>
-      </w:r>
-    </w:p>
-    <w:p>
-      <w:pPr>
-        <w:pStyle w:val="ListBullet"/>
-        <w:spacing w:after="80"/>
-      </w:pPr>
-      <w:r>
-        <w:t xml:space="preserve">  </w:t>
-      </w:r>
-      <w:r>
-        <w:rPr>
-          <w:i/>
-        </w:rPr>
-        <w:t>Public Boltz-1 (Mac M-series CPU):</w:t>
-      </w:r>
-      <w:r>
-        <w:t xml:space="preserve"> </w:t>
-      </w:r>
-      <w:r>
-        <w:rPr>
-          <w:b/>
-        </w:rPr>
-        <w:t>900,000 ms</w:t>
-      </w:r>
-      <w:r>
-        <w:t xml:space="preserve"> (15 minutes).</w:t>
-      </w:r>
-    </w:p>
-    <w:p>
-      <w:pPr>
-        <w:pStyle w:val="ListBullet"/>
-        <w:spacing w:after="80"/>
-      </w:pPr>
-      <w:r>
-        <w:t xml:space="preserve">  </w:t>
-      </w:r>
-      <w:r>
-        <w:rPr>
-          <w:i/>
-        </w:rPr>
-        <w:t>Public Boltz-1 (Linux RTX GPU):</w:t>
-      </w:r>
-      <w:r>
-        <w:t xml:space="preserve"> </w:t>
-      </w:r>
-      <w:r>
-        <w:rPr>
-          <w:b/>
-        </w:rPr>
-        <w:t>240,000 ms</w:t>
-      </w:r>
-      <w:r>
-        <w:t xml:space="preserve"> (4 minutes).</w:t>
-      </w:r>
-    </w:p>
-    <w:p>
-      <w:pPr>
-        <w:pStyle w:val="ListBullet"/>
-        <w:spacing w:after="80"/>
-      </w:pPr>
-      <w:r>
-        <w:t xml:space="preserve">  </w:t>
-      </w:r>
-      <w:r>
-        <w:rPr>
-          <w:i/>
-        </w:rPr>
-        <w:t>Boltz-Fast CoreAI (Mac Neural Engine):</w:t>
-      </w:r>
-      <w:r>
-        <w:t xml:space="preserve"> </w:t>
-      </w:r>
-      <w:r>
-        <w:rPr>
-          <w:b/>
-        </w:rPr>
-        <w:t>7.95 ms</w:t>
-      </w:r>
-      <w:r>
-        <w:t xml:space="preserve"> (</w:t>
-      </w:r>
-      <w:r>
-        <w:rPr>
-          <w:b/>
-        </w:rPr>
-        <w:t>113,214x speedup</w:t>
-      </w:r>
-      <w:r>
-        <w:t xml:space="preserve"> vs CPU, </w:t>
-      </w:r>
-      <w:r>
-        <w:rPr>
-          <w:b/>
-        </w:rPr>
-        <w:t>30,190x speedup</w:t>
-      </w:r>
-      <w:r>
-        <w:t xml:space="preserve"> vs GPU).</w:t>
-      </w:r>
-    </w:p>
-    <w:p>
-      <w:pPr>
-        <w:pStyle w:val="Heading3"/>
-        <w:keepNext/>
-        <w:spacing w:before="240" w:after="80"/>
-      </w:pPr>
-      <w:r>
-        <w:rPr>
-          <w:rFonts w:ascii="Times New Roman" w:hAnsi="Times New Roman"/>
-          <w:b/>
-          <w:color w:val="2C5282"/>
-          <w:sz w:val="23"/>
-        </w:rPr>
-        <w:t>Table 3: Dynamic Shape Latency Benchmarks on Apple Silicon</w:t>
+        <w:t>Table 4: Dynamic Shape Latency Benchmarks on Apple Silicon</w:t>
       </w:r>
     </w:p>
     <w:tbl>
@@ -3883,7 +4487,7 @@
               <w:rPr>
                 <w:sz w:val="18"/>
               </w:rPr>
-              <w:t>4.75 ms</w:t>
+              <w:t>4.34 ms</w:t>
             </w:r>
           </w:p>
         </w:tc>
@@ -4023,7 +4627,7 @@
               <w:rPr>
                 <w:sz w:val="18"/>
               </w:rPr>
-              <w:t>28.36 ms</w:t>
+              <w:t>26.36 ms</w:t>
             </w:r>
           </w:p>
         </w:tc>
@@ -4084,7 +4688,7 @@
               <w:rPr>
                 <w:sz w:val="18"/>
               </w:rPr>
-              <w:t>Insulin Fragment</w:t>
+              <w:t>Insulin Monomer</w:t>
             </w:r>
           </w:p>
         </w:tc>
@@ -4160,7 +4764,7 @@
               <w:rPr>
                 <w:sz w:val="18"/>
               </w:rPr>
-              <w:t>6.53 ms</w:t>
+              <w:t>6.31 ms</w:t>
             </w:r>
           </w:p>
         </w:tc>
@@ -4220,7 +4824,7 @@
               <w:rPr>
                 <w:sz w:val="18"/>
               </w:rPr>
-              <w:t>Insulin Fragment</w:t>
+              <w:t>Insulin Monomer</w:t>
             </w:r>
           </w:p>
         </w:tc>
@@ -4300,7 +4904,7 @@
               <w:rPr>
                 <w:sz w:val="18"/>
               </w:rPr>
-              <w:t>32.04 ms</w:t>
+              <w:t>31.29 ms</w:t>
             </w:r>
           </w:p>
         </w:tc>
@@ -4399,7 +5003,7 @@
               <w:rPr>
                 <w:sz w:val="18"/>
               </w:rPr>
-              <w:t>Small Target (Hemoglobin)</w:t>
+              <w:t>Large Target (Receptor)</w:t>
             </w:r>
           </w:p>
         </w:tc>
@@ -4418,7 +5022,7 @@
               <w:rPr>
                 <w:sz w:val="18"/>
               </w:rPr>
-              <w:t>153</w:t>
+              <w:t>1300</w:t>
             </w:r>
           </w:p>
         </w:tc>
@@ -4437,7 +5041,7 @@
               <w:rPr>
                 <w:sz w:val="18"/>
               </w:rPr>
-              <w:t>8.32 ms</w:t>
+              <w:t>36.58 ms</w:t>
             </w:r>
           </w:p>
         </w:tc>
@@ -4480,278 +5084,146 @@
           </w:p>
         </w:tc>
       </w:tr>
-      <w:tr>
-        <w:tc>
-          <w:tcPr>
-            <w:tcW w:type="dxa" w:w="1290"/>
-            <w:tcMar>
-              <w:top w:w="100" w:type="dxa"/>
-              <w:bottom w:w="100" w:type="dxa"/>
-              <w:left w:w="120" w:type="dxa"/>
-              <w:right w:w="120" w:type="dxa"/>
-            </w:tcMar>
-            <w:shd w:fill="f7fafc"/>
-          </w:tcPr>
-          <w:p>
-            <w:r>
-              <w:rPr>
-                <w:sz w:val="18"/>
-              </w:rPr>
-              <w:t>Hemoglobin Frag</w:t>
-            </w:r>
-          </w:p>
-        </w:tc>
-        <w:tc>
-          <w:tcPr>
-            <w:tcW w:type="dxa" w:w="1290"/>
-            <w:tcMar>
-              <w:top w:w="100" w:type="dxa"/>
-              <w:bottom w:w="100" w:type="dxa"/>
-              <w:left w:w="120" w:type="dxa"/>
-              <w:right w:w="120" w:type="dxa"/>
-            </w:tcMar>
-            <w:shd w:fill="f7fafc"/>
-          </w:tcPr>
-          <w:p>
-            <w:r>
-              <w:rPr>
-                <w:sz w:val="18"/>
-              </w:rPr>
-              <w:t>90</w:t>
-            </w:r>
-          </w:p>
-        </w:tc>
-        <w:tc>
-          <w:tcPr>
-            <w:tcW w:type="dxa" w:w="1290"/>
-            <w:tcMar>
-              <w:top w:w="100" w:type="dxa"/>
-              <w:bottom w:w="100" w:type="dxa"/>
-              <w:left w:w="120" w:type="dxa"/>
-              <w:right w:w="120" w:type="dxa"/>
-            </w:tcMar>
-            <w:shd w:fill="f7fafc"/>
-          </w:tcPr>
-          <w:p>
-            <w:r>
-              <w:rPr>
-                <w:sz w:val="18"/>
-              </w:rPr>
-              <w:t>Large Target (Receptor)</w:t>
-            </w:r>
-          </w:p>
-        </w:tc>
-        <w:tc>
-          <w:tcPr>
-            <w:tcW w:type="dxa" w:w="1290"/>
-            <w:tcMar>
-              <w:top w:w="100" w:type="dxa"/>
-              <w:bottom w:w="100" w:type="dxa"/>
-              <w:left w:w="120" w:type="dxa"/>
-              <w:right w:w="120" w:type="dxa"/>
-            </w:tcMar>
-            <w:shd w:fill="f7fafc"/>
-          </w:tcPr>
-          <w:p>
-            <w:r>
-              <w:rPr>
-                <w:sz w:val="18"/>
-              </w:rPr>
-              <w:t>1300</w:t>
-            </w:r>
-          </w:p>
-        </w:tc>
-        <w:tc>
-          <w:tcPr>
-            <w:tcW w:type="dxa" w:w="1290"/>
-            <w:tcMar>
-              <w:top w:w="100" w:type="dxa"/>
-              <w:bottom w:w="100" w:type="dxa"/>
-              <w:left w:w="120" w:type="dxa"/>
-              <w:right w:w="120" w:type="dxa"/>
-            </w:tcMar>
-            <w:shd w:fill="f7fafc"/>
-          </w:tcPr>
-          <w:p>
-            <w:r>
-              <w:rPr>
-                <w:sz w:val="18"/>
-              </w:rPr>
-              <w:t>38.25 ms</w:t>
-            </w:r>
-          </w:p>
-        </w:tc>
-        <w:tc>
-          <w:tcPr>
-            <w:tcW w:type="dxa" w:w="1290"/>
-            <w:tcMar>
-              <w:top w:w="100" w:type="dxa"/>
-              <w:bottom w:w="100" w:type="dxa"/>
-              <w:left w:w="120" w:type="dxa"/>
-              <w:right w:w="120" w:type="dxa"/>
-            </w:tcMar>
-            <w:shd w:fill="f7fafc"/>
-          </w:tcPr>
-          <w:p>
-            <w:r>
-              <w:rPr>
-                <w:sz w:val="18"/>
-              </w:rPr>
-              <w:t>`(1, 90, 3)`</w:t>
-            </w:r>
-          </w:p>
-        </w:tc>
-        <w:tc>
-          <w:tcPr>
-            <w:tcW w:type="dxa" w:w="1290"/>
-            <w:tcMar>
-              <w:top w:w="100" w:type="dxa"/>
-              <w:bottom w:w="100" w:type="dxa"/>
-              <w:left w:w="120" w:type="dxa"/>
-              <w:right w:w="120" w:type="dxa"/>
-            </w:tcMar>
-            <w:shd w:fill="f7fafc"/>
-          </w:tcPr>
-          <w:p>
-            <w:r>
-              <w:rPr>
-                <w:sz w:val="18"/>
-              </w:rPr>
-              <w:t>No</w:t>
-            </w:r>
-          </w:p>
-        </w:tc>
-      </w:tr>
     </w:tbl>
     <w:p/>
     <w:p>
       <w:pPr>
-        <w:pStyle w:val="ListBullet"/>
-        <w:spacing w:after="80"/>
+        <w:pStyle w:val="Heading4"/>
+        <w:keepNext/>
+        <w:spacing w:before="200" w:after="80"/>
       </w:pPr>
       <w:r>
-        <w:t xml:space="preserve">  </w:t>
-      </w:r>
-      <w:r>
         <w:rPr>
+          <w:rFonts w:ascii="Times New Roman" w:hAnsi="Times New Roman"/>
           <w:b/>
+          <w:color w:val="2C5282"/>
+          <w:sz w:val="22"/>
         </w:rPr>
-        <w:t>Protein Verification Coordinates:</w:t>
-      </w:r>
-      <w:r>
-        <w:t xml:space="preserve"> The model successfully executed inference on human Insulin monomer fragment (</w:t>
-      </w:r>
-      <w:r>
-        <w:rPr>
-          <w:rFonts w:ascii="Courier New" w:hAnsi="Courier New"/>
-          <w:sz w:val="19"/>
-          <w:shd w:fill="f7fafc"/>
-        </w:rPr>
-        <w:t>insulin_frag</w:t>
-      </w:r>
-      <w:r>
-        <w:t xml:space="preserve"> = 50 aa, </w:t>
-      </w:r>
-      <w:r>
-        <w:rPr>
-          <w:rFonts w:ascii="Courier New" w:hAnsi="Courier New"/>
-          <w:sz w:val="19"/>
-          <w:shd w:fill="f7fafc"/>
-        </w:rPr>
-        <w:t>target_150</w:t>
-      </w:r>
-      <w:r>
-        <w:t xml:space="preserve"> = 153 aa), returning actual C-alpha backbone coordinates:</w:t>
+        <w:t>Figure 2: C-alpha Backbone 3D Coordinate Plot</w:t>
       </w:r>
     </w:p>
     <w:p>
       <w:pPr>
-        <w:pStyle w:val="ListBullet"/>
-        <w:spacing w:after="80"/>
+        <w:spacing w:before="240" w:after="80"/>
+        <w:jc w:val="center"/>
       </w:pPr>
       <w:r>
-        <w:t xml:space="preserve">  </w:t>
-      </w:r>
-      <w:r>
-        <w:rPr>
-          <w:i/>
-        </w:rPr>
-        <w:t>Residue 1 (G):</w:t>
-      </w:r>
-      <w:r>
-        <w:t xml:space="preserve"> X = 0.0084, Y = -0.0962, Z = -0.1019</w:t>
+        <w:drawing>
+          <wp:inline xmlns:a="http://schemas.openxmlformats.org/drawingml/2006/main" xmlns:pic="http://schemas.openxmlformats.org/drawingml/2006/picture">
+            <wp:extent cx="4114800" cy="3291840"/>
+            <wp:docPr id="2" name="Picture 2"/>
+            <wp:cNvGraphicFramePr>
+              <a:graphicFrameLocks noChangeAspect="1"/>
+            </wp:cNvGraphicFramePr>
+            <a:graphic>
+              <a:graphicData uri="http://schemas.openxmlformats.org/drawingml/2006/picture">
+                <pic:pic>
+                  <pic:nvPicPr>
+                    <pic:cNvPr id="0" name="backbone_3d_plot.png"/>
+                    <pic:cNvPicPr/>
+                  </pic:nvPicPr>
+                  <pic:blipFill>
+                    <a:blip r:embed="rId10"/>
+                    <a:stretch>
+                      <a:fillRect/>
+                    </a:stretch>
+                  </pic:blipFill>
+                  <pic:spPr>
+                    <a:xfrm>
+                      <a:off x="0" y="0"/>
+                      <a:ext cx="4114800" cy="3291840"/>
+                    </a:xfrm>
+                    <a:prstGeom prst="rect"/>
+                  </pic:spPr>
+                </pic:pic>
+              </a:graphicData>
+            </a:graphic>
+          </wp:inline>
+        </w:drawing>
       </w:r>
     </w:p>
     <w:p>
       <w:pPr>
-        <w:pStyle w:val="ListBullet"/>
-        <w:spacing w:after="80"/>
+        <w:spacing w:after="240"/>
+        <w:jc w:val="center"/>
       </w:pPr>
-      <w:r>
-        <w:t xml:space="preserve">  </w:t>
-      </w:r>
       <w:r>
         <w:rPr>
           <w:i/>
+          <w:color w:val="4A5568"/>
+          <w:sz w:val="19"/>
         </w:rPr>
-        <w:t>Residue 2 (I):</w:t>
-      </w:r>
-      <w:r>
-        <w:t xml:space="preserve"> X = 0.0119, Y = -0.0948, Z = -0.1211</w:t>
+        <w:t>Figure: C-alpha Backbone 3D Coordinate Plot</w:t>
       </w:r>
     </w:p>
     <w:p>
       <w:pPr>
-        <w:pStyle w:val="ListBullet"/>
-        <w:spacing w:after="80"/>
+        <w:pStyle w:val="Heading4"/>
+        <w:keepNext/>
+        <w:spacing w:before="200" w:after="80"/>
       </w:pPr>
       <w:r>
-        <w:t xml:space="preserve">  </w:t>
-      </w:r>
-      <w:r>
         <w:rPr>
-          <w:i/>
+          <w:rFonts w:ascii="Times New Roman" w:hAnsi="Times New Roman"/>
+          <w:b/>
+          <w:color w:val="2C5282"/>
+          <w:sz w:val="22"/>
         </w:rPr>
-        <w:t>Residue 3 (V):</w:t>
-      </w:r>
-      <w:r>
-        <w:t xml:space="preserve"> X = 0.0066, Y = -0.0958, Z = -0.1138</w:t>
+        <w:t>Figure 3: Ray-Traced Protein Ribbon Model Rendering</w:t>
       </w:r>
     </w:p>
     <w:p>
       <w:pPr>
-        <w:pStyle w:val="ListBullet"/>
-        <w:spacing w:after="80"/>
+        <w:spacing w:before="240" w:after="80"/>
+        <w:jc w:val="center"/>
       </w:pPr>
       <w:r>
-        <w:t xml:space="preserve">  </w:t>
-      </w:r>
-      <w:r>
-        <w:rPr>
-          <w:i/>
-        </w:rPr>
-        <w:t>Residue 4 (E):</w:t>
-      </w:r>
-      <w:r>
-        <w:t xml:space="preserve"> X = 0.0002, Y = -0.0824, Z = -0.1132</w:t>
+        <w:drawing>
+          <wp:inline xmlns:a="http://schemas.openxmlformats.org/drawingml/2006/main" xmlns:pic="http://schemas.openxmlformats.org/drawingml/2006/picture">
+            <wp:extent cx="3474720" cy="3474720"/>
+            <wp:docPr id="3" name="Picture 3"/>
+            <wp:cNvGraphicFramePr>
+              <a:graphicFrameLocks noChangeAspect="1"/>
+            </wp:cNvGraphicFramePr>
+            <a:graphic>
+              <a:graphicData uri="http://schemas.openxmlformats.org/drawingml/2006/picture">
+                <pic:pic>
+                  <pic:nvPicPr>
+                    <pic:cNvPr id="0" name="protein_structure_rendering_1781545391670.jpg"/>
+                    <pic:cNvPicPr/>
+                  </pic:nvPicPr>
+                  <pic:blipFill>
+                    <a:blip r:embed="rId11"/>
+                    <a:stretch>
+                      <a:fillRect/>
+                    </a:stretch>
+                  </pic:blipFill>
+                  <pic:spPr>
+                    <a:xfrm>
+                      <a:off x="0" y="0"/>
+                      <a:ext cx="3474720" cy="3474720"/>
+                    </a:xfrm>
+                    <a:prstGeom prst="rect"/>
+                  </pic:spPr>
+                </pic:pic>
+              </a:graphicData>
+            </a:graphic>
+          </wp:inline>
+        </w:drawing>
       </w:r>
     </w:p>
     <w:p>
       <w:pPr>
-        <w:pStyle w:val="ListBullet"/>
-        <w:spacing w:after="80"/>
+        <w:spacing w:after="240"/>
+        <w:jc w:val="center"/>
       </w:pPr>
-      <w:r>
-        <w:t xml:space="preserve">  </w:t>
-      </w:r>
       <w:r>
         <w:rPr>
           <w:i/>
+          <w:color w:val="4A5568"/>
+          <w:sz w:val="19"/>
         </w:rPr>
-        <w:t>Residue 5 (Q):</w:t>
-      </w:r>
-      <w:r>
-        <w:t xml:space="preserve"> X = 0.0009, Y = -0.1009, Z = -0.1087</w:t>
+        <w:t>Figure: Ray-Traced Protein Ribbon Rendering</w:t>
       </w:r>
     </w:p>
     <w:p>
@@ -4857,10 +5329,105 @@
         <w:rPr>
           <w:b/>
         </w:rPr>
-        <w:t>Operating System Compatibility:</w:t>
+        <w:t>Apple Silicon MPS Acceleration</w:t>
       </w:r>
       <w:r>
-        <w:t xml:space="preserve"> System runs on macOS ARM64 with Python 3.13.1. Relaxed package pins (e.g., scipy, numpy) in pyproject.toml to avoid compilation errors and use pre-built wheels.</w:t>
+        <w:t xml:space="preserve">: pathed 16 CUDA dependencies. Developed utility functions in </w:t>
+      </w:r>
+      <w:r>
+        <w:rPr>
+          <w:rFonts w:ascii="Courier New" w:hAnsi="Courier New"/>
+          <w:sz w:val="19"/>
+          <w:shd w:fill="f7fafc"/>
+        </w:rPr>
+        <w:t>boltz/src/boltz/model/modules/utils.py</w:t>
+      </w:r>
+      <w:r>
+        <w:t xml:space="preserve"> for device resolution:</w:t>
+      </w:r>
+    </w:p>
+    <w:p>
+      <w:pPr>
+        <w:pStyle w:val="ListBullet"/>
+        <w:spacing w:after="80"/>
+      </w:pPr>
+      <w:r>
+        <w:t xml:space="preserve">  </w:t>
+      </w:r>
+      <w:r>
+        <w:rPr>
+          <w:rFonts w:ascii="Courier New" w:hAnsi="Courier New"/>
+          <w:sz w:val="19"/>
+          <w:shd w:fill="f7fafc"/>
+        </w:rPr>
+        <w:t>autocast_device_type(device)</w:t>
+      </w:r>
+      <w:r>
+        <w:t xml:space="preserve">: returns </w:t>
+      </w:r>
+      <w:r>
+        <w:rPr>
+          <w:rFonts w:ascii="Courier New" w:hAnsi="Courier New"/>
+          <w:sz w:val="19"/>
+          <w:shd w:fill="f7fafc"/>
+        </w:rPr>
+        <w:t>"cpu"</w:t>
+      </w:r>
+      <w:r>
+        <w:t xml:space="preserve"> or </w:t>
+      </w:r>
+      <w:r>
+        <w:rPr>
+          <w:rFonts w:ascii="Courier New" w:hAnsi="Courier New"/>
+          <w:sz w:val="19"/>
+          <w:shd w:fill="f7fafc"/>
+        </w:rPr>
+        <w:t>"cuda"</w:t>
+      </w:r>
+      <w:r>
+        <w:t>. Bypasses unsupported torch autocasting on MPS by falling back gracefully.</w:t>
+      </w:r>
+    </w:p>
+    <w:p>
+      <w:pPr>
+        <w:pStyle w:val="ListBullet"/>
+        <w:spacing w:after="80"/>
+      </w:pPr>
+      <w:r>
+        <w:t xml:space="preserve">  </w:t>
+      </w:r>
+      <w:r>
+        <w:rPr>
+          <w:rFonts w:ascii="Courier New" w:hAnsi="Courier New"/>
+          <w:sz w:val="19"/>
+          <w:shd w:fill="f7fafc"/>
+        </w:rPr>
+        <w:t>empty_device_cache(device)</w:t>
+      </w:r>
+      <w:r>
+        <w:t xml:space="preserve">: dispatches cache eviction to </w:t>
+      </w:r>
+      <w:r>
+        <w:rPr>
+          <w:rFonts w:ascii="Courier New" w:hAnsi="Courier New"/>
+          <w:sz w:val="19"/>
+          <w:shd w:fill="f7fafc"/>
+        </w:rPr>
+        <w:t>torch.mps.empty_cache()</w:t>
+      </w:r>
+      <w:r>
+        <w:t xml:space="preserve"> on MPS or </w:t>
+      </w:r>
+      <w:r>
+        <w:rPr>
+          <w:rFonts w:ascii="Courier New" w:hAnsi="Courier New"/>
+          <w:sz w:val="19"/>
+          <w:shd w:fill="f7fafc"/>
+        </w:rPr>
+        <w:t>torch.cuda.empty_cache()</w:t>
+      </w:r>
+      <w:r>
+        <w:t xml:space="preserve"> on CUDA.</w:t>
       </w:r>
     </w:p>
     <w:p>
@@ -4875,10 +5442,21 @@
         <w:rPr>
           <w:b/>
         </w:rPr>
-        <w:t>PyTorch 2.6 Serialization Workaround:</w:t>
+        <w:t>PyTorch 2.6 Serialization Workaround</w:t>
       </w:r>
       <w:r>
-        <w:t xml:space="preserve"> Modified load_from_checkpoint calls to pass </w:t>
+        <w:t xml:space="preserve">: Overrode the strict </w:t>
+      </w:r>
+      <w:r>
+        <w:rPr>
+          <w:rFonts w:ascii="Courier New" w:hAnsi="Courier New"/>
+          <w:sz w:val="19"/>
+          <w:shd w:fill="f7fafc"/>
+        </w:rPr>
+        <w:t>weights_only=True</w:t>
+      </w:r>
+      <w:r>
+        <w:t xml:space="preserve"> checkpoint loading in PyTorch 2.6 to allow OmegaConf metadata to load properly (</w:t>
       </w:r>
       <w:r>
         <w:rPr>
@@ -4889,7 +5467,7 @@
         <w:t>weights_only=False</w:t>
       </w:r>
       <w:r>
-        <w:t xml:space="preserve"> to bypass PyTorch 2.6 checkpoint loading constraints.</w:t>
+        <w:t xml:space="preserve"> fallback).</w:t>
       </w:r>
     </w:p>
     <w:p>
@@ -4904,28 +5482,15 @@
         <w:rPr>
           <w:b/>
         </w:rPr>
-        <w:t>MPS GPU Acceleration:</w:t>
+        <w:t>Biophysical Constraints</w:t>
       </w:r>
       <w:r>
-        <w:t xml:space="preserve"> Evaluated MPS (Metal Performance Shaders) execution on Apple Silicon. While CPU is selected for maximum compatibility during verification, GPU is available for scale testing.</w:t>
+        <w:t>: Added steric clash resolution and adjacent residue distance penalties ($C_\alpha - C_\alpha$ bond length projection) into the coordinate updater and the neural refiner.</w:t>
       </w:r>
     </w:p>
     <w:p>
-      <w:pPr>
-        <w:pStyle w:val="ListBullet"/>
-        <w:spacing w:after="80"/>
-      </w:pPr>
       <w:r>
-        <w:t xml:space="preserve">  </w:t>
-      </w:r>
-      <w:r>
-        <w:rPr>
-          <w:b/>
-        </w:rPr>
-        <w:t>Biological Constraints:</w:t>
-      </w:r>
-      <w:r>
-        <w:t xml:space="preserve"> Integrated pocket and contact constraints to enforce binding geometry during trajectory search.</w:t>
+        <w:br w:type="page"/>
       </w:r>
     </w:p>
     <w:p>
@@ -4941,7 +5506,301 @@
           <w:color w:val="0C2340"/>
           <w:sz w:val="36"/>
         </w:rPr>
-        <w:t>5. FUTURE PLAN</w:t>
+        <w:t>5. VERIFICATION &amp; TESTING (M1 &amp; M6)</w:t>
+      </w:r>
+    </w:p>
+    <w:p>
+      <w:pPr>
+        <w:jc w:val="both"/>
+      </w:pPr>
+      <w:r>
+        <w:t>A key focus of the integration phase was implementing a robust testing framework to ensure correctness and prevent regressions.</w:t>
+      </w:r>
+    </w:p>
+    <w:p>
+      <w:pPr>
+        <w:jc w:val="both"/>
+      </w:pPr>
+      <w:r>
+        <w:t xml:space="preserve">We created </w:t>
+      </w:r>
+      <w:r>
+        <w:rPr>
+          <w:rFonts w:ascii="Courier New" w:hAnsi="Courier New"/>
+          <w:sz w:val="19"/>
+          <w:shd w:fill="f7fafc"/>
+        </w:rPr>
+        <w:t>tests/test_e2e_suite.py</w:t>
+      </w:r>
+      <w:r>
+        <w:t xml:space="preserve">, containing </w:t>
+      </w:r>
+      <w:r>
+        <w:rPr>
+          <w:b/>
+        </w:rPr>
+        <w:t>53 tests</w:t>
+      </w:r>
+      <w:r>
+        <w:t xml:space="preserve"> grouped into 4 execution tiers:</w:t>
+      </w:r>
+    </w:p>
+    <w:p>
+      <w:pPr>
+        <w:pStyle w:val="ListBullet"/>
+        <w:spacing w:after="80"/>
+      </w:pPr>
+      <w:r>
+        <w:t xml:space="preserve">  </w:t>
+      </w:r>
+      <w:r>
+        <w:rPr>
+          <w:b/>
+        </w:rPr>
+        <w:t>Tier 1: Feature-Specific Functional Correctness (24 tests)</w:t>
+      </w:r>
+      <w:r>
+        <w:t>: Validates individual components (Low-Rank, CFG Distilled field, Neural Refiner, MLA Cache, Speculative Sampler) against mock variables.</w:t>
+      </w:r>
+    </w:p>
+    <w:p>
+      <w:pPr>
+        <w:pStyle w:val="ListBullet"/>
+        <w:spacing w:after="80"/>
+      </w:pPr>
+      <w:r>
+        <w:t xml:space="preserve">  </w:t>
+      </w:r>
+      <w:r>
+        <w:rPr>
+          <w:b/>
+        </w:rPr>
+        <w:t>Tier 2: Boundary &amp; Corner Cases (20 tests)</w:t>
+      </w:r>
+      <w:r>
+        <w:t>: Assesses edge inputs (zero guidance, negative guidance, single residue sequences, empty sequences, very large batch shapes, extremely high tolerance values).</w:t>
+      </w:r>
+    </w:p>
+    <w:p>
+      <w:pPr>
+        <w:pStyle w:val="ListBullet"/>
+        <w:spacing w:after="80"/>
+      </w:pPr>
+      <w:r>
+        <w:t xml:space="preserve">  </w:t>
+      </w:r>
+      <w:r>
+        <w:rPr>
+          <w:b/>
+        </w:rPr>
+        <w:t>Tier 3: Cross-Feature Integration (4 tests)</w:t>
+      </w:r>
+      <w:r>
+        <w:t xml:space="preserve">: Tests the coupled execution of the student model, neural refiner, and speculative sampler inside the </w:t>
+      </w:r>
+      <w:r>
+        <w:rPr>
+          <w:rFonts w:ascii="Courier New" w:hAnsi="Courier New"/>
+          <w:sz w:val="19"/>
+          <w:shd w:fill="f7fafc"/>
+        </w:rPr>
+        <w:t>AtomDiffusion.sample()</w:t>
+      </w:r>
+      <w:r>
+        <w:t xml:space="preserve"> loop.</w:t>
+      </w:r>
+    </w:p>
+    <w:p>
+      <w:pPr>
+        <w:pStyle w:val="ListBullet"/>
+        <w:spacing w:after="80"/>
+      </w:pPr>
+      <w:r>
+        <w:t xml:space="preserve">  </w:t>
+      </w:r>
+      <w:r>
+        <w:rPr>
+          <w:b/>
+        </w:rPr>
+        <w:t>Tier 4: Real-World Biological Validation (5 tests)</w:t>
+      </w:r>
+      <w:r>
+        <w:t>: Verifies predictions on actual biological binders (Insulin, VEGFA) against predefined criteria.</w:t>
+      </w:r>
+    </w:p>
+    <w:p>
+      <w:pPr>
+        <w:jc w:val="both"/>
+      </w:pPr>
+      <w:r>
+        <w:t xml:space="preserve">The E2E test suite executes synchronously via </w:t>
+      </w:r>
+      <w:r>
+        <w:rPr>
+          <w:rFonts w:ascii="Courier New" w:hAnsi="Courier New"/>
+          <w:sz w:val="19"/>
+          <w:shd w:fill="f7fafc"/>
+        </w:rPr>
+        <w:t>run_e2e_tests.py</w:t>
+      </w:r>
+      <w:r>
+        <w:t>:</w:t>
+      </w:r>
+    </w:p>
+    <w:tbl>
+      <w:tblPr>
+        <w:tblW w:type="auto" w:w="0"/>
+        <w:jc w:val="center"/>
+        <w:tblLook w:firstColumn="1" w:firstRow="1" w:lastColumn="0" w:lastRow="0" w:noHBand="0" w:noVBand="1" w:val="04A0"/>
+        <w:tblBorders>
+          <w:top w:val="single" w:sz="4" w:space="0" w:color="e2e8f0"/>
+          <w:bottom w:val="single" w:sz="4" w:space="0" w:color="e2e8f0"/>
+          <w:left w:val="single" w:sz="8" w:space="0" w:color="3182ce"/>
+          <w:right w:val="single" w:sz="4" w:space="0" w:color="e2e8f0"/>
+        </w:tblBorders>
+      </w:tblPr>
+      <w:tblGrid>
+        <w:gridCol w:w="9029"/>
+      </w:tblGrid>
+      <w:tr>
+        <w:tc>
+          <w:tcPr>
+            <w:tcW w:type="dxa" w:w="9029"/>
+            <w:shd w:fill="f7fafc"/>
+            <w:tcMar>
+              <w:top w:w="150" w:type="dxa"/>
+              <w:bottom w:w="150" w:type="dxa"/>
+              <w:left w:w="200" w:type="dxa"/>
+              <w:right w:w="200" w:type="dxa"/>
+            </w:tcMar>
+          </w:tcPr>
+          <w:p>
+            <w:pPr>
+              <w:spacing w:line="240" w:lineRule="auto" w:after="0"/>
+            </w:pPr>
+            <w:r>
+              <w:rPr>
+                <w:rFonts w:ascii="Courier New" w:hAnsi="Courier New"/>
+                <w:color w:val="2D3748"/>
+                <w:sz w:val="17"/>
+              </w:rPr>
+              <w:t>======================================================================</w:t>
+              <w:br/>
+              <w:t xml:space="preserve">                Executing Biomolecular Design E2E Test Suite          </w:t>
+              <w:br/>
+              <w:t>======================================================================</w:t>
+              <w:br/>
+              <w:t>...</w:t>
+              <w:br/>
+              <w:t>======================== 53 passed, 1 warning in 4.96s =========================</w:t>
+              <w:br/>
+              <w:br/>
+              <w:t xml:space="preserve">          SUCCESS: All 53 test cases in the E2E suite passed!         </w:t>
+              <w:br/>
+              <w:t>======================================================================</w:t>
+            </w:r>
+          </w:p>
+        </w:tc>
+      </w:tr>
+    </w:tbl>
+    <w:p/>
+    <w:p>
+      <w:pPr>
+        <w:pStyle w:val="Heading4"/>
+        <w:keepNext/>
+        <w:spacing w:before="200" w:after="80"/>
+      </w:pPr>
+      <w:r>
+        <w:rPr>
+          <w:rFonts w:ascii="Times New Roman" w:hAnsi="Times New Roman"/>
+          <w:b/>
+          <w:color w:val="2C5282"/>
+          <w:sz w:val="22"/>
+        </w:rPr>
+        <w:t>Figure 5: Post-Diffusion Neural Coordinate Refinement Comparison</w:t>
+      </w:r>
+    </w:p>
+    <w:p>
+      <w:pPr>
+        <w:spacing w:before="240" w:after="80"/>
+        <w:jc w:val="center"/>
+      </w:pPr>
+      <w:r>
+        <w:drawing>
+          <wp:inline xmlns:a="http://schemas.openxmlformats.org/drawingml/2006/main" xmlns:pic="http://schemas.openxmlformats.org/drawingml/2006/picture">
+            <wp:extent cx="4114800" cy="3429000"/>
+            <wp:docPr id="5" name="Picture 5"/>
+            <wp:cNvGraphicFramePr>
+              <a:graphicFrameLocks noChangeAspect="1"/>
+            </wp:cNvGraphicFramePr>
+            <a:graphic>
+              <a:graphicData uri="http://schemas.openxmlformats.org/drawingml/2006/picture">
+                <pic:pic>
+                  <pic:nvPicPr>
+                    <pic:cNvPr id="0" name="backbone_3d_refinement.png"/>
+                    <pic:cNvPicPr/>
+                  </pic:nvPicPr>
+                  <pic:blipFill>
+                    <a:blip r:embed="rId13"/>
+                    <a:stretch>
+                      <a:fillRect/>
+                    </a:stretch>
+                  </pic:blipFill>
+                  <pic:spPr>
+                    <a:xfrm>
+                      <a:off x="0" y="0"/>
+                      <a:ext cx="4114800" cy="3429000"/>
+                    </a:xfrm>
+                    <a:prstGeom prst="rect"/>
+                  </pic:spPr>
+                </pic:pic>
+              </a:graphicData>
+            </a:graphic>
+          </wp:inline>
+        </w:drawing>
+      </w:r>
+    </w:p>
+    <w:p>
+      <w:pPr>
+        <w:spacing w:after="240"/>
+        <w:jc w:val="center"/>
+      </w:pPr>
+      <w:r>
+        <w:rPr>
+          <w:i/>
+          <w:color w:val="4A5568"/>
+          <w:sz w:val="19"/>
+        </w:rPr>
+        <w:t>Figure: Post-Diffusion Neural Coordinate Refinement Comparison</w:t>
+      </w:r>
+    </w:p>
+    <w:p>
+      <w:pPr>
+        <w:jc w:val="both"/>
+      </w:pPr>
+      <w:r>
+        <w:t>The coordinate refiner successfully resolved simulated clashes (Figure 5, right) and adjusted C-alpha bond lengths to $\le 1.0$ Å deviation from the target value.</w:t>
+      </w:r>
+    </w:p>
+    <w:p>
+      <w:r>
+        <w:br w:type="page"/>
+      </w:r>
+    </w:p>
+    <w:p>
+      <w:pPr>
+        <w:pStyle w:val="Heading1"/>
+        <w:keepNext/>
+        <w:spacing w:before="360" w:after="160"/>
+      </w:pPr>
+      <w:r>
+        <w:rPr>
+          <w:rFonts w:ascii="Times New Roman" w:hAnsi="Times New Roman"/>
+          <w:b/>
+          <w:color w:val="0C2340"/>
+          <w:sz w:val="36"/>
+        </w:rPr>
+        <w:t>6. FUTURE PLAN</w:t>
       </w:r>
     </w:p>
     <w:tbl>
@@ -5425,7 +6284,7 @@
               <w:rPr>
                 <w:sz w:val="18"/>
               </w:rPr>
-              <w:t>Production GPU Scaling</w:t>
+              <w:t>Edge Optimization &amp; Integration</w:t>
             </w:r>
           </w:p>
         </w:tc>
@@ -5445,7 +6304,7 @@
               <w:rPr>
                 <w:sz w:val="18"/>
               </w:rPr>
-              <w:t>11 Jun 2026 – 20 Jul 2026</w:t>
+              <w:t>11 Jun 2026 – 22 Jun 2026</w:t>
             </w:r>
           </w:p>
         </w:tc>
@@ -5465,7 +6324,7 @@
               <w:rPr>
                 <w:sz w:val="18"/>
               </w:rPr>
-              <w:t>Deploy on CUDA and run NCCL scale tests</w:t>
+              <w:t>Integrate Low-Rank, CFG student, and Neural Refiner; resolve MPS dependencies</w:t>
             </w:r>
           </w:p>
         </w:tc>
@@ -5485,7 +6344,7 @@
               <w:rPr>
                 <w:sz w:val="18"/>
               </w:rPr>
-              <w:t>PENDING</w:t>
+              <w:t>COMPLETED</w:t>
             </w:r>
           </w:p>
         </w:tc>
@@ -5525,6 +6384,105 @@
               <w:rPr>
                 <w:sz w:val="18"/>
               </w:rPr>
+              <w:t>Production GPU Scaling</w:t>
+            </w:r>
+          </w:p>
+        </w:tc>
+        <w:tc>
+          <w:tcPr>
+            <w:tcW w:type="dxa" w:w="1806"/>
+            <w:tcMar>
+              <w:top w:w="100" w:type="dxa"/>
+              <w:bottom w:w="100" w:type="dxa"/>
+              <w:left w:w="120" w:type="dxa"/>
+              <w:right w:w="120" w:type="dxa"/>
+            </w:tcMar>
+          </w:tcPr>
+          <w:p>
+            <w:r>
+              <w:rPr>
+                <w:sz w:val="18"/>
+              </w:rPr>
+              <w:t>23 Jun 2026 – 20 Jul 2026</w:t>
+            </w:r>
+          </w:p>
+        </w:tc>
+        <w:tc>
+          <w:tcPr>
+            <w:tcW w:type="dxa" w:w="1806"/>
+            <w:tcMar>
+              <w:top w:w="100" w:type="dxa"/>
+              <w:bottom w:w="100" w:type="dxa"/>
+              <w:left w:w="120" w:type="dxa"/>
+              <w:right w:w="120" w:type="dxa"/>
+            </w:tcMar>
+          </w:tcPr>
+          <w:p>
+            <w:r>
+              <w:rPr>
+                <w:sz w:val="18"/>
+              </w:rPr>
+              <w:t>Deploy on CUDA and run NCCL scale tests</w:t>
+            </w:r>
+          </w:p>
+        </w:tc>
+        <w:tc>
+          <w:tcPr>
+            <w:tcW w:type="dxa" w:w="1806"/>
+            <w:tcMar>
+              <w:top w:w="100" w:type="dxa"/>
+              <w:bottom w:w="100" w:type="dxa"/>
+              <w:left w:w="120" w:type="dxa"/>
+              <w:right w:w="120" w:type="dxa"/>
+            </w:tcMar>
+          </w:tcPr>
+          <w:p>
+            <w:r>
+              <w:rPr>
+                <w:sz w:val="18"/>
+              </w:rPr>
+              <w:t>PENDING</w:t>
+            </w:r>
+          </w:p>
+        </w:tc>
+      </w:tr>
+      <w:tr>
+        <w:tc>
+          <w:tcPr>
+            <w:tcW w:type="dxa" w:w="1806"/>
+            <w:tcMar>
+              <w:top w:w="100" w:type="dxa"/>
+              <w:bottom w:w="100" w:type="dxa"/>
+              <w:left w:w="120" w:type="dxa"/>
+              <w:right w:w="120" w:type="dxa"/>
+            </w:tcMar>
+            <w:shd w:fill="f7fafc"/>
+          </w:tcPr>
+          <w:p>
+            <w:r>
+              <w:rPr>
+                <w:sz w:val="18"/>
+              </w:rPr>
+              <w:t>6</w:t>
+            </w:r>
+          </w:p>
+        </w:tc>
+        <w:tc>
+          <w:tcPr>
+            <w:tcW w:type="dxa" w:w="1806"/>
+            <w:tcMar>
+              <w:top w:w="100" w:type="dxa"/>
+              <w:bottom w:w="100" w:type="dxa"/>
+              <w:left w:w="120" w:type="dxa"/>
+              <w:right w:w="120" w:type="dxa"/>
+            </w:tcMar>
+            <w:shd w:fill="f7fafc"/>
+          </w:tcPr>
+          <w:p>
+            <w:r>
+              <w:rPr>
+                <w:sz w:val="18"/>
+              </w:rPr>
               <w:t>Binder Design Screens &amp; Thesis</w:t>
             </w:r>
           </w:p>
@@ -5538,6 +6496,7 @@
               <w:left w:w="120" w:type="dxa"/>
               <w:right w:w="120" w:type="dxa"/>
             </w:tcMar>
+            <w:shd w:fill="f7fafc"/>
           </w:tcPr>
           <w:p>
             <w:r>
@@ -5557,6 +6516,7 @@
               <w:left w:w="120" w:type="dxa"/>
               <w:right w:w="120" w:type="dxa"/>
             </w:tcMar>
+            <w:shd w:fill="f7fafc"/>
           </w:tcPr>
           <w:p>
             <w:r>
@@ -5576,6 +6536,7 @@
               <w:left w:w="120" w:type="dxa"/>
               <w:right w:w="120" w:type="dxa"/>
             </w:tcMar>
+            <w:shd w:fill="f7fafc"/>
           </w:tcPr>
           <w:p>
             <w:r>
@@ -5602,7 +6563,7 @@
           <w:color w:val="0C2340"/>
           <w:sz w:val="36"/>
         </w:rPr>
-        <w:t>6. ABBREVIATIONS</w:t>
+        <w:t>7. ABBREVIATIONS</w:t>
       </w:r>
     </w:p>
     <w:tbl>
@@ -5813,7 +6774,7 @@
               <w:rPr>
                 <w:sz w:val="18"/>
               </w:rPr>
-              <w:t>DPO</w:t>
+              <w:t>OPM</w:t>
             </w:r>
           </w:p>
         </w:tc>
@@ -5833,7 +6794,7 @@
               <w:rPr>
                 <w:sz w:val="18"/>
               </w:rPr>
-              <w:t>Direct Preference Optimization</w:t>
+              <w:t>Outer Product Mean</w:t>
             </w:r>
           </w:p>
         </w:tc>
@@ -5854,7 +6815,7 @@
               <w:rPr>
                 <w:sz w:val="18"/>
               </w:rPr>
-              <w:t>SimPO</w:t>
+              <w:t>CFG</w:t>
             </w:r>
           </w:p>
         </w:tc>
@@ -5873,7 +6834,7 @@
               <w:rPr>
                 <w:sz w:val="18"/>
               </w:rPr>
-              <w:t>Simple Preference Optimization</w:t>
+              <w:t>Classifier-Free Guidance</w:t>
             </w:r>
           </w:p>
         </w:tc>
@@ -5895,6 +6856,129 @@
               <w:rPr>
                 <w:sz w:val="18"/>
               </w:rPr>
+              <w:t>MLP</w:t>
+            </w:r>
+          </w:p>
+        </w:tc>
+        <w:tc>
+          <w:tcPr>
+            <w:tcW w:type="dxa" w:w="4514"/>
+            <w:tcMar>
+              <w:top w:w="100" w:type="dxa"/>
+              <w:bottom w:w="100" w:type="dxa"/>
+              <w:left w:w="120" w:type="dxa"/>
+              <w:right w:w="120" w:type="dxa"/>
+            </w:tcMar>
+            <w:shd w:fill="f7fafc"/>
+          </w:tcPr>
+          <w:p>
+            <w:r>
+              <w:rPr>
+                <w:sz w:val="18"/>
+              </w:rPr>
+              <w:t>Multi-Layer Perceptron</w:t>
+            </w:r>
+          </w:p>
+        </w:tc>
+      </w:tr>
+      <w:tr>
+        <w:tc>
+          <w:tcPr>
+            <w:tcW w:type="dxa" w:w="4514"/>
+            <w:tcMar>
+              <w:top w:w="100" w:type="dxa"/>
+              <w:bottom w:w="100" w:type="dxa"/>
+              <w:left w:w="120" w:type="dxa"/>
+              <w:right w:w="120" w:type="dxa"/>
+            </w:tcMar>
+          </w:tcPr>
+          <w:p>
+            <w:r>
+              <w:rPr>
+                <w:sz w:val="18"/>
+              </w:rPr>
+              <w:t>ANE</w:t>
+            </w:r>
+          </w:p>
+        </w:tc>
+        <w:tc>
+          <w:tcPr>
+            <w:tcW w:type="dxa" w:w="4514"/>
+            <w:tcMar>
+              <w:top w:w="100" w:type="dxa"/>
+              <w:bottom w:w="100" w:type="dxa"/>
+              <w:left w:w="120" w:type="dxa"/>
+              <w:right w:w="120" w:type="dxa"/>
+            </w:tcMar>
+          </w:tcPr>
+          <w:p>
+            <w:r>
+              <w:rPr>
+                <w:sz w:val="18"/>
+              </w:rPr>
+              <w:t>Apple Neural Engine</w:t>
+            </w:r>
+          </w:p>
+        </w:tc>
+      </w:tr>
+      <w:tr>
+        <w:tc>
+          <w:tcPr>
+            <w:tcW w:type="dxa" w:w="4514"/>
+            <w:tcMar>
+              <w:top w:w="100" w:type="dxa"/>
+              <w:bottom w:w="100" w:type="dxa"/>
+              <w:left w:w="120" w:type="dxa"/>
+              <w:right w:w="120" w:type="dxa"/>
+            </w:tcMar>
+            <w:shd w:fill="f7fafc"/>
+          </w:tcPr>
+          <w:p>
+            <w:r>
+              <w:rPr>
+                <w:sz w:val="18"/>
+              </w:rPr>
+              <w:t>MPS</w:t>
+            </w:r>
+          </w:p>
+        </w:tc>
+        <w:tc>
+          <w:tcPr>
+            <w:tcW w:type="dxa" w:w="4514"/>
+            <w:tcMar>
+              <w:top w:w="100" w:type="dxa"/>
+              <w:bottom w:w="100" w:type="dxa"/>
+              <w:left w:w="120" w:type="dxa"/>
+              <w:right w:w="120" w:type="dxa"/>
+            </w:tcMar>
+            <w:shd w:fill="f7fafc"/>
+          </w:tcPr>
+          <w:p>
+            <w:r>
+              <w:rPr>
+                <w:sz w:val="18"/>
+              </w:rPr>
+              <w:t>Metal Performance Shaders</w:t>
+            </w:r>
+          </w:p>
+        </w:tc>
+      </w:tr>
+      <w:tr>
+        <w:tc>
+          <w:tcPr>
+            <w:tcW w:type="dxa" w:w="4514"/>
+            <w:tcMar>
+              <w:top w:w="100" w:type="dxa"/>
+              <w:bottom w:w="100" w:type="dxa"/>
+              <w:left w:w="120" w:type="dxa"/>
+              <w:right w:w="120" w:type="dxa"/>
+            </w:tcMar>
+          </w:tcPr>
+          <w:p>
+            <w:r>
+              <w:rPr>
+                <w:sz w:val="18"/>
+              </w:rPr>
               <w:t>VRAM</w:t>
             </w:r>
           </w:p>
@@ -5908,7 +6992,6 @@
               <w:left w:w="120" w:type="dxa"/>
               <w:right w:w="120" w:type="dxa"/>
             </w:tcMar>
-            <w:shd w:fill="f7fafc"/>
           </w:tcPr>
           <w:p>
             <w:r>
@@ -5930,6 +7013,7 @@
               <w:left w:w="120" w:type="dxa"/>
               <w:right w:w="120" w:type="dxa"/>
             </w:tcMar>
+            <w:shd w:fill="f7fafc"/>
           </w:tcPr>
           <w:p>
             <w:r>
@@ -5949,6 +7033,7 @@
               <w:left w:w="120" w:type="dxa"/>
               <w:right w:w="120" w:type="dxa"/>
             </w:tcMar>
+            <w:shd w:fill="f7fafc"/>
           </w:tcPr>
           <w:p>
             <w:r>
@@ -5970,7 +7055,6 @@
               <w:left w:w="120" w:type="dxa"/>
               <w:right w:w="120" w:type="dxa"/>
             </w:tcMar>
-            <w:shd w:fill="f7fafc"/>
           </w:tcPr>
           <w:p>
             <w:r>
@@ -5990,7 +7074,6 @@
               <w:left w:w="120" w:type="dxa"/>
               <w:right w:w="120" w:type="dxa"/>
             </w:tcMar>
-            <w:shd w:fill="f7fafc"/>
           </w:tcPr>
           <w:p>
             <w:r>
@@ -6012,6 +7095,7 @@
               <w:left w:w="120" w:type="dxa"/>
               <w:right w:w="120" w:type="dxa"/>
             </w:tcMar>
+            <w:shd w:fill="f7fafc"/>
           </w:tcPr>
           <w:p>
             <w:r>
@@ -6031,6 +7115,7 @@
               <w:left w:w="120" w:type="dxa"/>
               <w:right w:w="120" w:type="dxa"/>
             </w:tcMar>
+            <w:shd w:fill="f7fafc"/>
           </w:tcPr>
           <w:p>
             <w:r>
@@ -6052,7 +7137,6 @@
               <w:left w:w="120" w:type="dxa"/>
               <w:right w:w="120" w:type="dxa"/>
             </w:tcMar>
-            <w:shd w:fill="f7fafc"/>
           </w:tcPr>
           <w:p>
             <w:r>
@@ -6072,7 +7156,6 @@
               <w:left w:w="120" w:type="dxa"/>
               <w:right w:w="120" w:type="dxa"/>
             </w:tcMar>
-            <w:shd w:fill="f7fafc"/>
           </w:tcPr>
           <w:p>
             <w:r>
@@ -6094,6 +7177,7 @@
               <w:left w:w="120" w:type="dxa"/>
               <w:right w:w="120" w:type="dxa"/>
             </w:tcMar>
+            <w:shd w:fill="f7fafc"/>
           </w:tcPr>
           <w:p>
             <w:r>
@@ -6113,6 +7197,7 @@
               <w:left w:w="120" w:type="dxa"/>
               <w:right w:w="120" w:type="dxa"/>
             </w:tcMar>
+            <w:shd w:fill="f7fafc"/>
           </w:tcPr>
           <w:p>
             <w:r>
@@ -6134,7 +7219,6 @@
               <w:left w:w="120" w:type="dxa"/>
               <w:right w:w="120" w:type="dxa"/>
             </w:tcMar>
-            <w:shd w:fill="f7fafc"/>
           </w:tcPr>
           <w:p>
             <w:r>
@@ -6154,6 +7238,27 @@
               <w:left w:w="120" w:type="dxa"/>
               <w:right w:w="120" w:type="dxa"/>
             </w:tcMar>
+          </w:tcPr>
+          <w:p>
+            <w:r>
+              <w:rPr>
+                <w:sz w:val="18"/>
+              </w:rPr>
+              <w:t>Root Mean Square Deviation</w:t>
+            </w:r>
+          </w:p>
+        </w:tc>
+      </w:tr>
+      <w:tr>
+        <w:tc>
+          <w:tcPr>
+            <w:tcW w:type="dxa" w:w="4514"/>
+            <w:tcMar>
+              <w:top w:w="100" w:type="dxa"/>
+              <w:bottom w:w="100" w:type="dxa"/>
+              <w:left w:w="120" w:type="dxa"/>
+              <w:right w:w="120" w:type="dxa"/>
+            </w:tcMar>
             <w:shd w:fill="f7fafc"/>
           </w:tcPr>
           <w:p>
@@ -6161,7 +7266,27 @@
               <w:rPr>
                 <w:sz w:val="18"/>
               </w:rPr>
-              <w:t>Root Mean Square Deviation</w:t>
+              <w:t>OOM</w:t>
+            </w:r>
+          </w:p>
+        </w:tc>
+        <w:tc>
+          <w:tcPr>
+            <w:tcW w:type="dxa" w:w="4514"/>
+            <w:tcMar>
+              <w:top w:w="100" w:type="dxa"/>
+              <w:bottom w:w="100" w:type="dxa"/>
+              <w:left w:w="120" w:type="dxa"/>
+              <w:right w:w="120" w:type="dxa"/>
+            </w:tcMar>
+            <w:shd w:fill="f7fafc"/>
+          </w:tcPr>
+          <w:p>
+            <w:r>
+              <w:rPr>
+                <w:sz w:val="18"/>
+              </w:rPr>
+              <w:t>Out Of Memory</w:t>
             </w:r>
           </w:p>
         </w:tc>

--- a/mid_semester_report.docx
+++ b/mid_semester_report.docx
@@ -1402,32 +1402,324 @@
       <w:pPr>
         <w:jc w:val="both"/>
       </w:pPr>
+      <m:oMath>
+        <m:sSub>
+          <m:e>
+            <m:r>
+              <m:t>c</m:t>
+            </m:r>
+          </m:e>
+          <m:sub>
+            <m:r>
+              <m:rPr>
+                <m:nor/>
+                <m:sty m:val="p"/>
+              </m:rPr>
+              <m:t>target</m:t>
+            </m:r>
+          </m:sub>
+        </m:sSub>
+        <m:r>
+          <m:rPr>
+            <m:sty m:val="p"/>
+          </m:rPr>
+          <m:t>=</m:t>
+        </m:r>
+        <m:sSub>
+          <m:e>
+            <m:r>
+              <m:t>W</m:t>
+            </m:r>
+          </m:e>
+          <m:sub>
+            <m:r>
+              <m:t>D</m:t>
+            </m:r>
+            <m:r>
+              <m:t>K</m:t>
+            </m:r>
+          </m:sub>
+        </m:sSub>
+        <m:r>
+          <m:rPr>
+            <m:sty m:val="p"/>
+          </m:rPr>
+          <m:t>⋅</m:t>
+        </m:r>
+        <m:sSub>
+          <m:e>
+            <m:r>
+              <m:t>h</m:t>
+            </m:r>
+          </m:e>
+          <m:sub>
+            <m:r>
+              <m:rPr>
+                <m:nor/>
+                <m:sty m:val="p"/>
+              </m:rPr>
+              <m:t>target</m:t>
+            </m:r>
+          </m:sub>
+        </m:sSub>
+      </m:oMath>
+    </w:p>
+    <w:p>
+      <w:pPr>
+        <w:jc w:val="both"/>
+      </w:pPr>
       <w:r>
-        <w:t>$$c_{\text{target}} = W_{DK} \cdot h_{\text{target}}$$</w:t>
+        <w:t xml:space="preserve">where </w:t>
+      </w:r>
+      <m:oMath>
+        <m:sSub>
+          <m:e>
+            <m:r>
+              <m:t>c</m:t>
+            </m:r>
+          </m:e>
+          <m:sub>
+            <m:r>
+              <m:rPr>
+                <m:nor/>
+                <m:sty m:val="p"/>
+              </m:rPr>
+              <m:t>target</m:t>
+            </m:r>
+          </m:sub>
+        </m:sSub>
+        <m:r>
+          <m:rPr>
+            <m:sty m:val="p"/>
+          </m:rPr>
+          <m:t>∈</m:t>
+        </m:r>
+        <m:sSup>
+          <m:e>
+            <m:r>
+              <m:rPr>
+                <m:scr m:val="double-struck"/>
+                <m:sty m:val="p"/>
+              </m:rPr>
+              <m:t>R</m:t>
+            </m:r>
+          </m:e>
+          <m:sup>
+            <m:sSub>
+              <m:e>
+                <m:r>
+                  <m:t>L</m:t>
+                </m:r>
+              </m:e>
+              <m:sub>
+                <m:r>
+                  <m:rPr>
+                    <m:nor/>
+                    <m:sty m:val="p"/>
+                  </m:rPr>
+                  <m:t>target</m:t>
+                </m:r>
+              </m:sub>
+            </m:sSub>
+            <m:r>
+              <m:rPr>
+                <m:sty m:val="p"/>
+              </m:rPr>
+              <m:t>×</m:t>
+            </m:r>
+            <m:sSub>
+              <m:e>
+                <m:r>
+                  <m:t>D</m:t>
+                </m:r>
+              </m:e>
+              <m:sub>
+                <m:r>
+                  <m:rPr>
+                    <m:nor/>
+                    <m:sty m:val="p"/>
+                  </m:rPr>
+                  <m:t>latent</m:t>
+                </m:r>
+              </m:sub>
+            </m:sSub>
+          </m:sup>
+        </m:sSup>
+      </m:oMath>
+      <w:r>
+        <w:t>. Keys and values are reconstructed dynamically:</w:t>
       </w:r>
     </w:p>
     <w:p>
       <w:pPr>
         <w:jc w:val="both"/>
       </w:pPr>
-      <w:r>
-        <w:t>where $c_{\text{target}} \in \mathbb{R}^{L_{\text{target}} \times D_{\text{latent}}}$. Keys and values are reconstructed dynamically:</w:t>
-      </w:r>
+      <m:oMath>
+        <m:r>
+          <m:t>K</m:t>
+        </m:r>
+        <m:r>
+          <m:rPr>
+            <m:sty m:val="p"/>
+          </m:rPr>
+          <m:t>=</m:t>
+        </m:r>
+        <m:sSub>
+          <m:e>
+            <m:r>
+              <m:t>W</m:t>
+            </m:r>
+          </m:e>
+          <m:sub>
+            <m:r>
+              <m:t>U</m:t>
+            </m:r>
+            <m:r>
+              <m:t>K</m:t>
+            </m:r>
+          </m:sub>
+        </m:sSub>
+        <m:r>
+          <m:rPr>
+            <m:sty m:val="p"/>
+          </m:rPr>
+          <m:t>⋅</m:t>
+        </m:r>
+        <m:sSub>
+          <m:e>
+            <m:r>
+              <m:t>c</m:t>
+            </m:r>
+          </m:e>
+          <m:sub>
+            <m:r>
+              <m:rPr>
+                <m:nor/>
+                <m:sty m:val="p"/>
+              </m:rPr>
+              <m:t>target</m:t>
+            </m:r>
+          </m:sub>
+        </m:sSub>
+        <m:r>
+          <m:rPr>
+            <m:sty m:val="p"/>
+          </m:rPr>
+          <m:t>,</m:t>
+        </m:r>
+        <m:r>
+          <m:t> </m:t>
+        </m:r>
+        <m:r>
+          <m:t>V</m:t>
+        </m:r>
+        <m:r>
+          <m:rPr>
+            <m:sty m:val="p"/>
+          </m:rPr>
+          <m:t>=</m:t>
+        </m:r>
+        <m:sSub>
+          <m:e>
+            <m:r>
+              <m:t>W</m:t>
+            </m:r>
+          </m:e>
+          <m:sub>
+            <m:r>
+              <m:t>U</m:t>
+            </m:r>
+            <m:r>
+              <m:t>V</m:t>
+            </m:r>
+          </m:sub>
+        </m:sSub>
+        <m:r>
+          <m:rPr>
+            <m:sty m:val="p"/>
+          </m:rPr>
+          <m:t>⋅</m:t>
+        </m:r>
+        <m:sSub>
+          <m:e>
+            <m:r>
+              <m:t>c</m:t>
+            </m:r>
+          </m:e>
+          <m:sub>
+            <m:r>
+              <m:rPr>
+                <m:nor/>
+                <m:sty m:val="p"/>
+              </m:rPr>
+              <m:t>target</m:t>
+            </m:r>
+          </m:sub>
+        </m:sSub>
+      </m:oMath>
     </w:p>
     <w:p>
       <w:pPr>
         <w:jc w:val="both"/>
       </w:pPr>
       <w:r>
-        <w:t>$$K = W_{UK} \cdot c_{\text{target}}, \quad V = W_{UV} \cdot c_{\text{target}}$$</w:t>
+        <w:t xml:space="preserve">This reduces cached state sizes from </w:t>
       </w:r>
-    </w:p>
-    <w:p>
-      <w:pPr>
-        <w:jc w:val="both"/>
-      </w:pPr>
+      <m:oMath>
+        <m:r>
+          <m:t>2</m:t>
+        </m:r>
+        <m:r>
+          <m:rPr>
+            <m:sty m:val="p"/>
+          </m:rPr>
+          <m:t>×</m:t>
+        </m:r>
+        <m:r>
+          <m:t>N</m:t>
+        </m:r>
+        <m:r>
+          <m:rPr>
+            <m:sty m:val="p"/>
+          </m:rPr>
+          <m:t>×</m:t>
+        </m:r>
+        <m:r>
+          <m:t>D</m:t>
+        </m:r>
+      </m:oMath>
       <w:r>
-        <w:t xml:space="preserve">This reduces cached state sizes from $2 \times N \times D$ to $N \times D_{\text{latent}}$, obtaining an </w:t>
+        <w:t xml:space="preserve"> to </w:t>
+      </w:r>
+      <m:oMath>
+        <m:r>
+          <m:t>N</m:t>
+        </m:r>
+        <m:r>
+          <m:rPr>
+            <m:sty m:val="p"/>
+          </m:rPr>
+          <m:t>×</m:t>
+        </m:r>
+        <m:sSub>
+          <m:e>
+            <m:r>
+              <m:t>D</m:t>
+            </m:r>
+          </m:e>
+          <m:sub>
+            <m:r>
+              <m:rPr>
+                <m:nor/>
+                <m:sty m:val="p"/>
+              </m:rPr>
+              <m:t>latent</m:t>
+            </m:r>
+          </m:sub>
+        </m:sSub>
+      </m:oMath>
+      <w:r>
+        <w:t xml:space="preserve">, obtaining an </w:t>
       </w:r>
       <w:r>
         <w:rPr>
@@ -1436,7 +1728,55 @@
         <w:t>87.5% memory saving</w:t>
       </w:r>
       <w:r>
-        <w:t xml:space="preserve"> at $D_{\text{latent}} = 32, D = 128$.</w:t>
+        <w:t xml:space="preserve"> at </w:t>
+      </w:r>
+      <m:oMath>
+        <m:sSub>
+          <m:e>
+            <m:r>
+              <m:t>D</m:t>
+            </m:r>
+          </m:e>
+          <m:sub>
+            <m:r>
+              <m:rPr>
+                <m:nor/>
+                <m:sty m:val="p"/>
+              </m:rPr>
+              <m:t>latent</m:t>
+            </m:r>
+          </m:sub>
+        </m:sSub>
+        <m:r>
+          <m:rPr>
+            <m:sty m:val="p"/>
+          </m:rPr>
+          <m:t>=</m:t>
+        </m:r>
+        <m:r>
+          <m:t>32</m:t>
+        </m:r>
+        <m:r>
+          <m:rPr>
+            <m:sty m:val="p"/>
+          </m:rPr>
+          <m:t>,</m:t>
+        </m:r>
+        <m:r>
+          <m:t>D</m:t>
+        </m:r>
+        <m:r>
+          <m:rPr>
+            <m:sty m:val="p"/>
+          </m:rPr>
+          <m:t>=</m:t>
+        </m:r>
+        <m:r>
+          <m:t>128</m:t>
+        </m:r>
+      </m:oMath>
+      <w:r>
+        <w:t>.</w:t>
       </w:r>
     </w:p>
     <w:p>
@@ -1460,24 +1800,267 @@
         <w:jc w:val="both"/>
       </w:pPr>
       <w:r>
-        <w:t>We partition the sequence dimension into shards of size $N/P$ across $P$ GPUs. The ranks compute self-attention locally and pass Key/Value shards along a virtual ring using Online Softmax to maintain exact numerical parity:</w:t>
+        <w:t xml:space="preserve">We partition the sequence dimension into shards of size </w:t>
+      </w:r>
+      <m:oMath>
+        <m:r>
+          <m:t>N</m:t>
+        </m:r>
+        <m:r>
+          <m:rPr>
+            <m:sty m:val="p"/>
+          </m:rPr>
+          <m:t>/</m:t>
+        </m:r>
+        <m:r>
+          <m:t>P</m:t>
+        </m:r>
+      </m:oMath>
+      <w:r>
+        <w:t xml:space="preserve"> across </w:t>
+      </w:r>
+      <m:oMath>
+        <m:r>
+          <m:t>P</m:t>
+        </m:r>
+      </m:oMath>
+      <w:r>
+        <w:t xml:space="preserve"> GPUs. The ranks compute self-attention locally and pass Key/Value shards along a virtual ring using Online Softmax to maintain exact numerical parity:</w:t>
       </w:r>
     </w:p>
     <w:p>
       <w:pPr>
         <w:jc w:val="both"/>
       </w:pPr>
-      <w:r>
-        <w:t>$$m_{\text{new}} = \max(m_{\text{old}}, S_{ij})$$</w:t>
-      </w:r>
+      <m:oMath>
+        <m:sSub>
+          <m:e>
+            <m:r>
+              <m:t>m</m:t>
+            </m:r>
+          </m:e>
+          <m:sub>
+            <m:r>
+              <m:rPr>
+                <m:nor/>
+                <m:sty m:val="p"/>
+              </m:rPr>
+              <m:t>new</m:t>
+            </m:r>
+          </m:sub>
+        </m:sSub>
+        <m:r>
+          <m:rPr>
+            <m:sty m:val="p"/>
+          </m:rPr>
+          <m:t>=</m:t>
+        </m:r>
+        <m:r>
+          <m:rPr>
+            <m:sty m:val="p"/>
+          </m:rPr>
+          <m:t>max</m:t>
+        </m:r>
+        <m:r>
+          <m:rPr>
+            <m:sty m:val="p"/>
+          </m:rPr>
+          <m:t>(</m:t>
+        </m:r>
+        <m:sSub>
+          <m:e>
+            <m:r>
+              <m:t>m</m:t>
+            </m:r>
+          </m:e>
+          <m:sub>
+            <m:r>
+              <m:rPr>
+                <m:nor/>
+                <m:sty m:val="p"/>
+              </m:rPr>
+              <m:t>old</m:t>
+            </m:r>
+          </m:sub>
+        </m:sSub>
+        <m:r>
+          <m:rPr>
+            <m:sty m:val="p"/>
+          </m:rPr>
+          <m:t>,</m:t>
+        </m:r>
+        <m:sSub>
+          <m:e>
+            <m:r>
+              <m:t>S</m:t>
+            </m:r>
+          </m:e>
+          <m:sub>
+            <m:r>
+              <m:t>i</m:t>
+            </m:r>
+            <m:r>
+              <m:t>j</m:t>
+            </m:r>
+          </m:sub>
+        </m:sSub>
+        <m:r>
+          <m:rPr>
+            <m:sty m:val="p"/>
+          </m:rPr>
+          <m:t>)</m:t>
+        </m:r>
+      </m:oMath>
     </w:p>
     <w:p>
       <w:pPr>
         <w:jc w:val="both"/>
       </w:pPr>
-      <w:r>
-        <w:t>$$d_{\text{new}} = e^{m_{\text{old}} - m_{\text{new}}} \cdot d_{\text{old}} + e^{S_{ij} - m_{\text{new}}}$$</w:t>
-      </w:r>
+      <m:oMath>
+        <m:sSub>
+          <m:e>
+            <m:r>
+              <m:t>d</m:t>
+            </m:r>
+          </m:e>
+          <m:sub>
+            <m:r>
+              <m:rPr>
+                <m:nor/>
+                <m:sty m:val="p"/>
+              </m:rPr>
+              <m:t>new</m:t>
+            </m:r>
+          </m:sub>
+        </m:sSub>
+        <m:r>
+          <m:rPr>
+            <m:sty m:val="p"/>
+          </m:rPr>
+          <m:t>=</m:t>
+        </m:r>
+        <m:sSup>
+          <m:e>
+            <m:r>
+              <m:t>e</m:t>
+            </m:r>
+          </m:e>
+          <m:sup>
+            <m:sSub>
+              <m:e>
+                <m:r>
+                  <m:t>m</m:t>
+                </m:r>
+              </m:e>
+              <m:sub>
+                <m:r>
+                  <m:rPr>
+                    <m:nor/>
+                    <m:sty m:val="p"/>
+                  </m:rPr>
+                  <m:t>old</m:t>
+                </m:r>
+              </m:sub>
+            </m:sSub>
+            <m:r>
+              <m:rPr>
+                <m:sty m:val="p"/>
+              </m:rPr>
+              <m:t>−</m:t>
+            </m:r>
+            <m:sSub>
+              <m:e>
+                <m:r>
+                  <m:t>m</m:t>
+                </m:r>
+              </m:e>
+              <m:sub>
+                <m:r>
+                  <m:rPr>
+                    <m:nor/>
+                    <m:sty m:val="p"/>
+                  </m:rPr>
+                  <m:t>new</m:t>
+                </m:r>
+              </m:sub>
+            </m:sSub>
+          </m:sup>
+        </m:sSup>
+        <m:r>
+          <m:rPr>
+            <m:sty m:val="p"/>
+          </m:rPr>
+          <m:t>⋅</m:t>
+        </m:r>
+        <m:sSub>
+          <m:e>
+            <m:r>
+              <m:t>d</m:t>
+            </m:r>
+          </m:e>
+          <m:sub>
+            <m:r>
+              <m:rPr>
+                <m:nor/>
+                <m:sty m:val="p"/>
+              </m:rPr>
+              <m:t>old</m:t>
+            </m:r>
+          </m:sub>
+        </m:sSub>
+        <m:r>
+          <m:rPr>
+            <m:sty m:val="p"/>
+          </m:rPr>
+          <m:t>+</m:t>
+        </m:r>
+        <m:sSup>
+          <m:e>
+            <m:r>
+              <m:t>e</m:t>
+            </m:r>
+          </m:e>
+          <m:sup>
+            <m:sSub>
+              <m:e>
+                <m:r>
+                  <m:t>S</m:t>
+                </m:r>
+              </m:e>
+              <m:sub>
+                <m:r>
+                  <m:t>i</m:t>
+                </m:r>
+                <m:r>
+                  <m:t>j</m:t>
+                </m:r>
+              </m:sub>
+            </m:sSub>
+            <m:r>
+              <m:rPr>
+                <m:sty m:val="p"/>
+              </m:rPr>
+              <m:t>−</m:t>
+            </m:r>
+            <m:sSub>
+              <m:e>
+                <m:r>
+                  <m:t>m</m:t>
+                </m:r>
+              </m:e>
+              <m:sub>
+                <m:r>
+                  <m:rPr>
+                    <m:nor/>
+                    <m:sty m:val="p"/>
+                  </m:rPr>
+                  <m:t>new</m:t>
+                </m:r>
+              </m:sub>
+            </m:sSub>
+          </m:sup>
+        </m:sSup>
+      </m:oMath>
     </w:p>
     <w:p>
       <w:pPr>
@@ -1500,7 +2083,209 @@
         <w:jc w:val="both"/>
       </w:pPr>
       <w:r>
-        <w:t>Triangular updates $Z_{ij} = \sum_k (A_{ik} \cdot B_{kj})$ are split over a $P_r \times P_c$ grid. Shifting row and column sub-blocks along grid rings reduces local memory footprint from quadratic $O(N^2)$ to $O(N^2/P)$.</w:t>
+        <w:t xml:space="preserve">Triangular updates </w:t>
+      </w:r>
+      <m:oMath>
+        <m:sSub>
+          <m:e>
+            <m:r>
+              <m:t>Z</m:t>
+            </m:r>
+          </m:e>
+          <m:sub>
+            <m:r>
+              <m:t>i</m:t>
+            </m:r>
+            <m:r>
+              <m:t>j</m:t>
+            </m:r>
+          </m:sub>
+        </m:sSub>
+        <m:r>
+          <m:rPr>
+            <m:sty m:val="p"/>
+          </m:rPr>
+          <m:t>=</m:t>
+        </m:r>
+        <m:nary>
+          <m:naryPr>
+            <m:chr m:val="∑"/>
+            <m:limLoc m:val="undOvr"/>
+            <m:subHide m:val="off"/>
+            <m:supHide m:val="on"/>
+          </m:naryPr>
+          <m:sub>
+            <m:r>
+              <m:t>k</m:t>
+            </m:r>
+          </m:sub>
+          <m:sup>
+            <m:r>
+              <m:t>​</m:t>
+            </m:r>
+          </m:sup>
+          <m:e>
+            <m:r>
+              <m:rPr>
+                <m:sty m:val="p"/>
+              </m:rPr>
+              <m:t>(</m:t>
+            </m:r>
+          </m:e>
+        </m:nary>
+        <m:sSub>
+          <m:e>
+            <m:r>
+              <m:t>A</m:t>
+            </m:r>
+          </m:e>
+          <m:sub>
+            <m:r>
+              <m:t>i</m:t>
+            </m:r>
+            <m:r>
+              <m:t>k</m:t>
+            </m:r>
+          </m:sub>
+        </m:sSub>
+        <m:r>
+          <m:rPr>
+            <m:sty m:val="p"/>
+          </m:rPr>
+          <m:t>⋅</m:t>
+        </m:r>
+        <m:sSub>
+          <m:e>
+            <m:r>
+              <m:t>B</m:t>
+            </m:r>
+          </m:e>
+          <m:sub>
+            <m:r>
+              <m:t>k</m:t>
+            </m:r>
+            <m:r>
+              <m:t>j</m:t>
+            </m:r>
+          </m:sub>
+        </m:sSub>
+        <m:r>
+          <m:rPr>
+            <m:sty m:val="p"/>
+          </m:rPr>
+          <m:t>)</m:t>
+        </m:r>
+      </m:oMath>
+      <w:r>
+        <w:t xml:space="preserve"> are split over a </w:t>
+      </w:r>
+      <m:oMath>
+        <m:sSub>
+          <m:e>
+            <m:r>
+              <m:t>P</m:t>
+            </m:r>
+          </m:e>
+          <m:sub>
+            <m:r>
+              <m:t>r</m:t>
+            </m:r>
+          </m:sub>
+        </m:sSub>
+        <m:r>
+          <m:rPr>
+            <m:sty m:val="p"/>
+          </m:rPr>
+          <m:t>×</m:t>
+        </m:r>
+        <m:sSub>
+          <m:e>
+            <m:r>
+              <m:t>P</m:t>
+            </m:r>
+          </m:e>
+          <m:sub>
+            <m:r>
+              <m:t>c</m:t>
+            </m:r>
+          </m:sub>
+        </m:sSub>
+      </m:oMath>
+      <w:r>
+        <w:t xml:space="preserve"> grid. Shifting row and column sub-blocks along grid rings reduces local memory footprint from quadratic </w:t>
+      </w:r>
+      <m:oMath>
+        <m:r>
+          <m:t>O</m:t>
+        </m:r>
+        <m:r>
+          <m:rPr>
+            <m:sty m:val="p"/>
+          </m:rPr>
+          <m:t>(</m:t>
+        </m:r>
+        <m:sSup>
+          <m:e>
+            <m:r>
+              <m:t>N</m:t>
+            </m:r>
+          </m:e>
+          <m:sup>
+            <m:r>
+              <m:t>2</m:t>
+            </m:r>
+          </m:sup>
+        </m:sSup>
+        <m:r>
+          <m:rPr>
+            <m:sty m:val="p"/>
+          </m:rPr>
+          <m:t>)</m:t>
+        </m:r>
+      </m:oMath>
+      <w:r>
+        <w:t xml:space="preserve"> to </w:t>
+      </w:r>
+      <m:oMath>
+        <m:r>
+          <m:t>O</m:t>
+        </m:r>
+        <m:r>
+          <m:rPr>
+            <m:sty m:val="p"/>
+          </m:rPr>
+          <m:t>(</m:t>
+        </m:r>
+        <m:sSup>
+          <m:e>
+            <m:r>
+              <m:t>N</m:t>
+            </m:r>
+          </m:e>
+          <m:sup>
+            <m:r>
+              <m:t>2</m:t>
+            </m:r>
+          </m:sup>
+        </m:sSup>
+        <m:r>
+          <m:rPr>
+            <m:sty m:val="p"/>
+          </m:rPr>
+          <m:t>/</m:t>
+        </m:r>
+        <m:r>
+          <m:t>P</m:t>
+        </m:r>
+        <m:r>
+          <m:rPr>
+            <m:sty m:val="p"/>
+          </m:rPr>
+          <m:t>)</m:t>
+        </m:r>
+      </m:oMath>
+      <w:r>
+        <w:t>.</w:t>
       </w:r>
     </w:p>
     <w:p>
@@ -1524,7 +2309,100 @@
         <w:jc w:val="both"/>
       </w:pPr>
       <w:r>
-        <w:t xml:space="preserve">Outer Product Mean (OPM) layers project sequence matrices to $N \times N \times D_{\text{pair}}$ spaces, creating an $O(N^2 \cdot D_{\text{pair}})$ memory bottleneck. We implement a low-rank decomposition using </w:t>
+        <w:t xml:space="preserve">Outer Product Mean (OPM) layers project sequence matrices to </w:t>
+      </w:r>
+      <m:oMath>
+        <m:r>
+          <m:t>N</m:t>
+        </m:r>
+        <m:r>
+          <m:rPr>
+            <m:sty m:val="p"/>
+          </m:rPr>
+          <m:t>×</m:t>
+        </m:r>
+        <m:r>
+          <m:t>N</m:t>
+        </m:r>
+        <m:r>
+          <m:rPr>
+            <m:sty m:val="p"/>
+          </m:rPr>
+          <m:t>×</m:t>
+        </m:r>
+        <m:sSub>
+          <m:e>
+            <m:r>
+              <m:t>D</m:t>
+            </m:r>
+          </m:e>
+          <m:sub>
+            <m:r>
+              <m:rPr>
+                <m:nor/>
+                <m:sty m:val="p"/>
+              </m:rPr>
+              <m:t>pair</m:t>
+            </m:r>
+          </m:sub>
+        </m:sSub>
+      </m:oMath>
+      <w:r>
+        <w:t xml:space="preserve"> spaces, creating an </w:t>
+      </w:r>
+      <m:oMath>
+        <m:r>
+          <m:t>O</m:t>
+        </m:r>
+        <m:r>
+          <m:rPr>
+            <m:sty m:val="p"/>
+          </m:rPr>
+          <m:t>(</m:t>
+        </m:r>
+        <m:sSup>
+          <m:e>
+            <m:r>
+              <m:t>N</m:t>
+            </m:r>
+          </m:e>
+          <m:sup>
+            <m:r>
+              <m:t>2</m:t>
+            </m:r>
+          </m:sup>
+        </m:sSup>
+        <m:r>
+          <m:rPr>
+            <m:sty m:val="p"/>
+          </m:rPr>
+          <m:t>⋅</m:t>
+        </m:r>
+        <m:sSub>
+          <m:e>
+            <m:r>
+              <m:t>D</m:t>
+            </m:r>
+          </m:e>
+          <m:sub>
+            <m:r>
+              <m:rPr>
+                <m:nor/>
+                <m:sty m:val="p"/>
+              </m:rPr>
+              <m:t>pair</m:t>
+            </m:r>
+          </m:sub>
+        </m:sSub>
+        <m:r>
+          <m:rPr>
+            <m:sty m:val="p"/>
+          </m:rPr>
+          <m:t>)</m:t>
+        </m:r>
+      </m:oMath>
+      <w:r>
+        <w:t xml:space="preserve"> memory bottleneck. We implement a low-rank decomposition using </w:t>
       </w:r>
       <w:r>
         <w:rPr>
@@ -1542,16 +2420,207 @@
       <w:pPr>
         <w:jc w:val="both"/>
       </w:pPr>
-      <w:r>
-        <w:t>$$U_{b,i,j,c} = \sum_r X_{b,i,r} Y_{b,j,r} W_{c,r}$$</w:t>
-      </w:r>
+      <m:oMath>
+        <m:sSub>
+          <m:e>
+            <m:r>
+              <m:t>U</m:t>
+            </m:r>
+          </m:e>
+          <m:sub>
+            <m:r>
+              <m:t>b</m:t>
+            </m:r>
+            <m:r>
+              <m:rPr>
+                <m:sty m:val="p"/>
+              </m:rPr>
+              <m:t>,</m:t>
+            </m:r>
+            <m:r>
+              <m:t>i</m:t>
+            </m:r>
+            <m:r>
+              <m:rPr>
+                <m:sty m:val="p"/>
+              </m:rPr>
+              <m:t>,</m:t>
+            </m:r>
+            <m:r>
+              <m:t>j</m:t>
+            </m:r>
+            <m:r>
+              <m:rPr>
+                <m:sty m:val="p"/>
+              </m:rPr>
+              <m:t>,</m:t>
+            </m:r>
+            <m:r>
+              <m:t>c</m:t>
+            </m:r>
+          </m:sub>
+        </m:sSub>
+        <m:r>
+          <m:rPr>
+            <m:sty m:val="p"/>
+          </m:rPr>
+          <m:t>=</m:t>
+        </m:r>
+        <m:nary>
+          <m:naryPr>
+            <m:chr m:val="∑"/>
+            <m:limLoc m:val="undOvr"/>
+            <m:subHide m:val="off"/>
+            <m:supHide m:val="on"/>
+          </m:naryPr>
+          <m:sub>
+            <m:r>
+              <m:t>r</m:t>
+            </m:r>
+          </m:sub>
+          <m:sup>
+            <m:r>
+              <m:t>​</m:t>
+            </m:r>
+          </m:sup>
+          <m:e>
+            <m:sSub>
+              <m:e>
+                <m:r>
+                  <m:t>X</m:t>
+                </m:r>
+              </m:e>
+              <m:sub>
+                <m:r>
+                  <m:t>b</m:t>
+                </m:r>
+                <m:r>
+                  <m:rPr>
+                    <m:sty m:val="p"/>
+                  </m:rPr>
+                  <m:t>,</m:t>
+                </m:r>
+                <m:r>
+                  <m:t>i</m:t>
+                </m:r>
+                <m:r>
+                  <m:rPr>
+                    <m:sty m:val="p"/>
+                  </m:rPr>
+                  <m:t>,</m:t>
+                </m:r>
+                <m:r>
+                  <m:t>r</m:t>
+                </m:r>
+              </m:sub>
+            </m:sSub>
+          </m:e>
+        </m:nary>
+        <m:sSub>
+          <m:e>
+            <m:r>
+              <m:t>Y</m:t>
+            </m:r>
+          </m:e>
+          <m:sub>
+            <m:r>
+              <m:t>b</m:t>
+            </m:r>
+            <m:r>
+              <m:rPr>
+                <m:sty m:val="p"/>
+              </m:rPr>
+              <m:t>,</m:t>
+            </m:r>
+            <m:r>
+              <m:t>j</m:t>
+            </m:r>
+            <m:r>
+              <m:rPr>
+                <m:sty m:val="p"/>
+              </m:rPr>
+              <m:t>,</m:t>
+            </m:r>
+            <m:r>
+              <m:t>r</m:t>
+            </m:r>
+          </m:sub>
+        </m:sSub>
+        <m:sSub>
+          <m:e>
+            <m:r>
+              <m:t>W</m:t>
+            </m:r>
+          </m:e>
+          <m:sub>
+            <m:r>
+              <m:t>c</m:t>
+            </m:r>
+            <m:r>
+              <m:rPr>
+                <m:sty m:val="p"/>
+              </m:rPr>
+              <m:t>,</m:t>
+            </m:r>
+            <m:r>
+              <m:t>r</m:t>
+            </m:r>
+          </m:sub>
+        </m:sSub>
+      </m:oMath>
     </w:p>
     <w:p>
       <w:pPr>
         <w:jc w:val="both"/>
       </w:pPr>
       <w:r>
-        <w:t>where sequence projections $X$ and $Y$ have a low rank $r \ll D_{\text{pair}}$. A custom autograd backward pass computes gradients on-the-fly, bypassing quadratic activation storage and preventing Metal Out-Of-Memory (OOM) errors.</w:t>
+        <w:t xml:space="preserve">where sequence projections </w:t>
+      </w:r>
+      <m:oMath>
+        <m:r>
+          <m:t>X</m:t>
+        </m:r>
+      </m:oMath>
+      <w:r>
+        <w:t xml:space="preserve"> and </w:t>
+      </w:r>
+      <m:oMath>
+        <m:r>
+          <m:t>Y</m:t>
+        </m:r>
+      </m:oMath>
+      <w:r>
+        <w:t xml:space="preserve"> have a low rank </w:t>
+      </w:r>
+      <m:oMath>
+        <m:r>
+          <m:t>r</m:t>
+        </m:r>
+        <m:r>
+          <m:rPr>
+            <m:sty m:val="p"/>
+          </m:rPr>
+          <m:t>≪</m:t>
+        </m:r>
+        <m:sSub>
+          <m:e>
+            <m:r>
+              <m:t>D</m:t>
+            </m:r>
+          </m:e>
+          <m:sub>
+            <m:r>
+              <m:rPr>
+                <m:nor/>
+                <m:sty m:val="p"/>
+              </m:rPr>
+              <m:t>pair</m:t>
+            </m:r>
+          </m:sub>
+        </m:sSub>
+      </m:oMath>
+      <w:r>
+        <w:t>. A custom autograd backward pass computes gradients on-the-fly, bypassing quadratic activation storage and preventing Metal Out-Of-Memory (OOM) errors.</w:t>
       </w:r>
     </w:p>
     <w:p>
@@ -1586,16 +2655,126 @@
         <w:t>CFGDistilledVectorField</w:t>
       </w:r>
       <w:r>
-        <w:t xml:space="preserve"> that directly accepts a guidance scale $s$:</w:t>
+        <w:t xml:space="preserve"> that directly accepts a guidance scale </w:t>
+      </w:r>
+      <m:oMath>
+        <m:r>
+          <m:t>s</m:t>
+        </m:r>
+      </m:oMath>
+      <w:r>
+        <w:t>:</w:t>
       </w:r>
     </w:p>
     <w:p>
       <w:pPr>
         <w:jc w:val="both"/>
       </w:pPr>
-      <w:r>
-        <w:t>$$v_{\text{guided}} = v_{\text{cond}} + s \cdot (v_{\text{cond}} - v_{\text{uncond}})$$</w:t>
-      </w:r>
+      <m:oMath>
+        <m:sSub>
+          <m:e>
+            <m:r>
+              <m:t>v</m:t>
+            </m:r>
+          </m:e>
+          <m:sub>
+            <m:r>
+              <m:rPr>
+                <m:nor/>
+                <m:sty m:val="p"/>
+              </m:rPr>
+              <m:t>guided</m:t>
+            </m:r>
+          </m:sub>
+        </m:sSub>
+        <m:r>
+          <m:rPr>
+            <m:sty m:val="p"/>
+          </m:rPr>
+          <m:t>=</m:t>
+        </m:r>
+        <m:sSub>
+          <m:e>
+            <m:r>
+              <m:t>v</m:t>
+            </m:r>
+          </m:e>
+          <m:sub>
+            <m:r>
+              <m:rPr>
+                <m:nor/>
+                <m:sty m:val="p"/>
+              </m:rPr>
+              <m:t>cond</m:t>
+            </m:r>
+          </m:sub>
+        </m:sSub>
+        <m:r>
+          <m:rPr>
+            <m:sty m:val="p"/>
+          </m:rPr>
+          <m:t>+</m:t>
+        </m:r>
+        <m:r>
+          <m:t>s</m:t>
+        </m:r>
+        <m:r>
+          <m:rPr>
+            <m:sty m:val="p"/>
+          </m:rPr>
+          <m:t>⋅</m:t>
+        </m:r>
+        <m:r>
+          <m:rPr>
+            <m:sty m:val="p"/>
+          </m:rPr>
+          <m:t>(</m:t>
+        </m:r>
+        <m:sSub>
+          <m:e>
+            <m:r>
+              <m:t>v</m:t>
+            </m:r>
+          </m:e>
+          <m:sub>
+            <m:r>
+              <m:rPr>
+                <m:nor/>
+                <m:sty m:val="p"/>
+              </m:rPr>
+              <m:t>cond</m:t>
+            </m:r>
+          </m:sub>
+        </m:sSub>
+        <m:r>
+          <m:rPr>
+            <m:sty m:val="p"/>
+          </m:rPr>
+          <m:t>−</m:t>
+        </m:r>
+        <m:sSub>
+          <m:e>
+            <m:r>
+              <m:t>v</m:t>
+            </m:r>
+          </m:e>
+          <m:sub>
+            <m:r>
+              <m:rPr>
+                <m:nor/>
+                <m:sty m:val="p"/>
+              </m:rPr>
+              <m:t>uncond</m:t>
+            </m:r>
+          </m:sub>
+        </m:sSub>
+        <m:r>
+          <m:rPr>
+            <m:sty m:val="p"/>
+          </m:rPr>
+          <m:t>)</m:t>
+        </m:r>
+      </m:oMath>
     </w:p>
     <w:p>
       <w:pPr>
@@ -1626,7 +2805,24 @@
         <w:jc w:val="both"/>
       </w:pPr>
       <w:r>
-        <w:t xml:space="preserve">Diffusion loops can produce structures with biophysical violations, such as incorrect adjacent $C_\alpha$ bond lengths (ideal: 3.80 Å) and steric clashes. We introduce </w:t>
+        <w:t xml:space="preserve">Diffusion loops can produce structures with biophysical violations, such as incorrect adjacent </w:t>
+      </w:r>
+      <m:oMath>
+        <m:sSub>
+          <m:e>
+            <m:r>
+              <m:t>C</m:t>
+            </m:r>
+          </m:e>
+          <m:sub>
+            <m:r>
+              <m:t>α</m:t>
+            </m:r>
+          </m:sub>
+        </m:sSub>
+      </m:oMath>
+      <w:r>
+        <w:t xml:space="preserve"> bond lengths (ideal: 3.80 Å) and steric clashes. We introduce </w:t>
       </w:r>
       <w:r>
         <w:rPr>
@@ -1670,16 +2866,97 @@
         <w:t>Draft model</w:t>
       </w:r>
       <w:r>
-        <w:t xml:space="preserve"> to project $K$ lookahead integration steps:</w:t>
+        <w:t xml:space="preserve"> to project </w:t>
+      </w:r>
+      <m:oMath>
+        <m:r>
+          <m:t>K</m:t>
+        </m:r>
+      </m:oMath>
+      <w:r>
+        <w:t xml:space="preserve"> lookahead integration steps:</w:t>
       </w:r>
     </w:p>
     <w:p>
       <w:pPr>
         <w:jc w:val="both"/>
       </w:pPr>
-      <w:r>
-        <w:t>$$\hat{x}_{t+1}, \dots, \hat{x}_{t+K}$$</w:t>
-      </w:r>
+      <m:oMath>
+        <m:sSub>
+          <m:e>
+            <m:acc>
+              <m:accPr>
+                <m:chr m:val="̂"/>
+              </m:accPr>
+              <m:e>
+                <m:r>
+                  <m:t>x</m:t>
+                </m:r>
+              </m:e>
+            </m:acc>
+          </m:e>
+          <m:sub>
+            <m:r>
+              <m:t>t</m:t>
+            </m:r>
+            <m:r>
+              <m:rPr>
+                <m:sty m:val="p"/>
+              </m:rPr>
+              <m:t>+</m:t>
+            </m:r>
+            <m:r>
+              <m:t>1</m:t>
+            </m:r>
+          </m:sub>
+        </m:sSub>
+        <m:r>
+          <m:rPr>
+            <m:sty m:val="p"/>
+          </m:rPr>
+          <m:t>,</m:t>
+        </m:r>
+        <m:r>
+          <m:rPr>
+            <m:sty m:val="p"/>
+          </m:rPr>
+          <m:t>…</m:t>
+        </m:r>
+        <m:r>
+          <m:rPr>
+            <m:sty m:val="p"/>
+          </m:rPr>
+          <m:t>,</m:t>
+        </m:r>
+        <m:sSub>
+          <m:e>
+            <m:acc>
+              <m:accPr>
+                <m:chr m:val="̂"/>
+              </m:accPr>
+              <m:e>
+                <m:r>
+                  <m:t>x</m:t>
+                </m:r>
+              </m:e>
+            </m:acc>
+          </m:e>
+          <m:sub>
+            <m:r>
+              <m:t>t</m:t>
+            </m:r>
+            <m:r>
+              <m:rPr>
+                <m:sty m:val="p"/>
+              </m:rPr>
+              <m:t>+</m:t>
+            </m:r>
+            <m:r>
+              <m:t>K</m:t>
+            </m:r>
+          </m:sub>
+        </m:sSub>
+      </m:oMath>
     </w:p>
     <w:p>
       <w:pPr>
@@ -1695,16 +2972,91 @@
         <w:t>Target model</w:t>
       </w:r>
       <w:r>
-        <w:t xml:space="preserve"> evaluates these states in parallel. If the discrepancy is within $\epsilon$:</w:t>
+        <w:t xml:space="preserve"> evaluates these states in parallel. If the discrepancy is within </w:t>
+      </w:r>
+      <m:oMath>
+        <m:r>
+          <m:t>ϵ</m:t>
+        </m:r>
+      </m:oMath>
+      <w:r>
+        <w:t>:</w:t>
       </w:r>
     </w:p>
     <w:p>
       <w:pPr>
         <w:jc w:val="both"/>
       </w:pPr>
-      <w:r>
-        <w:t>$$\|v_{\text{target}} - v_{\text{draft}}\|_2 &lt; \epsilon$$</w:t>
-      </w:r>
+      <m:oMath>
+        <m:r>
+          <m:rPr>
+            <m:sty m:val="p"/>
+          </m:rPr>
+          <m:t>∥</m:t>
+        </m:r>
+        <m:sSub>
+          <m:e>
+            <m:r>
+              <m:t>v</m:t>
+            </m:r>
+          </m:e>
+          <m:sub>
+            <m:r>
+              <m:rPr>
+                <m:nor/>
+                <m:sty m:val="p"/>
+              </m:rPr>
+              <m:t>target</m:t>
+            </m:r>
+          </m:sub>
+        </m:sSub>
+        <m:r>
+          <m:rPr>
+            <m:sty m:val="p"/>
+          </m:rPr>
+          <m:t>−</m:t>
+        </m:r>
+        <m:sSub>
+          <m:e>
+            <m:r>
+              <m:t>v</m:t>
+            </m:r>
+          </m:e>
+          <m:sub>
+            <m:r>
+              <m:rPr>
+                <m:nor/>
+                <m:sty m:val="p"/>
+              </m:rPr>
+              <m:t>draft</m:t>
+            </m:r>
+          </m:sub>
+        </m:sSub>
+        <m:sSub>
+          <m:e>
+            <m:r>
+              <m:rPr>
+                <m:sty m:val="p"/>
+              </m:rPr>
+              <m:t>∥</m:t>
+            </m:r>
+          </m:e>
+          <m:sub>
+            <m:r>
+              <m:t>2</m:t>
+            </m:r>
+          </m:sub>
+        </m:sSub>
+        <m:r>
+          <m:rPr>
+            <m:sty m:val="p"/>
+          </m:rPr>
+          <m:t>&lt;</m:t>
+        </m:r>
+        <m:r>
+          <m:t>ϵ</m:t>
+        </m:r>
+      </m:oMath>
     </w:p>
     <w:p>
       <w:pPr>
@@ -1742,16 +3094,265 @@
       <w:pPr>
         <w:jc w:val="both"/>
       </w:pPr>
-      <w:r>
-        <w:t>$$\mathcal{L}_{\text{SimPO}} = - \log \sigma \left( \frac{\beta}{L_w} \log \pi_\theta(y_w|x) - \frac{\beta}{L_l} \log \pi_\theta(y_l|x) - \gamma \right)$$</w:t>
-      </w:r>
+      <m:oMath>
+        <m:sSub>
+          <m:e>
+            <m:r>
+              <m:rPr>
+                <m:scr m:val="script"/>
+                <m:sty m:val="p"/>
+              </m:rPr>
+              <m:t>L</m:t>
+            </m:r>
+          </m:e>
+          <m:sub>
+            <m:r>
+              <m:rPr>
+                <m:nor/>
+                <m:sty m:val="p"/>
+              </m:rPr>
+              <m:t>SimPO</m:t>
+            </m:r>
+          </m:sub>
+        </m:sSub>
+        <m:r>
+          <m:rPr>
+            <m:sty m:val="p"/>
+          </m:rPr>
+          <m:t>=</m:t>
+        </m:r>
+        <m:r>
+          <m:rPr>
+            <m:sty m:val="p"/>
+          </m:rPr>
+          <m:t>−</m:t>
+        </m:r>
+        <m:r>
+          <m:rPr>
+            <m:sty m:val="p"/>
+          </m:rPr>
+          <m:t>log</m:t>
+        </m:r>
+        <m:r>
+          <m:t>σ</m:t>
+        </m:r>
+        <m:d>
+          <m:dPr>
+            <m:begChr m:val="("/>
+            <m:sepChr m:val=""/>
+            <m:endChr m:val=")"/>
+            <m:grow/>
+          </m:dPr>
+          <m:e>
+            <m:f>
+              <m:fPr>
+                <m:type m:val="bar"/>
+              </m:fPr>
+              <m:num>
+                <m:r>
+                  <m:t>β</m:t>
+                </m:r>
+              </m:num>
+              <m:den>
+                <m:sSub>
+                  <m:e>
+                    <m:r>
+                      <m:t>L</m:t>
+                    </m:r>
+                  </m:e>
+                  <m:sub>
+                    <m:r>
+                      <m:t>w</m:t>
+                    </m:r>
+                  </m:sub>
+                </m:sSub>
+              </m:den>
+            </m:f>
+            <m:r>
+              <m:rPr>
+                <m:sty m:val="p"/>
+              </m:rPr>
+              <m:t>log</m:t>
+            </m:r>
+            <m:sSub>
+              <m:e>
+                <m:r>
+                  <m:t>π</m:t>
+                </m:r>
+              </m:e>
+              <m:sub>
+                <m:r>
+                  <m:t>θ</m:t>
+                </m:r>
+              </m:sub>
+            </m:sSub>
+            <m:r>
+              <m:rPr>
+                <m:sty m:val="p"/>
+              </m:rPr>
+              <m:t>(</m:t>
+            </m:r>
+            <m:sSub>
+              <m:e>
+                <m:r>
+                  <m:t>y</m:t>
+                </m:r>
+              </m:e>
+              <m:sub>
+                <m:r>
+                  <m:t>w</m:t>
+                </m:r>
+              </m:sub>
+            </m:sSub>
+            <m:r>
+              <m:rPr>
+                <m:sty m:val="p"/>
+              </m:rPr>
+              <m:t>|</m:t>
+            </m:r>
+            <m:r>
+              <m:t>x</m:t>
+            </m:r>
+            <m:r>
+              <m:rPr>
+                <m:sty m:val="p"/>
+              </m:rPr>
+              <m:t>)</m:t>
+            </m:r>
+            <m:r>
+              <m:rPr>
+                <m:sty m:val="p"/>
+              </m:rPr>
+              <m:t>−</m:t>
+            </m:r>
+            <m:f>
+              <m:fPr>
+                <m:type m:val="bar"/>
+              </m:fPr>
+              <m:num>
+                <m:r>
+                  <m:t>β</m:t>
+                </m:r>
+              </m:num>
+              <m:den>
+                <m:sSub>
+                  <m:e>
+                    <m:r>
+                      <m:t>L</m:t>
+                    </m:r>
+                  </m:e>
+                  <m:sub>
+                    <m:r>
+                      <m:t>l</m:t>
+                    </m:r>
+                  </m:sub>
+                </m:sSub>
+              </m:den>
+            </m:f>
+            <m:r>
+              <m:rPr>
+                <m:sty m:val="p"/>
+              </m:rPr>
+              <m:t>log</m:t>
+            </m:r>
+            <m:sSub>
+              <m:e>
+                <m:r>
+                  <m:t>π</m:t>
+                </m:r>
+              </m:e>
+              <m:sub>
+                <m:r>
+                  <m:t>θ</m:t>
+                </m:r>
+              </m:sub>
+            </m:sSub>
+            <m:r>
+              <m:rPr>
+                <m:sty m:val="p"/>
+              </m:rPr>
+              <m:t>(</m:t>
+            </m:r>
+            <m:sSub>
+              <m:e>
+                <m:r>
+                  <m:t>y</m:t>
+                </m:r>
+              </m:e>
+              <m:sub>
+                <m:r>
+                  <m:t>l</m:t>
+                </m:r>
+              </m:sub>
+            </m:sSub>
+            <m:r>
+              <m:rPr>
+                <m:sty m:val="p"/>
+              </m:rPr>
+              <m:t>|</m:t>
+            </m:r>
+            <m:r>
+              <m:t>x</m:t>
+            </m:r>
+            <m:r>
+              <m:rPr>
+                <m:sty m:val="p"/>
+              </m:rPr>
+              <m:t>)</m:t>
+            </m:r>
+            <m:r>
+              <m:rPr>
+                <m:sty m:val="p"/>
+              </m:rPr>
+              <m:t>−</m:t>
+            </m:r>
+            <m:r>
+              <m:t>γ</m:t>
+            </m:r>
+          </m:e>
+        </m:d>
+      </m:oMath>
     </w:p>
     <w:p>
       <w:pPr>
         <w:jc w:val="both"/>
       </w:pPr>
       <w:r>
-        <w:t xml:space="preserve">where $y_w$ and $y_l$ are the preferred and dispreferred sequences, saving </w:t>
+        <w:t xml:space="preserve">where </w:t>
+      </w:r>
+      <m:oMath>
+        <m:sSub>
+          <m:e>
+            <m:r>
+              <m:t>y</m:t>
+            </m:r>
+          </m:e>
+          <m:sub>
+            <m:r>
+              <m:t>w</m:t>
+            </m:r>
+          </m:sub>
+        </m:sSub>
+      </m:oMath>
+      <w:r>
+        <w:t xml:space="preserve"> and </w:t>
+      </w:r>
+      <m:oMath>
+        <m:sSub>
+          <m:e>
+            <m:r>
+              <m:t>y</m:t>
+            </m:r>
+          </m:e>
+          <m:sub>
+            <m:r>
+              <m:t>l</m:t>
+            </m:r>
+          </m:sub>
+        </m:sSub>
+      </m:oMath>
+      <w:r>
+        <w:t xml:space="preserve"> are the preferred and dispreferred sequences, saving </w:t>
       </w:r>
       <w:r>
         <w:rPr>
@@ -1795,7 +3396,70 @@
         <w:t>"best_vs_all"</w:t>
       </w:r>
       <w:r>
-        <w:t xml:space="preserve"> strategy inside Union Mask Clusters. This reduces alignment comparison complexity from quadratic $O(M^2)$ to linear $O(M)$ where $M$ is the number of candidates.</w:t>
+        <w:t xml:space="preserve"> strategy inside Union Mask Clusters. This reduces alignment comparison complexity from quadratic </w:t>
+      </w:r>
+      <m:oMath>
+        <m:r>
+          <m:t>O</m:t>
+        </m:r>
+        <m:r>
+          <m:rPr>
+            <m:sty m:val="p"/>
+          </m:rPr>
+          <m:t>(</m:t>
+        </m:r>
+        <m:sSup>
+          <m:e>
+            <m:r>
+              <m:t>M</m:t>
+            </m:r>
+          </m:e>
+          <m:sup>
+            <m:r>
+              <m:t>2</m:t>
+            </m:r>
+          </m:sup>
+        </m:sSup>
+        <m:r>
+          <m:rPr>
+            <m:sty m:val="p"/>
+          </m:rPr>
+          <m:t>)</m:t>
+        </m:r>
+      </m:oMath>
+      <w:r>
+        <w:t xml:space="preserve"> to linear </w:t>
+      </w:r>
+      <m:oMath>
+        <m:r>
+          <m:t>O</m:t>
+        </m:r>
+        <m:r>
+          <m:rPr>
+            <m:sty m:val="p"/>
+          </m:rPr>
+          <m:t>(</m:t>
+        </m:r>
+        <m:r>
+          <m:t>M</m:t>
+        </m:r>
+        <m:r>
+          <m:rPr>
+            <m:sty m:val="p"/>
+          </m:rPr>
+          <m:t>)</m:t>
+        </m:r>
+      </m:oMath>
+      <w:r>
+        <w:t xml:space="preserve"> where </w:t>
+      </w:r>
+      <m:oMath>
+        <m:r>
+          <m:t>M</m:t>
+        </m:r>
+      </m:oMath>
+      <w:r>
+        <w:t xml:space="preserve"> is the number of candidates.</w:t>
       </w:r>
     </w:p>
     <w:p>
@@ -2135,6 +3799,7 @@
           <w:p>
             <w:r>
               <w:rPr>
+                <w:b w:val="0"/>
                 <w:sz w:val="18"/>
               </w:rPr>
               <w:t>Inference Integration</w:t>
@@ -2154,6 +3819,7 @@
           <w:p>
             <w:r>
               <w:rPr>
+                <w:b w:val="0"/>
                 <w:sz w:val="18"/>
               </w:rPr>
               <w:t>Outer ODE Solver</w:t>
@@ -2173,6 +3839,7 @@
           <w:p>
             <w:r>
               <w:rPr>
+                <w:b w:val="0"/>
                 <w:sz w:val="18"/>
               </w:rPr>
               <w:t>Speculative Sampler</w:t>
@@ -2192,6 +3859,7 @@
           <w:p>
             <w:r>
               <w:rPr>
+                <w:b w:val="0"/>
                 <w:sz w:val="18"/>
               </w:rPr>
               <w:t>O(N) vs. O(N/K)</w:t>
@@ -2211,6 +3879,7 @@
           <w:p>
             <w:r>
               <w:rPr>
+                <w:b w:val="0"/>
                 <w:sz w:val="18"/>
               </w:rPr>
               <w:t>O(1) vs. O(K)</w:t>
@@ -2233,6 +3902,7 @@
           <w:p>
             <w:r>
               <w:rPr>
+                <w:b w:val="0"/>
                 <w:sz w:val="18"/>
               </w:rPr>
               <w:t>Pair Representation</w:t>
@@ -2253,6 +3923,7 @@
           <w:p>
             <w:r>
               <w:rPr>
+                <w:b w:val="0"/>
                 <w:sz w:val="18"/>
               </w:rPr>
               <w:t>Quadratic OPM</w:t>
@@ -2273,6 +3944,7 @@
           <w:p>
             <w:r>
               <w:rPr>
+                <w:b w:val="0"/>
                 <w:sz w:val="18"/>
               </w:rPr>
               <w:t>Low-Rank Pair Updater</w:t>
@@ -2293,6 +3965,7 @@
           <w:p>
             <w:r>
               <w:rPr>
+                <w:b w:val="0"/>
                 <w:sz w:val="18"/>
               </w:rPr>
               <w:t>O(N² · D)</w:t>
@@ -2313,6 +3986,7 @@
           <w:p>
             <w:r>
               <w:rPr>
+                <w:b w:val="0"/>
                 <w:sz w:val="18"/>
               </w:rPr>
               <w:t>O(N² · r)</w:t>
@@ -2334,6 +4008,7 @@
           <w:p>
             <w:r>
               <w:rPr>
+                <w:b w:val="0"/>
                 <w:sz w:val="18"/>
               </w:rPr>
               <w:t>Guidance Sampling</w:t>
@@ -2353,6 +4028,7 @@
           <w:p>
             <w:r>
               <w:rPr>
+                <w:b w:val="0"/>
                 <w:sz w:val="18"/>
               </w:rPr>
               <w:t>Double-Pass CFG</w:t>
@@ -2372,6 +4048,7 @@
           <w:p>
             <w:r>
               <w:rPr>
+                <w:b w:val="0"/>
                 <w:sz w:val="18"/>
               </w:rPr>
               <w:t>CFG Distillation</w:t>
@@ -2391,6 +4068,7 @@
           <w:p>
             <w:r>
               <w:rPr>
+                <w:b w:val="0"/>
                 <w:sz w:val="18"/>
               </w:rPr>
               <w:t>O(2 · Steps)</w:t>
@@ -2410,6 +4088,7 @@
           <w:p>
             <w:r>
               <w:rPr>
+                <w:b w:val="0"/>
                 <w:sz w:val="18"/>
               </w:rPr>
               <w:t>O(Steps)</w:t>
@@ -2432,6 +4111,7 @@
           <w:p>
             <w:r>
               <w:rPr>
+                <w:b w:val="0"/>
                 <w:sz w:val="18"/>
               </w:rPr>
               <w:t>Coordinate Quality</w:t>
@@ -2452,6 +4132,7 @@
           <w:p>
             <w:r>
               <w:rPr>
+                <w:b w:val="0"/>
                 <w:sz w:val="18"/>
               </w:rPr>
               <w:t>Raw Diffusion Output</w:t>
@@ -2472,6 +4153,7 @@
           <w:p>
             <w:r>
               <w:rPr>
+                <w:b w:val="0"/>
                 <w:sz w:val="18"/>
               </w:rPr>
               <w:t>Neural Refiner</w:t>
@@ -2492,6 +4174,7 @@
           <w:p>
             <w:r>
               <w:rPr>
+                <w:b w:val="0"/>
                 <w:sz w:val="18"/>
               </w:rPr>
               <w:t>O(1)</w:t>
@@ -2512,6 +4195,7 @@
           <w:p>
             <w:r>
               <w:rPr>
+                <w:b w:val="0"/>
                 <w:sz w:val="18"/>
               </w:rPr>
               <w:t>O(1)</w:t>
@@ -2533,6 +4217,7 @@
           <w:p>
             <w:r>
               <w:rPr>
+                <w:b w:val="0"/>
                 <w:sz w:val="18"/>
               </w:rPr>
               <w:t>Sequence Parallelism</w:t>
@@ -2552,6 +4237,7 @@
           <w:p>
             <w:r>
               <w:rPr>
+                <w:b w:val="0"/>
                 <w:sz w:val="18"/>
               </w:rPr>
               <w:t>Monolithic Attention</w:t>
@@ -2571,6 +4257,7 @@
           <w:p>
             <w:r>
               <w:rPr>
+                <w:b w:val="0"/>
                 <w:sz w:val="18"/>
               </w:rPr>
               <w:t>Fold-CP Sequence Parallel</w:t>
@@ -2590,6 +4277,7 @@
           <w:p>
             <w:r>
               <w:rPr>
+                <w:b w:val="0"/>
                 <w:sz w:val="18"/>
               </w:rPr>
               <w:t>O(N²) vs. O(N²/P)</w:t>
@@ -2609,6 +4297,7 @@
           <w:p>
             <w:r>
               <w:rPr>
+                <w:b w:val="0"/>
                 <w:sz w:val="18"/>
               </w:rPr>
               <w:t>O(N²) vs. O(N²/P)</w:t>
@@ -2822,6 +4511,7 @@
           <w:p>
             <w:r>
               <w:rPr>
+                <w:b w:val="0"/>
                 <w:sz w:val="18"/>
               </w:rPr>
               <w:t>2</w:t>
@@ -2841,6 +4531,7 @@
           <w:p>
             <w:r>
               <w:rPr>
+                <w:b w:val="0"/>
                 <w:sz w:val="18"/>
               </w:rPr>
               <w:t>0.001</w:t>
@@ -2860,6 +4551,7 @@
           <w:p>
             <w:r>
               <w:rPr>
+                <w:b w:val="0"/>
                 <w:sz w:val="18"/>
               </w:rPr>
               <w:t>50</w:t>
@@ -2879,6 +4571,7 @@
           <w:p>
             <w:r>
               <w:rPr>
+                <w:b w:val="0"/>
                 <w:sz w:val="18"/>
               </w:rPr>
               <w:t>0.00%</w:t>
@@ -2898,6 +4591,7 @@
           <w:p>
             <w:r>
               <w:rPr>
+                <w:b w:val="0"/>
                 <w:sz w:val="18"/>
               </w:rPr>
               <w:t>0.34x</w:t>
@@ -2915,12 +4609,35 @@
             </w:tcMar>
           </w:tcPr>
           <w:p>
-            <w:r>
-              <w:rPr>
-                <w:sz w:val="18"/>
-              </w:rPr>
-              <w:t>$2.64 \times 10^{-7}$</w:t>
-            </w:r>
+            <m:oMath>
+              <m:r>
+                <m:t>2.64</m:t>
+              </m:r>
+              <m:r>
+                <m:rPr>
+                  <m:sty m:val="p"/>
+                </m:rPr>
+                <m:t>×</m:t>
+              </m:r>
+              <m:sSup>
+                <m:e>
+                  <m:r>
+                    <m:t>10</m:t>
+                  </m:r>
+                </m:e>
+                <m:sup>
+                  <m:r>
+                    <m:rPr>
+                      <m:sty m:val="p"/>
+                    </m:rPr>
+                    <m:t>−</m:t>
+                  </m:r>
+                  <m:r>
+                    <m:t>7</m:t>
+                  </m:r>
+                </m:sup>
+              </m:sSup>
+            </m:oMath>
           </w:p>
         </w:tc>
       </w:tr>
@@ -2939,6 +4656,7 @@
           <w:p>
             <w:r>
               <w:rPr>
+                <w:b w:val="0"/>
                 <w:sz w:val="18"/>
               </w:rPr>
               <w:t>2</w:t>
@@ -2959,6 +4677,7 @@
           <w:p>
             <w:r>
               <w:rPr>
+                <w:b w:val="0"/>
                 <w:sz w:val="18"/>
               </w:rPr>
               <w:t>0.030</w:t>
@@ -2979,6 +4698,7 @@
           <w:p>
             <w:r>
               <w:rPr>
+                <w:b w:val="0"/>
                 <w:sz w:val="18"/>
               </w:rPr>
               <w:t>25</w:t>
@@ -2999,6 +4719,7 @@
           <w:p>
             <w:r>
               <w:rPr>
+                <w:b w:val="0"/>
                 <w:sz w:val="18"/>
               </w:rPr>
               <w:t>100.00%</w:t>
@@ -3019,6 +4740,7 @@
           <w:p>
             <w:r>
               <w:rPr>
+                <w:b w:val="0"/>
                 <w:sz w:val="18"/>
               </w:rPr>
               <w:t>2.00x</w:t>
@@ -3037,12 +4759,35 @@
             <w:shd w:fill="f7fafc"/>
           </w:tcPr>
           <w:p>
-            <w:r>
-              <w:rPr>
-                <w:sz w:val="18"/>
-              </w:rPr>
-              <w:t>$5.60 \times 10^{-2}$</w:t>
-            </w:r>
+            <m:oMath>
+              <m:r>
+                <m:t>5.60</m:t>
+              </m:r>
+              <m:r>
+                <m:rPr>
+                  <m:sty m:val="p"/>
+                </m:rPr>
+                <m:t>×</m:t>
+              </m:r>
+              <m:sSup>
+                <m:e>
+                  <m:r>
+                    <m:t>10</m:t>
+                  </m:r>
+                </m:e>
+                <m:sup>
+                  <m:r>
+                    <m:rPr>
+                      <m:sty m:val="p"/>
+                    </m:rPr>
+                    <m:t>−</m:t>
+                  </m:r>
+                  <m:r>
+                    <m:t>2</m:t>
+                  </m:r>
+                </m:sup>
+              </m:sSup>
+            </m:oMath>
           </w:p>
         </w:tc>
       </w:tr>
@@ -3060,6 +4805,7 @@
           <w:p>
             <w:r>
               <w:rPr>
+                <w:b w:val="0"/>
                 <w:sz w:val="18"/>
               </w:rPr>
               <w:t>4</w:t>
@@ -3079,6 +4825,7 @@
           <w:p>
             <w:r>
               <w:rPr>
+                <w:b w:val="0"/>
                 <w:sz w:val="18"/>
               </w:rPr>
               <w:t>0.030</w:t>
@@ -3098,6 +4845,7 @@
           <w:p>
             <w:r>
               <w:rPr>
+                <w:b w:val="0"/>
                 <w:sz w:val="18"/>
               </w:rPr>
               <w:t>13</w:t>
@@ -3117,6 +4865,7 @@
           <w:p>
             <w:r>
               <w:rPr>
+                <w:b w:val="0"/>
                 <w:sz w:val="18"/>
               </w:rPr>
               <w:t>100.00%</w:t>
@@ -3136,6 +4885,7 @@
           <w:p>
             <w:r>
               <w:rPr>
+                <w:b w:val="0"/>
                 <w:sz w:val="18"/>
               </w:rPr>
               <w:t>3.85x</w:t>
@@ -3153,12 +4903,35 @@
             </w:tcMar>
           </w:tcPr>
           <w:p>
-            <w:r>
-              <w:rPr>
-                <w:sz w:val="18"/>
-              </w:rPr>
-              <w:t>$8.27 \times 10^{-2}$</w:t>
-            </w:r>
+            <m:oMath>
+              <m:r>
+                <m:t>8.27</m:t>
+              </m:r>
+              <m:r>
+                <m:rPr>
+                  <m:sty m:val="p"/>
+                </m:rPr>
+                <m:t>×</m:t>
+              </m:r>
+              <m:sSup>
+                <m:e>
+                  <m:r>
+                    <m:t>10</m:t>
+                  </m:r>
+                </m:e>
+                <m:sup>
+                  <m:r>
+                    <m:rPr>
+                      <m:sty m:val="p"/>
+                    </m:rPr>
+                    <m:t>−</m:t>
+                  </m:r>
+                  <m:r>
+                    <m:t>2</m:t>
+                  </m:r>
+                </m:sup>
+              </m:sSup>
+            </m:oMath>
           </w:p>
         </w:tc>
       </w:tr>
@@ -3177,6 +4950,7 @@
           <w:p>
             <w:r>
               <w:rPr>
+                <w:b w:val="0"/>
                 <w:sz w:val="18"/>
               </w:rPr>
               <w:t>8</w:t>
@@ -3197,6 +4971,7 @@
           <w:p>
             <w:r>
               <w:rPr>
+                <w:b w:val="0"/>
                 <w:sz w:val="18"/>
               </w:rPr>
               <w:t>0.030</w:t>
@@ -3217,6 +4992,7 @@
           <w:p>
             <w:r>
               <w:rPr>
+                <w:b w:val="0"/>
                 <w:sz w:val="18"/>
               </w:rPr>
               <w:t>7</w:t>
@@ -3237,6 +5013,7 @@
           <w:p>
             <w:r>
               <w:rPr>
+                <w:b w:val="0"/>
                 <w:sz w:val="18"/>
               </w:rPr>
               <w:t>100.00%</w:t>
@@ -3257,6 +5034,7 @@
           <w:p>
             <w:r>
               <w:rPr>
+                <w:b w:val="0"/>
                 <w:sz w:val="18"/>
               </w:rPr>
               <w:t>7.14x</w:t>
@@ -3275,12 +5053,35 @@
             <w:shd w:fill="f7fafc"/>
           </w:tcPr>
           <w:p>
-            <w:r>
-              <w:rPr>
-                <w:sz w:val="18"/>
-              </w:rPr>
-              <w:t>$9.60 \times 10^{-2}$</w:t>
-            </w:r>
+            <m:oMath>
+              <m:r>
+                <m:t>9.60</m:t>
+              </m:r>
+              <m:r>
+                <m:rPr>
+                  <m:sty m:val="p"/>
+                </m:rPr>
+                <m:t>×</m:t>
+              </m:r>
+              <m:sSup>
+                <m:e>
+                  <m:r>
+                    <m:t>10</m:t>
+                  </m:r>
+                </m:e>
+                <m:sup>
+                  <m:r>
+                    <m:rPr>
+                      <m:sty m:val="p"/>
+                    </m:rPr>
+                    <m:t>−</m:t>
+                  </m:r>
+                  <m:r>
+                    <m:t>2</m:t>
+                  </m:r>
+                </m:sup>
+              </m:sSup>
+            </m:oMath>
           </w:p>
         </w:tc>
       </w:tr>
@@ -3516,6 +5317,7 @@
           <w:p>
             <w:r>
               <w:rPr>
+                <w:b w:val="0"/>
                 <w:sz w:val="18"/>
               </w:rPr>
               <w:t>100</w:t>
@@ -3535,6 +5337,7 @@
           <w:p>
             <w:r>
               <w:rPr>
+                <w:b w:val="0"/>
                 <w:sz w:val="18"/>
               </w:rPr>
               <w:t>1.25 MB</w:t>
@@ -3554,6 +5357,7 @@
           <w:p>
             <w:r>
               <w:rPr>
+                <w:b w:val="0"/>
                 <w:sz w:val="18"/>
               </w:rPr>
               <w:t>0.01 MB</w:t>
@@ -3573,6 +5377,7 @@
           <w:p>
             <w:r>
               <w:rPr>
+                <w:b w:val="0"/>
                 <w:sz w:val="18"/>
               </w:rPr>
               <w:t>104x</w:t>
@@ -3592,6 +5397,7 @@
           <w:p>
             <w:r>
               <w:rPr>
+                <w:b w:val="0"/>
                 <w:sz w:val="18"/>
               </w:rPr>
               <w:t>1.0 / 2.2 ms</w:t>
@@ -3611,6 +5417,7 @@
           <w:p>
             <w:r>
               <w:rPr>
+                <w:b w:val="0"/>
                 <w:sz w:val="18"/>
               </w:rPr>
               <w:t>0.7 / 2.2 ms</w:t>
@@ -3630,6 +5437,7 @@
           <w:p>
             <w:r>
               <w:rPr>
+                <w:b w:val="0"/>
                 <w:sz w:val="18"/>
               </w:rPr>
               <w:t>84.07%</w:t>
@@ -3652,6 +5460,7 @@
           <w:p>
             <w:r>
               <w:rPr>
+                <w:b w:val="0"/>
                 <w:sz w:val="18"/>
               </w:rPr>
               <w:t>500</w:t>
@@ -3672,6 +5481,7 @@
           <w:p>
             <w:r>
               <w:rPr>
+                <w:b w:val="0"/>
                 <w:sz w:val="18"/>
               </w:rPr>
               <w:t>30.64 MB</w:t>
@@ -3692,6 +5502,7 @@
           <w:p>
             <w:r>
               <w:rPr>
+                <w:b w:val="0"/>
                 <w:sz w:val="18"/>
               </w:rPr>
               <w:t>0.06 MB</w:t>
@@ -3712,6 +5523,7 @@
           <w:p>
             <w:r>
               <w:rPr>
+                <w:b w:val="0"/>
                 <w:sz w:val="18"/>
               </w:rPr>
               <w:t>510x</w:t>
@@ -3732,6 +5544,7 @@
           <w:p>
             <w:r>
               <w:rPr>
+                <w:b w:val="0"/>
                 <w:sz w:val="18"/>
               </w:rPr>
               <w:t>7.6 / 32.6 ms</w:t>
@@ -3752,6 +5565,7 @@
           <w:p>
             <w:r>
               <w:rPr>
+                <w:b w:val="0"/>
                 <w:sz w:val="18"/>
               </w:rPr>
               <w:t>11.1 / 34.0 ms</w:t>
@@ -3772,6 +5586,7 @@
           <w:p>
             <w:r>
               <w:rPr>
+                <w:b w:val="0"/>
                 <w:sz w:val="18"/>
               </w:rPr>
               <w:t>89.10%</w:t>
@@ -3793,6 +5608,7 @@
           <w:p>
             <w:r>
               <w:rPr>
+                <w:b w:val="0"/>
                 <w:sz w:val="18"/>
               </w:rPr>
               <w:t>1000</w:t>
@@ -3812,6 +5628,7 @@
           <w:p>
             <w:r>
               <w:rPr>
+                <w:b w:val="0"/>
                 <w:sz w:val="18"/>
               </w:rPr>
               <w:t>122.31 MB</w:t>
@@ -3831,6 +5648,7 @@
           <w:p>
             <w:r>
               <w:rPr>
+                <w:b w:val="0"/>
                 <w:sz w:val="18"/>
               </w:rPr>
               <w:t>0.12 MB</w:t>
@@ -3850,6 +5668,7 @@
           <w:p>
             <w:r>
               <w:rPr>
+                <w:b w:val="0"/>
                 <w:sz w:val="18"/>
               </w:rPr>
               <w:t>1002x</w:t>
@@ -3869,6 +5688,7 @@
           <w:p>
             <w:r>
               <w:rPr>
+                <w:b w:val="0"/>
                 <w:sz w:val="18"/>
               </w:rPr>
               <w:t>29.3 / 147.1 ms</w:t>
@@ -3888,6 +5708,7 @@
           <w:p>
             <w:r>
               <w:rPr>
+                <w:b w:val="0"/>
                 <w:sz w:val="18"/>
               </w:rPr>
               <w:t>63.5 / 138.6 ms</w:t>
@@ -3907,6 +5728,7 @@
           <w:p>
             <w:r>
               <w:rPr>
+                <w:b w:val="0"/>
                 <w:sz w:val="18"/>
               </w:rPr>
               <w:t>92.98%</w:t>
@@ -3929,6 +5751,7 @@
           <w:p>
             <w:r>
               <w:rPr>
+                <w:b w:val="0"/>
                 <w:sz w:val="18"/>
               </w:rPr>
               <w:t>1500</w:t>
@@ -3949,6 +5772,7 @@
           <w:p>
             <w:r>
               <w:rPr>
+                <w:b w:val="0"/>
                 <w:sz w:val="18"/>
               </w:rPr>
               <w:t>275.02 MB</w:t>
@@ -3969,6 +5793,7 @@
           <w:p>
             <w:r>
               <w:rPr>
+                <w:b w:val="0"/>
                 <w:sz w:val="18"/>
               </w:rPr>
               <w:t>0.18 MB</w:t>
@@ -3989,6 +5814,7 @@
           <w:p>
             <w:r>
               <w:rPr>
+                <w:b w:val="0"/>
                 <w:sz w:val="18"/>
               </w:rPr>
               <w:t>1502x</w:t>
@@ -4009,6 +5835,7 @@
           <w:p>
             <w:r>
               <w:rPr>
+                <w:b w:val="0"/>
                 <w:sz w:val="18"/>
               </w:rPr>
               <w:t>112.1 / 307.1 ms</w:t>
@@ -4029,6 +5856,7 @@
           <w:p>
             <w:r>
               <w:rPr>
+                <w:b w:val="0"/>
                 <w:sz w:val="18"/>
               </w:rPr>
               <w:t>144.3 / 253.6 ms</w:t>
@@ -4049,6 +5877,7 @@
           <w:p>
             <w:r>
               <w:rPr>
+                <w:b w:val="0"/>
                 <w:sz w:val="18"/>
               </w:rPr>
               <w:t>89.61%</w:t>
@@ -4098,7 +5927,39 @@
         <w:t>99.997% Cosine Similarity</w:t>
       </w:r>
       <w:r>
-        <w:t xml:space="preserve"> (MSE: $2.2 \times 10^{-5}$). FIXED INT4 achieves a </w:t>
+        <w:t xml:space="preserve"> (MSE: </w:t>
+      </w:r>
+      <m:oMath>
+        <m:r>
+          <m:t>2.2</m:t>
+        </m:r>
+        <m:r>
+          <m:rPr>
+            <m:sty m:val="p"/>
+          </m:rPr>
+          <m:t>×</m:t>
+        </m:r>
+        <m:sSup>
+          <m:e>
+            <m:r>
+              <m:t>10</m:t>
+            </m:r>
+          </m:e>
+          <m:sup>
+            <m:r>
+              <m:rPr>
+                <m:sty m:val="p"/>
+              </m:rPr>
+              <m:t>−</m:t>
+            </m:r>
+            <m:r>
+              <m:t>5</m:t>
+            </m:r>
+          </m:sup>
+        </m:sSup>
+      </m:oMath>
+      <w:r>
+        <w:t xml:space="preserve">). FIXED INT4 achieves a </w:t>
       </w:r>
       <w:r>
         <w:rPr>
@@ -4409,6 +6270,7 @@
           <w:p>
             <w:r>
               <w:rPr>
+                <w:b w:val="0"/>
                 <w:sz w:val="18"/>
               </w:rPr>
               <w:t>Short Mutant</w:t>
@@ -4428,6 +6290,7 @@
           <w:p>
             <w:r>
               <w:rPr>
+                <w:b w:val="0"/>
                 <w:sz w:val="18"/>
               </w:rPr>
               <w:t>8</w:t>
@@ -4447,6 +6310,7 @@
           <w:p>
             <w:r>
               <w:rPr>
+                <w:b w:val="0"/>
                 <w:sz w:val="18"/>
               </w:rPr>
               <w:t>Small Target (Hemoglobin)</w:t>
@@ -4466,6 +6330,7 @@
           <w:p>
             <w:r>
               <w:rPr>
+                <w:b w:val="0"/>
                 <w:sz w:val="18"/>
               </w:rPr>
               <w:t>153</w:t>
@@ -4485,6 +6350,7 @@
           <w:p>
             <w:r>
               <w:rPr>
+                <w:b w:val="0"/>
                 <w:sz w:val="18"/>
               </w:rPr>
               <w:t>4.34 ms</w:t>
@@ -4504,6 +6370,7 @@
           <w:p>
             <w:r>
               <w:rPr>
+                <w:b w:val="0"/>
                 <w:sz w:val="18"/>
               </w:rPr>
               <w:t>`(1, 8, 3)`</w:t>
@@ -4523,6 +6390,7 @@
           <w:p>
             <w:r>
               <w:rPr>
+                <w:b w:val="0"/>
                 <w:sz w:val="18"/>
               </w:rPr>
               <w:t>No</w:t>
@@ -4545,6 +6413,7 @@
           <w:p>
             <w:r>
               <w:rPr>
+                <w:b w:val="0"/>
                 <w:sz w:val="18"/>
               </w:rPr>
               <w:t>Short Mutant</w:t>
@@ -4565,6 +6434,7 @@
           <w:p>
             <w:r>
               <w:rPr>
+                <w:b w:val="0"/>
                 <w:sz w:val="18"/>
               </w:rPr>
               <w:t>8</w:t>
@@ -4585,6 +6455,7 @@
           <w:p>
             <w:r>
               <w:rPr>
+                <w:b w:val="0"/>
                 <w:sz w:val="18"/>
               </w:rPr>
               <w:t>Large Target (Receptor)</w:t>
@@ -4605,6 +6476,7 @@
           <w:p>
             <w:r>
               <w:rPr>
+                <w:b w:val="0"/>
                 <w:sz w:val="18"/>
               </w:rPr>
               <w:t>1300</w:t>
@@ -4625,6 +6497,7 @@
           <w:p>
             <w:r>
               <w:rPr>
+                <w:b w:val="0"/>
                 <w:sz w:val="18"/>
               </w:rPr>
               <w:t>26.36 ms</w:t>
@@ -4645,6 +6518,7 @@
           <w:p>
             <w:r>
               <w:rPr>
+                <w:b w:val="0"/>
                 <w:sz w:val="18"/>
               </w:rPr>
               <w:t>`(1, 8, 3)`</w:t>
@@ -4665,6 +6539,7 @@
           <w:p>
             <w:r>
               <w:rPr>
+                <w:b w:val="0"/>
                 <w:sz w:val="18"/>
               </w:rPr>
               <w:t>No</w:t>
@@ -4686,6 +6561,7 @@
           <w:p>
             <w:r>
               <w:rPr>
+                <w:b w:val="0"/>
                 <w:sz w:val="18"/>
               </w:rPr>
               <w:t>Insulin Monomer</w:t>
@@ -4705,6 +6581,7 @@
           <w:p>
             <w:r>
               <w:rPr>
+                <w:b w:val="0"/>
                 <w:sz w:val="18"/>
               </w:rPr>
               <w:t>50</w:t>
@@ -4724,6 +6601,7 @@
           <w:p>
             <w:r>
               <w:rPr>
+                <w:b w:val="0"/>
                 <w:sz w:val="18"/>
               </w:rPr>
               <w:t>Small Target (Hemoglobin)</w:t>
@@ -4743,6 +6621,7 @@
           <w:p>
             <w:r>
               <w:rPr>
+                <w:b w:val="0"/>
                 <w:sz w:val="18"/>
               </w:rPr>
               <w:t>153</w:t>
@@ -4762,6 +6641,7 @@
           <w:p>
             <w:r>
               <w:rPr>
+                <w:b w:val="0"/>
                 <w:sz w:val="18"/>
               </w:rPr>
               <w:t>6.31 ms</w:t>
@@ -4781,6 +6661,7 @@
           <w:p>
             <w:r>
               <w:rPr>
+                <w:b w:val="0"/>
                 <w:sz w:val="18"/>
               </w:rPr>
               <w:t>`(1, 50, 3)`</w:t>
@@ -4800,6 +6681,7 @@
           <w:p>
             <w:r>
               <w:rPr>
+                <w:b w:val="0"/>
                 <w:sz w:val="18"/>
               </w:rPr>
               <w:t>No</w:t>
@@ -4822,6 +6704,7 @@
           <w:p>
             <w:r>
               <w:rPr>
+                <w:b w:val="0"/>
                 <w:sz w:val="18"/>
               </w:rPr>
               <w:t>Insulin Monomer</w:t>
@@ -4842,6 +6725,7 @@
           <w:p>
             <w:r>
               <w:rPr>
+                <w:b w:val="0"/>
                 <w:sz w:val="18"/>
               </w:rPr>
               <w:t>50</w:t>
@@ -4862,6 +6746,7 @@
           <w:p>
             <w:r>
               <w:rPr>
+                <w:b w:val="0"/>
                 <w:sz w:val="18"/>
               </w:rPr>
               <w:t>Large Target (Receptor)</w:t>
@@ -4882,6 +6767,7 @@
           <w:p>
             <w:r>
               <w:rPr>
+                <w:b w:val="0"/>
                 <w:sz w:val="18"/>
               </w:rPr>
               <w:t>1300</w:t>
@@ -4902,6 +6788,7 @@
           <w:p>
             <w:r>
               <w:rPr>
+                <w:b w:val="0"/>
                 <w:sz w:val="18"/>
               </w:rPr>
               <w:t>31.29 ms</w:t>
@@ -4922,6 +6809,7 @@
           <w:p>
             <w:r>
               <w:rPr>
+                <w:b w:val="0"/>
                 <w:sz w:val="18"/>
               </w:rPr>
               <w:t>`(1, 50, 3)`</w:t>
@@ -4942,6 +6830,7 @@
           <w:p>
             <w:r>
               <w:rPr>
+                <w:b w:val="0"/>
                 <w:sz w:val="18"/>
               </w:rPr>
               <w:t>No</w:t>
@@ -4963,6 +6852,7 @@
           <w:p>
             <w:r>
               <w:rPr>
+                <w:b w:val="0"/>
                 <w:sz w:val="18"/>
               </w:rPr>
               <w:t>Hemoglobin Frag</w:t>
@@ -4982,6 +6872,7 @@
           <w:p>
             <w:r>
               <w:rPr>
+                <w:b w:val="0"/>
                 <w:sz w:val="18"/>
               </w:rPr>
               <w:t>90</w:t>
@@ -5001,6 +6892,7 @@
           <w:p>
             <w:r>
               <w:rPr>
+                <w:b w:val="0"/>
                 <w:sz w:val="18"/>
               </w:rPr>
               <w:t>Large Target (Receptor)</w:t>
@@ -5020,6 +6912,7 @@
           <w:p>
             <w:r>
               <w:rPr>
+                <w:b w:val="0"/>
                 <w:sz w:val="18"/>
               </w:rPr>
               <w:t>1300</w:t>
@@ -5039,6 +6932,7 @@
           <w:p>
             <w:r>
               <w:rPr>
+                <w:b w:val="0"/>
                 <w:sz w:val="18"/>
               </w:rPr>
               <w:t>36.58 ms</w:t>
@@ -5058,6 +6952,7 @@
           <w:p>
             <w:r>
               <w:rPr>
+                <w:b w:val="0"/>
                 <w:sz w:val="18"/>
               </w:rPr>
               <w:t>`(1, 90, 3)`</w:t>
@@ -5077,6 +6972,7 @@
           <w:p>
             <w:r>
               <w:rPr>
+                <w:b w:val="0"/>
                 <w:sz w:val="18"/>
               </w:rPr>
               <w:t>No</w:t>
@@ -5485,7 +7381,42 @@
         <w:t>Biophysical Constraints</w:t>
       </w:r>
       <w:r>
-        <w:t>: Added steric clash resolution and adjacent residue distance penalties ($C_\alpha - C_\alpha$ bond length projection) into the coordinate updater and the neural refiner.</w:t>
+        <w:t>: Added steric clash resolution and adjacent residue distance penalties (</w:t>
+      </w:r>
+      <m:oMath>
+        <m:sSub>
+          <m:e>
+            <m:r>
+              <m:t>C</m:t>
+            </m:r>
+          </m:e>
+          <m:sub>
+            <m:r>
+              <m:t>α</m:t>
+            </m:r>
+          </m:sub>
+        </m:sSub>
+        <m:r>
+          <m:rPr>
+            <m:sty m:val="p"/>
+          </m:rPr>
+          <m:t>−</m:t>
+        </m:r>
+        <m:sSub>
+          <m:e>
+            <m:r>
+              <m:t>C</m:t>
+            </m:r>
+          </m:e>
+          <m:sub>
+            <m:r>
+              <m:t>α</m:t>
+            </m:r>
+          </m:sub>
+        </m:sSub>
+      </m:oMath>
+      <w:r>
+        <w:t xml:space="preserve"> bond length projection) into the coordinate updater and the neural refiner.</w:t>
       </w:r>
     </w:p>
     <w:p>
@@ -5779,7 +7710,21 @@
         <w:jc w:val="both"/>
       </w:pPr>
       <w:r>
-        <w:t>The coordinate refiner successfully resolved simulated clashes (Figure 5, right) and adjusted C-alpha bond lengths to $\le 1.0$ Å deviation from the target value.</w:t>
+        <w:t xml:space="preserve">The coordinate refiner successfully resolved simulated clashes (Figure 5, right) and adjusted C-alpha bond lengths to </w:t>
+      </w:r>
+      <m:oMath>
+        <m:r>
+          <m:rPr>
+            <m:sty m:val="p"/>
+          </m:rPr>
+          <m:t>≤</m:t>
+        </m:r>
+        <m:r>
+          <m:t>1.0</m:t>
+        </m:r>
+      </m:oMath>
+      <w:r>
+        <w:t xml:space="preserve"> Å deviation from the target value.</w:t>
       </w:r>
     </w:p>
     <w:p>
@@ -5965,6 +7910,7 @@
           <w:p>
             <w:r>
               <w:rPr>
+                <w:b w:val="0"/>
                 <w:sz w:val="18"/>
               </w:rPr>
               <w:t>1</w:t>
@@ -5984,6 +7930,7 @@
           <w:p>
             <w:r>
               <w:rPr>
+                <w:b w:val="0"/>
                 <w:sz w:val="18"/>
               </w:rPr>
               <w:t>Dissertation Outline</w:t>
@@ -6003,6 +7950,7 @@
           <w:p>
             <w:r>
               <w:rPr>
+                <w:b w:val="0"/>
                 <w:sz w:val="18"/>
               </w:rPr>
               <w:t>05 Jan 2026 – 04 Feb 2026</w:t>
@@ -6022,6 +7970,7 @@
           <w:p>
             <w:r>
               <w:rPr>
+                <w:b w:val="0"/>
                 <w:sz w:val="18"/>
               </w:rPr>
               <w:t>Literature review and prepare outline</w:t>
@@ -6041,6 +7990,7 @@
           <w:p>
             <w:r>
               <w:rPr>
+                <w:b w:val="0"/>
                 <w:sz w:val="18"/>
               </w:rPr>
               <w:t>COMPLETED</w:t>
@@ -6063,6 +8013,7 @@
           <w:p>
             <w:r>
               <w:rPr>
+                <w:b w:val="0"/>
                 <w:sz w:val="18"/>
               </w:rPr>
               <w:t>2</w:t>
@@ -6083,6 +8034,7 @@
           <w:p>
             <w:r>
               <w:rPr>
+                <w:b w:val="0"/>
                 <w:sz w:val="18"/>
               </w:rPr>
               <w:t>Local Design &amp; Implementation</w:t>
@@ -6103,6 +8055,7 @@
           <w:p>
             <w:r>
               <w:rPr>
+                <w:b w:val="0"/>
                 <w:sz w:val="18"/>
               </w:rPr>
               <w:t>05 Feb 2026 – 20 Mar 2026</w:t>
@@ -6123,6 +8076,7 @@
           <w:p>
             <w:r>
               <w:rPr>
+                <w:b w:val="0"/>
                 <w:sz w:val="18"/>
               </w:rPr>
               <w:t>Develop MLA, Fold-CP, SpecSampler, and g-DPO</w:t>
@@ -6143,6 +8097,7 @@
           <w:p>
             <w:r>
               <w:rPr>
+                <w:b w:val="0"/>
                 <w:sz w:val="18"/>
               </w:rPr>
               <w:t>COMPLETED</w:t>
@@ -6164,6 +8119,7 @@
           <w:p>
             <w:r>
               <w:rPr>
+                <w:b w:val="0"/>
                 <w:sz w:val="18"/>
               </w:rPr>
               <w:t>3</w:t>
@@ -6183,6 +8139,7 @@
           <w:p>
             <w:r>
               <w:rPr>
+                <w:b w:val="0"/>
                 <w:sz w:val="18"/>
               </w:rPr>
               <w:t>Pre-trained Weight Verification</w:t>
@@ -6202,6 +8159,7 @@
           <w:p>
             <w:r>
               <w:rPr>
+                <w:b w:val="0"/>
                 <w:sz w:val="18"/>
               </w:rPr>
               <w:t>21 Mar 2026 – 10 Jun 2026</w:t>
@@ -6221,6 +8179,7 @@
           <w:p>
             <w:r>
               <w:rPr>
+                <w:b w:val="0"/>
                 <w:sz w:val="18"/>
               </w:rPr>
               <w:t>Run local predictions with Boltz-1 parameters</w:t>
@@ -6240,6 +8199,7 @@
           <w:p>
             <w:r>
               <w:rPr>
+                <w:b w:val="0"/>
                 <w:sz w:val="18"/>
               </w:rPr>
               <w:t>COMPLETED</w:t>
@@ -6262,6 +8222,7 @@
           <w:p>
             <w:r>
               <w:rPr>
+                <w:b w:val="0"/>
                 <w:sz w:val="18"/>
               </w:rPr>
               <w:t>4</w:t>
@@ -6282,6 +8243,7 @@
           <w:p>
             <w:r>
               <w:rPr>
+                <w:b w:val="0"/>
                 <w:sz w:val="18"/>
               </w:rPr>
               <w:t>Edge Optimization &amp; Integration</w:t>
@@ -6302,6 +8264,7 @@
           <w:p>
             <w:r>
               <w:rPr>
+                <w:b w:val="0"/>
                 <w:sz w:val="18"/>
               </w:rPr>
               <w:t>11 Jun 2026 – 22 Jun 2026</w:t>
@@ -6322,6 +8285,7 @@
           <w:p>
             <w:r>
               <w:rPr>
+                <w:b w:val="0"/>
                 <w:sz w:val="18"/>
               </w:rPr>
               <w:t>Integrate Low-Rank, CFG student, and Neural Refiner; resolve MPS dependencies</w:t>
@@ -6342,6 +8306,7 @@
           <w:p>
             <w:r>
               <w:rPr>
+                <w:b w:val="0"/>
                 <w:sz w:val="18"/>
               </w:rPr>
               <w:t>COMPLETED</w:t>
@@ -6363,6 +8328,7 @@
           <w:p>
             <w:r>
               <w:rPr>
+                <w:b w:val="0"/>
                 <w:sz w:val="18"/>
               </w:rPr>
               <w:t>5</w:t>
@@ -6382,6 +8348,7 @@
           <w:p>
             <w:r>
               <w:rPr>
+                <w:b w:val="0"/>
                 <w:sz w:val="18"/>
               </w:rPr>
               <w:t>Production GPU Scaling</w:t>
@@ -6401,6 +8368,7 @@
           <w:p>
             <w:r>
               <w:rPr>
+                <w:b w:val="0"/>
                 <w:sz w:val="18"/>
               </w:rPr>
               <w:t>23 Jun 2026 – 20 Jul 2026</w:t>
@@ -6420,6 +8388,7 @@
           <w:p>
             <w:r>
               <w:rPr>
+                <w:b w:val="0"/>
                 <w:sz w:val="18"/>
               </w:rPr>
               <w:t>Deploy on CUDA and run NCCL scale tests</w:t>
@@ -6439,6 +8408,7 @@
           <w:p>
             <w:r>
               <w:rPr>
+                <w:b w:val="0"/>
                 <w:sz w:val="18"/>
               </w:rPr>
               <w:t>PENDING</w:t>
@@ -6461,6 +8431,7 @@
           <w:p>
             <w:r>
               <w:rPr>
+                <w:b w:val="0"/>
                 <w:sz w:val="18"/>
               </w:rPr>
               <w:t>6</w:t>
@@ -6481,6 +8452,7 @@
           <w:p>
             <w:r>
               <w:rPr>
+                <w:b w:val="0"/>
                 <w:sz w:val="18"/>
               </w:rPr>
               <w:t>Binder Design Screens &amp; Thesis</w:t>
@@ -6501,6 +8473,7 @@
           <w:p>
             <w:r>
               <w:rPr>
+                <w:b w:val="0"/>
                 <w:sz w:val="18"/>
               </w:rPr>
               <w:t>21 Jul 2026 – 28 Aug 2026</w:t>
@@ -6521,6 +8494,7 @@
           <w:p>
             <w:r>
               <w:rPr>
+                <w:b w:val="0"/>
                 <w:sz w:val="18"/>
               </w:rPr>
               <w:t>Screen human TNF-alpha and write final thesis</w:t>
@@ -6541,6 +8515,7 @@
           <w:p>
             <w:r>
               <w:rPr>
+                <w:b w:val="0"/>
                 <w:sz w:val="18"/>
               </w:rPr>
               <w:t>PENDING</w:t>

--- a/mid_semester_report.docx
+++ b/mid_semester_report.docx
@@ -294,7 +294,7 @@
         <w:t>six development milestones (M1–M6)</w:t>
       </w:r>
       <w:r>
-        <w:t xml:space="preserve"> have been successfully implemented, integrated, and verified:</w:t>
+        <w:t xml:space="preserve"> have been implemented, integrated, and verified:</w:t>
       </w:r>
     </w:p>
     <w:p>
@@ -311,7 +311,27 @@
         <w:t>M1 — E2E Test Suite</w:t>
       </w:r>
       <w:r>
-        <w:t>: Initialized a comprehensive 4-tier validation suite (53 tests) covering functional, boundary, integration, and biological constraints.</w:t>
+        <w:t xml:space="preserve">: Initialized a 4-tier validation suite covering functional, boundary, integration, and biological constraints; since expanded to </w:t>
+      </w:r>
+      <w:r>
+        <w:rPr>
+          <w:b/>
+        </w:rPr>
+        <w:t>99 tests</w:t>
+      </w:r>
+      <w:r>
+        <w:t xml:space="preserve"> running under </w:t>
+      </w:r>
+      <w:r>
+        <w:rPr>
+          <w:rFonts w:ascii="Courier New" w:hAnsi="Courier New"/>
+          <w:sz w:val="19"/>
+          <w:shd w:fill="f7fafc"/>
+        </w:rPr>
+        <w:t>pytest</w:t>
+      </w:r>
+      <w:r>
+        <w:t xml:space="preserve"> in continuous integration.</w:t>
       </w:r>
     </w:p>
     <w:p>
@@ -345,16 +365,25 @@
         <w:t>M3 — Low-Rank Pair Representation</w:t>
       </w:r>
       <w:r>
-        <w:t xml:space="preserve">: Replaced memory-heavy outer product mean updates with a custom autograd low-rank tensor product, achieving up to a </w:t>
+        <w:t xml:space="preserve">: Replaced memory-heavy outer product mean updates with a custom autograd low-rank tensor product, reducing stored activations by up to </w:t>
       </w:r>
       <w:r>
         <w:rPr>
           <w:b/>
         </w:rPr>
-        <w:t>1502x VRAM reduction (99.93% saving)</w:t>
-      </w:r>
-      <w:r>
-        <w:t>.</w:t>
+        <w:t>1502x</w:t>
+      </w:r>
+      <w:r>
+        <w:t xml:space="preserve"> in a synthetic microbenchmark. The accompanying reconstruction error is large (Table 3), and the subsequent measurement phase established that this saving is </w:t>
+      </w:r>
+      <w:r>
+        <w:rPr>
+          <w:b/>
+        </w:rPr>
+        <w:t>not reachable on pretrained Boltz weights</w:t>
+      </w:r>
+      <w:r>
+        <w:t xml:space="preserve"> (Section 6.1).</w:t>
       </w:r>
     </w:p>
     <w:p>
@@ -380,7 +409,7 @@
         <w:t>3.85x speedup</w:t>
       </w:r>
       <w:r>
-        <w:t>.</w:t>
+        <w:t xml:space="preserve"> on the grid sweep of Table 2.</w:t>
       </w:r>
     </w:p>
     <w:p>
@@ -414,7 +443,7 @@
         <w:t>M6 — E2E Verification</w:t>
       </w:r>
       <w:r>
-        <w:t>: Successfully executed the entire 53-test suite on local hardware with 100% pass rate.</w:t>
+        <w:t>: Executed the full suite on local hardware with a 100% pass rate.</w:t>
       </w:r>
     </w:p>
     <w:p>
@@ -422,7 +451,104 @@
         <w:jc w:val="both"/>
       </w:pPr>
       <w:r>
-        <w:t>The results confirm that the Boltz-Fast engine provides a fast, memory-stable, and hardware-accelerated pipeline suitable for edge-based de novo drug discovery.</w:t>
+        <w:t>A second phase moved the project from component microbenchmarks to end-to-end</w:t>
+      </w:r>
+    </w:p>
+    <w:p>
+      <w:pPr>
+        <w:jc w:val="both"/>
+      </w:pPr>
+      <w:r>
+        <w:t>measurement against pretrained checkpoints and experimentally determined</w:t>
+      </w:r>
+    </w:p>
+    <w:p>
+      <w:pPr>
+        <w:jc w:val="both"/>
+      </w:pPr>
+      <w:r>
+        <w:t xml:space="preserve">structures. </w:t>
+      </w:r>
+      <w:r>
+        <w:rPr>
+          <w:b/>
+        </w:rPr>
+        <w:t>This phase produced two substantive negative results</w:t>
+      </w:r>
+      <w:r>
+        <w:t>, reported in</w:t>
+      </w:r>
+    </w:p>
+    <w:p>
+      <w:pPr>
+        <w:jc w:val="both"/>
+      </w:pPr>
+      <w:r>
+        <w:t>full in Section 6: the low-rank pair representation cannot be recovered from</w:t>
+      </w:r>
+    </w:p>
+    <w:p>
+      <w:pPr>
+        <w:jc w:val="both"/>
+      </w:pPr>
+      <w:r>
+        <w:t>pretrained weights at any rank that saves memory, and interface confidence</w:t>
+      </w:r>
+    </w:p>
+    <w:p>
+      <w:pPr>
+        <w:jc w:val="both"/>
+      </w:pPr>
+      <w:r>
+        <w:t>(ipTM) does not rank peptide binders well enough to serve as a screening</w:t>
+      </w:r>
+    </w:p>
+    <w:p>
+      <w:pPr>
+        <w:jc w:val="both"/>
+      </w:pPr>
+      <w:r>
+        <w:t>reference. Both are reported because they redirect the remaining work, and both</w:t>
+      </w:r>
+    </w:p>
+    <w:p>
+      <w:pPr>
+        <w:jc w:val="both"/>
+      </w:pPr>
+      <w:r>
+        <w:t>are supported by controls, held-out splits, and power analysis rather than by</w:t>
+      </w:r>
+    </w:p>
+    <w:p>
+      <w:pPr>
+        <w:jc w:val="both"/>
+      </w:pPr>
+      <w:r>
+        <w:t>single favourable runs.</w:t>
+      </w:r>
+    </w:p>
+    <w:p>
+      <w:pPr>
+        <w:jc w:val="both"/>
+      </w:pPr>
+      <w:r>
+        <w:t>The engineering results stand: the pipeline is device-agnostic, memory-stable on</w:t>
+      </w:r>
+    </w:p>
+    <w:p>
+      <w:pPr>
+        <w:jc w:val="both"/>
+      </w:pPr>
+      <w:r>
+        <w:t>Apple Silicon, and now measured end to end against real structures rather than</w:t>
+      </w:r>
+    </w:p>
+    <w:p>
+      <w:pPr>
+        <w:jc w:val="both"/>
+      </w:pPr>
+      <w:r>
+        <w:t>mock tensors.</w:t>
       </w:r>
     </w:p>
     <w:tbl>
@@ -1016,7 +1142,67 @@
           <w:color w:val="2C5282"/>
           <w:sz w:val="23"/>
         </w:rPr>
-        <w:t>6. FUTURE PLAN ............................................................................................................................. 14</w:t>
+        <w:t>6. MEASURED RESULTS AGAINST PRETRAINED WEIGHTS ................................................. 15</w:t>
+      </w:r>
+    </w:p>
+    <w:p>
+      <w:pPr>
+        <w:jc w:val="both"/>
+      </w:pPr>
+      <w:r>
+        <w:t xml:space="preserve"> </w:t>
+      </w:r>
+      <w:r>
+        <w:t xml:space="preserve"> </w:t>
+      </w:r>
+      <w:r>
+        <w:t xml:space="preserve"> </w:t>
+      </w:r>
+      <w:r>
+        <w:t xml:space="preserve"> </w:t>
+      </w:r>
+      <w:r>
+        <w:t>6.1 Low-Rank Pair Representation on Pretrained Weights ...................................................... 15</w:t>
+      </w:r>
+    </w:p>
+    <w:p>
+      <w:pPr>
+        <w:jc w:val="both"/>
+      </w:pPr>
+      <w:r>
+        <w:t xml:space="preserve"> </w:t>
+      </w:r>
+      <w:r>
+        <w:t xml:space="preserve"> </w:t>
+      </w:r>
+      <w:r>
+        <w:t xml:space="preserve"> </w:t>
+      </w:r>
+      <w:r>
+        <w:t xml:space="preserve"> </w:t>
+      </w:r>
+      <w:r>
+        <w:t>6.2 Interface Confidence as a Binder-Ranking Reference ....................................................... 16</w:t>
+      </w:r>
+    </w:p>
+    <w:p>
+      <w:pPr>
+        <w:jc w:val="both"/>
+      </w:pPr>
+      <w:r>
+        <w:t xml:space="preserve"> </w:t>
+      </w:r>
+      <w:r>
+        <w:t xml:space="preserve"> </w:t>
+      </w:r>
+      <w:r>
+        <w:t xml:space="preserve"> </w:t>
+      </w:r>
+      <w:r>
+        <w:t xml:space="preserve"> </w:t>
+      </w:r>
+      <w:r>
+        <w:t>6.3 Boltz-2 Comparison and a Benchmark Correction ............................................................ 17</w:t>
       </w:r>
     </w:p>
     <w:p>
@@ -1032,7 +1218,23 @@
           <w:color w:val="2C5282"/>
           <w:sz w:val="23"/>
         </w:rPr>
-        <w:t>7. ABBREVIATIONS ......................................................................................................................... 15</w:t>
+        <w:t>7. FUTURE PLAN ............................................................................................................................. 18</w:t>
+      </w:r>
+    </w:p>
+    <w:p>
+      <w:pPr>
+        <w:pStyle w:val="Heading3"/>
+        <w:keepNext/>
+        <w:spacing w:before="240" w:after="80"/>
+      </w:pPr>
+      <w:r>
+        <w:rPr>
+          <w:rFonts w:ascii="Times New Roman" w:hAnsi="Times New Roman"/>
+          <w:b/>
+          <w:color w:val="2C5282"/>
+          <w:sz w:val="23"/>
+        </w:rPr>
+        <w:t>8. ABBREVIATIONS ......................................................................................................................... 19</w:t>
       </w:r>
     </w:p>
     <w:p>
@@ -2621,6 +2823,57 @@
       </m:oMath>
       <w:r>
         <w:t>. A custom autograd backward pass computes gradients on-the-fly, bypassing quadratic activation storage and preventing Metal Out-Of-Memory (OOM) errors.</w:t>
+      </w:r>
+    </w:p>
+    <w:p>
+      <w:pPr>
+        <w:jc w:val="both"/>
+      </w:pPr>
+      <w:r>
+        <w:t>The implementation is numerically verified against the reference OPM and</w:t>
+      </w:r>
+    </w:p>
+    <w:p>
+      <w:pPr>
+        <w:jc w:val="both"/>
+      </w:pPr>
+      <w:r>
+        <w:t>mutation-tested. Its parameters do not correspond to those of a released</w:t>
+      </w:r>
+    </w:p>
+    <w:p>
+      <w:pPr>
+        <w:jc w:val="both"/>
+      </w:pPr>
+      <w:r>
+        <w:t xml:space="preserve">checkpoint, so it is selected at runtime by the </w:t>
+      </w:r>
+      <w:r>
+        <w:rPr>
+          <w:rFonts w:ascii="Courier New" w:hAnsi="Courier New"/>
+          <w:sz w:val="19"/>
+          <w:shd w:fill="f7fafc"/>
+        </w:rPr>
+        <w:t>BOLTZMAC_OPM</w:t>
+      </w:r>
+      <w:r>
+        <w:t xml:space="preserve"> environment</w:t>
+      </w:r>
+    </w:p>
+    <w:p>
+      <w:pPr>
+        <w:jc w:val="both"/>
+      </w:pPr>
+      <w:r>
+        <w:t>variable, defaulting to the stock implementation. Section 6.1 reports the</w:t>
+      </w:r>
+    </w:p>
+    <w:p>
+      <w:pPr>
+        <w:jc w:val="both"/>
+      </w:pPr>
+      <w:r>
+        <w:t>measured limits of substituting it into a pretrained model.</w:t>
       </w:r>
     </w:p>
     <w:p>
@@ -5887,6 +6140,93 @@
       </w:tr>
     </w:tbl>
     <w:p/>
+    <w:p>
+      <w:pPr>
+        <w:jc w:val="both"/>
+      </w:pPr>
+      <w:r>
+        <w:rPr>
+          <w:b/>
+        </w:rPr>
+        <w:t>Reading Table 3 correctly.</w:t>
+      </w:r>
+      <w:r>
+        <w:t xml:space="preserve"> The final column is not a rounding error: at</w:t>
+      </w:r>
+    </w:p>
+    <w:p>
+      <w:pPr>
+        <w:jc w:val="both"/>
+      </w:pPr>
+      <w:r>
+        <w:t>rank 16 the low-rank path reproduces roughly a tenth of the full-rank output.</w:t>
+      </w:r>
+    </w:p>
+    <w:p>
+      <w:pPr>
+        <w:jc w:val="both"/>
+      </w:pPr>
+      <w:r>
+        <w:t>The memory column and the error column describe the same configuration, so the</w:t>
+      </w:r>
+    </w:p>
+    <w:p>
+      <w:pPr>
+        <w:jc w:val="both"/>
+      </w:pPr>
+      <w:r>
+        <w:t xml:space="preserve">saving factor is only meaningful for a network </w:t>
+      </w:r>
+      <w:r>
+        <w:rPr>
+          <w:i/>
+        </w:rPr>
+        <w:t>trained</w:t>
+      </w:r>
+      <w:r>
+        <w:t xml:space="preserve"> with the low-rank layer</w:t>
+      </w:r>
+    </w:p>
+    <w:p>
+      <w:pPr>
+        <w:jc w:val="both"/>
+      </w:pPr>
+      <w:r>
+        <w:t>in place, where the layer defines the function rather than approximating an</w:t>
+      </w:r>
+    </w:p>
+    <w:p>
+      <w:pPr>
+        <w:jc w:val="both"/>
+      </w:pPr>
+      <w:r>
+        <w:t>existing one. Randomly initialised operands make the two paths trivially</w:t>
+      </w:r>
+    </w:p>
+    <w:p>
+      <w:pPr>
+        <w:jc w:val="both"/>
+      </w:pPr>
+      <w:r>
+        <w:t>separable, which is why this table is reported as a scaling measurement and not</w:t>
+      </w:r>
+    </w:p>
+    <w:p>
+      <w:pPr>
+        <w:jc w:val="both"/>
+      </w:pPr>
+      <w:r>
+        <w:t>as a drop-in substitution result. Section 6.1 measures what happens when the</w:t>
+      </w:r>
+    </w:p>
+    <w:p>
+      <w:pPr>
+        <w:jc w:val="both"/>
+      </w:pPr>
+      <w:r>
+        <w:t>substitution is attempted against pretrained weights.</w:t>
+      </w:r>
+    </w:p>
     <w:p>
       <w:pPr>
         <w:pStyle w:val="Heading3"/>
@@ -7637,6 +7977,267 @@
     <w:p/>
     <w:p>
       <w:pPr>
+        <w:pStyle w:val="Heading3"/>
+        <w:keepNext/>
+        <w:spacing w:before="240" w:after="80"/>
+      </w:pPr>
+      <w:r>
+        <w:rPr>
+          <w:rFonts w:ascii="Times New Roman" w:hAnsi="Times New Roman"/>
+          <w:b/>
+          <w:color w:val="2C5282"/>
+          <w:sz w:val="23"/>
+        </w:rPr>
+        <w:t>5.1 Subsequent Hardening of the Suite</w:t>
+      </w:r>
+    </w:p>
+    <w:p>
+      <w:pPr>
+        <w:jc w:val="both"/>
+      </w:pPr>
+      <w:r>
+        <w:t xml:space="preserve">The suite has since grown to </w:t>
+      </w:r>
+      <w:r>
+        <w:rPr>
+          <w:b/>
+        </w:rPr>
+        <w:t>99 tests</w:t>
+      </w:r>
+      <w:r>
+        <w:t>, and two defects in the testing</w:t>
+      </w:r>
+    </w:p>
+    <w:p>
+      <w:pPr>
+        <w:jc w:val="both"/>
+      </w:pPr>
+      <w:r>
+        <w:t>infrastructure itself were found and corrected.</w:t>
+      </w:r>
+    </w:p>
+    <w:p>
+      <w:pPr>
+        <w:jc w:val="both"/>
+      </w:pPr>
+      <w:r>
+        <w:rPr>
+          <w:b/>
+        </w:rPr>
+        <w:t>Continuous integration was not running the tests.</w:t>
+      </w:r>
+      <w:r>
+        <w:t xml:space="preserve"> The CI workflow invoked</w:t>
+      </w:r>
+    </w:p>
+    <w:p>
+      <w:pPr>
+        <w:jc w:val="both"/>
+      </w:pPr>
+      <w:r>
+        <w:rPr>
+          <w:rFonts w:ascii="Courier New" w:hAnsi="Courier New"/>
+          <w:sz w:val="19"/>
+          <w:shd w:fill="f7fafc"/>
+        </w:rPr>
+        <w:t>unittest discover -s tests</w:t>
+      </w:r>
+      <w:r>
+        <w:t xml:space="preserve">, which collected </w:t>
+      </w:r>
+      <w:r>
+        <w:rPr>
+          <w:b/>
+        </w:rPr>
+        <w:t>zero</w:t>
+      </w:r>
+      <w:r>
+        <w:t xml:space="preserve"> tests from a </w:t>
+      </w:r>
+      <w:r>
+        <w:rPr>
+          <w:rFonts w:ascii="Courier New" w:hAnsi="Courier New"/>
+          <w:sz w:val="19"/>
+          <w:shd w:fill="f7fafc"/>
+        </w:rPr>
+        <w:t>pytest</w:t>
+      </w:r>
+      <w:r>
+        <w:t>-style</w:t>
+      </w:r>
+    </w:p>
+    <w:p>
+      <w:pPr>
+        <w:jc w:val="both"/>
+      </w:pPr>
+      <w:r>
+        <w:t>suite and therefore reported success unconditionally. CI now runs</w:t>
+      </w:r>
+    </w:p>
+    <w:p>
+      <w:pPr>
+        <w:jc w:val="both"/>
+      </w:pPr>
+      <w:r>
+        <w:rPr>
+          <w:rFonts w:ascii="Courier New" w:hAnsi="Courier New"/>
+          <w:sz w:val="19"/>
+          <w:shd w:fill="f7fafc"/>
+        </w:rPr>
+        <w:t>python -m pytest -q</w:t>
+      </w:r>
+      <w:r>
+        <w:t xml:space="preserve"> together with a </w:t>
+      </w:r>
+      <w:r>
+        <w:rPr>
+          <w:rFonts w:ascii="Courier New" w:hAnsi="Courier New"/>
+          <w:sz w:val="19"/>
+          <w:shd w:fill="f7fafc"/>
+        </w:rPr>
+        <w:t>ruff</w:t>
+      </w:r>
+      <w:r>
+        <w:t xml:space="preserve"> lint gate, and test discovery is</w:t>
+      </w:r>
+    </w:p>
+    <w:p>
+      <w:pPr>
+        <w:jc w:val="both"/>
+      </w:pPr>
+      <w:r>
+        <w:t xml:space="preserve">configured centrally in </w:t>
+      </w:r>
+      <w:r>
+        <w:rPr>
+          <w:rFonts w:ascii="Courier New" w:hAnsi="Courier New"/>
+          <w:sz w:val="19"/>
+          <w:shd w:fill="f7fafc"/>
+        </w:rPr>
+        <w:t>pyproject.toml</w:t>
+      </w:r>
+      <w:r>
+        <w:t xml:space="preserve"> rather than by </w:t>
+      </w:r>
+      <w:r>
+        <w:rPr>
+          <w:rFonts w:ascii="Courier New" w:hAnsi="Courier New"/>
+          <w:sz w:val="19"/>
+          <w:shd w:fill="f7fafc"/>
+        </w:rPr>
+        <w:t>sys.path</w:t>
+      </w:r>
+      <w:r>
+        <w:t xml:space="preserve"> manipulation</w:t>
+      </w:r>
+    </w:p>
+    <w:p>
+      <w:pPr>
+        <w:jc w:val="both"/>
+      </w:pPr>
+      <w:r>
+        <w:t>inside twelve individual test files.</w:t>
+      </w:r>
+    </w:p>
+    <w:p>
+      <w:pPr>
+        <w:jc w:val="both"/>
+      </w:pPr>
+      <w:r>
+        <w:rPr>
+          <w:b/>
+        </w:rPr>
+        <w:t>An audit of the assertions themselves</w:t>
+      </w:r>
+      <w:r>
+        <w:t xml:space="preserve"> (</w:t>
+      </w:r>
+      <w:r>
+        <w:rPr>
+          <w:rFonts w:ascii="Courier New" w:hAnsi="Courier New"/>
+          <w:sz w:val="19"/>
+          <w:shd w:fill="f7fafc"/>
+        </w:rPr>
+        <w:t>TEST_AUDIT.md</w:t>
+      </w:r>
+      <w:r>
+        <w:t>) found tests that</w:t>
+      </w:r>
+    </w:p>
+    <w:p>
+      <w:pPr>
+        <w:jc w:val="both"/>
+      </w:pPr>
+      <w:r>
+        <w:t>could not fail: assertions comparing a value to itself, RMSD thresholds loose</w:t>
+      </w:r>
+    </w:p>
+    <w:p>
+      <w:pPr>
+        <w:jc w:val="both"/>
+      </w:pPr>
+      <w:r>
+        <w:t>enough to be satisfied by random noise, and six tests that checked only output</w:t>
+      </w:r>
+    </w:p>
+    <w:p>
+      <w:pPr>
+        <w:jc w:val="both"/>
+      </w:pPr>
+      <w:r>
+        <w:t>tensor shape while asserting nothing about output values. These were tightened.</w:t>
+      </w:r>
+    </w:p>
+    <w:p>
+      <w:pPr>
+        <w:jc w:val="both"/>
+      </w:pPr>
+      <w:r>
+        <w:t>The same audit found that the lightweight surrogate predictor emits C-alpha</w:t>
+      </w:r>
+    </w:p>
+    <w:p>
+      <w:pPr>
+        <w:jc w:val="both"/>
+      </w:pPr>
+      <w:r>
+        <w:t>traces with ~0.56 Å adjacent spacing against a physical value of 3.80 Å,</w:t>
+      </w:r>
+    </w:p>
+    <w:p>
+      <w:pPr>
+        <w:jc w:val="both"/>
+      </w:pPr>
+      <w:r>
+        <w:t>recorded as a known limitation of the surrogate rather than silently corrected.</w:t>
+      </w:r>
+    </w:p>
+    <w:p>
+      <w:pPr>
+        <w:jc w:val="both"/>
+      </w:pPr>
+      <w:r>
+        <w:t>The corrections matter for the interpretation of M6: a 100% pass rate against a</w:t>
+      </w:r>
+    </w:p>
+    <w:p>
+      <w:pPr>
+        <w:jc w:val="both"/>
+      </w:pPr>
+      <w:r>
+        <w:t>suite that was partly unfailable is weaker evidence than the same rate against</w:t>
+      </w:r>
+    </w:p>
+    <w:p>
+      <w:pPr>
+        <w:jc w:val="both"/>
+      </w:pPr>
+      <w:r>
+        <w:t>the audited suite, and the latter is what the current 99 tests provide.</w:t>
+      </w:r>
+    </w:p>
+    <w:p>
+      <w:pPr>
         <w:pStyle w:val="Heading4"/>
         <w:keepNext/>
         <w:spacing w:before="200" w:after="80"/>
@@ -7745,7 +8346,1750 @@
           <w:color w:val="0C2340"/>
           <w:sz w:val="36"/>
         </w:rPr>
-        <w:t>6. FUTURE PLAN</w:t>
+        <w:t>6. MEASURED RESULTS AGAINST PRETRAINED WEIGHTS</w:t>
+      </w:r>
+    </w:p>
+    <w:p>
+      <w:pPr>
+        <w:jc w:val="both"/>
+      </w:pPr>
+      <w:r>
+        <w:t>Sections 3 and 5 report component behaviour against mock tensors. This section</w:t>
+      </w:r>
+    </w:p>
+    <w:p>
+      <w:pPr>
+        <w:jc w:val="both"/>
+      </w:pPr>
+      <w:r>
+        <w:t>reports what the components do against pretrained Boltz checkpoints and</w:t>
+      </w:r>
+    </w:p>
+    <w:p>
+      <w:pPr>
+        <w:jc w:val="both"/>
+      </w:pPr>
+      <w:r>
+        <w:t>experimentally determined structures. Two questions were pursued to a</w:t>
+      </w:r>
+    </w:p>
+    <w:p>
+      <w:pPr>
+        <w:jc w:val="both"/>
+      </w:pPr>
+      <w:r>
+        <w:t>conclusion, and both answers are negative.</w:t>
+      </w:r>
+    </w:p>
+    <w:p>
+      <w:pPr>
+        <w:pStyle w:val="Heading3"/>
+        <w:keepNext/>
+        <w:spacing w:before="240" w:after="80"/>
+      </w:pPr>
+      <w:r>
+        <w:rPr>
+          <w:rFonts w:ascii="Times New Roman" w:hAnsi="Times New Roman"/>
+          <w:b/>
+          <w:color w:val="2C5282"/>
+          <w:sz w:val="23"/>
+        </w:rPr>
+        <w:t>6.1 The Low-Rank Pair Representation Is Not Reachable on Pretrained Weights</w:t>
+      </w:r>
+    </w:p>
+    <w:p>
+      <w:pPr>
+        <w:jc w:val="both"/>
+      </w:pPr>
+      <w:r>
+        <w:t>The low-rank OuterProductMean (OPM) is the project's strongest technical asset:</w:t>
+      </w:r>
+    </w:p>
+    <w:p>
+      <w:pPr>
+        <w:jc w:val="both"/>
+      </w:pPr>
+      <w:r>
+        <w:t>it is numerically verified against the reference implementation and</w:t>
+      </w:r>
+    </w:p>
+    <w:p>
+      <w:pPr>
+        <w:jc w:val="both"/>
+      </w:pPr>
+      <w:r>
+        <w:t>mutation-tested. Its parameters (</w:t>
+      </w:r>
+      <w:r>
+        <w:rPr>
+          <w:rFonts w:ascii="Courier New" w:hAnsi="Courier New"/>
+          <w:sz w:val="19"/>
+          <w:shd w:fill="f7fafc"/>
+        </w:rPr>
+        <w:t>low_rank_updater.W</w:t>
+      </w:r>
+      <w:r>
+        <w:t xml:space="preserve">, </w:t>
+      </w:r>
+      <w:r>
+        <w:rPr>
+          <w:rFonts w:ascii="Courier New" w:hAnsi="Courier New"/>
+          <w:sz w:val="19"/>
+          <w:shd w:fill="f7fafc"/>
+        </w:rPr>
+        <w:t>proj_x</w:t>
+      </w:r>
+      <w:r>
+        <w:t xml:space="preserve">, </w:t>
+      </w:r>
+      <w:r>
+        <w:rPr>
+          <w:rFonts w:ascii="Courier New" w:hAnsi="Courier New"/>
+          <w:sz w:val="19"/>
+          <w:shd w:fill="f7fafc"/>
+        </w:rPr>
+        <w:t>proj_y</w:t>
+      </w:r>
+      <w:r>
+        <w:t>) do</w:t>
+      </w:r>
+    </w:p>
+    <w:p>
+      <w:pPr>
+        <w:jc w:val="both"/>
+      </w:pPr>
+      <w:r>
+        <w:t>not correspond to those of a stock checkpoint (</w:t>
+      </w:r>
+      <w:r>
+        <w:rPr>
+          <w:rFonts w:ascii="Courier New" w:hAnsi="Courier New"/>
+          <w:sz w:val="19"/>
+          <w:shd w:fill="f7fafc"/>
+        </w:rPr>
+        <w:t>proj_a</w:t>
+      </w:r>
+      <w:r>
+        <w:t xml:space="preserve">, </w:t>
+      </w:r>
+      <w:r>
+        <w:rPr>
+          <w:rFonts w:ascii="Courier New" w:hAnsi="Courier New"/>
+          <w:sz w:val="19"/>
+          <w:shd w:fill="f7fafc"/>
+        </w:rPr>
+        <w:t>proj_b</w:t>
+      </w:r>
+      <w:r>
+        <w:t xml:space="preserve">, </w:t>
+      </w:r>
+      <w:r>
+        <w:rPr>
+          <w:rFonts w:ascii="Courier New" w:hAnsi="Courier New"/>
+          <w:sz w:val="19"/>
+          <w:shd w:fill="f7fafc"/>
+        </w:rPr>
+        <w:t>proj_o</w:t>
+      </w:r>
+      <w:r>
+        <w:t>), so</w:t>
+      </w:r>
+    </w:p>
+    <w:p>
+      <w:pPr>
+        <w:jc w:val="both"/>
+      </w:pPr>
+      <w:r>
+        <w:t>it had only ever been usable by training from scratch. Whether the ~97%</w:t>
+      </w:r>
+    </w:p>
+    <w:p>
+      <w:pPr>
+        <w:jc w:val="both"/>
+      </w:pPr>
+      <w:r>
+        <w:t>activation saving could be obtained on released weights was tested in three</w:t>
+      </w:r>
+    </w:p>
+    <w:p>
+      <w:pPr>
+        <w:jc w:val="both"/>
+      </w:pPr>
+      <w:r>
+        <w:t>experiments, each stricter than the last.</w:t>
+      </w:r>
+    </w:p>
+    <w:tbl>
+      <w:tblPr>
+        <w:tblW w:type="auto" w:w="0"/>
+        <w:jc w:val="center"/>
+        <w:tblLook w:firstColumn="1" w:firstRow="1" w:lastColumn="0" w:lastRow="0" w:noHBand="0" w:noVBand="1" w:val="04A0"/>
+        <w:tblBorders>
+          <w:top w:val="single" w:sz="4" w:space="0" w:color="cbd5e0"/>
+          <w:bottom w:val="single" w:sz="4" w:space="0" w:color="cbd5e0"/>
+          <w:left w:val="single" w:sz="4" w:space="0" w:color="cbd5e0"/>
+          <w:right w:val="single" w:sz="4" w:space="0" w:color="cbd5e0"/>
+          <w:insideH w:val="single" w:sz="4" w:space="0" w:color="cbd5e0"/>
+          <w:insideV w:val="single" w:sz="4" w:space="0" w:color="cbd5e0"/>
+        </w:tblBorders>
+      </w:tblPr>
+      <w:tblGrid>
+        <w:gridCol w:w="3010"/>
+        <w:gridCol w:w="3010"/>
+        <w:gridCol w:w="3010"/>
+      </w:tblGrid>
+      <w:tr>
+        <w:tc>
+          <w:tcPr>
+            <w:tcW w:type="dxa" w:w="3010"/>
+            <w:tcMar>
+              <w:top w:w="100" w:type="dxa"/>
+              <w:bottom w:w="100" w:type="dxa"/>
+              <w:left w:w="120" w:type="dxa"/>
+              <w:right w:w="120" w:type="dxa"/>
+            </w:tcMar>
+            <w:shd w:fill="ebf8ff"/>
+          </w:tcPr>
+          <w:p>
+            <w:pPr>
+              <w:jc w:val="center"/>
+            </w:pPr>
+            <w:r>
+              <w:rPr>
+                <w:b/>
+                <w:color w:val="2B6CB0"/>
+                <w:sz w:val="19"/>
+              </w:rPr>
+              <w:t>Experiment</w:t>
+            </w:r>
+          </w:p>
+        </w:tc>
+        <w:tc>
+          <w:tcPr>
+            <w:tcW w:type="dxa" w:w="3010"/>
+            <w:tcMar>
+              <w:top w:w="100" w:type="dxa"/>
+              <w:bottom w:w="100" w:type="dxa"/>
+              <w:left w:w="120" w:type="dxa"/>
+              <w:right w:w="120" w:type="dxa"/>
+            </w:tcMar>
+            <w:shd w:fill="ebf8ff"/>
+          </w:tcPr>
+          <w:p>
+            <w:pPr>
+              <w:jc w:val="center"/>
+            </w:pPr>
+            <w:r>
+              <w:rPr>
+                <w:b/>
+                <w:color w:val="2B6CB0"/>
+                <w:sz w:val="19"/>
+              </w:rPr>
+              <w:t>What it measures</w:t>
+            </w:r>
+          </w:p>
+        </w:tc>
+        <w:tc>
+          <w:tcPr>
+            <w:tcW w:type="dxa" w:w="3010"/>
+            <w:tcMar>
+              <w:top w:w="100" w:type="dxa"/>
+              <w:bottom w:w="100" w:type="dxa"/>
+              <w:left w:w="120" w:type="dxa"/>
+              <w:right w:w="120" w:type="dxa"/>
+            </w:tcMar>
+            <w:shd w:fill="ebf8ff"/>
+          </w:tcPr>
+          <w:p>
+            <w:pPr>
+              <w:jc w:val="center"/>
+            </w:pPr>
+            <w:r>
+              <w:rPr>
+                <w:b/>
+                <w:color w:val="2B6CB0"/>
+                <w:sz w:val="19"/>
+              </w:rPr>
+              <w:t>Held-out error @ rank 32</w:t>
+            </w:r>
+          </w:p>
+        </w:tc>
+      </w:tr>
+      <w:tr>
+        <w:tc>
+          <w:tcPr>
+            <w:tcW w:type="dxa" w:w="3010"/>
+            <w:tcMar>
+              <w:top w:w="100" w:type="dxa"/>
+              <w:bottom w:w="100" w:type="dxa"/>
+              <w:left w:w="120" w:type="dxa"/>
+              <w:right w:w="120" w:type="dxa"/>
+            </w:tcMar>
+          </w:tcPr>
+          <w:p>
+            <w:r>
+              <w:rPr>
+                <w:b w:val="0"/>
+                <w:sz w:val="18"/>
+              </w:rPr>
+              <w:t>CP projection of weights</w:t>
+            </w:r>
+          </w:p>
+        </w:tc>
+        <w:tc>
+          <w:tcPr>
+            <w:tcW w:type="dxa" w:w="3010"/>
+            <w:tcMar>
+              <w:top w:w="100" w:type="dxa"/>
+              <w:bottom w:w="100" w:type="dxa"/>
+              <w:left w:w="120" w:type="dxa"/>
+              <w:right w:w="120" w:type="dxa"/>
+            </w:tcMar>
+          </w:tcPr>
+          <w:p>
+            <w:r>
+              <w:rPr>
+                <w:b w:val="0"/>
+                <w:sz w:val="18"/>
+              </w:rPr>
+              <w:t>tensor approximation, random inputs</w:t>
+            </w:r>
+          </w:p>
+        </w:tc>
+        <w:tc>
+          <w:tcPr>
+            <w:tcW w:type="dxa" w:w="3010"/>
+            <w:tcMar>
+              <w:top w:w="100" w:type="dxa"/>
+              <w:bottom w:w="100" w:type="dxa"/>
+              <w:left w:w="120" w:type="dxa"/>
+              <w:right w:w="120" w:type="dxa"/>
+            </w:tcMar>
+          </w:tcPr>
+          <w:p>
+            <w:r>
+              <w:rPr>
+                <w:b w:val="0"/>
+                <w:sz w:val="18"/>
+              </w:rPr>
+              <w:t>0.77</w:t>
+            </w:r>
+          </w:p>
+        </w:tc>
+      </w:tr>
+      <w:tr>
+        <w:tc>
+          <w:tcPr>
+            <w:tcW w:type="dxa" w:w="3010"/>
+            <w:tcMar>
+              <w:top w:w="100" w:type="dxa"/>
+              <w:bottom w:w="100" w:type="dxa"/>
+              <w:left w:w="120" w:type="dxa"/>
+              <w:right w:w="120" w:type="dxa"/>
+            </w:tcMar>
+            <w:shd w:fill="f7fafc"/>
+          </w:tcPr>
+          <w:p>
+            <w:r>
+              <w:rPr>
+                <w:b w:val="0"/>
+                <w:sz w:val="18"/>
+              </w:rPr>
+              <w:t>Fit on one target's activations</w:t>
+            </w:r>
+          </w:p>
+        </w:tc>
+        <w:tc>
+          <w:tcPr>
+            <w:tcW w:type="dxa" w:w="3010"/>
+            <w:tcMar>
+              <w:top w:w="100" w:type="dxa"/>
+              <w:bottom w:w="100" w:type="dxa"/>
+              <w:left w:w="120" w:type="dxa"/>
+              <w:right w:w="120" w:type="dxa"/>
+            </w:tcMar>
+            <w:shd w:fill="f7fafc"/>
+          </w:tcPr>
+          <w:p>
+            <w:r>
+              <w:rPr>
+                <w:b w:val="0"/>
+                <w:sz w:val="18"/>
+              </w:rPr>
+              <w:t>function approximation, one protein</w:t>
+            </w:r>
+          </w:p>
+        </w:tc>
+        <w:tc>
+          <w:tcPr>
+            <w:tcW w:type="dxa" w:w="3010"/>
+            <w:tcMar>
+              <w:top w:w="100" w:type="dxa"/>
+              <w:bottom w:w="100" w:type="dxa"/>
+              <w:left w:w="120" w:type="dxa"/>
+              <w:right w:w="120" w:type="dxa"/>
+            </w:tcMar>
+            <w:shd w:fill="f7fafc"/>
+          </w:tcPr>
+          <w:p>
+            <w:r>
+              <w:rPr>
+                <w:b w:val="0"/>
+                <w:sz w:val="18"/>
+              </w:rPr>
+              <w:t>0.43</w:t>
+            </w:r>
+          </w:p>
+        </w:tc>
+      </w:tr>
+      <w:tr>
+        <w:tc>
+          <w:tcPr>
+            <w:tcW w:type="dxa" w:w="3010"/>
+            <w:tcMar>
+              <w:top w:w="100" w:type="dxa"/>
+              <w:bottom w:w="100" w:type="dxa"/>
+              <w:left w:w="120" w:type="dxa"/>
+              <w:right w:w="120" w:type="dxa"/>
+            </w:tcMar>
+          </w:tcPr>
+          <w:p>
+            <w:r>
+              <w:rPr>
+                <w:b w:val="0"/>
+                <w:sz w:val="18"/>
+              </w:rPr>
+              <w:t>Corpus distillation, 33 folds</w:t>
+            </w:r>
+          </w:p>
+        </w:tc>
+        <w:tc>
+          <w:tcPr>
+            <w:tcW w:type="dxa" w:w="3010"/>
+            <w:tcMar>
+              <w:top w:w="100" w:type="dxa"/>
+              <w:bottom w:w="100" w:type="dxa"/>
+              <w:left w:w="120" w:type="dxa"/>
+              <w:right w:w="120" w:type="dxa"/>
+            </w:tcMar>
+          </w:tcPr>
+          <w:p>
+            <w:r>
+              <w:rPr>
+                <w:b w:val="0"/>
+                <w:sz w:val="18"/>
+              </w:rPr>
+              <w:t>function approximation, at capacity</w:t>
+            </w:r>
+          </w:p>
+        </w:tc>
+        <w:tc>
+          <w:tcPr>
+            <w:tcW w:type="dxa" w:w="3010"/>
+            <w:tcMar>
+              <w:top w:w="100" w:type="dxa"/>
+              <w:bottom w:w="100" w:type="dxa"/>
+              <w:left w:w="120" w:type="dxa"/>
+              <w:right w:w="120" w:type="dxa"/>
+            </w:tcMar>
+          </w:tcPr>
+          <w:p>
+            <w:r>
+              <w:rPr>
+                <w:b w:val="0"/>
+                <w:sz w:val="18"/>
+              </w:rPr>
+              <w:t>0.378</w:t>
+            </w:r>
+          </w:p>
+        </w:tc>
+      </w:tr>
+    </w:tbl>
+    <w:p/>
+    <w:p>
+      <w:pPr>
+        <w:jc w:val="both"/>
+      </w:pPr>
+      <w:r>
+        <w:t>Each step was a genuine improvement, and the first two were initially stated</w:t>
+      </w:r>
+    </w:p>
+    <w:p>
+      <w:pPr>
+        <w:jc w:val="both"/>
+      </w:pPr>
+      <w:r>
+        <w:t>more strongly than the evidence supported: the CP result measured the weight</w:t>
+      </w:r>
+    </w:p>
+    <w:p>
+      <w:pPr>
+        <w:jc w:val="both"/>
+      </w:pPr>
+      <w:r>
+        <w:t xml:space="preserve">tensor under </w:t>
+      </w:r>
+      <w:r>
+        <w:rPr>
+          <w:rFonts w:ascii="Courier New" w:hAnsi="Courier New"/>
+          <w:sz w:val="19"/>
+          <w:shd w:fill="f7fafc"/>
+        </w:rPr>
+        <w:t>torch.randn</w:t>
+      </w:r>
+      <w:r>
+        <w:t xml:space="preserve"> inputs, and the single-target fit measured the</w:t>
+      </w:r>
+    </w:p>
+    <w:p>
+      <w:pPr>
+        <w:jc w:val="both"/>
+      </w:pPr>
+      <w:r>
+        <w:t>function on one protein only.</w:t>
+      </w:r>
+    </w:p>
+    <w:p>
+      <w:pPr>
+        <w:jc w:val="both"/>
+      </w:pPr>
+      <w:r>
+        <w:rPr>
+          <w:b/>
+        </w:rPr>
+        <w:t>What settles the question is that train and held-out error coincide</w:t>
+      </w:r>
+    </w:p>
+    <w:p>
+      <w:pPr>
+        <w:jc w:val="both"/>
+      </w:pPr>
+      <w:r>
+        <w:t>(0.375 / 0.378 at rank 32, against a 0.08 gap for the single-target fit). The</w:t>
+      </w:r>
+    </w:p>
+    <w:p>
+      <w:pPr>
+        <w:jc w:val="both"/>
+      </w:pPr>
+      <w:r>
+        <w:t>factors genuinely are shared across receptors rather than memorised, so</w:t>
+      </w:r>
+    </w:p>
+    <w:p>
+      <w:pPr>
+        <w:jc w:val="both"/>
+      </w:pPr>
+      <w:r>
+        <w:t>generalisation is solved — but coincident train and held-out error is the</w:t>
+      </w:r>
+    </w:p>
+    <w:p>
+      <w:pPr>
+        <w:jc w:val="both"/>
+      </w:pPr>
+      <w:r>
+        <w:t>signature of a model at capacity, and more folding data will not lower the</w:t>
+      </w:r>
+    </w:p>
+    <w:p>
+      <w:pPr>
+        <w:jc w:val="both"/>
+      </w:pPr>
+      <w:r>
+        <w:t>floor.</w:t>
+      </w:r>
+    </w:p>
+    <w:p>
+      <w:pPr>
+        <w:jc w:val="both"/>
+      </w:pPr>
+      <w:r>
+        <w:rPr>
+          <w:b/>
+        </w:rPr>
+        <w:t>Rank cannot recover the fidelity.</w:t>
+      </w:r>
+      <w:r>
+        <w:t xml:space="preserve"> Fitting </w:t>
+      </w:r>
+      <w:r>
+        <w:rPr>
+          <w:rFonts w:ascii="Courier New" w:hAnsi="Courier New"/>
+          <w:sz w:val="19"/>
+          <w:shd w:fill="f7fafc"/>
+        </w:rPr>
+        <w:t>err = a·rank^b</w:t>
+      </w:r>
+      <w:r>
+        <w:t xml:space="preserve"> to held-out</w:t>
+      </w:r>
+    </w:p>
+    <w:p>
+      <w:pPr>
+        <w:jc w:val="both"/>
+      </w:pPr>
+      <w:r>
+        <w:t xml:space="preserve">points gives </w:t>
+      </w:r>
+      <w:r>
+        <w:rPr>
+          <w:rFonts w:ascii="Courier New" w:hAnsi="Courier New"/>
+          <w:sz w:val="19"/>
+          <w:shd w:fill="f7fafc"/>
+        </w:rPr>
+        <w:t>1.32·rank^−0.356</w:t>
+      </w:r>
+      <w:r>
+        <w:t xml:space="preserve"> and </w:t>
+      </w:r>
+      <w:r>
+        <w:rPr>
+          <w:rFonts w:ascii="Courier New" w:hAnsi="Courier New"/>
+          <w:sz w:val="19"/>
+          <w:shd w:fill="f7fafc"/>
+        </w:rPr>
+        <w:t>1.75·rank^−0.312</w:t>
+      </w:r>
+      <w:r>
+        <w:t xml:space="preserve"> for the two layers.</w:t>
+      </w:r>
+    </w:p>
+    <w:p>
+      <w:pPr>
+        <w:jc w:val="both"/>
+      </w:pPr>
+      <w:r>
+        <w:t>Reaching 10% error requires rank ≈ 1,414 and ≈ 9,750 respectively, against</w:t>
+      </w:r>
+    </w:p>
+    <w:p>
+      <w:pPr>
+        <w:jc w:val="both"/>
+      </w:pPr>
+      <w:r>
+        <w:rPr>
+          <w:rFonts w:ascii="Courier New" w:hAnsi="Courier New"/>
+          <w:sz w:val="19"/>
+          <w:shd w:fill="f7fafc"/>
+        </w:rPr>
+        <w:t>c_hidden² = 1024</w:t>
+      </w:r>
+      <w:r>
+        <w:t xml:space="preserve"> — the width the stock implementation actually materialises.</w:t>
+      </w:r>
+    </w:p>
+    <w:p>
+      <w:pPr>
+        <w:jc w:val="both"/>
+      </w:pPr>
+      <w:r>
+        <w:rPr>
+          <w:b/>
+        </w:rPr>
+      </w:r>
+      <w:r>
+        <w:t>The low-rank form therefore costs more activation memory than stock before it</w:t>
+      </w:r>
+    </w:p>
+    <w:p>
+      <w:pPr>
+        <w:jc w:val="both"/>
+      </w:pPr>
+      <w:r>
+        <w:t>becomes accurate enough to substitute.</w:t>
+      </w:r>
+      <w:r>
+        <w:rPr>
+          <w:b/>
+        </w:rPr>
+      </w:r>
+      <w:r>
+        <w:t xml:space="preserve"> The usable regime is 23–38% per-layer</w:t>
+      </w:r>
+    </w:p>
+    <w:p>
+      <w:pPr>
+        <w:jc w:val="both"/>
+      </w:pPr>
+      <w:r>
+        <w:t>error at 3–13% of stock activations: a large saving at an error that compounds</w:t>
+      </w:r>
+    </w:p>
+    <w:p>
+      <w:pPr>
+        <w:jc w:val="both"/>
+      </w:pPr>
+      <w:r>
+        <w:t>across the MSA stack.</w:t>
+      </w:r>
+    </w:p>
+    <w:p>
+      <w:pPr>
+        <w:jc w:val="both"/>
+      </w:pPr>
+      <w:r>
+        <w:t>Controls confirm the negative is a property of the weights rather than of the</w:t>
+      </w:r>
+    </w:p>
+    <w:p>
+      <w:pPr>
+        <w:jc w:val="both"/>
+      </w:pPr>
+      <w:r>
+        <w:t>solver: an exactly-rank-32 tensor decomposes to 0.00000 error, a random dense</w:t>
+      </w:r>
+    </w:p>
+    <w:p>
+      <w:pPr>
+        <w:jc w:val="both"/>
+      </w:pPr>
+      <w:r>
+        <w:t>tensor to 0.947, and the trained tensor to 0.831 — only marginally more</w:t>
+      </w:r>
+    </w:p>
+    <w:p>
+      <w:pPr>
+        <w:jc w:val="both"/>
+      </w:pPr>
+      <w:r>
+        <w:t>compressible than noise.</w:t>
+      </w:r>
+    </w:p>
+    <w:p>
+      <w:pPr>
+        <w:jc w:val="both"/>
+      </w:pPr>
+      <w:r>
+        <w:rPr>
+          <w:b/>
+        </w:rPr>
+        <w:t>Consequence for M3.</w:t>
+      </w:r>
+      <w:r>
+        <w:t xml:space="preserve"> The 1502x figure in Table 3 stands as a scaling</w:t>
+      </w:r>
+    </w:p>
+    <w:p>
+      <w:pPr>
+        <w:jc w:val="both"/>
+      </w:pPr>
+      <w:r>
+        <w:t>measurement for a network trained around the low-rank layer. Obtaining it on</w:t>
+      </w:r>
+    </w:p>
+    <w:p>
+      <w:pPr>
+        <w:jc w:val="both"/>
+      </w:pPr>
+      <w:r>
+        <w:t>pretrained weights would require retraining the full model — a frontier-scale</w:t>
+      </w:r>
+    </w:p>
+    <w:p>
+      <w:pPr>
+        <w:jc w:val="both"/>
+      </w:pPr>
+      <w:r>
+        <w:t xml:space="preserve">run outside the scope of this dissertation. The </w:t>
+      </w:r>
+      <w:r>
+        <w:rPr>
+          <w:rFonts w:ascii="Courier New" w:hAnsi="Courier New"/>
+          <w:sz w:val="19"/>
+          <w:shd w:fill="f7fafc"/>
+        </w:rPr>
+        <w:t>BOLTZMAC_OPM</w:t>
+      </w:r>
+      <w:r>
+        <w:t xml:space="preserve"> environment</w:t>
+      </w:r>
+    </w:p>
+    <w:p>
+      <w:pPr>
+        <w:jc w:val="both"/>
+      </w:pPr>
+      <w:r>
+        <w:t>toggle keeps both implementations selectable so the layer remains available for</w:t>
+      </w:r>
+    </w:p>
+    <w:p>
+      <w:pPr>
+        <w:jc w:val="both"/>
+      </w:pPr>
+      <w:r>
+        <w:t>that work.</w:t>
+      </w:r>
+    </w:p>
+    <w:p>
+      <w:pPr>
+        <w:pStyle w:val="Heading3"/>
+        <w:keepNext/>
+        <w:spacing w:before="240" w:after="80"/>
+      </w:pPr>
+      <w:r>
+        <w:rPr>
+          <w:rFonts w:ascii="Times New Roman" w:hAnsi="Times New Roman"/>
+          <w:b/>
+          <w:color w:val="2C5282"/>
+          <w:sz w:val="23"/>
+        </w:rPr>
+        <w:t>6.2 Interface Confidence Does Not Rank Peptide Binders</w:t>
+      </w:r>
+    </w:p>
+    <w:p>
+      <w:pPr>
+        <w:jc w:val="both"/>
+      </w:pPr>
+      <w:r>
+        <w:t>The binder design objective requires a scoring signal to rank candidates.</w:t>
+      </w:r>
+    </w:p>
+    <w:p>
+      <w:pPr>
+        <w:jc w:val="both"/>
+      </w:pPr>
+      <w:r>
+        <w:t>Boltz's interface confidence (ipTM) was evaluated as that reference against</w:t>
+      </w:r>
+    </w:p>
+    <w:p>
+      <w:pPr>
+        <w:jc w:val="both"/>
+      </w:pPr>
+      <w:r>
+        <w:rPr>
+          <w:b/>
+        </w:rPr>
+        <w:t>11 experimentally determined peptide–domain complexes</w:t>
+      </w:r>
+      <w:r>
+        <w:t xml:space="preserve"> from the PDB</w:t>
+      </w:r>
+    </w:p>
+    <w:p>
+      <w:pPr>
+        <w:jc w:val="both"/>
+      </w:pPr>
+      <w:r>
+        <w:t>(MDM2/p53, SH3/proline-rich, PDZ/C-terminal and others; sequences fetched</w:t>
+      </w:r>
+    </w:p>
+    <w:p>
+      <w:pPr>
+        <w:jc w:val="both"/>
+      </w:pPr>
+      <w:r>
+        <w:t>programmatically from RCSB, never transcribed). Three classes were folded</w:t>
+      </w:r>
+    </w:p>
+    <w:p>
+      <w:pPr>
+        <w:jc w:val="both"/>
+      </w:pPr>
+      <w:r>
+        <w:t xml:space="preserve">identically: </w:t>
+      </w:r>
+      <w:r>
+        <w:rPr>
+          <w:b/>
+        </w:rPr>
+        <w:t>cognate</w:t>
+      </w:r>
+      <w:r>
+        <w:t xml:space="preserve"> (receptor with its own peptide), </w:t>
+      </w:r>
+      <w:r>
+        <w:rPr>
+          <w:b/>
+        </w:rPr>
+        <w:t>decoy</w:t>
+      </w:r>
+      <w:r>
+        <w:t xml:space="preserve"> (receptor</w:t>
+      </w:r>
+    </w:p>
+    <w:p>
+      <w:pPr>
+        <w:jc w:val="both"/>
+      </w:pPr>
+      <w:r>
+        <w:t>with a genuine peptide from a different complex — the strongest negative, since</w:t>
+      </w:r>
+    </w:p>
+    <w:p>
+      <w:pPr>
+        <w:jc w:val="both"/>
+      </w:pPr>
+      <w:r>
+        <w:t xml:space="preserve">screening is exactly this discrimination), and </w:t>
+      </w:r>
+      <w:r>
+        <w:rPr>
+          <w:b/>
+        </w:rPr>
+        <w:t>scrambled</w:t>
+      </w:r>
+      <w:r>
+        <w:t xml:space="preserve"> (own peptide,</w:t>
+      </w:r>
+    </w:p>
+    <w:p>
+      <w:pPr>
+        <w:jc w:val="both"/>
+      </w:pPr>
+      <w:r>
+        <w:t>order destroyed).</w:t>
+      </w:r>
+    </w:p>
+    <w:p>
+      <w:pPr>
+        <w:jc w:val="both"/>
+      </w:pPr>
+      <w:r>
+        <w:t xml:space="preserve">ipTM has </w:t>
+      </w:r>
+      <w:r>
+        <w:rPr>
+          <w:b/>
+        </w:rPr>
+        <w:t>sensitivity</w:t>
+      </w:r>
+      <w:r>
+        <w:t>: real complexes score far above the synthetic peptides</w:t>
+      </w:r>
+    </w:p>
+    <w:p>
+      <w:pPr>
+        <w:jc w:val="both"/>
+      </w:pPr>
+      <w:r>
+        <w:t>used in earlier runs (0.1915 vs 0.0905, AUC 0.881, p = 1e-5). It does not have</w:t>
+      </w:r>
+    </w:p>
+    <w:p>
+      <w:pPr>
+        <w:jc w:val="both"/>
+      </w:pPr>
+      <w:r>
+        <w:rPr>
+          <w:b/>
+        </w:rPr>
+        <w:t>specificity</w:t>
+      </w:r>
+      <w:r>
+        <w:t>. Ranking each receptor's own candidates against one another —</w:t>
+      </w:r>
+    </w:p>
+    <w:p>
+      <w:pPr>
+        <w:jc w:val="both"/>
+      </w:pPr>
+      <w:r>
+        <w:t>which is what screening does — is at chance:</w:t>
+      </w:r>
+    </w:p>
+    <w:tbl>
+      <w:tblPr>
+        <w:tblW w:type="auto" w:w="0"/>
+        <w:jc w:val="center"/>
+        <w:tblLook w:firstColumn="1" w:firstRow="1" w:lastColumn="0" w:lastRow="0" w:noHBand="0" w:noVBand="1" w:val="04A0"/>
+        <w:tblBorders>
+          <w:top w:val="single" w:sz="4" w:space="0" w:color="e2e8f0"/>
+          <w:bottom w:val="single" w:sz="4" w:space="0" w:color="e2e8f0"/>
+          <w:left w:val="single" w:sz="8" w:space="0" w:color="3182ce"/>
+          <w:right w:val="single" w:sz="4" w:space="0" w:color="e2e8f0"/>
+        </w:tblBorders>
+      </w:tblPr>
+      <w:tblGrid>
+        <w:gridCol w:w="9029"/>
+      </w:tblGrid>
+      <w:tr>
+        <w:tc>
+          <w:tcPr>
+            <w:tcW w:type="dxa" w:w="9029"/>
+            <w:shd w:fill="f7fafc"/>
+            <w:tcMar>
+              <w:top w:w="150" w:type="dxa"/>
+              <w:bottom w:w="150" w:type="dxa"/>
+              <w:left w:w="200" w:type="dxa"/>
+              <w:right w:w="200" w:type="dxa"/>
+            </w:tcMar>
+          </w:tcPr>
+          <w:p>
+            <w:pPr>
+              <w:spacing w:line="240" w:lineRule="auto" w:after="0"/>
+            </w:pPr>
+            <w:r>
+              <w:rPr>
+                <w:rFonts w:ascii="Courier New" w:hAnsi="Courier New"/>
+                <w:color w:val="2D3748"/>
+                <w:sz w:val="17"/>
+              </w:rPr>
+              <w:t>cognate ranked #1 for 2/11 receptors    (chance = 1.8)</w:t>
+              <w:br/>
+              <w:t>mean rank 3.27 of 6                     (chance = 3.50)</w:t>
+              <w:br/>
+              <w:t>Wilcoxon vs chance:  p = 0.746</w:t>
+            </w:r>
+          </w:p>
+        </w:tc>
+      </w:tr>
+    </w:tbl>
+    <w:p/>
+    <w:p>
+      <w:pPr>
+        <w:jc w:val="both"/>
+      </w:pPr>
+      <w:r>
+        <w:t>A surrogate distilled from a reference that cannot rank binders cannot rank them</w:t>
+      </w:r>
+    </w:p>
+    <w:p>
+      <w:pPr>
+        <w:jc w:val="both"/>
+      </w:pPr>
+      <w:r>
+        <w:t>either, and this was confirmed directly: on n = 85 held-out complexes the</w:t>
+      </w:r>
+    </w:p>
+    <w:p>
+      <w:pPr>
+        <w:jc w:val="both"/>
+      </w:pPr>
+      <w:r>
+        <w:t xml:space="preserve">distilled surrogate achieved Spearman ρ = −0.034, while a </w:t>
+      </w:r>
+      <w:r>
+        <w:rPr>
+          <w:b/>
+        </w:rPr>
+      </w:r>
+      <w:r>
+        <w:t>ridge regression on</w:t>
+      </w:r>
+    </w:p>
+    <w:p>
+      <w:pPr>
+        <w:jc w:val="both"/>
+      </w:pPr>
+      <w:r>
+        <w:t>additive amino-acid composition scored +0.103</w:t>
+      </w:r>
+      <w:r>
+        <w:rPr>
+          <w:b/>
+        </w:rPr>
+      </w:r>
+      <w:r>
+        <w:t xml:space="preserve"> (z = 3.44 against the neural</w:t>
+      </w:r>
+    </w:p>
+    <w:p>
+      <w:pPr>
+        <w:jc w:val="both"/>
+      </w:pPr>
+      <w:r>
+        <w:t>model). An earlier ρ = +0.308 at n = 13 did not survive the larger sample and is</w:t>
+      </w:r>
+    </w:p>
+    <w:p>
+      <w:pPr>
+        <w:jc w:val="both"/>
+      </w:pPr>
+      <w:r>
+        <w:t>recorded here as a sampling artefact rather than as a result.</w:t>
+      </w:r>
+    </w:p>
+    <w:p>
+      <w:pPr>
+        <w:pStyle w:val="Heading3"/>
+        <w:keepNext/>
+        <w:spacing w:before="240" w:after="80"/>
+      </w:pPr>
+      <w:r>
+        <w:rPr>
+          <w:rFonts w:ascii="Times New Roman" w:hAnsi="Times New Roman"/>
+          <w:b/>
+          <w:color w:val="2C5282"/>
+          <w:sz w:val="23"/>
+        </w:rPr>
+        <w:t>6.3 Boltz-2 Comparison and a Correction to the Benchmark</w:t>
+      </w:r>
+    </w:p>
+    <w:p>
+      <w:pPr>
+        <w:jc w:val="both"/>
+      </w:pPr>
+      <w:r>
+        <w:t>The natural objection is that Section 6.2 indicts Boltz-1 rather than ipTM. The</w:t>
+      </w:r>
+    </w:p>
+    <w:p>
+      <w:pPr>
+        <w:jc w:val="both"/>
+      </w:pPr>
+      <w:r>
+        <w:t>identical 66 pairs were therefore re-folded under Boltz-2 with identical seeds</w:t>
+      </w:r>
+    </w:p>
+    <w:p>
+      <w:pPr>
+        <w:jc w:val="both"/>
+      </w:pPr>
+      <w:r>
+        <w:t>and byte-identical cached alignments, leaving the checkpoint as the only</w:t>
+      </w:r>
+    </w:p>
+    <w:p>
+      <w:pPr>
+        <w:jc w:val="both"/>
+      </w:pPr>
+      <w:r>
+        <w:t>variable. Every score rises by roughly 2.8x, and the classes rise together:</w:t>
+      </w:r>
+    </w:p>
+    <w:tbl>
+      <w:tblPr>
+        <w:tblW w:type="auto" w:w="0"/>
+        <w:jc w:val="center"/>
+        <w:tblLook w:firstColumn="1" w:firstRow="1" w:lastColumn="0" w:lastRow="0" w:noHBand="0" w:noVBand="1" w:val="04A0"/>
+        <w:tblBorders>
+          <w:top w:val="single" w:sz="4" w:space="0" w:color="cbd5e0"/>
+          <w:bottom w:val="single" w:sz="4" w:space="0" w:color="cbd5e0"/>
+          <w:left w:val="single" w:sz="4" w:space="0" w:color="cbd5e0"/>
+          <w:right w:val="single" w:sz="4" w:space="0" w:color="cbd5e0"/>
+          <w:insideH w:val="single" w:sz="4" w:space="0" w:color="cbd5e0"/>
+          <w:insideV w:val="single" w:sz="4" w:space="0" w:color="cbd5e0"/>
+        </w:tblBorders>
+      </w:tblPr>
+      <w:tblGrid>
+        <w:gridCol w:w="2257"/>
+        <w:gridCol w:w="2257"/>
+        <w:gridCol w:w="2257"/>
+        <w:gridCol w:w="2257"/>
+      </w:tblGrid>
+      <w:tr>
+        <w:tc>
+          <w:tcPr>
+            <w:tcW w:type="dxa" w:w="2257"/>
+            <w:tcMar>
+              <w:top w:w="100" w:type="dxa"/>
+              <w:bottom w:w="100" w:type="dxa"/>
+              <w:left w:w="120" w:type="dxa"/>
+              <w:right w:w="120" w:type="dxa"/>
+            </w:tcMar>
+            <w:shd w:fill="ebf8ff"/>
+          </w:tcPr>
+          <w:p>
+            <w:pPr>
+              <w:jc w:val="center"/>
+            </w:pPr>
+          </w:p>
+        </w:tc>
+        <w:tc>
+          <w:tcPr>
+            <w:tcW w:type="dxa" w:w="2257"/>
+            <w:tcMar>
+              <w:top w:w="100" w:type="dxa"/>
+              <w:bottom w:w="100" w:type="dxa"/>
+              <w:left w:w="120" w:type="dxa"/>
+              <w:right w:w="120" w:type="dxa"/>
+            </w:tcMar>
+            <w:shd w:fill="ebf8ff"/>
+          </w:tcPr>
+          <w:p>
+            <w:pPr>
+              <w:jc w:val="center"/>
+            </w:pPr>
+            <w:r>
+              <w:rPr>
+                <w:b/>
+                <w:color w:val="2B6CB0"/>
+                <w:sz w:val="19"/>
+              </w:rPr>
+              <w:t>cognate</w:t>
+            </w:r>
+          </w:p>
+        </w:tc>
+        <w:tc>
+          <w:tcPr>
+            <w:tcW w:type="dxa" w:w="2257"/>
+            <w:tcMar>
+              <w:top w:w="100" w:type="dxa"/>
+              <w:bottom w:w="100" w:type="dxa"/>
+              <w:left w:w="120" w:type="dxa"/>
+              <w:right w:w="120" w:type="dxa"/>
+            </w:tcMar>
+            <w:shd w:fill="ebf8ff"/>
+          </w:tcPr>
+          <w:p>
+            <w:pPr>
+              <w:jc w:val="center"/>
+            </w:pPr>
+            <w:r>
+              <w:rPr>
+                <w:b/>
+                <w:color w:val="2B6CB0"/>
+                <w:sz w:val="19"/>
+              </w:rPr>
+              <w:t>decoy</w:t>
+            </w:r>
+          </w:p>
+        </w:tc>
+        <w:tc>
+          <w:tcPr>
+            <w:tcW w:type="dxa" w:w="2257"/>
+            <w:tcMar>
+              <w:top w:w="100" w:type="dxa"/>
+              <w:bottom w:w="100" w:type="dxa"/>
+              <w:left w:w="120" w:type="dxa"/>
+              <w:right w:w="120" w:type="dxa"/>
+            </w:tcMar>
+            <w:shd w:fill="ebf8ff"/>
+          </w:tcPr>
+          <w:p>
+            <w:pPr>
+              <w:jc w:val="center"/>
+            </w:pPr>
+            <w:r>
+              <w:rPr>
+                <w:b/>
+                <w:color w:val="2B6CB0"/>
+                <w:sz w:val="19"/>
+              </w:rPr>
+              <w:t>scrambled</w:t>
+            </w:r>
+          </w:p>
+        </w:tc>
+      </w:tr>
+      <w:tr>
+        <w:tc>
+          <w:tcPr>
+            <w:tcW w:type="dxa" w:w="2257"/>
+            <w:tcMar>
+              <w:top w:w="100" w:type="dxa"/>
+              <w:bottom w:w="100" w:type="dxa"/>
+              <w:left w:w="120" w:type="dxa"/>
+              <w:right w:w="120" w:type="dxa"/>
+            </w:tcMar>
+          </w:tcPr>
+          <w:p>
+            <w:r>
+              <w:rPr>
+                <w:b w:val="0"/>
+                <w:sz w:val="18"/>
+              </w:rPr>
+              <w:t>Boltz-1</w:t>
+            </w:r>
+          </w:p>
+        </w:tc>
+        <w:tc>
+          <w:tcPr>
+            <w:tcW w:type="dxa" w:w="2257"/>
+            <w:tcMar>
+              <w:top w:w="100" w:type="dxa"/>
+              <w:bottom w:w="100" w:type="dxa"/>
+              <w:left w:w="120" w:type="dxa"/>
+              <w:right w:w="120" w:type="dxa"/>
+            </w:tcMar>
+          </w:tcPr>
+          <w:p>
+            <w:r>
+              <w:rPr>
+                <w:b w:val="0"/>
+                <w:sz w:val="18"/>
+              </w:rPr>
+              <w:t>0.1915</w:t>
+            </w:r>
+          </w:p>
+        </w:tc>
+        <w:tc>
+          <w:tcPr>
+            <w:tcW w:type="dxa" w:w="2257"/>
+            <w:tcMar>
+              <w:top w:w="100" w:type="dxa"/>
+              <w:bottom w:w="100" w:type="dxa"/>
+              <w:left w:w="120" w:type="dxa"/>
+              <w:right w:w="120" w:type="dxa"/>
+            </w:tcMar>
+          </w:tcPr>
+          <w:p>
+            <w:r>
+              <w:rPr>
+                <w:b w:val="0"/>
+                <w:sz w:val="18"/>
+              </w:rPr>
+              <w:t>0.1684</w:t>
+            </w:r>
+          </w:p>
+        </w:tc>
+        <w:tc>
+          <w:tcPr>
+            <w:tcW w:type="dxa" w:w="2257"/>
+            <w:tcMar>
+              <w:top w:w="100" w:type="dxa"/>
+              <w:bottom w:w="100" w:type="dxa"/>
+              <w:left w:w="120" w:type="dxa"/>
+              <w:right w:w="120" w:type="dxa"/>
+            </w:tcMar>
+          </w:tcPr>
+          <w:p>
+            <w:r>
+              <w:rPr>
+                <w:b w:val="0"/>
+                <w:sz w:val="18"/>
+              </w:rPr>
+              <w:t>0.1758</w:t>
+            </w:r>
+          </w:p>
+        </w:tc>
+      </w:tr>
+      <w:tr>
+        <w:tc>
+          <w:tcPr>
+            <w:tcW w:type="dxa" w:w="2257"/>
+            <w:tcMar>
+              <w:top w:w="100" w:type="dxa"/>
+              <w:bottom w:w="100" w:type="dxa"/>
+              <w:left w:w="120" w:type="dxa"/>
+              <w:right w:w="120" w:type="dxa"/>
+            </w:tcMar>
+            <w:shd w:fill="f7fafc"/>
+          </w:tcPr>
+          <w:p>
+            <w:r>
+              <w:rPr>
+                <w:b w:val="0"/>
+                <w:sz w:val="18"/>
+              </w:rPr>
+              <w:t>Boltz-2</w:t>
+            </w:r>
+          </w:p>
+        </w:tc>
+        <w:tc>
+          <w:tcPr>
+            <w:tcW w:type="dxa" w:w="2257"/>
+            <w:tcMar>
+              <w:top w:w="100" w:type="dxa"/>
+              <w:bottom w:w="100" w:type="dxa"/>
+              <w:left w:w="120" w:type="dxa"/>
+              <w:right w:w="120" w:type="dxa"/>
+            </w:tcMar>
+            <w:shd w:fill="f7fafc"/>
+          </w:tcPr>
+          <w:p>
+            <w:r>
+              <w:rPr>
+                <w:b w:val="0"/>
+                <w:sz w:val="18"/>
+              </w:rPr>
+              <w:t>0.5355</w:t>
+            </w:r>
+          </w:p>
+        </w:tc>
+        <w:tc>
+          <w:tcPr>
+            <w:tcW w:type="dxa" w:w="2257"/>
+            <w:tcMar>
+              <w:top w:w="100" w:type="dxa"/>
+              <w:bottom w:w="100" w:type="dxa"/>
+              <w:left w:w="120" w:type="dxa"/>
+              <w:right w:w="120" w:type="dxa"/>
+            </w:tcMar>
+            <w:shd w:fill="f7fafc"/>
+          </w:tcPr>
+          <w:p>
+            <w:r>
+              <w:rPr>
+                <w:b w:val="0"/>
+                <w:sz w:val="18"/>
+              </w:rPr>
+              <w:t>0.4556</w:t>
+            </w:r>
+          </w:p>
+        </w:tc>
+        <w:tc>
+          <w:tcPr>
+            <w:tcW w:type="dxa" w:w="2257"/>
+            <w:tcMar>
+              <w:top w:w="100" w:type="dxa"/>
+              <w:bottom w:w="100" w:type="dxa"/>
+              <w:left w:w="120" w:type="dxa"/>
+              <w:right w:w="120" w:type="dxa"/>
+            </w:tcMar>
+            <w:shd w:fill="f7fafc"/>
+          </w:tcPr>
+          <w:p>
+            <w:r>
+              <w:rPr>
+                <w:b w:val="0"/>
+                <w:sz w:val="18"/>
+              </w:rPr>
+              <w:t>0.4662</w:t>
+            </w:r>
+          </w:p>
+        </w:tc>
+      </w:tr>
+    </w:tbl>
+    <w:p/>
+    <w:p>
+      <w:pPr>
+        <w:jc w:val="both"/>
+      </w:pPr>
+      <w:r>
+        <w:t>Boltz-2 improves the screening metric in every direction — cognate first for</w:t>
+      </w:r>
+    </w:p>
+    <w:p>
+      <w:pPr>
+        <w:jc w:val="both"/>
+      </w:pPr>
+      <w:r>
+        <w:t>3/11 receptors, mean rank 2.55 of 6 — but does not establish specificity at</w:t>
+      </w:r>
+    </w:p>
+    <w:p>
+      <w:pPr>
+        <w:jc w:val="both"/>
+      </w:pPr>
+      <w:r>
+        <w:t>n = 11 (Wilcoxon p = 0.094 two-sided; bootstrap 95% CI on the mean rank</w:t>
+      </w:r>
+    </w:p>
+    <w:p>
+      <w:pPr>
+        <w:jc w:val="both"/>
+      </w:pPr>
+      <w:r>
+        <w:t>[1.36, 2.55] contains chance). The paired improvement over Boltz-1 is +0.45</w:t>
+      </w:r>
+    </w:p>
+    <w:p>
+      <w:pPr>
+        <w:jc w:val="both"/>
+      </w:pPr>
+      <w:r>
+        <w:t>ranks with 95% CI [−0.36, +1.18], which contains zero.</w:t>
+      </w:r>
+    </w:p>
+    <w:p>
+      <w:pPr>
+        <w:jc w:val="both"/>
+      </w:pPr>
+      <w:r>
+        <w:t>A pooled cognate-versus-decoy test appears to pass (AUC 0.689, p = 0.033) and is</w:t>
+      </w:r>
+    </w:p>
+    <w:p>
+      <w:pPr>
+        <w:jc w:val="both"/>
+      </w:pPr>
+      <w:r>
+        <w:rPr>
+          <w:b/>
+        </w:rPr>
+        <w:t>not</w:t>
+      </w:r>
+      <w:r>
+        <w:t xml:space="preserve"> relied upon: it is confounded by receptor identity, and it is</w:t>
+      </w:r>
+    </w:p>
+    <w:p>
+      <w:pPr>
+        <w:jc w:val="both"/>
+      </w:pPr>
+      <w:r>
+        <w:t xml:space="preserve">inconsistent with the observation that </w:t>
+      </w:r>
+      <w:r>
+        <w:rPr>
+          <w:b/>
+        </w:rPr>
+      </w:r>
+      <w:r>
+        <w:t>decoys and scrambles are</w:t>
+      </w:r>
+    </w:p>
+    <w:p>
+      <w:pPr>
+        <w:jc w:val="both"/>
+      </w:pPr>
+      <w:r>
+        <w:t>indistinguishable under Boltz-2 (AUC 0.501, p = 0.993)</w:t>
+      </w:r>
+      <w:r>
+        <w:rPr>
+          <w:b/>
+        </w:rPr>
+      </w:r>
+      <w:r>
+        <w:t>. A signal that cannot</w:t>
+      </w:r>
+    </w:p>
+    <w:p>
+      <w:pPr>
+        <w:jc w:val="both"/>
+      </w:pPr>
+      <w:r>
+        <w:t>separate a genuine binder from a sequence-order scramble is not recognising</w:t>
+      </w:r>
+    </w:p>
+    <w:p>
+      <w:pPr>
+        <w:jc w:val="both"/>
+      </w:pPr>
+      <w:r>
+        <w:t>binders.</w:t>
+      </w:r>
+    </w:p>
+    <w:p>
+      <w:pPr>
+        <w:jc w:val="both"/>
+      </w:pPr>
+      <w:r>
+        <w:rPr>
+          <w:b/>
+        </w:rPr>
+        <w:t>A labelling defect was found and corrected.</w:t>
+      </w:r>
+      <w:r>
+        <w:t xml:space="preserve"> RCSB's FASTA endpoint returns</w:t>
+      </w:r>
+    </w:p>
+    <w:p>
+      <w:pPr>
+        <w:jc w:val="both"/>
+      </w:pPr>
+      <w:r>
+        <w:rPr>
+          <w:i/>
+        </w:rPr>
+        <w:t>canonical</w:t>
+      </w:r>
+      <w:r>
+        <w:t xml:space="preserve"> sequence, so phosphoserine reads as S, phosphotyrosine as Y and</w:t>
+      </w:r>
+    </w:p>
+    <w:p>
+      <w:pPr>
+        <w:jc w:val="both"/>
+      </w:pPr>
+      <w:r>
+        <w:t xml:space="preserve">acetyl-lysine as K. For complexes whose interaction </w:t>
+      </w:r>
+      <w:r>
+        <w:rPr>
+          <w:i/>
+        </w:rPr>
+        <w:t>is</w:t>
+      </w:r>
+      <w:r>
+        <w:t xml:space="preserve"> the modification — an</w:t>
+      </w:r>
+    </w:p>
+    <w:p>
+      <w:pPr>
+        <w:jc w:val="both"/>
+      </w:pPr>
+      <w:r>
+        <w:t>SH2 domain reading phosphotyrosine, a bromodomain reading acetyl-lysine — the</w:t>
+      </w:r>
+    </w:p>
+    <w:p>
+      <w:pPr>
+        <w:jc w:val="both"/>
+      </w:pPr>
+      <w:r>
+        <w:t>folded "cognate" pair is not binding-competent, making it a mislabelled</w:t>
+      </w:r>
+    </w:p>
+    <w:p>
+      <w:pPr>
+        <w:jc w:val="both"/>
+      </w:pPr>
+      <w:r>
+        <w:t xml:space="preserve">positive. An audit against </w:t>
+      </w:r>
+      <w:r>
+        <w:rPr>
+          <w:rFonts w:ascii="Courier New" w:hAnsi="Courier New"/>
+          <w:sz w:val="19"/>
+          <w:shd w:fill="f7fafc"/>
+        </w:rPr>
+        <w:t>entity_poly.pdbx_seq_one_letter_code</w:t>
+      </w:r>
+      <w:r>
+        <w:t>, which</w:t>
+      </w:r>
+    </w:p>
+    <w:p>
+      <w:pPr>
+        <w:jc w:val="both"/>
+      </w:pPr>
+      <w:r>
+        <w:t xml:space="preserve">preserves modified residues, found </w:t>
+      </w:r>
+      <w:r>
+        <w:rPr>
+          <w:b/>
+        </w:rPr>
+      </w:r>
+      <w:r>
+        <w:t>7 of 25 candidate receptors PTM-dependent,</w:t>
+      </w:r>
+    </w:p>
+    <w:p>
+      <w:pPr>
+        <w:jc w:val="both"/>
+      </w:pPr>
+      <w:r>
+        <w:t>including 1I8H from the original panel</w:t>
+      </w:r>
+      <w:r>
+        <w:rPr>
+          <w:b/>
+        </w:rPr>
+      </w:r>
+      <w:r>
+        <w:t xml:space="preserve"> — precisely the receptor whose true</w:t>
+      </w:r>
+    </w:p>
+    <w:p>
+      <w:pPr>
+        <w:jc w:val="both"/>
+      </w:pPr>
+      <w:r>
+        <w:t>binder ranked last of six under Boltz-1. Ranking a non-binder last is correct</w:t>
+      </w:r>
+    </w:p>
+    <w:p>
+      <w:pPr>
+        <w:jc w:val="both"/>
+      </w:pPr>
+      <w:r>
+        <w:t>behaviour, not a failure of the metric.</w:t>
+      </w:r>
+    </w:p>
+    <w:p>
+      <w:pPr>
+        <w:jc w:val="both"/>
+      </w:pPr>
+      <w:r>
+        <w:t>Re-analysis without 1I8H does not change any conclusion (Boltz-1 p 0.790 →</w:t>
+      </w:r>
+    </w:p>
+    <w:p>
+      <w:pPr>
+        <w:jc w:val="both"/>
+      </w:pPr>
+      <w:r>
+        <w:t>0.463; Boltz-2 p 0.094 → 0.131, both still non-significant), so this corrects</w:t>
+      </w:r>
+    </w:p>
+    <w:p>
+      <w:pPr>
+        <w:jc w:val="both"/>
+      </w:pPr>
+      <w:r>
+        <w:t>the method rather than the result.</w:t>
+      </w:r>
+    </w:p>
+    <w:p>
+      <w:pPr>
+        <w:jc w:val="both"/>
+      </w:pPr>
+      <w:r>
+        <w:rPr>
+          <w:b/>
+        </w:rPr>
+        <w:t>A powered run is in progress.</w:t>
+      </w:r>
+      <w:r>
+        <w:t xml:space="preserve"> The n = 11 result is underpowered rather than</w:t>
+      </w:r>
+    </w:p>
+    <w:p>
+      <w:pPr>
+        <w:jc w:val="both"/>
+      </w:pPr>
+      <w:r>
+        <w:t xml:space="preserve">decisive: 80% power on the specificity test requires </w:t>
+      </w:r>
+      <w:r>
+        <w:rPr>
+          <w:b/>
+        </w:rPr>
+        <w:t>21 receptors</w:t>
+      </w:r>
+    </w:p>
+    <w:p>
+      <w:pPr>
+        <w:jc w:val="both"/>
+      </w:pPr>
+      <w:r>
+        <w:t>(dz = 0.57), and 74 would be needed to separate Boltz-2 from Boltz-1</w:t>
+      </w:r>
+    </w:p>
+    <w:p>
+      <w:pPr>
+        <w:jc w:val="both"/>
+      </w:pPr>
+      <w:r>
+        <w:t xml:space="preserve">(dz = 0.33). A PTM-clean, tag-free, peptide-deduplicated panel of </w:t>
+      </w:r>
+      <w:r>
+        <w:rPr>
+          <w:b/>
+        </w:rPr>
+      </w:r>
+      <w:r>
+        <w:t>22</w:t>
+      </w:r>
+    </w:p>
+    <w:p>
+      <w:pPr>
+        <w:jc w:val="both"/>
+      </w:pPr>
+      <w:r>
+        <w:t>receptors (132 complexes)</w:t>
+      </w:r>
+      <w:r>
+        <w:rPr>
+          <w:b/>
+        </w:rPr>
+      </w:r>
+      <w:r>
+        <w:t xml:space="preserve"> was assembled programmatically and is currently</w:t>
+      </w:r>
+    </w:p>
+    <w:p>
+      <w:pPr>
+        <w:jc w:val="both"/>
+      </w:pPr>
+      <w:r>
+        <w:t>folding; its outcome will be reported in the final dissertation.</w:t>
+      </w:r>
+    </w:p>
+    <w:p>
+      <w:r>
+        <w:br w:type="page"/>
+      </w:r>
+    </w:p>
+    <w:p>
+      <w:pPr>
+        <w:pStyle w:val="Heading1"/>
+        <w:keepNext/>
+        <w:spacing w:before="360" w:after="160"/>
+      </w:pPr>
+      <w:r>
+        <w:rPr>
+          <w:rFonts w:ascii="Times New Roman" w:hAnsi="Times New Roman"/>
+          <w:b/>
+          <w:color w:val="0C2340"/>
+          <w:sz w:val="36"/>
+        </w:rPr>
+        <w:t>7. FUTURE PLAN</w:t>
       </w:r>
     </w:p>
     <w:tbl>
@@ -8351,7 +10695,7 @@
                 <w:b w:val="0"/>
                 <w:sz w:val="18"/>
               </w:rPr>
-              <w:t>Production GPU Scaling</w:t>
+              <w:t>Reference &amp; Surrogate Validation</w:t>
             </w:r>
           </w:p>
         </w:tc>
@@ -8371,7 +10715,7 @@
                 <w:b w:val="0"/>
                 <w:sz w:val="18"/>
               </w:rPr>
-              <w:t>23 Jun 2026 – 20 Jul 2026</w:t>
+              <w:t>23 Jun 2026 – 31 Jul 2026</w:t>
             </w:r>
           </w:p>
         </w:tc>
@@ -8391,7 +10735,7 @@
                 <w:b w:val="0"/>
                 <w:sz w:val="18"/>
               </w:rPr>
-              <w:t>Deploy on CUDA and run NCCL scale tests</w:t>
+              <w:t>Measure ipTM as a ranking reference against PDB complexes; distil and evaluate the surrogate; establish the low-rank OPM reachability result</w:t>
             </w:r>
           </w:p>
         </w:tc>
@@ -8411,7 +10755,7 @@
                 <w:b w:val="0"/>
                 <w:sz w:val="18"/>
               </w:rPr>
-              <w:t>PENDING</w:t>
+              <w:t>COMPLETED</w:t>
             </w:r>
           </w:p>
         </w:tc>
@@ -8455,7 +10799,7 @@
                 <w:b w:val="0"/>
                 <w:sz w:val="18"/>
               </w:rPr>
-              <w:t>Binder Design Screens &amp; Thesis</w:t>
+              <w:t>Production GPU Scaling</w:t>
             </w:r>
           </w:p>
         </w:tc>
@@ -8476,7 +10820,7 @@
                 <w:b w:val="0"/>
                 <w:sz w:val="18"/>
               </w:rPr>
-              <w:t>21 Jul 2026 – 28 Aug 2026</w:t>
+              <w:t>01 Aug 2026 – 20 Aug 2026</w:t>
             </w:r>
           </w:p>
         </w:tc>
@@ -8497,7 +10841,7 @@
                 <w:b w:val="0"/>
                 <w:sz w:val="18"/>
               </w:rPr>
-              <w:t>Screen human TNF-alpha and write final thesis</w:t>
+              <w:t>Deploy on CUDA and run NCCL scale tests</w:t>
             </w:r>
           </w:p>
         </w:tc>
@@ -8523,8 +10867,180 @@
           </w:p>
         </w:tc>
       </w:tr>
+      <w:tr>
+        <w:tc>
+          <w:tcPr>
+            <w:tcW w:type="dxa" w:w="1806"/>
+            <w:tcMar>
+              <w:top w:w="100" w:type="dxa"/>
+              <w:bottom w:w="100" w:type="dxa"/>
+              <w:left w:w="120" w:type="dxa"/>
+              <w:right w:w="120" w:type="dxa"/>
+            </w:tcMar>
+          </w:tcPr>
+          <w:p>
+            <w:r>
+              <w:rPr>
+                <w:b w:val="0"/>
+                <w:sz w:val="18"/>
+              </w:rPr>
+              <w:t>7</w:t>
+            </w:r>
+          </w:p>
+        </w:tc>
+        <w:tc>
+          <w:tcPr>
+            <w:tcW w:type="dxa" w:w="1806"/>
+            <w:tcMar>
+              <w:top w:w="100" w:type="dxa"/>
+              <w:bottom w:w="100" w:type="dxa"/>
+              <w:left w:w="120" w:type="dxa"/>
+              <w:right w:w="120" w:type="dxa"/>
+            </w:tcMar>
+          </w:tcPr>
+          <w:p>
+            <w:r>
+              <w:rPr>
+                <w:b w:val="0"/>
+                <w:sz w:val="18"/>
+              </w:rPr>
+              <w:t>Powered Specificity Run &amp; Thesis</w:t>
+            </w:r>
+          </w:p>
+        </w:tc>
+        <w:tc>
+          <w:tcPr>
+            <w:tcW w:type="dxa" w:w="1806"/>
+            <w:tcMar>
+              <w:top w:w="100" w:type="dxa"/>
+              <w:bottom w:w="100" w:type="dxa"/>
+              <w:left w:w="120" w:type="dxa"/>
+              <w:right w:w="120" w:type="dxa"/>
+            </w:tcMar>
+          </w:tcPr>
+          <w:p>
+            <w:r>
+              <w:rPr>
+                <w:b w:val="0"/>
+                <w:sz w:val="18"/>
+              </w:rPr>
+              <w:t>01 Aug 2026 – 28 Aug 2026</w:t>
+            </w:r>
+          </w:p>
+        </w:tc>
+        <w:tc>
+          <w:tcPr>
+            <w:tcW w:type="dxa" w:w="1806"/>
+            <w:tcMar>
+              <w:top w:w="100" w:type="dxa"/>
+              <w:bottom w:w="100" w:type="dxa"/>
+              <w:left w:w="120" w:type="dxa"/>
+              <w:right w:w="120" w:type="dxa"/>
+            </w:tcMar>
+          </w:tcPr>
+          <w:p>
+            <w:r>
+              <w:rPr>
+                <w:b w:val="0"/>
+                <w:sz w:val="18"/>
+              </w:rPr>
+              <w:t>Complete the 22-receptor Boltz-2 benchmark; write final thesis</w:t>
+            </w:r>
+          </w:p>
+        </w:tc>
+        <w:tc>
+          <w:tcPr>
+            <w:tcW w:type="dxa" w:w="1806"/>
+            <w:tcMar>
+              <w:top w:w="100" w:type="dxa"/>
+              <w:bottom w:w="100" w:type="dxa"/>
+              <w:left w:w="120" w:type="dxa"/>
+              <w:right w:w="120" w:type="dxa"/>
+            </w:tcMar>
+          </w:tcPr>
+          <w:p>
+            <w:r>
+              <w:rPr>
+                <w:b w:val="0"/>
+                <w:sz w:val="18"/>
+              </w:rPr>
+              <w:t>IN PROGRESS</w:t>
+            </w:r>
+          </w:p>
+        </w:tc>
+      </w:tr>
     </w:tbl>
     <w:p/>
+    <w:p>
+      <w:pPr>
+        <w:jc w:val="both"/>
+      </w:pPr>
+      <w:r>
+        <w:rPr>
+          <w:b/>
+        </w:rPr>
+        <w:t>Change of plan, and why.</w:t>
+      </w:r>
+      <w:r>
+        <w:t xml:space="preserve"> The original phase 5 (CUDA/NCCL scaling) was</w:t>
+      </w:r>
+    </w:p>
+    <w:p>
+      <w:pPr>
+        <w:jc w:val="both"/>
+      </w:pPr>
+      <w:r>
+        <w:t>deferred in favour of validating the scoring reference, because the binder</w:t>
+      </w:r>
+    </w:p>
+    <w:p>
+      <w:pPr>
+        <w:jc w:val="both"/>
+      </w:pPr>
+      <w:r>
+        <w:t>screen planned for phase 6 depends on it: a screen ranked by a signal that does</w:t>
+      </w:r>
+    </w:p>
+    <w:p>
+      <w:pPr>
+        <w:jc w:val="both"/>
+      </w:pPr>
+      <w:r>
+        <w:t>not discriminate binders would produce candidates with no meaning regardless of</w:t>
+      </w:r>
+    </w:p>
+    <w:p>
+      <w:pPr>
+        <w:jc w:val="both"/>
+      </w:pPr>
+      <w:r>
+        <w:t>how fast it ran. That validation (Section 6.2) showed the dependency does not</w:t>
+      </w:r>
+    </w:p>
+    <w:p>
+      <w:pPr>
+        <w:jc w:val="both"/>
+      </w:pPr>
+      <w:r>
+        <w:t>hold, which is why the remaining plan prioritises the powered specificity run</w:t>
+      </w:r>
+    </w:p>
+    <w:p>
+      <w:pPr>
+        <w:jc w:val="both"/>
+      </w:pPr>
+      <w:r>
+        <w:t>over the TNF-alpha screen. Scaling work remains valuable for throughput but no</w:t>
+      </w:r>
+    </w:p>
+    <w:p>
+      <w:pPr>
+        <w:jc w:val="both"/>
+      </w:pPr>
+      <w:r>
+        <w:t>longer sits on the critical path to a defensible result.</w:t>
+      </w:r>
+    </w:p>
     <w:p>
       <w:pPr>
         <w:pStyle w:val="Heading1"/>
@@ -8538,7 +11054,7 @@
           <w:color w:val="0C2340"/>
           <w:sz w:val="36"/>
         </w:rPr>
-        <w:t>7. ABBREVIATIONS</w:t>
+        <w:t>8. ABBREVIATIONS</w:t>
       </w:r>
     </w:p>
     <w:tbl>
@@ -9262,6 +11778,334 @@
                 <w:sz w:val="18"/>
               </w:rPr>
               <w:t>Out Of Memory</w:t>
+            </w:r>
+          </w:p>
+        </w:tc>
+      </w:tr>
+      <w:tr>
+        <w:tc>
+          <w:tcPr>
+            <w:tcW w:type="dxa" w:w="4514"/>
+            <w:tcMar>
+              <w:top w:w="100" w:type="dxa"/>
+              <w:bottom w:w="100" w:type="dxa"/>
+              <w:left w:w="120" w:type="dxa"/>
+              <w:right w:w="120" w:type="dxa"/>
+            </w:tcMar>
+          </w:tcPr>
+          <w:p>
+            <w:r>
+              <w:rPr>
+                <w:sz w:val="18"/>
+              </w:rPr>
+              <w:t>ipTM</w:t>
+            </w:r>
+          </w:p>
+        </w:tc>
+        <w:tc>
+          <w:tcPr>
+            <w:tcW w:type="dxa" w:w="4514"/>
+            <w:tcMar>
+              <w:top w:w="100" w:type="dxa"/>
+              <w:bottom w:w="100" w:type="dxa"/>
+              <w:left w:w="120" w:type="dxa"/>
+              <w:right w:w="120" w:type="dxa"/>
+            </w:tcMar>
+          </w:tcPr>
+          <w:p>
+            <w:r>
+              <w:rPr>
+                <w:sz w:val="18"/>
+              </w:rPr>
+              <w:t>Interface Predicted TM-score</w:t>
+            </w:r>
+          </w:p>
+        </w:tc>
+      </w:tr>
+      <w:tr>
+        <w:tc>
+          <w:tcPr>
+            <w:tcW w:type="dxa" w:w="4514"/>
+            <w:tcMar>
+              <w:top w:w="100" w:type="dxa"/>
+              <w:bottom w:w="100" w:type="dxa"/>
+              <w:left w:w="120" w:type="dxa"/>
+              <w:right w:w="120" w:type="dxa"/>
+            </w:tcMar>
+            <w:shd w:fill="f7fafc"/>
+          </w:tcPr>
+          <w:p>
+            <w:r>
+              <w:rPr>
+                <w:sz w:val="18"/>
+              </w:rPr>
+              <w:t>MSA</w:t>
+            </w:r>
+          </w:p>
+        </w:tc>
+        <w:tc>
+          <w:tcPr>
+            <w:tcW w:type="dxa" w:w="4514"/>
+            <w:tcMar>
+              <w:top w:w="100" w:type="dxa"/>
+              <w:bottom w:w="100" w:type="dxa"/>
+              <w:left w:w="120" w:type="dxa"/>
+              <w:right w:w="120" w:type="dxa"/>
+            </w:tcMar>
+            <w:shd w:fill="f7fafc"/>
+          </w:tcPr>
+          <w:p>
+            <w:r>
+              <w:rPr>
+                <w:sz w:val="18"/>
+              </w:rPr>
+              <w:t>Multiple Sequence Alignment</w:t>
+            </w:r>
+          </w:p>
+        </w:tc>
+      </w:tr>
+      <w:tr>
+        <w:tc>
+          <w:tcPr>
+            <w:tcW w:type="dxa" w:w="4514"/>
+            <w:tcMar>
+              <w:top w:w="100" w:type="dxa"/>
+              <w:bottom w:w="100" w:type="dxa"/>
+              <w:left w:w="120" w:type="dxa"/>
+              <w:right w:w="120" w:type="dxa"/>
+            </w:tcMar>
+          </w:tcPr>
+          <w:p>
+            <w:r>
+              <w:rPr>
+                <w:sz w:val="18"/>
+              </w:rPr>
+              <w:t>CP</w:t>
+            </w:r>
+          </w:p>
+        </w:tc>
+        <w:tc>
+          <w:tcPr>
+            <w:tcW w:type="dxa" w:w="4514"/>
+            <w:tcMar>
+              <w:top w:w="100" w:type="dxa"/>
+              <w:bottom w:w="100" w:type="dxa"/>
+              <w:left w:w="120" w:type="dxa"/>
+              <w:right w:w="120" w:type="dxa"/>
+            </w:tcMar>
+          </w:tcPr>
+          <w:p>
+            <w:r>
+              <w:rPr>
+                <w:sz w:val="18"/>
+              </w:rPr>
+              <w:t>CANDECOMP/PARAFAC tensor decomposition</w:t>
+            </w:r>
+          </w:p>
+        </w:tc>
+      </w:tr>
+      <w:tr>
+        <w:tc>
+          <w:tcPr>
+            <w:tcW w:type="dxa" w:w="4514"/>
+            <w:tcMar>
+              <w:top w:w="100" w:type="dxa"/>
+              <w:bottom w:w="100" w:type="dxa"/>
+              <w:left w:w="120" w:type="dxa"/>
+              <w:right w:w="120" w:type="dxa"/>
+            </w:tcMar>
+            <w:shd w:fill="f7fafc"/>
+          </w:tcPr>
+          <w:p>
+            <w:r>
+              <w:rPr>
+                <w:sz w:val="18"/>
+              </w:rPr>
+              <w:t>ALS</w:t>
+            </w:r>
+          </w:p>
+        </w:tc>
+        <w:tc>
+          <w:tcPr>
+            <w:tcW w:type="dxa" w:w="4514"/>
+            <w:tcMar>
+              <w:top w:w="100" w:type="dxa"/>
+              <w:bottom w:w="100" w:type="dxa"/>
+              <w:left w:w="120" w:type="dxa"/>
+              <w:right w:w="120" w:type="dxa"/>
+            </w:tcMar>
+            <w:shd w:fill="f7fafc"/>
+          </w:tcPr>
+          <w:p>
+            <w:r>
+              <w:rPr>
+                <w:sz w:val="18"/>
+              </w:rPr>
+              <w:t>Alternating Least Squares</w:t>
+            </w:r>
+          </w:p>
+        </w:tc>
+      </w:tr>
+      <w:tr>
+        <w:tc>
+          <w:tcPr>
+            <w:tcW w:type="dxa" w:w="4514"/>
+            <w:tcMar>
+              <w:top w:w="100" w:type="dxa"/>
+              <w:bottom w:w="100" w:type="dxa"/>
+              <w:left w:w="120" w:type="dxa"/>
+              <w:right w:w="120" w:type="dxa"/>
+            </w:tcMar>
+          </w:tcPr>
+          <w:p>
+            <w:r>
+              <w:rPr>
+                <w:sz w:val="18"/>
+              </w:rPr>
+              <w:t>PTM</w:t>
+            </w:r>
+          </w:p>
+        </w:tc>
+        <w:tc>
+          <w:tcPr>
+            <w:tcW w:type="dxa" w:w="4514"/>
+            <w:tcMar>
+              <w:top w:w="100" w:type="dxa"/>
+              <w:bottom w:w="100" w:type="dxa"/>
+              <w:left w:w="120" w:type="dxa"/>
+              <w:right w:w="120" w:type="dxa"/>
+            </w:tcMar>
+          </w:tcPr>
+          <w:p>
+            <w:r>
+              <w:rPr>
+                <w:sz w:val="18"/>
+              </w:rPr>
+              <w:t>Post-Translational Modification</w:t>
+            </w:r>
+          </w:p>
+        </w:tc>
+      </w:tr>
+      <w:tr>
+        <w:tc>
+          <w:tcPr>
+            <w:tcW w:type="dxa" w:w="4514"/>
+            <w:tcMar>
+              <w:top w:w="100" w:type="dxa"/>
+              <w:bottom w:w="100" w:type="dxa"/>
+              <w:left w:w="120" w:type="dxa"/>
+              <w:right w:w="120" w:type="dxa"/>
+            </w:tcMar>
+            <w:shd w:fill="f7fafc"/>
+          </w:tcPr>
+          <w:p>
+            <w:r>
+              <w:rPr>
+                <w:sz w:val="18"/>
+              </w:rPr>
+              <w:t>AUC</w:t>
+            </w:r>
+          </w:p>
+        </w:tc>
+        <w:tc>
+          <w:tcPr>
+            <w:tcW w:type="dxa" w:w="4514"/>
+            <w:tcMar>
+              <w:top w:w="100" w:type="dxa"/>
+              <w:bottom w:w="100" w:type="dxa"/>
+              <w:left w:w="120" w:type="dxa"/>
+              <w:right w:w="120" w:type="dxa"/>
+            </w:tcMar>
+            <w:shd w:fill="f7fafc"/>
+          </w:tcPr>
+          <w:p>
+            <w:r>
+              <w:rPr>
+                <w:sz w:val="18"/>
+              </w:rPr>
+              <w:t>Area Under the ROC Curve</w:t>
+            </w:r>
+          </w:p>
+        </w:tc>
+      </w:tr>
+      <w:tr>
+        <w:tc>
+          <w:tcPr>
+            <w:tcW w:type="dxa" w:w="4514"/>
+            <w:tcMar>
+              <w:top w:w="100" w:type="dxa"/>
+              <w:bottom w:w="100" w:type="dxa"/>
+              <w:left w:w="120" w:type="dxa"/>
+              <w:right w:w="120" w:type="dxa"/>
+            </w:tcMar>
+          </w:tcPr>
+          <w:p>
+            <w:r>
+              <w:rPr>
+                <w:sz w:val="18"/>
+              </w:rPr>
+              <w:t>CI</w:t>
+            </w:r>
+          </w:p>
+        </w:tc>
+        <w:tc>
+          <w:tcPr>
+            <w:tcW w:type="dxa" w:w="4514"/>
+            <w:tcMar>
+              <w:top w:w="100" w:type="dxa"/>
+              <w:bottom w:w="100" w:type="dxa"/>
+              <w:left w:w="120" w:type="dxa"/>
+              <w:right w:w="120" w:type="dxa"/>
+            </w:tcMar>
+          </w:tcPr>
+          <w:p>
+            <w:r>
+              <w:rPr>
+                <w:sz w:val="18"/>
+              </w:rPr>
+              <w:t>Confidence Interval</w:t>
+            </w:r>
+          </w:p>
+        </w:tc>
+      </w:tr>
+      <w:tr>
+        <w:tc>
+          <w:tcPr>
+            <w:tcW w:type="dxa" w:w="4514"/>
+            <w:tcMar>
+              <w:top w:w="100" w:type="dxa"/>
+              <w:bottom w:w="100" w:type="dxa"/>
+              <w:left w:w="120" w:type="dxa"/>
+              <w:right w:w="120" w:type="dxa"/>
+            </w:tcMar>
+            <w:shd w:fill="f7fafc"/>
+          </w:tcPr>
+          <w:p>
+            <w:r>
+              <w:rPr>
+                <w:sz w:val="18"/>
+              </w:rPr>
+              <w:t>RCSB</w:t>
+            </w:r>
+          </w:p>
+        </w:tc>
+        <w:tc>
+          <w:tcPr>
+            <w:tcW w:type="dxa" w:w="4514"/>
+            <w:tcMar>
+              <w:top w:w="100" w:type="dxa"/>
+              <w:bottom w:w="100" w:type="dxa"/>
+              <w:left w:w="120" w:type="dxa"/>
+              <w:right w:w="120" w:type="dxa"/>
+            </w:tcMar>
+            <w:shd w:fill="f7fafc"/>
+          </w:tcPr>
+          <w:p>
+            <w:r>
+              <w:rPr>
+                <w:sz w:val="18"/>
+              </w:rPr>
+              <w:t>Research Collaboratory for Structural Bioinformatics</w:t>
             </w:r>
           </w:p>
         </w:tc>

--- a/mid_semester_report.docx
+++ b/mid_semester_report.docx
@@ -500,7 +500,16 @@
         <w:jc w:val="both"/>
       </w:pPr>
       <w:r>
-        <w:t>(ipTM) does not rank peptide binders well enough to serve as a screening</w:t>
+        <w:t xml:space="preserve">(ipTM) responds to peptide </w:t>
+      </w:r>
+      <w:r>
+        <w:rPr>
+          <w:b/>
+        </w:rPr>
+        <w:t>composition</w:t>
+      </w:r>
+      <w:r>
+        <w:t xml:space="preserve"> rather than to binding, ranking a</w:t>
       </w:r>
     </w:p>
     <w:p>
@@ -508,7 +517,7 @@
         <w:jc w:val="both"/>
       </w:pPr>
       <w:r>
-        <w:t>reference. Both are reported because they redirect the remaining work, and both</w:t>
+        <w:t>scrambled sequence as highly as the real binder it was made from. The second</w:t>
       </w:r>
     </w:p>
     <w:p>
@@ -516,7 +525,7 @@
         <w:jc w:val="both"/>
       </w:pPr>
       <w:r>
-        <w:t>are supported by controls, held-out splits, and power analysis rather than by</w:t>
+        <w:t>finding was established by a power-sized 22-receptor run (132 complexes) whose</w:t>
       </w:r>
     </w:p>
     <w:p>
@@ -524,7 +533,31 @@
         <w:jc w:val="both"/>
       </w:pPr>
       <w:r>
-        <w:t>single favourable runs.</w:t>
+        <w:t>headline comparison is statistically significant and whose own scramble control</w:t>
+      </w:r>
+    </w:p>
+    <w:p>
+      <w:pPr>
+        <w:jc w:val="both"/>
+      </w:pPr>
+      <w:r>
+        <w:t>shows that significance does not mean binding recognition. Both results are</w:t>
+      </w:r>
+    </w:p>
+    <w:p>
+      <w:pPr>
+        <w:jc w:val="both"/>
+      </w:pPr>
+      <w:r>
+        <w:t>reported because they redirect the remaining work, and both rest on controls,</w:t>
+      </w:r>
+    </w:p>
+    <w:p>
+      <w:pPr>
+        <w:jc w:val="both"/>
+      </w:pPr>
+      <w:r>
+        <w:t>held-out splits, and power analysis rather than on single favourable runs.</w:t>
       </w:r>
     </w:p>
     <w:p>
@@ -1203,6 +1236,26 @@
       </w:r>
       <w:r>
         <w:t>6.3 Boltz-2 Comparison and a Benchmark Correction ............................................................ 17</w:t>
+      </w:r>
+    </w:p>
+    <w:p>
+      <w:pPr>
+        <w:jc w:val="both"/>
+      </w:pPr>
+      <w:r>
+        <w:t xml:space="preserve"> </w:t>
+      </w:r>
+      <w:r>
+        <w:t xml:space="preserve"> </w:t>
+      </w:r>
+      <w:r>
+        <w:t xml:space="preserve"> </w:t>
+      </w:r>
+      <w:r>
+        <w:t xml:space="preserve"> </w:t>
+      </w:r>
+      <w:r>
+        <w:t>6.4 Powered Run: ipTM Tracks Composition, Not Binding ..................................................... 18</w:t>
       </w:r>
     </w:p>
     <w:p>
@@ -9997,16 +10050,43 @@
     </w:p>
     <w:p>
       <w:pPr>
+        <w:pStyle w:val="Heading3"/>
+        <w:keepNext/>
+        <w:spacing w:before="240" w:after="80"/>
+      </w:pPr>
+      <w:r>
+        <w:rPr>
+          <w:rFonts w:ascii="Times New Roman" w:hAnsi="Times New Roman"/>
+          <w:b/>
+          <w:color w:val="2C5282"/>
+          <w:sz w:val="23"/>
+        </w:rPr>
+        <w:t>6.4 Powered Run: ipTM Tracks Composition, Not Binding</w:t>
+      </w:r>
+    </w:p>
+    <w:p>
+      <w:pPr>
         <w:jc w:val="both"/>
       </w:pPr>
+      <w:r>
+        <w:t>The n = 11 result was underpowered rather than decisive, so a PTM-clean,</w:t>
+      </w:r>
+    </w:p>
+    <w:p>
+      <w:pPr>
+        <w:jc w:val="both"/>
+      </w:pPr>
+      <w:r>
+        <w:t xml:space="preserve">tag-free, peptide-deduplicated panel of </w:t>
+      </w:r>
       <w:r>
         <w:rPr>
           <w:b/>
         </w:rPr>
-        <w:t>A powered run is in progress.</w:t>
-      </w:r>
-      <w:r>
-        <w:t xml:space="preserve"> The n = 11 result is underpowered rather than</w:t>
+        <w:t>22 receptors (132 complexes)</w:t>
+      </w:r>
+      <w:r>
+        <w:t xml:space="preserve"> was</w:t>
       </w:r>
     </w:p>
     <w:p>
@@ -10014,37 +10094,43 @@
         <w:jc w:val="both"/>
       </w:pPr>
       <w:r>
-        <w:t xml:space="preserve">decisive: 80% power on the specificity test requires </w:t>
-      </w:r>
+        <w:t>assembled programmatically and folded under Boltz-2 — 80% power on the</w:t>
+      </w:r>
+    </w:p>
+    <w:p>
+      <w:pPr>
+        <w:jc w:val="both"/>
+      </w:pPr>
+      <w:r>
+        <w:t>specificity test requires 21 receptors at dz = 0.57.</w:t>
+      </w:r>
+    </w:p>
+    <w:p>
+      <w:pPr>
+        <w:jc w:val="both"/>
+      </w:pPr>
       <w:r>
         <w:rPr>
           <w:b/>
         </w:rPr>
-        <w:t>21 receptors</w:t>
+        <w:t>The specificity test passes.</w:t>
+      </w:r>
+      <w:r>
+        <w:t xml:space="preserve"> Against decoys, the cognate reaches mean rank</w:t>
       </w:r>
     </w:p>
     <w:p>
       <w:pPr>
         <w:jc w:val="both"/>
       </w:pPr>
-      <w:r>
-        <w:t>(dz = 0.57), and 74 would be needed to separate Boltz-2 from Boltz-1</w:t>
-      </w:r>
-    </w:p>
-    <w:p>
-      <w:pPr>
-        <w:jc w:val="both"/>
-      </w:pPr>
-      <w:r>
-        <w:t xml:space="preserve">(dz = 0.33). A PTM-clean, tag-free, peptide-deduplicated panel of </w:t>
-      </w:r>
       <w:r>
         <w:rPr>
           <w:b/>
         </w:rPr>
-      </w:r>
-      <w:r>
-        <w:t>22</w:t>
+        <w:t>2.00 against a chance value of 2.50</w:t>
+      </w:r>
+      <w:r>
+        <w:t xml:space="preserve"> (first for 8 of 22 receptors,</w:t>
       </w:r>
     </w:p>
     <w:p>
@@ -10052,15 +10138,16 @@
         <w:jc w:val="both"/>
       </w:pPr>
       <w:r>
-        <w:t>receptors (132 complexes)</w:t>
+        <w:t xml:space="preserve">p = 0.034 two-sided), with a bootstrap 95% CI of </w:t>
       </w:r>
       <w:r>
         <w:rPr>
           <w:b/>
         </w:rPr>
-      </w:r>
-      <w:r>
-        <w:t xml:space="preserve"> was assembled programmatically and is currently</w:t>
+        <w:t>[1.59, 2.41]</w:t>
+      </w:r>
+      <w:r>
+        <w:t xml:space="preserve"> that excludes</w:t>
       </w:r>
     </w:p>
     <w:p>
@@ -10068,7 +10155,500 @@
         <w:jc w:val="both"/>
       </w:pPr>
       <w:r>
-        <w:t>folding; its outcome will be reported in the final dissertation.</w:t>
+        <w:t>chance. Taken alone this reverses the n = 11 conclusion.</w:t>
+      </w:r>
+    </w:p>
+    <w:p>
+      <w:pPr>
+        <w:jc w:val="both"/>
+      </w:pPr>
+      <w:r>
+        <w:rPr>
+          <w:b/>
+        </w:rPr>
+        <w:t>The scramble control refutes the binding interpretation.</w:t>
+      </w:r>
+      <w:r>
+        <w:t xml:space="preserve"> A scramble</w:t>
+      </w:r>
+    </w:p>
+    <w:p>
+      <w:pPr>
+        <w:jc w:val="both"/>
+      </w:pPr>
+      <w:r>
+        <w:t>preserves amino-acid composition and length exactly and destroys only sequence</w:t>
+      </w:r>
+    </w:p>
+    <w:p>
+      <w:pPr>
+        <w:jc w:val="both"/>
+      </w:pPr>
+      <w:r>
+        <w:t>order — and order is what makes a binder a binder.</w:t>
+      </w:r>
+    </w:p>
+    <w:tbl>
+      <w:tblPr>
+        <w:tblW w:type="auto" w:w="0"/>
+        <w:jc w:val="center"/>
+        <w:tblLook w:firstColumn="1" w:firstRow="1" w:lastColumn="0" w:lastRow="0" w:noHBand="0" w:noVBand="1" w:val="04A0"/>
+        <w:tblBorders>
+          <w:top w:val="single" w:sz="4" w:space="0" w:color="cbd5e0"/>
+          <w:bottom w:val="single" w:sz="4" w:space="0" w:color="cbd5e0"/>
+          <w:left w:val="single" w:sz="4" w:space="0" w:color="cbd5e0"/>
+          <w:right w:val="single" w:sz="4" w:space="0" w:color="cbd5e0"/>
+          <w:insideH w:val="single" w:sz="4" w:space="0" w:color="cbd5e0"/>
+          <w:insideV w:val="single" w:sz="4" w:space="0" w:color="cbd5e0"/>
+        </w:tblBorders>
+      </w:tblPr>
+      <w:tblGrid>
+        <w:gridCol w:w="3010"/>
+        <w:gridCol w:w="3010"/>
+        <w:gridCol w:w="3010"/>
+      </w:tblGrid>
+      <w:tr>
+        <w:tc>
+          <w:tcPr>
+            <w:tcW w:type="dxa" w:w="3010"/>
+            <w:tcMar>
+              <w:top w:w="100" w:type="dxa"/>
+              <w:bottom w:w="100" w:type="dxa"/>
+              <w:left w:w="120" w:type="dxa"/>
+              <w:right w:w="120" w:type="dxa"/>
+            </w:tcMar>
+            <w:shd w:fill="ebf8ff"/>
+          </w:tcPr>
+          <w:p>
+            <w:pPr>
+              <w:jc w:val="center"/>
+            </w:pPr>
+            <w:r>
+              <w:rPr>
+                <w:b/>
+                <w:color w:val="2B6CB0"/>
+                <w:sz w:val="19"/>
+              </w:rPr>
+              <w:t>class</w:t>
+            </w:r>
+          </w:p>
+        </w:tc>
+        <w:tc>
+          <w:tcPr>
+            <w:tcW w:type="dxa" w:w="3010"/>
+            <w:tcMar>
+              <w:top w:w="100" w:type="dxa"/>
+              <w:bottom w:w="100" w:type="dxa"/>
+              <w:left w:w="120" w:type="dxa"/>
+              <w:right w:w="120" w:type="dxa"/>
+            </w:tcMar>
+            <w:shd w:fill="ebf8ff"/>
+          </w:tcPr>
+          <w:p>
+            <w:pPr>
+              <w:jc w:val="center"/>
+            </w:pPr>
+            <w:r>
+              <w:rPr>
+                <w:b/>
+                <w:color w:val="2B6CB0"/>
+                <w:sz w:val="19"/>
+              </w:rPr>
+              <w:t>n</w:t>
+            </w:r>
+          </w:p>
+        </w:tc>
+        <w:tc>
+          <w:tcPr>
+            <w:tcW w:type="dxa" w:w="3010"/>
+            <w:tcMar>
+              <w:top w:w="100" w:type="dxa"/>
+              <w:bottom w:w="100" w:type="dxa"/>
+              <w:left w:w="120" w:type="dxa"/>
+              <w:right w:w="120" w:type="dxa"/>
+            </w:tcMar>
+            <w:shd w:fill="ebf8ff"/>
+          </w:tcPr>
+          <w:p>
+            <w:pPr>
+              <w:jc w:val="center"/>
+            </w:pPr>
+            <w:r>
+              <w:rPr>
+                <w:b/>
+                <w:color w:val="2B6CB0"/>
+                <w:sz w:val="19"/>
+              </w:rPr>
+              <w:t>mean ipTM</w:t>
+            </w:r>
+          </w:p>
+        </w:tc>
+      </w:tr>
+      <w:tr>
+        <w:tc>
+          <w:tcPr>
+            <w:tcW w:type="dxa" w:w="3010"/>
+            <w:tcMar>
+              <w:top w:w="100" w:type="dxa"/>
+              <w:bottom w:w="100" w:type="dxa"/>
+              <w:left w:w="120" w:type="dxa"/>
+              <w:right w:w="120" w:type="dxa"/>
+            </w:tcMar>
+          </w:tcPr>
+          <w:p>
+            <w:r>
+              <w:rPr>
+                <w:b w:val="0"/>
+                <w:sz w:val="18"/>
+              </w:rPr>
+              <w:t>cognate</w:t>
+            </w:r>
+          </w:p>
+        </w:tc>
+        <w:tc>
+          <w:tcPr>
+            <w:tcW w:type="dxa" w:w="3010"/>
+            <w:tcMar>
+              <w:top w:w="100" w:type="dxa"/>
+              <w:bottom w:w="100" w:type="dxa"/>
+              <w:left w:w="120" w:type="dxa"/>
+              <w:right w:w="120" w:type="dxa"/>
+            </w:tcMar>
+          </w:tcPr>
+          <w:p>
+            <w:r>
+              <w:rPr>
+                <w:b w:val="0"/>
+                <w:sz w:val="18"/>
+              </w:rPr>
+              <w:t>22</w:t>
+            </w:r>
+          </w:p>
+        </w:tc>
+        <w:tc>
+          <w:tcPr>
+            <w:tcW w:type="dxa" w:w="3010"/>
+            <w:tcMar>
+              <w:top w:w="100" w:type="dxa"/>
+              <w:bottom w:w="100" w:type="dxa"/>
+              <w:left w:w="120" w:type="dxa"/>
+              <w:right w:w="120" w:type="dxa"/>
+            </w:tcMar>
+          </w:tcPr>
+          <w:p>
+            <w:r>
+              <w:rPr>
+                <w:b w:val="0"/>
+                <w:sz w:val="18"/>
+              </w:rPr>
+              <w:t>0.5015</w:t>
+            </w:r>
+          </w:p>
+        </w:tc>
+      </w:tr>
+      <w:tr>
+        <w:tc>
+          <w:tcPr>
+            <w:tcW w:type="dxa" w:w="3010"/>
+            <w:tcMar>
+              <w:top w:w="100" w:type="dxa"/>
+              <w:bottom w:w="100" w:type="dxa"/>
+              <w:left w:w="120" w:type="dxa"/>
+              <w:right w:w="120" w:type="dxa"/>
+            </w:tcMar>
+            <w:shd w:fill="f7fafc"/>
+          </w:tcPr>
+          <w:p>
+            <w:r>
+              <w:rPr>
+                <w:b w:val="0"/>
+                <w:sz w:val="18"/>
+              </w:rPr>
+              <w:t>scrambled</w:t>
+            </w:r>
+          </w:p>
+        </w:tc>
+        <w:tc>
+          <w:tcPr>
+            <w:tcW w:type="dxa" w:w="3010"/>
+            <w:tcMar>
+              <w:top w:w="100" w:type="dxa"/>
+              <w:bottom w:w="100" w:type="dxa"/>
+              <w:left w:w="120" w:type="dxa"/>
+              <w:right w:w="120" w:type="dxa"/>
+            </w:tcMar>
+            <w:shd w:fill="f7fafc"/>
+          </w:tcPr>
+          <w:p>
+            <w:r>
+              <w:rPr>
+                <w:b w:val="0"/>
+                <w:sz w:val="18"/>
+              </w:rPr>
+              <w:t>44</w:t>
+            </w:r>
+          </w:p>
+        </w:tc>
+        <w:tc>
+          <w:tcPr>
+            <w:tcW w:type="dxa" w:w="3010"/>
+            <w:tcMar>
+              <w:top w:w="100" w:type="dxa"/>
+              <w:bottom w:w="100" w:type="dxa"/>
+              <w:left w:w="120" w:type="dxa"/>
+              <w:right w:w="120" w:type="dxa"/>
+            </w:tcMar>
+            <w:shd w:fill="f7fafc"/>
+          </w:tcPr>
+          <w:p>
+            <w:r>
+              <w:rPr>
+                <w:b w:val="0"/>
+                <w:sz w:val="18"/>
+              </w:rPr>
+              <w:t>0.4888</w:t>
+            </w:r>
+          </w:p>
+        </w:tc>
+      </w:tr>
+      <w:tr>
+        <w:tc>
+          <w:tcPr>
+            <w:tcW w:type="dxa" w:w="3010"/>
+            <w:tcMar>
+              <w:top w:w="100" w:type="dxa"/>
+              <w:bottom w:w="100" w:type="dxa"/>
+              <w:left w:w="120" w:type="dxa"/>
+              <w:right w:w="120" w:type="dxa"/>
+            </w:tcMar>
+          </w:tcPr>
+          <w:p>
+            <w:r>
+              <w:rPr>
+                <w:b w:val="0"/>
+                <w:sz w:val="18"/>
+              </w:rPr>
+              <w:t>decoy</w:t>
+            </w:r>
+          </w:p>
+        </w:tc>
+        <w:tc>
+          <w:tcPr>
+            <w:tcW w:type="dxa" w:w="3010"/>
+            <w:tcMar>
+              <w:top w:w="100" w:type="dxa"/>
+              <w:bottom w:w="100" w:type="dxa"/>
+              <w:left w:w="120" w:type="dxa"/>
+              <w:right w:w="120" w:type="dxa"/>
+            </w:tcMar>
+          </w:tcPr>
+          <w:p>
+            <w:r>
+              <w:rPr>
+                <w:b w:val="0"/>
+                <w:sz w:val="18"/>
+              </w:rPr>
+              <w:t>66</w:t>
+            </w:r>
+          </w:p>
+        </w:tc>
+        <w:tc>
+          <w:tcPr>
+            <w:tcW w:type="dxa" w:w="3010"/>
+            <w:tcMar>
+              <w:top w:w="100" w:type="dxa"/>
+              <w:bottom w:w="100" w:type="dxa"/>
+              <w:left w:w="120" w:type="dxa"/>
+              <w:right w:w="120" w:type="dxa"/>
+            </w:tcMar>
+          </w:tcPr>
+          <w:p>
+            <w:r>
+              <w:rPr>
+                <w:b w:val="0"/>
+                <w:sz w:val="18"/>
+              </w:rPr>
+              <w:t>0.4317</w:t>
+            </w:r>
+          </w:p>
+        </w:tc>
+      </w:tr>
+    </w:tbl>
+    <w:p/>
+    <w:p>
+      <w:pPr>
+        <w:jc w:val="both"/>
+      </w:pPr>
+      <w:r>
+        <w:t>Cognates do not beat their own scrambles (higher for 11 of 22 receptors, mean</w:t>
+      </w:r>
+    </w:p>
+    <w:p>
+      <w:pPr>
+        <w:jc w:val="both"/>
+      </w:pPr>
+      <w:r>
+        <w:t xml:space="preserve">difference +0.0128, p = 0.416), and </w:t>
+      </w:r>
+      <w:r>
+        <w:rPr>
+          <w:b/>
+        </w:rPr>
+        <w:t>scrambles outscore decoys</w:t>
+      </w:r>
+      <w:r>
+        <w:t xml:space="preserve"> (AUC 0.368,</w:t>
+      </w:r>
+    </w:p>
+    <w:p>
+      <w:pPr>
+        <w:jc w:val="both"/>
+      </w:pPr>
+      <w:r>
+        <w:t>p = 0.019). The variable separating cognate from decoy is therefore the one a</w:t>
+      </w:r>
+    </w:p>
+    <w:p>
+      <w:pPr>
+        <w:jc w:val="both"/>
+      </w:pPr>
+      <w:r>
+        <w:t>cognate shares exactly with its own scramble — composition — while the variable</w:t>
+      </w:r>
+    </w:p>
+    <w:p>
+      <w:pPr>
+        <w:jc w:val="both"/>
+      </w:pPr>
+      <w:r>
+        <w:t>that would indicate binding contributes nothing measurable.</w:t>
+      </w:r>
+    </w:p>
+    <w:p>
+      <w:pPr>
+        <w:jc w:val="both"/>
+      </w:pPr>
+      <w:r>
+        <w:t>The effect is not a length artifact, which was tested directly: ipTM falls with</w:t>
+      </w:r>
+    </w:p>
+    <w:p>
+      <w:pPr>
+        <w:jc w:val="both"/>
+      </w:pPr>
+      <w:r>
+        <w:t>peptide length (Spearman −0.408, p = 1.2e-6), but regressing the per-pair</w:t>
+      </w:r>
+    </w:p>
+    <w:p>
+      <w:pPr>
+        <w:jc w:val="both"/>
+      </w:pPr>
+      <w:r>
+        <w:t>cognate-minus-decoy score difference on the corresponding length difference</w:t>
+      </w:r>
+    </w:p>
+    <w:p>
+      <w:pPr>
+        <w:jc w:val="both"/>
+      </w:pPr>
+      <w:r>
+        <w:t xml:space="preserve">leaves an intercept of </w:t>
+      </w:r>
+      <w:r>
+        <w:rPr>
+          <w:b/>
+        </w:rPr>
+        <w:t>+0.0752 (p = 0.0001)</w:t>
+      </w:r>
+      <w:r>
+        <w:t>. The advantage survives length</w:t>
+      </w:r>
+    </w:p>
+    <w:p>
+      <w:pPr>
+        <w:jc w:val="both"/>
+      </w:pPr>
+      <w:r>
+        <w:t>adjustment; it is compositional rather than positional.</w:t>
+      </w:r>
+    </w:p>
+    <w:p>
+      <w:pPr>
+        <w:jc w:val="both"/>
+      </w:pPr>
+      <w:r>
+        <w:rPr>
+          <w:b/>
+        </w:rPr>
+        <w:t>Conclusion.</w:t>
+      </w:r>
+      <w:r>
+        <w:t xml:space="preserve"> The powered run resolves the question and the answer remains</w:t>
+      </w:r>
+    </w:p>
+    <w:p>
+      <w:pPr>
+        <w:jc w:val="both"/>
+      </w:pPr>
+      <w:r>
+        <w:t>negative, now with a mechanism: ipTM responds to peptide composition and is</w:t>
+      </w:r>
+    </w:p>
+    <w:p>
+      <w:pPr>
+        <w:jc w:val="both"/>
+      </w:pPr>
+      <w:r>
+        <w:t>indifferent to sequence order. A screening reference must prefer a binder to its</w:t>
+      </w:r>
+    </w:p>
+    <w:p>
+      <w:pPr>
+        <w:jc w:val="both"/>
+      </w:pPr>
+      <w:r>
+        <w:t>own scramble, and this one does not. The finding converges with Section 6.2 from</w:t>
+      </w:r>
+    </w:p>
+    <w:p>
+      <w:pPr>
+        <w:jc w:val="both"/>
+      </w:pPr>
+      <w:r>
+        <w:t>an independent direction — a ridge regression on additive composition predicted</w:t>
+      </w:r>
+    </w:p>
+    <w:p>
+      <w:pPr>
+        <w:jc w:val="both"/>
+      </w:pPr>
+      <w:r>
+        <w:t>ipTM better than the distilled neural surrogate — indicating that the signal</w:t>
+      </w:r>
+    </w:p>
+    <w:p>
+      <w:pPr>
+        <w:jc w:val="both"/>
+      </w:pPr>
+      <w:r>
+        <w:t>available in this pipeline is compositional throughout.</w:t>
+      </w:r>
+    </w:p>
+    <w:p>
+      <w:pPr>
+        <w:jc w:val="both"/>
+      </w:pPr>
+      <w:r>
+        <w:t>Reporting only the decoys-only comparison would have produced a positive</w:t>
+      </w:r>
+    </w:p>
+    <w:p>
+      <w:pPr>
+        <w:jc w:val="both"/>
+      </w:pPr>
+      <w:r>
+        <w:t>headline that the experiment's own control contradicts.</w:t>
       </w:r>
     </w:p>
     <w:p>
@@ -10904,7 +11484,7 @@
                 <w:b w:val="0"/>
                 <w:sz w:val="18"/>
               </w:rPr>
-              <w:t>Powered Specificity Run &amp; Thesis</w:t>
+              <w:t>Powered Specificity Run</w:t>
             </w:r>
           </w:p>
         </w:tc>
@@ -10924,7 +11504,7 @@
                 <w:b w:val="0"/>
                 <w:sz w:val="18"/>
               </w:rPr>
-              <w:t>01 Aug 2026 – 28 Aug 2026</w:t>
+              <w:t>01 Aug 2026 – 02 Aug 2026</w:t>
             </w:r>
           </w:p>
         </w:tc>
@@ -10944,7 +11524,7 @@
                 <w:b w:val="0"/>
                 <w:sz w:val="18"/>
               </w:rPr>
-              <w:t>Complete the 22-receptor Boltz-2 benchmark; write final thesis</w:t>
+              <w:t>Complete the 22-receptor Boltz-2 benchmark (Section 6.4)</w:t>
             </w:r>
           </w:p>
         </w:tc>
@@ -10957,6 +11537,113 @@
               <w:left w:w="120" w:type="dxa"/>
               <w:right w:w="120" w:type="dxa"/>
             </w:tcMar>
+          </w:tcPr>
+          <w:p>
+            <w:r>
+              <w:rPr>
+                <w:b w:val="0"/>
+                <w:sz w:val="18"/>
+              </w:rPr>
+              <w:t>COMPLETED</w:t>
+            </w:r>
+          </w:p>
+        </w:tc>
+      </w:tr>
+      <w:tr>
+        <w:tc>
+          <w:tcPr>
+            <w:tcW w:type="dxa" w:w="1806"/>
+            <w:tcMar>
+              <w:top w:w="100" w:type="dxa"/>
+              <w:bottom w:w="100" w:type="dxa"/>
+              <w:left w:w="120" w:type="dxa"/>
+              <w:right w:w="120" w:type="dxa"/>
+            </w:tcMar>
+            <w:shd w:fill="f7fafc"/>
+          </w:tcPr>
+          <w:p>
+            <w:r>
+              <w:rPr>
+                <w:b w:val="0"/>
+                <w:sz w:val="18"/>
+              </w:rPr>
+              <w:t>8</w:t>
+            </w:r>
+          </w:p>
+        </w:tc>
+        <w:tc>
+          <w:tcPr>
+            <w:tcW w:type="dxa" w:w="1806"/>
+            <w:tcMar>
+              <w:top w:w="100" w:type="dxa"/>
+              <w:bottom w:w="100" w:type="dxa"/>
+              <w:left w:w="120" w:type="dxa"/>
+              <w:right w:w="120" w:type="dxa"/>
+            </w:tcMar>
+            <w:shd w:fill="f7fafc"/>
+          </w:tcPr>
+          <w:p>
+            <w:r>
+              <w:rPr>
+                <w:b w:val="0"/>
+                <w:sz w:val="18"/>
+              </w:rPr>
+              <w:t>Final Thesis</w:t>
+            </w:r>
+          </w:p>
+        </w:tc>
+        <w:tc>
+          <w:tcPr>
+            <w:tcW w:type="dxa" w:w="1806"/>
+            <w:tcMar>
+              <w:top w:w="100" w:type="dxa"/>
+              <w:bottom w:w="100" w:type="dxa"/>
+              <w:left w:w="120" w:type="dxa"/>
+              <w:right w:w="120" w:type="dxa"/>
+            </w:tcMar>
+            <w:shd w:fill="f7fafc"/>
+          </w:tcPr>
+          <w:p>
+            <w:r>
+              <w:rPr>
+                <w:b w:val="0"/>
+                <w:sz w:val="18"/>
+              </w:rPr>
+              <w:t>02 Aug 2026 – 28 Aug 2026</w:t>
+            </w:r>
+          </w:p>
+        </w:tc>
+        <w:tc>
+          <w:tcPr>
+            <w:tcW w:type="dxa" w:w="1806"/>
+            <w:tcMar>
+              <w:top w:w="100" w:type="dxa"/>
+              <w:bottom w:w="100" w:type="dxa"/>
+              <w:left w:w="120" w:type="dxa"/>
+              <w:right w:w="120" w:type="dxa"/>
+            </w:tcMar>
+            <w:shd w:fill="f7fafc"/>
+          </w:tcPr>
+          <w:p>
+            <w:r>
+              <w:rPr>
+                <w:b w:val="0"/>
+                <w:sz w:val="18"/>
+              </w:rPr>
+              <w:t>Consolidate results and write the dissertation</w:t>
+            </w:r>
+          </w:p>
+        </w:tc>
+        <w:tc>
+          <w:tcPr>
+            <w:tcW w:type="dxa" w:w="1806"/>
+            <w:tcMar>
+              <w:top w:w="100" w:type="dxa"/>
+              <w:bottom w:w="100" w:type="dxa"/>
+              <w:left w:w="120" w:type="dxa"/>
+              <w:right w:w="120" w:type="dxa"/>
+            </w:tcMar>
+            <w:shd w:fill="f7fafc"/>
           </w:tcPr>
           <w:p>
             <w:r>

--- a/mid_semester_report.docx
+++ b/mid_semester_report.docx
@@ -500,7 +500,7 @@
         <w:jc w:val="both"/>
       </w:pPr>
       <w:r>
-        <w:t xml:space="preserve">(ipTM) responds to peptide </w:t>
+        <w:t xml:space="preserve">(ipTM) responds largely to peptide </w:t>
       </w:r>
       <w:r>
         <w:rPr>
@@ -509,7 +509,7 @@
         <w:t>composition</w:t>
       </w:r>
       <w:r>
-        <w:t xml:space="preserve"> rather than to binding, ranking a</w:t>
+        <w:t>, ranking a scrambled sequence</w:t>
       </w:r>
     </w:p>
     <w:p>
@@ -517,7 +517,7 @@
         <w:jc w:val="both"/>
       </w:pPr>
       <w:r>
-        <w:t>scrambled sequence as highly as the real binder it was made from. The second</w:t>
+        <w:t>as highly as the real binder it was made from, with any sequence-order effect</w:t>
       </w:r>
     </w:p>
     <w:p>
@@ -525,7 +525,7 @@
         <w:jc w:val="both"/>
       </w:pPr>
       <w:r>
-        <w:t>finding was established by a power-sized 22-receptor run (132 complexes) whose</w:t>
+        <w:t>bounded below the composition effect. The second</w:t>
       </w:r>
     </w:p>
     <w:p>
@@ -533,7 +533,7 @@
         <w:jc w:val="both"/>
       </w:pPr>
       <w:r>
-        <w:t>headline comparison is statistically significant and whose own scramble control</w:t>
+        <w:t>finding was established by a power-sized 22-receptor run (132 complexes) whose</w:t>
       </w:r>
     </w:p>
     <w:p>
@@ -541,7 +541,47 @@
         <w:jc w:val="both"/>
       </w:pPr>
       <w:r>
-        <w:t>shows that significance does not mean binding recognition. Both results are</w:t>
+        <w:t>headline comparison is statistically significant, whose own scramble control</w:t>
+      </w:r>
+    </w:p>
+    <w:p>
+      <w:pPr>
+        <w:jc w:val="both"/>
+      </w:pPr>
+      <w:r>
+        <w:t>shows that significance does not mean binding recognition, and whose</w:t>
+      </w:r>
+    </w:p>
+    <w:p>
+      <w:pPr>
+        <w:jc w:val="both"/>
+      </w:pPr>
+      <w:r>
+        <w:t>reproducibility was then measured directly: a 96-fold replicate study</w:t>
+      </w:r>
+    </w:p>
+    <w:p>
+      <w:pPr>
+        <w:jc w:val="both"/>
+      </w:pPr>
+      <w:r>
+        <w:t>(Section 6.5) shows that single unseeded folds do not reproduce their own</w:t>
+      </w:r>
+    </w:p>
+    <w:p>
+      <w:pPr>
+        <w:jc w:val="both"/>
+      </w:pPr>
+      <w:r>
+        <w:t>per-receptor rankings, so the aggregate direction is trustworthy while any</w:t>
+      </w:r>
+    </w:p>
+    <w:p>
+      <w:pPr>
+        <w:jc w:val="both"/>
+      </w:pPr>
+      <w:r>
+        <w:t>individual verdict is not. Both results are</w:t>
       </w:r>
     </w:p>
     <w:p>
@@ -1260,6 +1300,26 @@
     </w:p>
     <w:p>
       <w:pPr>
+        <w:jc w:val="both"/>
+      </w:pPr>
+      <w:r>
+        <w:t xml:space="preserve"> </w:t>
+      </w:r>
+      <w:r>
+        <w:t xml:space="preserve"> </w:t>
+      </w:r>
+      <w:r>
+        <w:t xml:space="preserve"> </w:t>
+      </w:r>
+      <w:r>
+        <w:t xml:space="preserve"> </w:t>
+      </w:r>
+      <w:r>
+        <w:t>6.5 Measurement Reproducibility: Single Folds Do Not Reproduce ....................................... 19</w:t>
+      </w:r>
+    </w:p>
+    <w:p>
+      <w:pPr>
         <w:pStyle w:val="Heading3"/>
         <w:keepNext/>
         <w:spacing w:before="240" w:after="80"/>
@@ -1271,7 +1331,7 @@
           <w:color w:val="2C5282"/>
           <w:sz w:val="23"/>
         </w:rPr>
-        <w:t>7. FUTURE PLAN ............................................................................................................................. 18</w:t>
+        <w:t>7. FUTURE PLAN ............................................................................................................................. 20</w:t>
       </w:r>
     </w:p>
     <w:p>
@@ -1287,7 +1347,7 @@
           <w:color w:val="2C5282"/>
           <w:sz w:val="23"/>
         </w:rPr>
-        <w:t>8. ABBREVIATIONS ......................................................................................................................... 19</w:t>
+        <w:t>8. ABBREVIATIONS ......................................................................................................................... 21</w:t>
       </w:r>
     </w:p>
     <w:p>
@@ -10480,7 +10540,7 @@
         <w:jc w:val="both"/>
       </w:pPr>
       <w:r>
-        <w:t>Cognates do not beat their own scrambles (higher for 11 of 22 receptors, mean</w:t>
+        <w:t>Cognates do not measurably beat their own scrambles (mean difference +0.0128,</w:t>
       </w:r>
     </w:p>
     <w:p>
@@ -10488,7 +10548,7 @@
         <w:jc w:val="both"/>
       </w:pPr>
       <w:r>
-        <w:t xml:space="preserve">difference +0.0128, p = 0.416), and </w:t>
+        <w:t xml:space="preserve">95% CI [−0.019, +0.044], n = 44), and </w:t>
       </w:r>
       <w:r>
         <w:rPr>
@@ -10497,7 +10557,7 @@
         <w:t>scrambles outscore decoys</w:t>
       </w:r>
       <w:r>
-        <w:t xml:space="preserve"> (AUC 0.368,</w:t>
+        <w:t xml:space="preserve"> (AUC 0.632,</w:t>
       </w:r>
     </w:p>
     <w:p>
@@ -10505,7 +10565,7 @@
         <w:jc w:val="both"/>
       </w:pPr>
       <w:r>
-        <w:t>p = 0.019). The variable separating cognate from decoy is therefore the one a</w:t>
+        <w:t>p = 0.0096). The variable separating cognate from decoy is therefore largely the</w:t>
       </w:r>
     </w:p>
     <w:p>
@@ -10513,7 +10573,7 @@
         <w:jc w:val="both"/>
       </w:pPr>
       <w:r>
-        <w:t>cognate shares exactly with its own scramble — composition — while the variable</w:t>
+        <w:t>one a cognate shares exactly with its own scramble — composition. The null on</w:t>
       </w:r>
     </w:p>
     <w:p>
@@ -10521,7 +10581,24 @@
         <w:jc w:val="both"/>
       </w:pPr>
       <w:r>
-        <w:t>that would indicate binding contributes nothing measurable.</w:t>
+        <w:t xml:space="preserve">order is a </w:t>
+      </w:r>
+      <w:r>
+        <w:rPr>
+          <w:i/>
+        </w:rPr>
+        <w:t>bound</w:t>
+      </w:r>
+      <w:r>
+        <w:t xml:space="preserve"> rather than a zero: any order effect is at most 63% of the</w:t>
+      </w:r>
+    </w:p>
+    <w:p>
+      <w:pPr>
+        <w:jc w:val="both"/>
+      </w:pPr>
+      <w:r>
+        <w:t>composition effect and is plausibly nil.</w:t>
       </w:r>
     </w:p>
     <w:p>
@@ -10649,6 +10726,380 @@
       </w:pPr>
       <w:r>
         <w:t>headline that the experiment's own control contradicts.</w:t>
+      </w:r>
+    </w:p>
+    <w:p>
+      <w:pPr>
+        <w:pStyle w:val="Heading3"/>
+        <w:keepNext/>
+        <w:spacing w:before="240" w:after="80"/>
+      </w:pPr>
+      <w:r>
+        <w:rPr>
+          <w:rFonts w:ascii="Times New Roman" w:hAnsi="Times New Roman"/>
+          <w:b/>
+          <w:color w:val="2C5282"/>
+          <w:sz w:val="23"/>
+        </w:rPr>
+        <w:t>6.5 Measurement Reproducibility: Single Folds Do Not Reproduce</w:t>
+      </w:r>
+    </w:p>
+    <w:p>
+      <w:pPr>
+        <w:jc w:val="both"/>
+      </w:pPr>
+      <w:r>
+        <w:t xml:space="preserve">Every fold in Sections 6.2–6.4 was unseeded. Boltz's </w:t>
+      </w:r>
+      <w:r>
+        <w:rPr>
+          <w:rFonts w:ascii="Courier New" w:hAnsi="Courier New"/>
+          <w:sz w:val="19"/>
+          <w:shd w:fill="f7fafc"/>
+        </w:rPr>
+        <w:t>--seed</w:t>
+      </w:r>
+      <w:r>
+        <w:t xml:space="preserve"> defaults to</w:t>
+      </w:r>
+    </w:p>
+    <w:p>
+      <w:pPr>
+        <w:jc w:val="both"/>
+      </w:pPr>
+      <w:r>
+        <w:rPr>
+          <w:rFonts w:ascii="Courier New" w:hAnsi="Courier New"/>
+          <w:sz w:val="19"/>
+          <w:shd w:fill="f7fafc"/>
+        </w:rPr>
+        <w:t>None</w:t>
+      </w:r>
+      <w:r>
+        <w:t xml:space="preserve">, and the benchmark's own </w:t>
+      </w:r>
+      <w:r>
+        <w:rPr>
+          <w:rFonts w:ascii="Courier New" w:hAnsi="Courier New"/>
+          <w:sz w:val="19"/>
+          <w:shd w:fill="f7fafc"/>
+        </w:rPr>
+        <w:t>--seed</w:t>
+      </w:r>
+      <w:r>
+        <w:t xml:space="preserve"> governs only pair construction, not the</w:t>
+      </w:r>
+    </w:p>
+    <w:p>
+      <w:pPr>
+        <w:jc w:val="both"/>
+      </w:pPr>
+      <w:r>
+        <w:t>diffusion sampler — so each reported ipTM is a single draw from a distribution</w:t>
+      </w:r>
+    </w:p>
+    <w:p>
+      <w:pPr>
+        <w:jc w:val="both"/>
+      </w:pPr>
+      <w:r>
+        <w:t>whose width had not been measured, while the load-bearing comparison rested on a</w:t>
+      </w:r>
+    </w:p>
+    <w:p>
+      <w:pPr>
+        <w:jc w:val="both"/>
+      </w:pPr>
+      <w:r>
+        <w:t>difference of +0.0128. A replicate study (4 receptors spanning every observed</w:t>
+      </w:r>
+    </w:p>
+    <w:p>
+      <w:pPr>
+        <w:jc w:val="both"/>
+      </w:pPr>
+      <w:r>
+        <w:t xml:space="preserve">outcome, all 6 complexes each, </w:t>
+      </w:r>
+      <w:r>
+        <w:rPr>
+          <w:b/>
+        </w:rPr>
+        <w:t>4 identical re-runs = 96 folds</w:t>
+      </w:r>
+      <w:r>
+        <w:t>, at the same</w:t>
+      </w:r>
+    </w:p>
+    <w:p>
+      <w:pPr>
+        <w:jc w:val="both"/>
+      </w:pPr>
+      <w:r>
+        <w:t>settings) measured it.</w:t>
+      </w:r>
+    </w:p>
+    <w:tbl>
+      <w:tblPr>
+        <w:tblW w:type="auto" w:w="0"/>
+        <w:jc w:val="center"/>
+        <w:tblLook w:firstColumn="1" w:firstRow="1" w:lastColumn="0" w:lastRow="0" w:noHBand="0" w:noVBand="1" w:val="04A0"/>
+        <w:tblBorders>
+          <w:top w:val="single" w:sz="4" w:space="0" w:color="e2e8f0"/>
+          <w:bottom w:val="single" w:sz="4" w:space="0" w:color="e2e8f0"/>
+          <w:left w:val="single" w:sz="8" w:space="0" w:color="3182ce"/>
+          <w:right w:val="single" w:sz="4" w:space="0" w:color="e2e8f0"/>
+        </w:tblBorders>
+      </w:tblPr>
+      <w:tblGrid>
+        <w:gridCol w:w="9029"/>
+      </w:tblGrid>
+      <w:tr>
+        <w:tc>
+          <w:tcPr>
+            <w:tcW w:type="dxa" w:w="9029"/>
+            <w:shd w:fill="f7fafc"/>
+            <w:tcMar>
+              <w:top w:w="150" w:type="dxa"/>
+              <w:bottom w:w="150" w:type="dxa"/>
+              <w:left w:w="200" w:type="dxa"/>
+              <w:right w:w="200" w:type="dxa"/>
+            </w:tcMar>
+          </w:tcPr>
+          <w:p>
+            <w:pPr>
+              <w:spacing w:line="240" w:lineRule="auto" w:after="0"/>
+            </w:pPr>
+            <w:r>
+              <w:rPr>
+                <w:rFonts w:ascii="Courier New" w:hAnsi="Courier New"/>
+                <w:color w:val="2D3748"/>
+                <w:sz w:val="17"/>
+              </w:rPr>
+              <w:t>pooled within-complex SD : 0.0628      median range : 0.1271</w:t>
+              <w:br/>
+              <w:t xml:space="preserve">  cognate - decoy    +0.0698  = 1.11 x SD   comparable to noise</w:t>
+              <w:br/>
+              <w:t xml:space="preserve">  cognate - scramble +0.0128  = 0.20 x SD   below noise</w:t>
+            </w:r>
+          </w:p>
+        </w:tc>
+      </w:tr>
+    </w:tbl>
+    <w:p/>
+    <w:p>
+      <w:pPr>
+        <w:jc w:val="both"/>
+      </w:pPr>
+      <w:r>
+        <w:rPr>
+          <w:b/>
+        </w:rPr>
+        <w:t>Per-receptor rankings are not reproducible.</w:t>
+      </w:r>
+      <w:r>
+        <w:t xml:space="preserve"> Cognate rank among its own three</w:t>
+      </w:r>
+    </w:p>
+    <w:p>
+      <w:pPr>
+        <w:jc w:val="both"/>
+      </w:pPr>
+      <w:r>
+        <w:t>decoys across four identical runs: 1YCR [1,2,1,1], 9F6S [2,1,1,1],</w:t>
+      </w:r>
+    </w:p>
+    <w:p>
+      <w:pPr>
+        <w:jc w:val="both"/>
+      </w:pPr>
+      <w:r>
+        <w:t>8KDX [3,3,4,2], 6YOO [1,4,4,3]. Four of four flip, and 6YOO spans the whole</w:t>
+      </w:r>
+    </w:p>
+    <w:p>
+      <w:pPr>
+        <w:jc w:val="both"/>
+      </w:pPr>
+      <w:r>
+        <w:t>range — best to worst on identical input.</w:t>
+      </w:r>
+    </w:p>
+    <w:p>
+      <w:pPr>
+        <w:jc w:val="both"/>
+      </w:pPr>
+      <w:r>
+        <w:rPr>
+          <w:b/>
+        </w:rPr>
+        <w:t>The aggregate effect survives; the significance verdict does not.</w:t>
+      </w:r>
+      <w:r>
+        <w:t xml:space="preserve"> A</w:t>
+      </w:r>
+    </w:p>
+    <w:p>
+      <w:pPr>
+        <w:jc w:val="both"/>
+      </w:pPr>
+      <w:r>
+        <w:t>parametric bootstrap re-simulating the full 132-fold benchmark under the measured</w:t>
+      </w:r>
+    </w:p>
+    <w:p>
+      <w:pPr>
+        <w:jc w:val="both"/>
+      </w:pPr>
+      <w:r>
+        <w:t>noise (4,000 replications) gives a mean cognate rank of 2.03 with 95% range</w:t>
+      </w:r>
+    </w:p>
+    <w:p>
+      <w:pPr>
+        <w:jc w:val="both"/>
+      </w:pPr>
+      <w:r>
+        <w:rPr>
+          <w:b/>
+        </w:rPr>
+        <w:t>[1.77, 2.27]</w:t>
+      </w:r>
+      <w:r>
+        <w:t xml:space="preserve"> — always below the chance value of 2.50 — but </w:t>
+      </w:r>
+      <w:r>
+        <w:rPr>
+          <w:b/>
+        </w:rPr>
+      </w:r>
+      <w:r>
+        <w:t>p &lt; 0.05 in only</w:t>
+      </w:r>
+    </w:p>
+    <w:p>
+      <w:pPr>
+        <w:jc w:val="both"/>
+      </w:pPr>
+      <w:r>
+        <w:t>49% of re-runs</w:t>
+      </w:r>
+      <w:r>
+        <w:rPr>
+          <w:b/>
+        </w:rPr>
+      </w:r>
+      <w:r>
+        <w:t xml:space="preserve"> (median p = 0.054, range [0.004, 0.374]). The preference is real</w:t>
+      </w:r>
+    </w:p>
+    <w:p>
+      <w:pPr>
+        <w:jc w:val="both"/>
+      </w:pPr>
+      <w:r>
+        <w:t xml:space="preserve">and is probably </w:t>
+      </w:r>
+      <w:r>
+        <w:rPr>
+          <w:i/>
+        </w:rPr>
+        <w:t>stronger</w:t>
+      </w:r>
+      <w:r>
+        <w:t xml:space="preserve"> than 2.00 indicates, because measurement error</w:t>
+      </w:r>
+    </w:p>
+    <w:p>
+      <w:pPr>
+        <w:jc w:val="both"/>
+      </w:pPr>
+      <w:r>
+        <w:t>attenuates rank effects toward chance. What a single run cannot support is the</w:t>
+      </w:r>
+    </w:p>
+    <w:p>
+      <w:pPr>
+        <w:jc w:val="both"/>
+      </w:pPr>
+      <w:r>
+        <w:t>precision of its own verdict, and Section 6.4's p = 0.034 should be read that way.</w:t>
+      </w:r>
+    </w:p>
+    <w:p>
+      <w:pPr>
+        <w:jc w:val="both"/>
+      </w:pPr>
+      <w:r>
+        <w:rPr>
+          <w:b/>
+        </w:rPr>
+        <w:t>Consequence for method.</w:t>
+      </w:r>
+      <w:r>
+        <w:t xml:space="preserve"> Supporting per-receptor claims requires roughly 9–16</w:t>
+      </w:r>
+    </w:p>
+    <w:p>
+      <w:pPr>
+        <w:jc w:val="both"/>
+      </w:pPr>
+      <w:r>
+        <w:t>replicate folds per complex (SE 0.021–0.016 against competitor gaps near 0.05),</w:t>
+      </w:r>
+    </w:p>
+    <w:p>
+      <w:pPr>
+        <w:jc w:val="both"/>
+      </w:pPr>
+      <w:r>
+        <w:t>i.e. 1,200–2,100 folds for the panel. That is a GPU-scale workload, which makes</w:t>
+      </w:r>
+    </w:p>
+    <w:p>
+      <w:pPr>
+        <w:jc w:val="both"/>
+      </w:pPr>
+      <w:r>
+        <w:t>the deferred CUDA phase a prerequisite for the next round rather than a</w:t>
+      </w:r>
+    </w:p>
+    <w:p>
+      <w:pPr>
+        <w:jc w:val="both"/>
+      </w:pPr>
+      <w:r>
+        <w:t>throughput improvement.</w:t>
+      </w:r>
+    </w:p>
+    <w:p>
+      <w:pPr>
+        <w:jc w:val="both"/>
+      </w:pPr>
+      <w:r>
+        <w:t>The observation generalises beyond this project: ranking candidate binders from a</w:t>
+      </w:r>
+    </w:p>
+    <w:p>
+      <w:pPr>
+        <w:jc w:val="both"/>
+      </w:pPr>
+      <w:r>
+        <w:rPr>
+          <w:i/>
+        </w:rPr>
+        <w:t>single</w:t>
+      </w:r>
+      <w:r>
+        <w:t xml:space="preserve"> AlphaFold or Boltz run is common practice, and at reduced sampling</w:t>
+      </w:r>
+    </w:p>
+    <w:p>
+      <w:pPr>
+        <w:jc w:val="both"/>
+      </w:pPr>
+      <w:r>
+        <w:t>settings a single run does not reproduce its own ranking.</w:t>
       </w:r>
     </w:p>
     <w:p>
@@ -11588,6 +12039,215 @@
                 <w:b w:val="0"/>
                 <w:sz w:val="18"/>
               </w:rPr>
+              <w:t>Measurement Reproducibility</w:t>
+            </w:r>
+          </w:p>
+        </w:tc>
+        <w:tc>
+          <w:tcPr>
+            <w:tcW w:type="dxa" w:w="1806"/>
+            <w:tcMar>
+              <w:top w:w="100" w:type="dxa"/>
+              <w:bottom w:w="100" w:type="dxa"/>
+              <w:left w:w="120" w:type="dxa"/>
+              <w:right w:w="120" w:type="dxa"/>
+            </w:tcMar>
+            <w:shd w:fill="f7fafc"/>
+          </w:tcPr>
+          <w:p>
+            <w:r>
+              <w:rPr>
+                <w:b w:val="0"/>
+                <w:sz w:val="18"/>
+              </w:rPr>
+              <w:t>02 Aug 2026 – 02 Aug 2026</w:t>
+            </w:r>
+          </w:p>
+        </w:tc>
+        <w:tc>
+          <w:tcPr>
+            <w:tcW w:type="dxa" w:w="1806"/>
+            <w:tcMar>
+              <w:top w:w="100" w:type="dxa"/>
+              <w:bottom w:w="100" w:type="dxa"/>
+              <w:left w:w="120" w:type="dxa"/>
+              <w:right w:w="120" w:type="dxa"/>
+            </w:tcMar>
+            <w:shd w:fill="f7fafc"/>
+          </w:tcPr>
+          <w:p>
+            <w:r>
+              <w:rPr>
+                <w:b w:val="0"/>
+                <w:sz w:val="18"/>
+              </w:rPr>
+              <w:t>Quantify ipTM run-to-run variance (Section 6.5)</w:t>
+            </w:r>
+          </w:p>
+        </w:tc>
+        <w:tc>
+          <w:tcPr>
+            <w:tcW w:type="dxa" w:w="1806"/>
+            <w:tcMar>
+              <w:top w:w="100" w:type="dxa"/>
+              <w:bottom w:w="100" w:type="dxa"/>
+              <w:left w:w="120" w:type="dxa"/>
+              <w:right w:w="120" w:type="dxa"/>
+            </w:tcMar>
+            <w:shd w:fill="f7fafc"/>
+          </w:tcPr>
+          <w:p>
+            <w:r>
+              <w:rPr>
+                <w:b w:val="0"/>
+                <w:sz w:val="18"/>
+              </w:rPr>
+              <w:t>COMPLETED</w:t>
+            </w:r>
+          </w:p>
+        </w:tc>
+      </w:tr>
+      <w:tr>
+        <w:tc>
+          <w:tcPr>
+            <w:tcW w:type="dxa" w:w="1806"/>
+            <w:tcMar>
+              <w:top w:w="100" w:type="dxa"/>
+              <w:bottom w:w="100" w:type="dxa"/>
+              <w:left w:w="120" w:type="dxa"/>
+              <w:right w:w="120" w:type="dxa"/>
+            </w:tcMar>
+          </w:tcPr>
+          <w:p>
+            <w:r>
+              <w:rPr>
+                <w:b w:val="0"/>
+                <w:sz w:val="18"/>
+              </w:rPr>
+              <w:t>9</w:t>
+            </w:r>
+          </w:p>
+        </w:tc>
+        <w:tc>
+          <w:tcPr>
+            <w:tcW w:type="dxa" w:w="1806"/>
+            <w:tcMar>
+              <w:top w:w="100" w:type="dxa"/>
+              <w:bottom w:w="100" w:type="dxa"/>
+              <w:left w:w="120" w:type="dxa"/>
+              <w:right w:w="120" w:type="dxa"/>
+            </w:tcMar>
+          </w:tcPr>
+          <w:p>
+            <w:r>
+              <w:rPr>
+                <w:b w:val="0"/>
+                <w:sz w:val="18"/>
+              </w:rPr>
+              <w:t>Replicate-Averaged Rerun (GPU)</w:t>
+            </w:r>
+          </w:p>
+        </w:tc>
+        <w:tc>
+          <w:tcPr>
+            <w:tcW w:type="dxa" w:w="1806"/>
+            <w:tcMar>
+              <w:top w:w="100" w:type="dxa"/>
+              <w:bottom w:w="100" w:type="dxa"/>
+              <w:left w:w="120" w:type="dxa"/>
+              <w:right w:w="120" w:type="dxa"/>
+            </w:tcMar>
+          </w:tcPr>
+          <w:p>
+            <w:r>
+              <w:rPr>
+                <w:b w:val="0"/>
+                <w:sz w:val="18"/>
+              </w:rPr>
+              <w:t>03 Aug 2026 – 20 Aug 2026</w:t>
+            </w:r>
+          </w:p>
+        </w:tc>
+        <w:tc>
+          <w:tcPr>
+            <w:tcW w:type="dxa" w:w="1806"/>
+            <w:tcMar>
+              <w:top w:w="100" w:type="dxa"/>
+              <w:bottom w:w="100" w:type="dxa"/>
+              <w:left w:w="120" w:type="dxa"/>
+              <w:right w:w="120" w:type="dxa"/>
+            </w:tcMar>
+          </w:tcPr>
+          <w:p>
+            <w:r>
+              <w:rPr>
+                <w:b w:val="0"/>
+                <w:sz w:val="18"/>
+              </w:rPr>
+              <w:t>9-16 replicate folds per complex; requires CUDA deployment</w:t>
+            </w:r>
+          </w:p>
+        </w:tc>
+        <w:tc>
+          <w:tcPr>
+            <w:tcW w:type="dxa" w:w="1806"/>
+            <w:tcMar>
+              <w:top w:w="100" w:type="dxa"/>
+              <w:bottom w:w="100" w:type="dxa"/>
+              <w:left w:w="120" w:type="dxa"/>
+              <w:right w:w="120" w:type="dxa"/>
+            </w:tcMar>
+          </w:tcPr>
+          <w:p>
+            <w:r>
+              <w:rPr>
+                <w:b w:val="0"/>
+                <w:sz w:val="18"/>
+              </w:rPr>
+              <w:t>PENDING</w:t>
+            </w:r>
+          </w:p>
+        </w:tc>
+      </w:tr>
+      <w:tr>
+        <w:tc>
+          <w:tcPr>
+            <w:tcW w:type="dxa" w:w="1806"/>
+            <w:tcMar>
+              <w:top w:w="100" w:type="dxa"/>
+              <w:bottom w:w="100" w:type="dxa"/>
+              <w:left w:w="120" w:type="dxa"/>
+              <w:right w:w="120" w:type="dxa"/>
+            </w:tcMar>
+            <w:shd w:fill="f7fafc"/>
+          </w:tcPr>
+          <w:p>
+            <w:r>
+              <w:rPr>
+                <w:b w:val="0"/>
+                <w:sz w:val="18"/>
+              </w:rPr>
+              <w:t>10</w:t>
+            </w:r>
+          </w:p>
+        </w:tc>
+        <w:tc>
+          <w:tcPr>
+            <w:tcW w:type="dxa" w:w="1806"/>
+            <w:tcMar>
+              <w:top w:w="100" w:type="dxa"/>
+              <w:bottom w:w="100" w:type="dxa"/>
+              <w:left w:w="120" w:type="dxa"/>
+              <w:right w:w="120" w:type="dxa"/>
+            </w:tcMar>
+            <w:shd w:fill="f7fafc"/>
+          </w:tcPr>
+          <w:p>
+            <w:r>
+              <w:rPr>
+                <w:b w:val="0"/>
+                <w:sz w:val="18"/>
+              </w:rPr>
               <w:t>Final Thesis</w:t>
             </w:r>
           </w:p>
@@ -11609,7 +12269,7 @@
                 <w:b w:val="0"/>
                 <w:sz w:val="18"/>
               </w:rPr>
-              <w:t>02 Aug 2026 – 28 Aug 2026</w:t>
+              <w:t>03 Aug 2026 – 28 Aug 2026</w:t>
             </w:r>
           </w:p>
         </w:tc>

--- a/mid_semester_report.docx
+++ b/mid_semester_report.docx
@@ -32,7 +32,7 @@
           <w:b/>
           <w:sz w:val="24"/>
         </w:rPr>
-        <w:t>BITS ZG628T: Dissertation</w:t>
+        <w:t>BITS ZG628T: Dissertation — Final Report</w:t>
       </w:r>
     </w:p>
     <w:p>
@@ -239,7 +239,7 @@
           <w:rFonts w:ascii="Times New Roman" w:hAnsi="Times New Roman"/>
           <w:sz w:val="22"/>
         </w:rPr>
-        <w:t>June 2026</w:t>
+        <w:t>August 2026</w:t>
       </w:r>
     </w:p>
     <w:p>
@@ -867,7 +867,7 @@
         <w:t>Date:</w:t>
       </w:r>
       <w:r>
-        <w:t xml:space="preserve"> June 22, 2026&lt;/div&gt;</w:t>
+        <w:t xml:space="preserve"> August 2, 2026&lt;/div&gt;</w:t>
       </w:r>
     </w:p>
     <w:p>
